--- a/Document/PLC/SW시험계획서(STP).docx
+++ b/Document/PLC/SW시험계획서(STP).docx
@@ -498,44 +498,6 @@
           <w:szCs w:val="20"/>
         </w:rPr>
       </w:pPr>
-    </w:p>
-    <w:p>
-      <w:pPr>
-        <w:pBdr>
-          <w:top w:val="nil"/>
-          <w:left w:val="nil"/>
-          <w:bottom w:val="nil"/>
-          <w:right w:val="nil"/>
-          <w:between w:val="nil"/>
-        </w:pBdr>
-        <w:spacing w:before="7" w:after="0" w:line="240" w:lineRule="auto"/>
-        <w:rPr>
-          <w:rFonts w:ascii="맑은 고딕" w:eastAsia="맑은 고딕" w:hAnsi="맑은 고딕" w:cs="맑은 고딕"/>
-          <w:b/>
-          <w:bCs/>
-          <w:sz w:val="20"/>
-          <w:szCs w:val="20"/>
-        </w:rPr>
-      </w:pPr>
-    </w:p>
-    <w:p>
-      <w:pPr>
-        <w:pBdr>
-          <w:top w:val="nil"/>
-          <w:left w:val="nil"/>
-          <w:bottom w:val="nil"/>
-          <w:right w:val="nil"/>
-          <w:between w:val="nil"/>
-        </w:pBdr>
-        <w:spacing w:before="7" w:after="0" w:line="240" w:lineRule="auto"/>
-        <w:rPr>
-          <w:rFonts w:ascii="맑은 고딕" w:eastAsia="맑은 고딕" w:hAnsi="맑은 고딕" w:cs="맑은 고딕"/>
-          <w:b/>
-          <w:bCs/>
-          <w:sz w:val="20"/>
-          <w:szCs w:val="20"/>
-        </w:rPr>
-      </w:pPr>
       <w:r>
         <w:rPr>
           <w:rFonts w:ascii="맑은 고딕" w:eastAsia="맑은 고딕" w:hAnsi="맑은 고딕"/>
@@ -687,7 +649,16 @@
           <w:sz w:val="32"/>
           <w:szCs w:val="32"/>
         </w:rPr>
-        <w:t>27</w:t>
+        <w:t>2</w:t>
+      </w:r>
+      <w:r>
+        <w:rPr>
+          <w:rFonts w:ascii="맑은 고딕" w:eastAsia="맑은 고딕" w:hAnsi="맑은 고딕" w:cs="맑은 고딕" w:hint="eastAsia"/>
+          <w:color w:val="0000FF"/>
+          <w:sz w:val="32"/>
+          <w:szCs w:val="32"/>
+        </w:rPr>
+        <w:t>8</w:t>
       </w:r>
       <w:r>
         <w:rPr>
@@ -1465,8 +1436,8 @@
       <w:tblGrid>
         <w:gridCol w:w="700"/>
         <w:gridCol w:w="1589"/>
-        <w:gridCol w:w="2126"/>
-        <w:gridCol w:w="1984"/>
+        <w:gridCol w:w="1701"/>
+        <w:gridCol w:w="2409"/>
         <w:gridCol w:w="2135"/>
       </w:tblGrid>
       <w:tr>
@@ -1519,7 +1490,7 @@
         </w:tc>
         <w:tc>
           <w:tcPr>
-            <w:tcW w:w="2126" w:type="dxa"/>
+            <w:tcW w:w="1701" w:type="dxa"/>
           </w:tcPr>
           <w:p>
             <w:pPr>
@@ -1541,7 +1512,7 @@
         </w:tc>
         <w:tc>
           <w:tcPr>
-            <w:tcW w:w="1984" w:type="dxa"/>
+            <w:tcW w:w="2409" w:type="dxa"/>
           </w:tcPr>
           <w:p>
             <w:pPr>
@@ -1634,7 +1605,7 @@
         </w:tc>
         <w:tc>
           <w:tcPr>
-            <w:tcW w:w="2126" w:type="dxa"/>
+            <w:tcW w:w="1701" w:type="dxa"/>
           </w:tcPr>
           <w:p>
             <w:pPr>
@@ -1656,7 +1627,7 @@
         </w:tc>
         <w:tc>
           <w:tcPr>
-            <w:tcW w:w="1984" w:type="dxa"/>
+            <w:tcW w:w="2409" w:type="dxa"/>
           </w:tcPr>
           <w:p>
             <w:pPr>
@@ -1749,7 +1720,7 @@
         </w:tc>
         <w:tc>
           <w:tcPr>
-            <w:tcW w:w="2126" w:type="dxa"/>
+            <w:tcW w:w="1701" w:type="dxa"/>
           </w:tcPr>
           <w:p>
             <w:pPr>
@@ -1771,7 +1742,7 @@
         </w:tc>
         <w:tc>
           <w:tcPr>
-            <w:tcW w:w="1984" w:type="dxa"/>
+            <w:tcW w:w="2409" w:type="dxa"/>
           </w:tcPr>
           <w:p>
             <w:pPr>
@@ -1864,7 +1835,7 @@
         </w:tc>
         <w:tc>
           <w:tcPr>
-            <w:tcW w:w="2126" w:type="dxa"/>
+            <w:tcW w:w="1701" w:type="dxa"/>
           </w:tcPr>
           <w:p>
             <w:pPr>
@@ -1886,7 +1857,7 @@
         </w:tc>
         <w:tc>
           <w:tcPr>
-            <w:tcW w:w="1984" w:type="dxa"/>
+            <w:tcW w:w="2409" w:type="dxa"/>
           </w:tcPr>
           <w:p>
             <w:pPr>
@@ -1979,7 +1950,7 @@
         </w:tc>
         <w:tc>
           <w:tcPr>
-            <w:tcW w:w="2126" w:type="dxa"/>
+            <w:tcW w:w="1701" w:type="dxa"/>
           </w:tcPr>
           <w:p>
             <w:pPr>
@@ -2001,7 +1972,7 @@
         </w:tc>
         <w:tc>
           <w:tcPr>
-            <w:tcW w:w="1984" w:type="dxa"/>
+            <w:tcW w:w="2409" w:type="dxa"/>
           </w:tcPr>
           <w:p>
             <w:pPr>
@@ -2094,7 +2065,7 @@
         </w:tc>
         <w:tc>
           <w:tcPr>
-            <w:tcW w:w="2126" w:type="dxa"/>
+            <w:tcW w:w="1701" w:type="dxa"/>
           </w:tcPr>
           <w:p>
             <w:pPr>
@@ -2116,7 +2087,7 @@
         </w:tc>
         <w:tc>
           <w:tcPr>
-            <w:tcW w:w="1984" w:type="dxa"/>
+            <w:tcW w:w="2409" w:type="dxa"/>
           </w:tcPr>
           <w:p>
             <w:pPr>
@@ -2209,7 +2180,7 @@
         </w:tc>
         <w:tc>
           <w:tcPr>
-            <w:tcW w:w="2126" w:type="dxa"/>
+            <w:tcW w:w="1701" w:type="dxa"/>
           </w:tcPr>
           <w:p>
             <w:pPr>
@@ -2231,7 +2202,7 @@
         </w:tc>
         <w:tc>
           <w:tcPr>
-            <w:tcW w:w="1984" w:type="dxa"/>
+            <w:tcW w:w="2409" w:type="dxa"/>
           </w:tcPr>
           <w:p>
             <w:pPr>
@@ -2324,7 +2295,7 @@
         </w:tc>
         <w:tc>
           <w:tcPr>
-            <w:tcW w:w="2126" w:type="dxa"/>
+            <w:tcW w:w="1701" w:type="dxa"/>
           </w:tcPr>
           <w:p>
             <w:pPr>
@@ -2346,7 +2317,7 @@
         </w:tc>
         <w:tc>
           <w:tcPr>
-            <w:tcW w:w="1984" w:type="dxa"/>
+            <w:tcW w:w="2409" w:type="dxa"/>
           </w:tcPr>
           <w:p>
             <w:pPr>
@@ -2439,7 +2410,7 @@
         </w:tc>
         <w:tc>
           <w:tcPr>
-            <w:tcW w:w="2126" w:type="dxa"/>
+            <w:tcW w:w="1701" w:type="dxa"/>
           </w:tcPr>
           <w:p>
             <w:pPr>
@@ -2461,7 +2432,7 @@
         </w:tc>
         <w:tc>
           <w:tcPr>
-            <w:tcW w:w="1984" w:type="dxa"/>
+            <w:tcW w:w="2409" w:type="dxa"/>
           </w:tcPr>
           <w:p>
             <w:pPr>
@@ -2554,7 +2525,7 @@
         </w:tc>
         <w:tc>
           <w:tcPr>
-            <w:tcW w:w="2126" w:type="dxa"/>
+            <w:tcW w:w="1701" w:type="dxa"/>
           </w:tcPr>
           <w:p>
             <w:pPr>
@@ -2576,7 +2547,7 @@
         </w:tc>
         <w:tc>
           <w:tcPr>
-            <w:tcW w:w="1984" w:type="dxa"/>
+            <w:tcW w:w="2409" w:type="dxa"/>
           </w:tcPr>
           <w:p>
             <w:pPr>
@@ -2669,7 +2640,7 @@
         </w:tc>
         <w:tc>
           <w:tcPr>
-            <w:tcW w:w="2126" w:type="dxa"/>
+            <w:tcW w:w="1701" w:type="dxa"/>
           </w:tcPr>
           <w:p>
             <w:pPr>
@@ -2691,7 +2662,7 @@
         </w:tc>
         <w:tc>
           <w:tcPr>
-            <w:tcW w:w="1984" w:type="dxa"/>
+            <w:tcW w:w="2409" w:type="dxa"/>
           </w:tcPr>
           <w:p>
             <w:pPr>
@@ -2784,7 +2755,7 @@
         </w:tc>
         <w:tc>
           <w:tcPr>
-            <w:tcW w:w="2126" w:type="dxa"/>
+            <w:tcW w:w="1701" w:type="dxa"/>
           </w:tcPr>
           <w:p>
             <w:pPr>
@@ -2806,7 +2777,7 @@
         </w:tc>
         <w:tc>
           <w:tcPr>
-            <w:tcW w:w="1984" w:type="dxa"/>
+            <w:tcW w:w="2409" w:type="dxa"/>
           </w:tcPr>
           <w:p>
             <w:pPr>
@@ -2899,7 +2870,7 @@
         </w:tc>
         <w:tc>
           <w:tcPr>
-            <w:tcW w:w="2126" w:type="dxa"/>
+            <w:tcW w:w="1701" w:type="dxa"/>
           </w:tcPr>
           <w:p>
             <w:pPr>
@@ -2921,7 +2892,7 @@
         </w:tc>
         <w:tc>
           <w:tcPr>
-            <w:tcW w:w="1984" w:type="dxa"/>
+            <w:tcW w:w="2409" w:type="dxa"/>
           </w:tcPr>
           <w:p>
             <w:pPr>
@@ -3014,7 +2985,7 @@
         </w:tc>
         <w:tc>
           <w:tcPr>
-            <w:tcW w:w="2126" w:type="dxa"/>
+            <w:tcW w:w="1701" w:type="dxa"/>
           </w:tcPr>
           <w:p>
             <w:pPr>
@@ -3036,7 +3007,7 @@
         </w:tc>
         <w:tc>
           <w:tcPr>
-            <w:tcW w:w="1984" w:type="dxa"/>
+            <w:tcW w:w="2409" w:type="dxa"/>
           </w:tcPr>
           <w:p>
             <w:pPr>
@@ -3129,7 +3100,7 @@
         </w:tc>
         <w:tc>
           <w:tcPr>
-            <w:tcW w:w="2126" w:type="dxa"/>
+            <w:tcW w:w="1701" w:type="dxa"/>
           </w:tcPr>
           <w:p>
             <w:pPr>
@@ -3151,7 +3122,7 @@
         </w:tc>
         <w:tc>
           <w:tcPr>
-            <w:tcW w:w="1984" w:type="dxa"/>
+            <w:tcW w:w="2409" w:type="dxa"/>
           </w:tcPr>
           <w:p>
             <w:pPr>
@@ -3244,7 +3215,7 @@
         </w:tc>
         <w:tc>
           <w:tcPr>
-            <w:tcW w:w="2126" w:type="dxa"/>
+            <w:tcW w:w="1701" w:type="dxa"/>
           </w:tcPr>
           <w:p>
             <w:pPr>
@@ -3266,7 +3237,7 @@
         </w:tc>
         <w:tc>
           <w:tcPr>
-            <w:tcW w:w="1984" w:type="dxa"/>
+            <w:tcW w:w="2409" w:type="dxa"/>
           </w:tcPr>
           <w:p>
             <w:pPr>
@@ -3359,7 +3330,7 @@
         </w:tc>
         <w:tc>
           <w:tcPr>
-            <w:tcW w:w="2126" w:type="dxa"/>
+            <w:tcW w:w="1701" w:type="dxa"/>
           </w:tcPr>
           <w:p>
             <w:pPr>
@@ -3381,7 +3352,7 @@
         </w:tc>
         <w:tc>
           <w:tcPr>
-            <w:tcW w:w="1984" w:type="dxa"/>
+            <w:tcW w:w="2409" w:type="dxa"/>
           </w:tcPr>
           <w:p>
             <w:pPr>
@@ -3474,7 +3445,7 @@
         </w:tc>
         <w:tc>
           <w:tcPr>
-            <w:tcW w:w="2126" w:type="dxa"/>
+            <w:tcW w:w="1701" w:type="dxa"/>
           </w:tcPr>
           <w:p>
             <w:pPr>
@@ -3496,7 +3467,7 @@
         </w:tc>
         <w:tc>
           <w:tcPr>
-            <w:tcW w:w="1984" w:type="dxa"/>
+            <w:tcW w:w="2409" w:type="dxa"/>
           </w:tcPr>
           <w:p>
             <w:pPr>
@@ -3589,7 +3560,7 @@
         </w:tc>
         <w:tc>
           <w:tcPr>
-            <w:tcW w:w="2126" w:type="dxa"/>
+            <w:tcW w:w="1701" w:type="dxa"/>
           </w:tcPr>
           <w:p>
             <w:pPr>
@@ -3611,7 +3582,7 @@
         </w:tc>
         <w:tc>
           <w:tcPr>
-            <w:tcW w:w="1984" w:type="dxa"/>
+            <w:tcW w:w="2409" w:type="dxa"/>
           </w:tcPr>
           <w:p>
             <w:pPr>
@@ -3706,7 +3677,7 @@
         </w:tc>
         <w:tc>
           <w:tcPr>
-            <w:tcW w:w="2126" w:type="dxa"/>
+            <w:tcW w:w="1701" w:type="dxa"/>
           </w:tcPr>
           <w:p>
             <w:pPr>
@@ -3729,7 +3700,7 @@
         </w:tc>
         <w:tc>
           <w:tcPr>
-            <w:tcW w:w="1984" w:type="dxa"/>
+            <w:tcW w:w="2409" w:type="dxa"/>
           </w:tcPr>
           <w:p>
             <w:pPr>
@@ -3826,7 +3797,7 @@
         </w:tc>
         <w:tc>
           <w:tcPr>
-            <w:tcW w:w="2126" w:type="dxa"/>
+            <w:tcW w:w="1701" w:type="dxa"/>
           </w:tcPr>
           <w:p>
             <w:pPr>
@@ -3849,7 +3820,7 @@
         </w:tc>
         <w:tc>
           <w:tcPr>
-            <w:tcW w:w="1984" w:type="dxa"/>
+            <w:tcW w:w="2409" w:type="dxa"/>
           </w:tcPr>
           <w:p>
             <w:pPr>
@@ -3914,11 +3885,27 @@
               <w:spacing w:line="240" w:lineRule="auto"/>
               <w:jc w:val="center"/>
               <w:rPr>
+                <w:rFonts w:ascii="맑은 고딕" w:eastAsia="맑은 고딕" w:hAnsi="맑은 고딕" w:cs="맑은 고딕" w:hint="eastAsia"/>
+                <w:sz w:val="20"/>
+                <w:szCs w:val="20"/>
+              </w:rPr>
+            </w:pPr>
+            <w:r>
+              <w:rPr>
                 <w:rFonts w:ascii="맑은 고딕" w:eastAsia="맑은 고딕" w:hAnsi="맑은 고딕" w:cs="맑은 고딕"/>
                 <w:sz w:val="20"/>
                 <w:szCs w:val="20"/>
               </w:rPr>
-            </w:pPr>
+              <w:t>0.</w:t>
+            </w:r>
+            <w:r>
+              <w:rPr>
+                <w:rFonts w:ascii="맑은 고딕" w:eastAsia="맑은 고딕" w:hAnsi="맑은 고딕" w:cs="맑은 고딕" w:hint="eastAsia"/>
+                <w:sz w:val="20"/>
+                <w:szCs w:val="20"/>
+              </w:rPr>
+              <w:t>2</w:t>
+            </w:r>
           </w:p>
         </w:tc>
         <w:tc>
@@ -3942,11 +3929,67 @@
                 <w:szCs w:val="20"/>
               </w:rPr>
             </w:pPr>
-          </w:p>
-        </w:tc>
-        <w:tc>
-          <w:tcPr>
-            <w:tcW w:w="2126" w:type="dxa"/>
+            <w:r>
+              <w:rPr>
+                <w:rFonts w:ascii="맑은 고딕" w:eastAsia="맑은 고딕" w:hAnsi="맑은 고딕" w:cs="맑은 고딕"/>
+                <w:sz w:val="20"/>
+                <w:szCs w:val="20"/>
+              </w:rPr>
+              <w:t>202</w:t>
+            </w:r>
+            <w:r>
+              <w:rPr>
+                <w:rFonts w:ascii="맑은 고딕" w:eastAsia="맑은 고딕" w:hAnsi="맑은 고딕" w:cs="맑은 고딕" w:hint="eastAsia"/>
+                <w:sz w:val="20"/>
+                <w:szCs w:val="20"/>
+              </w:rPr>
+              <w:t>6</w:t>
+            </w:r>
+            <w:r>
+              <w:rPr>
+                <w:rFonts w:ascii="맑은 고딕" w:eastAsia="맑은 고딕" w:hAnsi="맑은 고딕" w:cs="맑은 고딕"/>
+                <w:sz w:val="20"/>
+                <w:szCs w:val="20"/>
+              </w:rPr>
+              <w:t>.</w:t>
+            </w:r>
+            <w:r>
+              <w:rPr>
+                <w:rFonts w:ascii="맑은 고딕" w:eastAsia="맑은 고딕" w:hAnsi="맑은 고딕" w:cs="맑은 고딕" w:hint="eastAsia"/>
+                <w:sz w:val="20"/>
+                <w:szCs w:val="20"/>
+              </w:rPr>
+              <w:t>5</w:t>
+            </w:r>
+            <w:r>
+              <w:rPr>
+                <w:rFonts w:ascii="맑은 고딕" w:eastAsia="맑은 고딕" w:hAnsi="맑은 고딕" w:cs="맑은 고딕"/>
+                <w:sz w:val="20"/>
+                <w:szCs w:val="20"/>
+              </w:rPr>
+              <w:t>.</w:t>
+            </w:r>
+            <w:r>
+              <w:rPr>
+                <w:rFonts w:ascii="맑은 고딕" w:eastAsia="맑은 고딕" w:hAnsi="맑은 고딕" w:cs="맑은 고딕" w:hint="eastAsia"/>
+                <w:sz w:val="20"/>
+                <w:szCs w:val="20"/>
+              </w:rPr>
+              <w:t>2</w:t>
+            </w:r>
+            <w:r>
+              <w:rPr>
+                <w:rFonts w:ascii="맑은 고딕" w:eastAsia="맑은 고딕" w:hAnsi="맑은 고딕" w:cs="맑은 고딕" w:hint="eastAsia"/>
+                <w:sz w:val="20"/>
+                <w:szCs w:val="20"/>
+              </w:rPr>
+              <w:t>8</w:t>
+            </w:r>
+          </w:p>
+        </w:tc>
+        <w:tc>
+          <w:tcPr>
+            <w:tcW w:w="1701" w:type="dxa"/>
           </w:tcPr>
           <w:p>
             <w:pPr>
@@ -3965,11 +4008,19 @@
                 <w:szCs w:val="20"/>
               </w:rPr>
             </w:pPr>
-          </w:p>
-        </w:tc>
-        <w:tc>
-          <w:tcPr>
-            <w:tcW w:w="1984" w:type="dxa"/>
+            <w:r>
+              <w:rPr>
+                <w:rFonts w:ascii="맑은 고딕" w:eastAsia="맑은 고딕" w:hAnsi="맑은 고딕" w:cs="맑은 고딕"/>
+                <w:sz w:val="20"/>
+                <w:szCs w:val="20"/>
+              </w:rPr>
+              <w:t>김민성 (서명)</w:t>
+            </w:r>
+          </w:p>
+        </w:tc>
+        <w:tc>
+          <w:tcPr>
+            <w:tcW w:w="2409" w:type="dxa"/>
           </w:tcPr>
           <w:p>
             <w:pPr>
@@ -3983,11 +4034,19 @@
               <w:spacing w:line="240" w:lineRule="auto"/>
               <w:jc w:val="center"/>
               <w:rPr>
-                <w:rFonts w:ascii="맑은 고딕" w:eastAsia="맑은 고딕" w:hAnsi="맑은 고딕" w:cs="맑은 고딕"/>
-                <w:sz w:val="20"/>
-                <w:szCs w:val="20"/>
-              </w:rPr>
-            </w:pPr>
+                <w:rFonts w:ascii="맑은 고딕" w:eastAsia="맑은 고딕" w:hAnsi="맑은 고딕" w:cs="맑은 고딕" w:hint="eastAsia"/>
+                <w:sz w:val="20"/>
+                <w:szCs w:val="20"/>
+              </w:rPr>
+            </w:pPr>
+            <w:r>
+              <w:rPr>
+                <w:rFonts w:ascii="맑은 고딕" w:eastAsia="맑은 고딕" w:hAnsi="맑은 고딕" w:cs="맑은 고딕" w:hint="eastAsia"/>
+                <w:sz w:val="20"/>
+                <w:szCs w:val="20"/>
+              </w:rPr>
+              <w:t>대화방 나가기 TC 분리</w:t>
+            </w:r>
           </w:p>
         </w:tc>
         <w:tc>
@@ -4124,7 +4183,7 @@
         </w:tc>
         <w:tc>
           <w:tcPr>
-            <w:tcW w:w="2126" w:type="dxa"/>
+            <w:tcW w:w="1701" w:type="dxa"/>
           </w:tcPr>
           <w:p>
             <w:pPr>
@@ -4156,7 +4215,7 @@
         </w:tc>
         <w:tc>
           <w:tcPr>
-            <w:tcW w:w="1984" w:type="dxa"/>
+            <w:tcW w:w="2409" w:type="dxa"/>
           </w:tcPr>
           <w:p>
             <w:pPr>
@@ -4290,7 +4349,7 @@
         </w:tc>
         <w:tc>
           <w:tcPr>
-            <w:tcW w:w="2126" w:type="dxa"/>
+            <w:tcW w:w="1701" w:type="dxa"/>
             <w:shd w:val="clear" w:color="auto" w:fill="E6E6E6"/>
           </w:tcPr>
           <w:p>
@@ -4323,7 +4382,7 @@
         </w:tc>
         <w:tc>
           <w:tcPr>
-            <w:tcW w:w="1984" w:type="dxa"/>
+            <w:tcW w:w="2409" w:type="dxa"/>
             <w:shd w:val="clear" w:color="auto" w:fill="E6E6E6"/>
           </w:tcPr>
           <w:p>
@@ -5397,7 +5456,7 @@
       <w:pPr>
         <w:spacing w:line="240" w:lineRule="auto"/>
         <w:rPr>
-          <w:rFonts w:ascii="맑은 고딕" w:eastAsia="맑은 고딕" w:hAnsi="맑은 고딕" w:cs="맑은 고딕" w:hint="eastAsia"/>
+          <w:rFonts w:ascii="맑은 고딕" w:eastAsia="맑은 고딕" w:hAnsi="맑은 고딕" w:cs="맑은 고딕"/>
         </w:rPr>
       </w:pPr>
     </w:p>
@@ -6038,7 +6097,7 @@
             <w:pPr>
               <w:ind w:firstLineChars="100" w:firstLine="220"/>
               <w:rPr>
-                <w:rFonts w:ascii="맑은 고딕" w:eastAsia="맑은 고딕" w:hAnsi="맑은 고딕" w:hint="eastAsia"/>
+                <w:rFonts w:ascii="맑은 고딕" w:eastAsia="맑은 고딕" w:hAnsi="맑은 고딕"/>
               </w:rPr>
             </w:pPr>
             <w:r>
@@ -7244,23 +7303,7 @@
                 <w:sz w:val="20"/>
                 <w:szCs w:val="20"/>
               </w:rPr>
-              <w:t>수신</w:t>
-            </w:r>
-            <w:r>
-              <w:rPr>
-                <w:rFonts w:hint="eastAsia"/>
-                <w:sz w:val="20"/>
-                <w:szCs w:val="20"/>
-              </w:rPr>
-              <w:t xml:space="preserve"> </w:t>
-            </w:r>
-            <w:r>
-              <w:rPr>
-                <w:rFonts w:hint="eastAsia"/>
-                <w:sz w:val="20"/>
-                <w:szCs w:val="20"/>
-              </w:rPr>
-              <w:t>을</w:t>
+              <w:t>수신을</w:t>
             </w:r>
             <w:r>
               <w:rPr>
@@ -9744,15 +9787,15 @@
     <w:tbl>
       <w:tblPr>
         <w:tblStyle w:val="ac"/>
-        <w:tblW w:w="0" w:type="auto"/>
+        <w:tblW w:w="9067" w:type="dxa"/>
         <w:tblLook w:val="04A0" w:firstRow="1" w:lastRow="0" w:firstColumn="1" w:lastColumn="0" w:noHBand="0" w:noVBand="1"/>
       </w:tblPr>
       <w:tblGrid>
         <w:gridCol w:w="1271"/>
         <w:gridCol w:w="1276"/>
-        <w:gridCol w:w="3118"/>
-        <w:gridCol w:w="1229"/>
-        <w:gridCol w:w="1555"/>
+        <w:gridCol w:w="3685"/>
+        <w:gridCol w:w="1560"/>
+        <w:gridCol w:w="1275"/>
       </w:tblGrid>
       <w:tr>
         <w:tc>
@@ -9809,7 +9852,7 @@
         </w:tc>
         <w:tc>
           <w:tcPr>
-            <w:tcW w:w="3118" w:type="dxa"/>
+            <w:tcW w:w="3685" w:type="dxa"/>
             <w:shd w:val="clear" w:color="auto" w:fill="C1E4F5" w:themeFill="accent1" w:themeFillTint="33"/>
           </w:tcPr>
           <w:p>
@@ -9838,7 +9881,7 @@
         </w:tc>
         <w:tc>
           <w:tcPr>
-            <w:tcW w:w="1229" w:type="dxa"/>
+            <w:tcW w:w="1560" w:type="dxa"/>
             <w:shd w:val="clear" w:color="auto" w:fill="C1E4F5" w:themeFill="accent1" w:themeFillTint="33"/>
           </w:tcPr>
           <w:p>
@@ -9860,7 +9903,7 @@
         </w:tc>
         <w:tc>
           <w:tcPr>
-            <w:tcW w:w="1555" w:type="dxa"/>
+            <w:tcW w:w="1275" w:type="dxa"/>
             <w:shd w:val="clear" w:color="auto" w:fill="C1E4F5" w:themeFill="accent1" w:themeFillTint="33"/>
           </w:tcPr>
           <w:p>
@@ -9938,7 +9981,7 @@
         </w:tc>
         <w:tc>
           <w:tcPr>
-            <w:tcW w:w="3118" w:type="dxa"/>
+            <w:tcW w:w="3685" w:type="dxa"/>
             <w:vAlign w:val="center"/>
           </w:tcPr>
           <w:p>
@@ -9962,7 +10005,7 @@
         </w:tc>
         <w:tc>
           <w:tcPr>
-            <w:tcW w:w="1229" w:type="dxa"/>
+            <w:tcW w:w="1560" w:type="dxa"/>
           </w:tcPr>
           <w:p>
             <w:pPr>
@@ -9983,7 +10026,7 @@
         </w:tc>
         <w:tc>
           <w:tcPr>
-            <w:tcW w:w="1555" w:type="dxa"/>
+            <w:tcW w:w="1275" w:type="dxa"/>
             <w:vMerge w:val="restart"/>
             <w:vAlign w:val="center"/>
           </w:tcPr>
@@ -10040,7 +10083,7 @@
         </w:tc>
         <w:tc>
           <w:tcPr>
-            <w:tcW w:w="3118" w:type="dxa"/>
+            <w:tcW w:w="3685" w:type="dxa"/>
             <w:vAlign w:val="center"/>
           </w:tcPr>
           <w:p>
@@ -10064,7 +10107,7 @@
         </w:tc>
         <w:tc>
           <w:tcPr>
-            <w:tcW w:w="1229" w:type="dxa"/>
+            <w:tcW w:w="1560" w:type="dxa"/>
           </w:tcPr>
           <w:p>
             <w:pPr>
@@ -10085,7 +10128,7 @@
         </w:tc>
         <w:tc>
           <w:tcPr>
-            <w:tcW w:w="1555" w:type="dxa"/>
+            <w:tcW w:w="1275" w:type="dxa"/>
             <w:vMerge/>
             <w:vAlign w:val="center"/>
           </w:tcPr>
@@ -10134,7 +10177,7 @@
         </w:tc>
         <w:tc>
           <w:tcPr>
-            <w:tcW w:w="3118" w:type="dxa"/>
+            <w:tcW w:w="3685" w:type="dxa"/>
             <w:vAlign w:val="center"/>
           </w:tcPr>
           <w:p>
@@ -10158,7 +10201,7 @@
         </w:tc>
         <w:tc>
           <w:tcPr>
-            <w:tcW w:w="1229" w:type="dxa"/>
+            <w:tcW w:w="1560" w:type="dxa"/>
           </w:tcPr>
           <w:p>
             <w:pPr>
@@ -10179,7 +10222,7 @@
         </w:tc>
         <w:tc>
           <w:tcPr>
-            <w:tcW w:w="1555" w:type="dxa"/>
+            <w:tcW w:w="1275" w:type="dxa"/>
             <w:vMerge/>
             <w:vAlign w:val="center"/>
           </w:tcPr>
@@ -10228,7 +10271,7 @@
         </w:tc>
         <w:tc>
           <w:tcPr>
-            <w:tcW w:w="3118" w:type="dxa"/>
+            <w:tcW w:w="3685" w:type="dxa"/>
             <w:vAlign w:val="center"/>
           </w:tcPr>
           <w:p>
@@ -10252,7 +10295,7 @@
         </w:tc>
         <w:tc>
           <w:tcPr>
-            <w:tcW w:w="1229" w:type="dxa"/>
+            <w:tcW w:w="1560" w:type="dxa"/>
           </w:tcPr>
           <w:p>
             <w:pPr>
@@ -10273,7 +10316,7 @@
         </w:tc>
         <w:tc>
           <w:tcPr>
-            <w:tcW w:w="1555" w:type="dxa"/>
+            <w:tcW w:w="1275" w:type="dxa"/>
             <w:vMerge/>
             <w:vAlign w:val="center"/>
           </w:tcPr>
@@ -10322,7 +10365,7 @@
         </w:tc>
         <w:tc>
           <w:tcPr>
-            <w:tcW w:w="3118" w:type="dxa"/>
+            <w:tcW w:w="3685" w:type="dxa"/>
             <w:vAlign w:val="center"/>
           </w:tcPr>
           <w:p>
@@ -10343,7 +10386,7 @@
         </w:tc>
         <w:tc>
           <w:tcPr>
-            <w:tcW w:w="1229" w:type="dxa"/>
+            <w:tcW w:w="1560" w:type="dxa"/>
           </w:tcPr>
           <w:p>
             <w:pPr>
@@ -10364,7 +10407,7 @@
         </w:tc>
         <w:tc>
           <w:tcPr>
-            <w:tcW w:w="1555" w:type="dxa"/>
+            <w:tcW w:w="1275" w:type="dxa"/>
             <w:vMerge/>
             <w:vAlign w:val="center"/>
           </w:tcPr>
@@ -10413,7 +10456,7 @@
         </w:tc>
         <w:tc>
           <w:tcPr>
-            <w:tcW w:w="3118" w:type="dxa"/>
+            <w:tcW w:w="3685" w:type="dxa"/>
             <w:vAlign w:val="center"/>
           </w:tcPr>
           <w:p>
@@ -10434,7 +10477,7 @@
         </w:tc>
         <w:tc>
           <w:tcPr>
-            <w:tcW w:w="1229" w:type="dxa"/>
+            <w:tcW w:w="1560" w:type="dxa"/>
           </w:tcPr>
           <w:p>
             <w:pPr>
@@ -10464,7 +10507,7 @@
         </w:tc>
         <w:tc>
           <w:tcPr>
-            <w:tcW w:w="1555" w:type="dxa"/>
+            <w:tcW w:w="1275" w:type="dxa"/>
             <w:vMerge/>
             <w:vAlign w:val="center"/>
           </w:tcPr>
@@ -10513,7 +10556,7 @@
         </w:tc>
         <w:tc>
           <w:tcPr>
-            <w:tcW w:w="3118" w:type="dxa"/>
+            <w:tcW w:w="3685" w:type="dxa"/>
             <w:vAlign w:val="center"/>
           </w:tcPr>
           <w:p>
@@ -10534,7 +10577,7 @@
         </w:tc>
         <w:tc>
           <w:tcPr>
-            <w:tcW w:w="1229" w:type="dxa"/>
+            <w:tcW w:w="1560" w:type="dxa"/>
           </w:tcPr>
           <w:p>
             <w:pPr>
@@ -10555,7 +10598,7 @@
         </w:tc>
         <w:tc>
           <w:tcPr>
-            <w:tcW w:w="1555" w:type="dxa"/>
+            <w:tcW w:w="1275" w:type="dxa"/>
             <w:vMerge/>
             <w:vAlign w:val="center"/>
           </w:tcPr>
@@ -10604,7 +10647,7 @@
         </w:tc>
         <w:tc>
           <w:tcPr>
-            <w:tcW w:w="3118" w:type="dxa"/>
+            <w:tcW w:w="3685" w:type="dxa"/>
             <w:vAlign w:val="center"/>
           </w:tcPr>
           <w:p>
@@ -10625,7 +10668,7 @@
         </w:tc>
         <w:tc>
           <w:tcPr>
-            <w:tcW w:w="1229" w:type="dxa"/>
+            <w:tcW w:w="1560" w:type="dxa"/>
           </w:tcPr>
           <w:p>
             <w:pPr>
@@ -10646,7 +10689,7 @@
         </w:tc>
         <w:tc>
           <w:tcPr>
-            <w:tcW w:w="1555" w:type="dxa"/>
+            <w:tcW w:w="1275" w:type="dxa"/>
             <w:vMerge/>
             <w:vAlign w:val="center"/>
           </w:tcPr>
@@ -10695,7 +10738,7 @@
         </w:tc>
         <w:tc>
           <w:tcPr>
-            <w:tcW w:w="3118" w:type="dxa"/>
+            <w:tcW w:w="3685" w:type="dxa"/>
             <w:vAlign w:val="center"/>
           </w:tcPr>
           <w:p>
@@ -10716,7 +10759,7 @@
         </w:tc>
         <w:tc>
           <w:tcPr>
-            <w:tcW w:w="1229" w:type="dxa"/>
+            <w:tcW w:w="1560" w:type="dxa"/>
           </w:tcPr>
           <w:p>
             <w:pPr>
@@ -10737,7 +10780,7 @@
         </w:tc>
         <w:tc>
           <w:tcPr>
-            <w:tcW w:w="1555" w:type="dxa"/>
+            <w:tcW w:w="1275" w:type="dxa"/>
             <w:vMerge/>
             <w:vAlign w:val="center"/>
           </w:tcPr>
@@ -10786,7 +10829,7 @@
         </w:tc>
         <w:tc>
           <w:tcPr>
-            <w:tcW w:w="3118" w:type="dxa"/>
+            <w:tcW w:w="3685" w:type="dxa"/>
             <w:vAlign w:val="center"/>
           </w:tcPr>
           <w:p>
@@ -10807,7 +10850,7 @@
         </w:tc>
         <w:tc>
           <w:tcPr>
-            <w:tcW w:w="1229" w:type="dxa"/>
+            <w:tcW w:w="1560" w:type="dxa"/>
           </w:tcPr>
           <w:p>
             <w:pPr>
@@ -10828,7 +10871,7 @@
         </w:tc>
         <w:tc>
           <w:tcPr>
-            <w:tcW w:w="1555" w:type="dxa"/>
+            <w:tcW w:w="1275" w:type="dxa"/>
             <w:vMerge/>
             <w:vAlign w:val="center"/>
           </w:tcPr>
@@ -10877,7 +10920,7 @@
         </w:tc>
         <w:tc>
           <w:tcPr>
-            <w:tcW w:w="3118" w:type="dxa"/>
+            <w:tcW w:w="3685" w:type="dxa"/>
             <w:vAlign w:val="center"/>
           </w:tcPr>
           <w:p>
@@ -10900,7 +10943,7 @@
         </w:tc>
         <w:tc>
           <w:tcPr>
-            <w:tcW w:w="1229" w:type="dxa"/>
+            <w:tcW w:w="1560" w:type="dxa"/>
             <w:vAlign w:val="center"/>
           </w:tcPr>
           <w:p>
@@ -10924,7 +10967,7 @@
         </w:tc>
         <w:tc>
           <w:tcPr>
-            <w:tcW w:w="1555" w:type="dxa"/>
+            <w:tcW w:w="1275" w:type="dxa"/>
             <w:vMerge/>
             <w:vAlign w:val="center"/>
           </w:tcPr>
@@ -10973,7 +11016,7 @@
         </w:tc>
         <w:tc>
           <w:tcPr>
-            <w:tcW w:w="3118" w:type="dxa"/>
+            <w:tcW w:w="3685" w:type="dxa"/>
             <w:vAlign w:val="center"/>
           </w:tcPr>
           <w:p>
@@ -10996,7 +11039,7 @@
         </w:tc>
         <w:tc>
           <w:tcPr>
-            <w:tcW w:w="1229" w:type="dxa"/>
+            <w:tcW w:w="1560" w:type="dxa"/>
             <w:vAlign w:val="center"/>
           </w:tcPr>
           <w:p>
@@ -11020,7 +11063,7 @@
         </w:tc>
         <w:tc>
           <w:tcPr>
-            <w:tcW w:w="1555" w:type="dxa"/>
+            <w:tcW w:w="1275" w:type="dxa"/>
             <w:vMerge/>
             <w:vAlign w:val="center"/>
           </w:tcPr>
@@ -11069,7 +11112,7 @@
         </w:tc>
         <w:tc>
           <w:tcPr>
-            <w:tcW w:w="3118" w:type="dxa"/>
+            <w:tcW w:w="3685" w:type="dxa"/>
             <w:vAlign w:val="center"/>
           </w:tcPr>
           <w:p>
@@ -11116,7 +11159,7 @@
         </w:tc>
         <w:tc>
           <w:tcPr>
-            <w:tcW w:w="1229" w:type="dxa"/>
+            <w:tcW w:w="1560" w:type="dxa"/>
             <w:vAlign w:val="center"/>
           </w:tcPr>
           <w:p>
@@ -11140,7 +11183,7 @@
         </w:tc>
         <w:tc>
           <w:tcPr>
-            <w:tcW w:w="1555" w:type="dxa"/>
+            <w:tcW w:w="1275" w:type="dxa"/>
             <w:vMerge/>
             <w:vAlign w:val="center"/>
           </w:tcPr>
@@ -11189,7 +11232,7 @@
         </w:tc>
         <w:tc>
           <w:tcPr>
-            <w:tcW w:w="3118" w:type="dxa"/>
+            <w:tcW w:w="3685" w:type="dxa"/>
             <w:vAlign w:val="center"/>
           </w:tcPr>
           <w:p>
@@ -11212,7 +11255,7 @@
         </w:tc>
         <w:tc>
           <w:tcPr>
-            <w:tcW w:w="1229" w:type="dxa"/>
+            <w:tcW w:w="1560" w:type="dxa"/>
             <w:vAlign w:val="center"/>
           </w:tcPr>
           <w:p>
@@ -11236,7 +11279,7 @@
         </w:tc>
         <w:tc>
           <w:tcPr>
-            <w:tcW w:w="1555" w:type="dxa"/>
+            <w:tcW w:w="1275" w:type="dxa"/>
             <w:vMerge/>
             <w:vAlign w:val="center"/>
           </w:tcPr>
@@ -11285,7 +11328,7 @@
         </w:tc>
         <w:tc>
           <w:tcPr>
-            <w:tcW w:w="3118" w:type="dxa"/>
+            <w:tcW w:w="3685" w:type="dxa"/>
             <w:vAlign w:val="center"/>
           </w:tcPr>
           <w:p>
@@ -11308,7 +11351,7 @@
         </w:tc>
         <w:tc>
           <w:tcPr>
-            <w:tcW w:w="1229" w:type="dxa"/>
+            <w:tcW w:w="1560" w:type="dxa"/>
             <w:vAlign w:val="center"/>
           </w:tcPr>
           <w:p>
@@ -11332,7 +11375,7 @@
         </w:tc>
         <w:tc>
           <w:tcPr>
-            <w:tcW w:w="1555" w:type="dxa"/>
+            <w:tcW w:w="1275" w:type="dxa"/>
             <w:vMerge/>
             <w:vAlign w:val="center"/>
           </w:tcPr>
@@ -11381,7 +11424,7 @@
         </w:tc>
         <w:tc>
           <w:tcPr>
-            <w:tcW w:w="3118" w:type="dxa"/>
+            <w:tcW w:w="3685" w:type="dxa"/>
             <w:vAlign w:val="center"/>
           </w:tcPr>
           <w:p>
@@ -11404,7 +11447,7 @@
         </w:tc>
         <w:tc>
           <w:tcPr>
-            <w:tcW w:w="1229" w:type="dxa"/>
+            <w:tcW w:w="1560" w:type="dxa"/>
             <w:vAlign w:val="center"/>
           </w:tcPr>
           <w:p>
@@ -11428,7 +11471,7 @@
         </w:tc>
         <w:tc>
           <w:tcPr>
-            <w:tcW w:w="1555" w:type="dxa"/>
+            <w:tcW w:w="1275" w:type="dxa"/>
             <w:vMerge/>
             <w:vAlign w:val="center"/>
           </w:tcPr>
@@ -11477,7 +11520,7 @@
         </w:tc>
         <w:tc>
           <w:tcPr>
-            <w:tcW w:w="3118" w:type="dxa"/>
+            <w:tcW w:w="3685" w:type="dxa"/>
             <w:vAlign w:val="center"/>
           </w:tcPr>
           <w:p>
@@ -11500,7 +11543,7 @@
         </w:tc>
         <w:tc>
           <w:tcPr>
-            <w:tcW w:w="1229" w:type="dxa"/>
+            <w:tcW w:w="1560" w:type="dxa"/>
             <w:vAlign w:val="center"/>
           </w:tcPr>
           <w:p>
@@ -11524,7 +11567,7 @@
         </w:tc>
         <w:tc>
           <w:tcPr>
-            <w:tcW w:w="1555" w:type="dxa"/>
+            <w:tcW w:w="1275" w:type="dxa"/>
             <w:vMerge/>
             <w:vAlign w:val="center"/>
           </w:tcPr>
@@ -11597,7 +11640,7 @@
         </w:tc>
         <w:tc>
           <w:tcPr>
-            <w:tcW w:w="3118" w:type="dxa"/>
+            <w:tcW w:w="3685" w:type="dxa"/>
             <w:vAlign w:val="center"/>
           </w:tcPr>
           <w:p>
@@ -11621,7 +11664,7 @@
         </w:tc>
         <w:tc>
           <w:tcPr>
-            <w:tcW w:w="1229" w:type="dxa"/>
+            <w:tcW w:w="1560" w:type="dxa"/>
           </w:tcPr>
           <w:p>
             <w:pPr>
@@ -11642,7 +11685,7 @@
         </w:tc>
         <w:tc>
           <w:tcPr>
-            <w:tcW w:w="1555" w:type="dxa"/>
+            <w:tcW w:w="1275" w:type="dxa"/>
             <w:vMerge w:val="restart"/>
             <w:vAlign w:val="center"/>
           </w:tcPr>
@@ -11700,7 +11743,7 @@
         </w:tc>
         <w:tc>
           <w:tcPr>
-            <w:tcW w:w="3118" w:type="dxa"/>
+            <w:tcW w:w="3685" w:type="dxa"/>
             <w:vAlign w:val="center"/>
           </w:tcPr>
           <w:p>
@@ -11724,7 +11767,7 @@
         </w:tc>
         <w:tc>
           <w:tcPr>
-            <w:tcW w:w="1229" w:type="dxa"/>
+            <w:tcW w:w="1560" w:type="dxa"/>
           </w:tcPr>
           <w:p>
             <w:pPr>
@@ -11745,7 +11788,7 @@
         </w:tc>
         <w:tc>
           <w:tcPr>
-            <w:tcW w:w="1555" w:type="dxa"/>
+            <w:tcW w:w="1275" w:type="dxa"/>
             <w:vMerge/>
             <w:vAlign w:val="center"/>
           </w:tcPr>
@@ -11795,7 +11838,7 @@
         </w:tc>
         <w:tc>
           <w:tcPr>
-            <w:tcW w:w="3118" w:type="dxa"/>
+            <w:tcW w:w="3685" w:type="dxa"/>
             <w:vAlign w:val="center"/>
           </w:tcPr>
           <w:p>
@@ -11819,7 +11862,7 @@
         </w:tc>
         <w:tc>
           <w:tcPr>
-            <w:tcW w:w="1229" w:type="dxa"/>
+            <w:tcW w:w="1560" w:type="dxa"/>
           </w:tcPr>
           <w:p>
             <w:pPr>
@@ -11840,7 +11883,7 @@
         </w:tc>
         <w:tc>
           <w:tcPr>
-            <w:tcW w:w="1555" w:type="dxa"/>
+            <w:tcW w:w="1275" w:type="dxa"/>
             <w:vMerge/>
             <w:vAlign w:val="center"/>
           </w:tcPr>
@@ -11890,7 +11933,7 @@
         </w:tc>
         <w:tc>
           <w:tcPr>
-            <w:tcW w:w="3118" w:type="dxa"/>
+            <w:tcW w:w="3685" w:type="dxa"/>
             <w:vAlign w:val="center"/>
           </w:tcPr>
           <w:p>
@@ -11914,7 +11957,7 @@
         </w:tc>
         <w:tc>
           <w:tcPr>
-            <w:tcW w:w="1229" w:type="dxa"/>
+            <w:tcW w:w="1560" w:type="dxa"/>
           </w:tcPr>
           <w:p>
             <w:pPr>
@@ -11935,7 +11978,7 @@
         </w:tc>
         <w:tc>
           <w:tcPr>
-            <w:tcW w:w="1555" w:type="dxa"/>
+            <w:tcW w:w="1275" w:type="dxa"/>
             <w:vMerge/>
             <w:vAlign w:val="center"/>
           </w:tcPr>
@@ -11985,7 +12028,7 @@
         </w:tc>
         <w:tc>
           <w:tcPr>
-            <w:tcW w:w="3118" w:type="dxa"/>
+            <w:tcW w:w="3685" w:type="dxa"/>
             <w:vAlign w:val="center"/>
           </w:tcPr>
           <w:p>
@@ -12009,7 +12052,7 @@
         </w:tc>
         <w:tc>
           <w:tcPr>
-            <w:tcW w:w="1229" w:type="dxa"/>
+            <w:tcW w:w="1560" w:type="dxa"/>
           </w:tcPr>
           <w:p>
             <w:pPr>
@@ -12030,7 +12073,7 @@
         </w:tc>
         <w:tc>
           <w:tcPr>
-            <w:tcW w:w="1555" w:type="dxa"/>
+            <w:tcW w:w="1275" w:type="dxa"/>
             <w:vMerge/>
             <w:vAlign w:val="center"/>
           </w:tcPr>
@@ -12109,7 +12152,7 @@
         </w:tc>
         <w:tc>
           <w:tcPr>
-            <w:tcW w:w="3118" w:type="dxa"/>
+            <w:tcW w:w="3685" w:type="dxa"/>
             <w:vAlign w:val="center"/>
           </w:tcPr>
           <w:p>
@@ -12133,7 +12176,7 @@
         </w:tc>
         <w:tc>
           <w:tcPr>
-            <w:tcW w:w="1229" w:type="dxa"/>
+            <w:tcW w:w="1560" w:type="dxa"/>
           </w:tcPr>
           <w:p>
             <w:pPr>
@@ -12154,7 +12197,7 @@
         </w:tc>
         <w:tc>
           <w:tcPr>
-            <w:tcW w:w="1555" w:type="dxa"/>
+            <w:tcW w:w="1275" w:type="dxa"/>
             <w:vMerge w:val="restart"/>
             <w:vAlign w:val="center"/>
           </w:tcPr>
@@ -12211,7 +12254,7 @@
         </w:tc>
         <w:tc>
           <w:tcPr>
-            <w:tcW w:w="3118" w:type="dxa"/>
+            <w:tcW w:w="3685" w:type="dxa"/>
             <w:vAlign w:val="center"/>
           </w:tcPr>
           <w:p>
@@ -12235,7 +12278,7 @@
         </w:tc>
         <w:tc>
           <w:tcPr>
-            <w:tcW w:w="1229" w:type="dxa"/>
+            <w:tcW w:w="1560" w:type="dxa"/>
           </w:tcPr>
           <w:p>
             <w:pPr>
@@ -12256,7 +12299,7 @@
         </w:tc>
         <w:tc>
           <w:tcPr>
-            <w:tcW w:w="1555" w:type="dxa"/>
+            <w:tcW w:w="1275" w:type="dxa"/>
             <w:vMerge/>
             <w:vAlign w:val="center"/>
           </w:tcPr>
@@ -12305,7 +12348,7 @@
         </w:tc>
         <w:tc>
           <w:tcPr>
-            <w:tcW w:w="3118" w:type="dxa"/>
+            <w:tcW w:w="3685" w:type="dxa"/>
             <w:vAlign w:val="center"/>
           </w:tcPr>
           <w:p>
@@ -12329,7 +12372,7 @@
         </w:tc>
         <w:tc>
           <w:tcPr>
-            <w:tcW w:w="1229" w:type="dxa"/>
+            <w:tcW w:w="1560" w:type="dxa"/>
           </w:tcPr>
           <w:p>
             <w:pPr>
@@ -12350,7 +12393,7 @@
         </w:tc>
         <w:tc>
           <w:tcPr>
-            <w:tcW w:w="1555" w:type="dxa"/>
+            <w:tcW w:w="1275" w:type="dxa"/>
             <w:vMerge/>
             <w:vAlign w:val="center"/>
           </w:tcPr>
@@ -12399,7 +12442,7 @@
         </w:tc>
         <w:tc>
           <w:tcPr>
-            <w:tcW w:w="3118" w:type="dxa"/>
+            <w:tcW w:w="3685" w:type="dxa"/>
             <w:vAlign w:val="center"/>
           </w:tcPr>
           <w:p>
@@ -12423,7 +12466,7 @@
         </w:tc>
         <w:tc>
           <w:tcPr>
-            <w:tcW w:w="1229" w:type="dxa"/>
+            <w:tcW w:w="1560" w:type="dxa"/>
           </w:tcPr>
           <w:p>
             <w:pPr>
@@ -12444,7 +12487,7 @@
         </w:tc>
         <w:tc>
           <w:tcPr>
-            <w:tcW w:w="1555" w:type="dxa"/>
+            <w:tcW w:w="1275" w:type="dxa"/>
             <w:vMerge/>
             <w:vAlign w:val="center"/>
           </w:tcPr>
@@ -12493,7 +12536,7 @@
         </w:tc>
         <w:tc>
           <w:tcPr>
-            <w:tcW w:w="3118" w:type="dxa"/>
+            <w:tcW w:w="3685" w:type="dxa"/>
             <w:vAlign w:val="center"/>
           </w:tcPr>
           <w:p>
@@ -12517,7 +12560,7 @@
         </w:tc>
         <w:tc>
           <w:tcPr>
-            <w:tcW w:w="1229" w:type="dxa"/>
+            <w:tcW w:w="1560" w:type="dxa"/>
           </w:tcPr>
           <w:p>
             <w:pPr>
@@ -12538,7 +12581,7 @@
         </w:tc>
         <w:tc>
           <w:tcPr>
-            <w:tcW w:w="1555" w:type="dxa"/>
+            <w:tcW w:w="1275" w:type="dxa"/>
             <w:vMerge/>
             <w:vAlign w:val="center"/>
           </w:tcPr>
@@ -12558,45 +12601,80 @@
         <w:tc>
           <w:tcPr>
             <w:tcW w:w="1271" w:type="dxa"/>
-            <w:vMerge/>
-          </w:tcPr>
-          <w:p>
-            <w:pPr>
-              <w:rPr>
-                <w:rFonts w:ascii="맑은 고딕" w:eastAsia="맑은 고딕" w:hAnsi="맑은 고딕"/>
-                <w:sz w:val="20"/>
-                <w:szCs w:val="20"/>
-              </w:rPr>
-            </w:pPr>
+            <w:vMerge w:val="restart"/>
+            <w:vAlign w:val="center"/>
+          </w:tcPr>
+          <w:p>
+            <w:pPr>
+              <w:jc w:val="center"/>
+              <w:rPr>
+                <w:rFonts w:ascii="맑은 고딕" w:eastAsia="맑은 고딕" w:hAnsi="맑은 고딕"/>
+                <w:sz w:val="20"/>
+                <w:szCs w:val="20"/>
+              </w:rPr>
+            </w:pPr>
+            <w:r>
+              <w:rPr>
+                <w:rFonts w:ascii="맑은 고딕" w:eastAsia="맑은 고딕" w:hAnsi="맑은 고딕" w:hint="eastAsia"/>
+                <w:sz w:val="20"/>
+                <w:szCs w:val="20"/>
+              </w:rPr>
+              <w:t>FR</w:t>
+            </w:r>
+            <w:r>
+              <w:rPr>
+                <w:rFonts w:ascii="맑은 고딕" w:eastAsia="맑은 고딕" w:hAnsi="맑은 고딕" w:hint="eastAsia"/>
+                <w:sz w:val="20"/>
+                <w:szCs w:val="20"/>
+              </w:rPr>
+              <w:t>-0</w:t>
+            </w:r>
+            <w:r>
+              <w:rPr>
+                <w:rFonts w:ascii="맑은 고딕" w:eastAsia="맑은 고딕" w:hAnsi="맑은 고딕" w:hint="eastAsia"/>
+                <w:sz w:val="20"/>
+                <w:szCs w:val="20"/>
+              </w:rPr>
+              <w:t>4</w:t>
+            </w:r>
           </w:p>
         </w:tc>
         <w:tc>
           <w:tcPr>
             <w:tcW w:w="1276" w:type="dxa"/>
-            <w:vMerge/>
-            <w:vAlign w:val="center"/>
-          </w:tcPr>
-          <w:p>
-            <w:pPr>
-              <w:jc w:val="center"/>
-              <w:rPr>
-                <w:rFonts w:ascii="맑은 고딕" w:eastAsia="맑은 고딕" w:hAnsi="맑은 고딕"/>
-              </w:rPr>
-            </w:pPr>
-          </w:p>
-        </w:tc>
-        <w:tc>
-          <w:tcPr>
-            <w:tcW w:w="3118" w:type="dxa"/>
-            <w:vAlign w:val="center"/>
-          </w:tcPr>
-          <w:p>
-            <w:pPr>
-              <w:rPr>
-                <w:rFonts w:ascii="맑은 고딕" w:eastAsia="맑은 고딕" w:hAnsi="맑은 고딕"/>
-                <w:color w:val="000000"/>
-                <w:sz w:val="20"/>
-                <w:szCs w:val="20"/>
+            <w:vMerge w:val="restart"/>
+            <w:vAlign w:val="center"/>
+          </w:tcPr>
+          <w:p>
+            <w:pPr>
+              <w:jc w:val="center"/>
+              <w:rPr>
+                <w:rFonts w:ascii="맑은 고딕" w:eastAsia="맑은 고딕" w:hAnsi="맑은 고딕"/>
+              </w:rPr>
+            </w:pPr>
+            <w:r>
+              <w:rPr>
+                <w:rFonts w:ascii="맑은 고딕" w:eastAsia="맑은 고딕" w:hAnsi="맑은 고딕" w:hint="eastAsia"/>
+              </w:rPr>
+              <w:t>SID-0</w:t>
+            </w:r>
+            <w:r>
+              <w:rPr>
+                <w:rFonts w:ascii="맑은 고딕" w:eastAsia="맑은 고딕" w:hAnsi="맑은 고딕" w:hint="eastAsia"/>
+              </w:rPr>
+              <w:t>3</w:t>
+            </w:r>
+          </w:p>
+        </w:tc>
+        <w:tc>
+          <w:tcPr>
+            <w:tcW w:w="3685" w:type="dxa"/>
+            <w:vAlign w:val="center"/>
+          </w:tcPr>
+          <w:p>
+            <w:pPr>
+              <w:rPr>
+                <w:rFonts w:ascii="맑은 고딕" w:eastAsia="맑은 고딕" w:hAnsi="맑은 고딕"/>
               </w:rPr>
             </w:pPr>
             <w:r>
@@ -12605,46 +12683,54 @@
                 <w:sz w:val="20"/>
                 <w:szCs w:val="20"/>
               </w:rPr>
-              <w:t>대화방 참여자 목록 확인</w:t>
-            </w:r>
-          </w:p>
-        </w:tc>
-        <w:tc>
-          <w:tcPr>
-            <w:tcW w:w="1229" w:type="dxa"/>
-          </w:tcPr>
-          <w:p>
-            <w:pPr>
-              <w:rPr>
-                <w:rFonts w:ascii="맑은 고딕" w:eastAsia="맑은 고딕" w:hAnsi="맑은 고딕"/>
+              <w:t>대화 상대 선택</w:t>
+            </w:r>
+          </w:p>
+        </w:tc>
+        <w:tc>
+          <w:tcPr>
+            <w:tcW w:w="1560" w:type="dxa"/>
+            <w:vAlign w:val="center"/>
+          </w:tcPr>
+          <w:p>
+            <w:pPr>
+              <w:rPr>
+                <w:rFonts w:ascii="맑은 고딕" w:eastAsia="맑은 고딕" w:hAnsi="맑은 고딕"/>
+              </w:rPr>
+            </w:pPr>
+            <w:r>
+              <w:rPr>
+                <w:rFonts w:ascii="맑은 고딕" w:eastAsia="맑은 고딕" w:hAnsi="맑은 고딕" w:cs="맑은 고딕" w:hint="eastAsia"/>
+                <w:sz w:val="20"/>
+                <w:szCs w:val="20"/>
+              </w:rPr>
+              <w:t>TC04-1</w:t>
+            </w:r>
+          </w:p>
+        </w:tc>
+        <w:tc>
+          <w:tcPr>
+            <w:tcW w:w="1275" w:type="dxa"/>
+            <w:vMerge w:val="restart"/>
+            <w:vAlign w:val="center"/>
+          </w:tcPr>
+          <w:p>
+            <w:pPr>
+              <w:jc w:val="center"/>
+              <w:rPr>
+                <w:rFonts w:ascii="맑은 고딕" w:eastAsia="맑은 고딕" w:hAnsi="맑은 고딕"/>
+                <w:sz w:val="20"/>
+                <w:szCs w:val="20"/>
               </w:rPr>
             </w:pPr>
             <w:r>
               <w:rPr>
                 <w:rFonts w:ascii="맑은 고딕" w:eastAsia="맑은 고딕" w:hAnsi="맑은 고딕" w:hint="eastAsia"/>
-                <w:color w:val="000000"/>
-                <w:sz w:val="20"/>
-                <w:szCs w:val="20"/>
-              </w:rPr>
-              <w:t>TC03-6</w:t>
-            </w:r>
-          </w:p>
-        </w:tc>
-        <w:tc>
-          <w:tcPr>
-            <w:tcW w:w="1555" w:type="dxa"/>
-            <w:vMerge/>
-            <w:vAlign w:val="center"/>
-          </w:tcPr>
-          <w:p>
-            <w:pPr>
-              <w:jc w:val="center"/>
-              <w:rPr>
-                <w:rFonts w:ascii="맑은 고딕" w:eastAsia="맑은 고딕" w:hAnsi="맑은 고딕"/>
-                <w:sz w:val="20"/>
-                <w:szCs w:val="20"/>
-              </w:rPr>
-            </w:pPr>
+                <w:sz w:val="20"/>
+                <w:szCs w:val="20"/>
+              </w:rPr>
+              <w:t>김민성</w:t>
+            </w:r>
           </w:p>
         </w:tc>
       </w:tr>
@@ -12681,16 +12767,13 @@
         </w:tc>
         <w:tc>
           <w:tcPr>
-            <w:tcW w:w="3118" w:type="dxa"/>
-            <w:vAlign w:val="center"/>
-          </w:tcPr>
-          <w:p>
-            <w:pPr>
-              <w:rPr>
-                <w:rFonts w:ascii="맑은 고딕" w:eastAsia="맑은 고딕" w:hAnsi="맑은 고딕"/>
-                <w:color w:val="000000"/>
-                <w:sz w:val="20"/>
-                <w:szCs w:val="20"/>
+            <w:tcW w:w="3685" w:type="dxa"/>
+            <w:vAlign w:val="center"/>
+          </w:tcPr>
+          <w:p>
+            <w:pPr>
+              <w:rPr>
+                <w:rFonts w:ascii="맑은 고딕" w:eastAsia="맑은 고딕" w:hAnsi="맑은 고딕"/>
               </w:rPr>
             </w:pPr>
             <w:r>
@@ -12699,34 +12782,34 @@
                 <w:sz w:val="20"/>
                 <w:szCs w:val="20"/>
               </w:rPr>
-              <w:t>대화방에 참여자 추가</w:t>
-            </w:r>
-          </w:p>
-        </w:tc>
-        <w:tc>
-          <w:tcPr>
-            <w:tcW w:w="1229" w:type="dxa"/>
-          </w:tcPr>
-          <w:p>
-            <w:pPr>
-              <w:rPr>
-                <w:rFonts w:ascii="맑은 고딕" w:eastAsia="맑은 고딕" w:hAnsi="맑은 고딕"/>
-              </w:rPr>
-            </w:pPr>
-            <w:r>
-              <w:rPr>
-                <w:rFonts w:ascii="맑은 고딕" w:eastAsia="맑은 고딕" w:hAnsi="맑은 고딕" w:hint="eastAsia"/>
-                <w:color w:val="000000"/>
-                <w:sz w:val="20"/>
-                <w:szCs w:val="20"/>
-              </w:rPr>
-              <w:t>TC03-7</w:t>
-            </w:r>
-          </w:p>
-        </w:tc>
-        <w:tc>
-          <w:tcPr>
-            <w:tcW w:w="1555" w:type="dxa"/>
+              <w:t>선택한 대화상대 체크박스 해제</w:t>
+            </w:r>
+          </w:p>
+        </w:tc>
+        <w:tc>
+          <w:tcPr>
+            <w:tcW w:w="1560" w:type="dxa"/>
+            <w:vAlign w:val="center"/>
+          </w:tcPr>
+          <w:p>
+            <w:pPr>
+              <w:rPr>
+                <w:rFonts w:ascii="맑은 고딕" w:eastAsia="맑은 고딕" w:hAnsi="맑은 고딕"/>
+              </w:rPr>
+            </w:pPr>
+            <w:r>
+              <w:rPr>
+                <w:rFonts w:ascii="맑은 고딕" w:eastAsia="맑은 고딕" w:hAnsi="맑은 고딕" w:cs="맑은 고딕" w:hint="eastAsia"/>
+                <w:sz w:val="20"/>
+                <w:szCs w:val="20"/>
+              </w:rPr>
+              <w:t>TC04-2</w:t>
+            </w:r>
+          </w:p>
+        </w:tc>
+        <w:tc>
+          <w:tcPr>
+            <w:tcW w:w="1275" w:type="dxa"/>
             <w:vMerge/>
             <w:vAlign w:val="center"/>
           </w:tcPr>
@@ -12775,16 +12858,13 @@
         </w:tc>
         <w:tc>
           <w:tcPr>
-            <w:tcW w:w="3118" w:type="dxa"/>
-            <w:vAlign w:val="center"/>
-          </w:tcPr>
-          <w:p>
-            <w:pPr>
-              <w:rPr>
-                <w:rFonts w:ascii="맑은 고딕" w:eastAsia="맑은 고딕" w:hAnsi="맑은 고딕"/>
-                <w:color w:val="000000"/>
-                <w:sz w:val="20"/>
-                <w:szCs w:val="20"/>
+            <w:tcW w:w="3685" w:type="dxa"/>
+            <w:vAlign w:val="center"/>
+          </w:tcPr>
+          <w:p>
+            <w:pPr>
+              <w:rPr>
+                <w:rFonts w:ascii="맑은 고딕" w:eastAsia="맑은 고딕" w:hAnsi="맑은 고딕"/>
               </w:rPr>
             </w:pPr>
             <w:r>
@@ -12793,34 +12873,34 @@
                 <w:sz w:val="20"/>
                 <w:szCs w:val="20"/>
               </w:rPr>
-              <w:t>대화방에 참여 중인 사용자 종료(로그아웃)</w:t>
-            </w:r>
-          </w:p>
-        </w:tc>
-        <w:tc>
-          <w:tcPr>
-            <w:tcW w:w="1229" w:type="dxa"/>
-          </w:tcPr>
-          <w:p>
-            <w:pPr>
-              <w:rPr>
-                <w:rFonts w:ascii="맑은 고딕" w:eastAsia="맑은 고딕" w:hAnsi="맑은 고딕"/>
-              </w:rPr>
-            </w:pPr>
-            <w:r>
-              <w:rPr>
-                <w:rFonts w:ascii="맑은 고딕" w:eastAsia="맑은 고딕" w:hAnsi="맑은 고딕" w:hint="eastAsia"/>
-                <w:color w:val="000000"/>
-                <w:sz w:val="20"/>
-                <w:szCs w:val="20"/>
-              </w:rPr>
-              <w:t>TC03-8</w:t>
-            </w:r>
-          </w:p>
-        </w:tc>
-        <w:tc>
-          <w:tcPr>
-            <w:tcW w:w="1555" w:type="dxa"/>
+              <w:t>선택한 대화 상대의 접속 상태 변경</w:t>
+            </w:r>
+          </w:p>
+        </w:tc>
+        <w:tc>
+          <w:tcPr>
+            <w:tcW w:w="1560" w:type="dxa"/>
+            <w:vAlign w:val="center"/>
+          </w:tcPr>
+          <w:p>
+            <w:pPr>
+              <w:rPr>
+                <w:rFonts w:ascii="맑은 고딕" w:eastAsia="맑은 고딕" w:hAnsi="맑은 고딕"/>
+              </w:rPr>
+            </w:pPr>
+            <w:r>
+              <w:rPr>
+                <w:rFonts w:ascii="맑은 고딕" w:eastAsia="맑은 고딕" w:hAnsi="맑은 고딕" w:cs="맑은 고딕" w:hint="eastAsia"/>
+                <w:sz w:val="20"/>
+                <w:szCs w:val="20"/>
+              </w:rPr>
+              <w:t>TC04-3</w:t>
+            </w:r>
+          </w:p>
+        </w:tc>
+        <w:tc>
+          <w:tcPr>
+            <w:tcW w:w="1275" w:type="dxa"/>
             <w:vMerge/>
             <w:vAlign w:val="center"/>
           </w:tcPr>
@@ -12869,16 +12949,13 @@
         </w:tc>
         <w:tc>
           <w:tcPr>
-            <w:tcW w:w="3118" w:type="dxa"/>
-            <w:vAlign w:val="center"/>
-          </w:tcPr>
-          <w:p>
-            <w:pPr>
-              <w:rPr>
-                <w:rFonts w:ascii="맑은 고딕" w:eastAsia="맑은 고딕" w:hAnsi="맑은 고딕"/>
-                <w:color w:val="000000"/>
-                <w:sz w:val="20"/>
-                <w:szCs w:val="20"/>
+            <w:tcW w:w="3685" w:type="dxa"/>
+            <w:vAlign w:val="center"/>
+          </w:tcPr>
+          <w:p>
+            <w:pPr>
+              <w:rPr>
+                <w:rFonts w:ascii="맑은 고딕" w:eastAsia="맑은 고딕" w:hAnsi="맑은 고딕"/>
               </w:rPr>
             </w:pPr>
             <w:r>
@@ -12887,34 +12964,34 @@
                 <w:sz w:val="20"/>
                 <w:szCs w:val="20"/>
               </w:rPr>
-              <w:t>대화방 나가기</w:t>
-            </w:r>
-          </w:p>
-        </w:tc>
-        <w:tc>
-          <w:tcPr>
-            <w:tcW w:w="1229" w:type="dxa"/>
-          </w:tcPr>
-          <w:p>
-            <w:pPr>
-              <w:rPr>
-                <w:rFonts w:ascii="맑은 고딕" w:eastAsia="맑은 고딕" w:hAnsi="맑은 고딕"/>
-              </w:rPr>
-            </w:pPr>
-            <w:r>
-              <w:rPr>
-                <w:rFonts w:ascii="맑은 고딕" w:eastAsia="맑은 고딕" w:hAnsi="맑은 고딕" w:hint="eastAsia"/>
-                <w:color w:val="000000"/>
-                <w:sz w:val="20"/>
-                <w:szCs w:val="20"/>
-              </w:rPr>
-              <w:t>TC03-9</w:t>
-            </w:r>
-          </w:p>
-        </w:tc>
-        <w:tc>
-          <w:tcPr>
-            <w:tcW w:w="1555" w:type="dxa"/>
+              <w:t>대화 상대 선택 일괄 해제</w:t>
+            </w:r>
+          </w:p>
+        </w:tc>
+        <w:tc>
+          <w:tcPr>
+            <w:tcW w:w="1560" w:type="dxa"/>
+            <w:vAlign w:val="center"/>
+          </w:tcPr>
+          <w:p>
+            <w:pPr>
+              <w:rPr>
+                <w:rFonts w:ascii="맑은 고딕" w:eastAsia="맑은 고딕" w:hAnsi="맑은 고딕"/>
+              </w:rPr>
+            </w:pPr>
+            <w:r>
+              <w:rPr>
+                <w:rFonts w:ascii="맑은 고딕" w:eastAsia="맑은 고딕" w:hAnsi="맑은 고딕" w:cs="맑은 고딕" w:hint="eastAsia"/>
+                <w:sz w:val="20"/>
+                <w:szCs w:val="20"/>
+              </w:rPr>
+              <w:t>TC04-4</w:t>
+            </w:r>
+          </w:p>
+        </w:tc>
+        <w:tc>
+          <w:tcPr>
+            <w:tcW w:w="1275" w:type="dxa"/>
             <w:vMerge/>
             <w:vAlign w:val="center"/>
           </w:tcPr>
@@ -12934,42 +13011,202 @@
         <w:tc>
           <w:tcPr>
             <w:tcW w:w="1271" w:type="dxa"/>
-            <w:vMerge w:val="restart"/>
-            <w:vAlign w:val="center"/>
-          </w:tcPr>
-          <w:p>
-            <w:pPr>
-              <w:jc w:val="center"/>
-              <w:rPr>
-                <w:rFonts w:ascii="맑은 고딕" w:eastAsia="맑은 고딕" w:hAnsi="맑은 고딕"/>
-                <w:sz w:val="20"/>
-                <w:szCs w:val="20"/>
-              </w:rPr>
-            </w:pPr>
-            <w:r>
-              <w:rPr>
-                <w:rFonts w:ascii="맑은 고딕" w:eastAsia="맑은 고딕" w:hAnsi="맑은 고딕" w:hint="eastAsia"/>
-                <w:sz w:val="20"/>
-                <w:szCs w:val="20"/>
-              </w:rPr>
-              <w:t>FR</w:t>
-            </w:r>
-            <w:r>
-              <w:rPr>
-                <w:rFonts w:ascii="맑은 고딕" w:eastAsia="맑은 고딕" w:hAnsi="맑은 고딕" w:hint="eastAsia"/>
-                <w:sz w:val="20"/>
-                <w:szCs w:val="20"/>
-              </w:rPr>
-              <w:t>-0</w:t>
-            </w:r>
-            <w:r>
-              <w:rPr>
-                <w:rFonts w:ascii="맑은 고딕" w:eastAsia="맑은 고딕" w:hAnsi="맑은 고딕" w:hint="eastAsia"/>
-                <w:sz w:val="20"/>
-                <w:szCs w:val="20"/>
-              </w:rPr>
-              <w:t>4</w:t>
-            </w:r>
+            <w:vMerge/>
+          </w:tcPr>
+          <w:p>
+            <w:pPr>
+              <w:rPr>
+                <w:rFonts w:ascii="맑은 고딕" w:eastAsia="맑은 고딕" w:hAnsi="맑은 고딕"/>
+                <w:sz w:val="20"/>
+                <w:szCs w:val="20"/>
+              </w:rPr>
+            </w:pPr>
+          </w:p>
+        </w:tc>
+        <w:tc>
+          <w:tcPr>
+            <w:tcW w:w="1276" w:type="dxa"/>
+            <w:vMerge/>
+            <w:vAlign w:val="center"/>
+          </w:tcPr>
+          <w:p>
+            <w:pPr>
+              <w:jc w:val="center"/>
+              <w:rPr>
+                <w:rFonts w:ascii="맑은 고딕" w:eastAsia="맑은 고딕" w:hAnsi="맑은 고딕"/>
+              </w:rPr>
+            </w:pPr>
+          </w:p>
+        </w:tc>
+        <w:tc>
+          <w:tcPr>
+            <w:tcW w:w="3685" w:type="dxa"/>
+            <w:vAlign w:val="center"/>
+          </w:tcPr>
+          <w:p>
+            <w:pPr>
+              <w:rPr>
+                <w:rFonts w:ascii="맑은 고딕" w:eastAsia="맑은 고딕" w:hAnsi="맑은 고딕"/>
+              </w:rPr>
+            </w:pPr>
+            <w:r>
+              <w:rPr>
+                <w:rFonts w:ascii="맑은 고딕" w:eastAsia="맑은 고딕" w:hAnsi="맑은 고딕" w:cs="맑은 고딕" w:hint="eastAsia"/>
+                <w:sz w:val="20"/>
+                <w:szCs w:val="20"/>
+              </w:rPr>
+              <w:t>대화방 생성</w:t>
+            </w:r>
+          </w:p>
+        </w:tc>
+        <w:tc>
+          <w:tcPr>
+            <w:tcW w:w="1560" w:type="dxa"/>
+            <w:vAlign w:val="center"/>
+          </w:tcPr>
+          <w:p>
+            <w:pPr>
+              <w:rPr>
+                <w:rFonts w:ascii="맑은 고딕" w:eastAsia="맑은 고딕" w:hAnsi="맑은 고딕"/>
+              </w:rPr>
+            </w:pPr>
+            <w:r>
+              <w:rPr>
+                <w:rFonts w:ascii="맑은 고딕" w:eastAsia="맑은 고딕" w:hAnsi="맑은 고딕" w:cs="맑은 고딕" w:hint="eastAsia"/>
+                <w:sz w:val="20"/>
+                <w:szCs w:val="20"/>
+              </w:rPr>
+              <w:t>TC04-5</w:t>
+            </w:r>
+          </w:p>
+        </w:tc>
+        <w:tc>
+          <w:tcPr>
+            <w:tcW w:w="1275" w:type="dxa"/>
+            <w:vMerge/>
+            <w:vAlign w:val="center"/>
+          </w:tcPr>
+          <w:p>
+            <w:pPr>
+              <w:jc w:val="center"/>
+              <w:rPr>
+                <w:rFonts w:ascii="맑은 고딕" w:eastAsia="맑은 고딕" w:hAnsi="맑은 고딕"/>
+                <w:sz w:val="20"/>
+                <w:szCs w:val="20"/>
+              </w:rPr>
+            </w:pPr>
+          </w:p>
+        </w:tc>
+      </w:tr>
+      <w:tr>
+        <w:tc>
+          <w:tcPr>
+            <w:tcW w:w="1271" w:type="dxa"/>
+            <w:vMerge/>
+          </w:tcPr>
+          <w:p>
+            <w:pPr>
+              <w:rPr>
+                <w:rFonts w:ascii="맑은 고딕" w:eastAsia="맑은 고딕" w:hAnsi="맑은 고딕"/>
+                <w:sz w:val="20"/>
+                <w:szCs w:val="20"/>
+              </w:rPr>
+            </w:pPr>
+          </w:p>
+        </w:tc>
+        <w:tc>
+          <w:tcPr>
+            <w:tcW w:w="1276" w:type="dxa"/>
+            <w:vMerge/>
+            <w:vAlign w:val="center"/>
+          </w:tcPr>
+          <w:p>
+            <w:pPr>
+              <w:jc w:val="center"/>
+              <w:rPr>
+                <w:rFonts w:ascii="맑은 고딕" w:eastAsia="맑은 고딕" w:hAnsi="맑은 고딕"/>
+              </w:rPr>
+            </w:pPr>
+          </w:p>
+        </w:tc>
+        <w:tc>
+          <w:tcPr>
+            <w:tcW w:w="3685" w:type="dxa"/>
+            <w:vAlign w:val="center"/>
+          </w:tcPr>
+          <w:p>
+            <w:pPr>
+              <w:rPr>
+                <w:rFonts w:ascii="맑은 고딕" w:eastAsia="맑은 고딕" w:hAnsi="맑은 고딕" w:cs="맑은 고딕"/>
+                <w:sz w:val="20"/>
+                <w:szCs w:val="20"/>
+              </w:rPr>
+            </w:pPr>
+            <w:r>
+              <w:rPr>
+                <w:rFonts w:ascii="맑은 고딕" w:eastAsia="맑은 고딕" w:hAnsi="맑은 고딕" w:cs="맑은 고딕" w:hint="eastAsia"/>
+                <w:sz w:val="20"/>
+                <w:szCs w:val="20"/>
+              </w:rPr>
+              <w:t>대화방 참여자 목록 확인</w:t>
+            </w:r>
+          </w:p>
+        </w:tc>
+        <w:tc>
+          <w:tcPr>
+            <w:tcW w:w="1560" w:type="dxa"/>
+            <w:vAlign w:val="center"/>
+          </w:tcPr>
+          <w:p>
+            <w:pPr>
+              <w:rPr>
+                <w:rFonts w:ascii="맑은 고딕" w:eastAsia="맑은 고딕" w:hAnsi="맑은 고딕" w:cs="맑은 고딕"/>
+                <w:sz w:val="20"/>
+                <w:szCs w:val="20"/>
+              </w:rPr>
+            </w:pPr>
+            <w:r>
+              <w:rPr>
+                <w:rFonts w:ascii="맑은 고딕" w:eastAsia="맑은 고딕" w:hAnsi="맑은 고딕" w:cs="맑은 고딕" w:hint="eastAsia"/>
+                <w:sz w:val="20"/>
+                <w:szCs w:val="20"/>
+              </w:rPr>
+              <w:t>TC04-6</w:t>
+            </w:r>
+          </w:p>
+        </w:tc>
+        <w:tc>
+          <w:tcPr>
+            <w:tcW w:w="1275" w:type="dxa"/>
+            <w:vMerge/>
+            <w:vAlign w:val="center"/>
+          </w:tcPr>
+          <w:p>
+            <w:pPr>
+              <w:jc w:val="center"/>
+              <w:rPr>
+                <w:rFonts w:ascii="맑은 고딕" w:eastAsia="맑은 고딕" w:hAnsi="맑은 고딕"/>
+                <w:sz w:val="20"/>
+                <w:szCs w:val="20"/>
+              </w:rPr>
+            </w:pPr>
+          </w:p>
+        </w:tc>
+      </w:tr>
+      <w:tr>
+        <w:tc>
+          <w:tcPr>
+            <w:tcW w:w="1271" w:type="dxa"/>
+            <w:vMerge/>
+          </w:tcPr>
+          <w:p>
+            <w:pPr>
+              <w:rPr>
+                <w:rFonts w:ascii="맑은 고딕" w:eastAsia="맑은 고딕" w:hAnsi="맑은 고딕"/>
+                <w:sz w:val="20"/>
+                <w:szCs w:val="20"/>
+              </w:rPr>
+            </w:pPr>
           </w:p>
         </w:tc>
         <w:tc>
@@ -12989,19 +13226,27 @@
               <w:rPr>
                 <w:rFonts w:ascii="맑은 고딕" w:eastAsia="맑은 고딕" w:hAnsi="맑은 고딕" w:hint="eastAsia"/>
               </w:rPr>
-              <w:t>SID-04</w:t>
-            </w:r>
-          </w:p>
-        </w:tc>
-        <w:tc>
-          <w:tcPr>
-            <w:tcW w:w="3118" w:type="dxa"/>
-            <w:vAlign w:val="center"/>
-          </w:tcPr>
-          <w:p>
-            <w:pPr>
-              <w:rPr>
-                <w:rFonts w:ascii="맑은 고딕" w:eastAsia="맑은 고딕" w:hAnsi="맑은 고딕"/>
+              <w:t>SID-0</w:t>
+            </w:r>
+            <w:r>
+              <w:rPr>
+                <w:rFonts w:ascii="맑은 고딕" w:eastAsia="맑은 고딕" w:hAnsi="맑은 고딕" w:hint="eastAsia"/>
+              </w:rPr>
+              <w:t>5</w:t>
+            </w:r>
+          </w:p>
+        </w:tc>
+        <w:tc>
+          <w:tcPr>
+            <w:tcW w:w="3685" w:type="dxa"/>
+            <w:vAlign w:val="center"/>
+          </w:tcPr>
+          <w:p>
+            <w:pPr>
+              <w:rPr>
+                <w:rFonts w:ascii="맑은 고딕" w:eastAsia="맑은 고딕" w:hAnsi="맑은 고딕" w:cs="맑은 고딕"/>
+                <w:sz w:val="20"/>
+                <w:szCs w:val="20"/>
               </w:rPr>
             </w:pPr>
             <w:r>
@@ -13010,19 +13255,21 @@
                 <w:sz w:val="20"/>
                 <w:szCs w:val="20"/>
               </w:rPr>
-              <w:t>대화 상대 선택</w:t>
-            </w:r>
-          </w:p>
-        </w:tc>
-        <w:tc>
-          <w:tcPr>
-            <w:tcW w:w="1229" w:type="dxa"/>
-            <w:vAlign w:val="center"/>
-          </w:tcPr>
-          <w:p>
-            <w:pPr>
-              <w:rPr>
-                <w:rFonts w:ascii="맑은 고딕" w:eastAsia="맑은 고딕" w:hAnsi="맑은 고딕"/>
+              <w:t>대화방에 참여 중인 사용자 종료(로그아웃)</w:t>
+            </w:r>
+          </w:p>
+        </w:tc>
+        <w:tc>
+          <w:tcPr>
+            <w:tcW w:w="1560" w:type="dxa"/>
+            <w:vAlign w:val="center"/>
+          </w:tcPr>
+          <w:p>
+            <w:pPr>
+              <w:rPr>
+                <w:rFonts w:ascii="맑은 고딕" w:eastAsia="맑은 고딕" w:hAnsi="맑은 고딕" w:cs="맑은 고딕"/>
+                <w:sz w:val="20"/>
+                <w:szCs w:val="20"/>
               </w:rPr>
             </w:pPr>
             <w:r>
@@ -13031,33 +13278,25 @@
                 <w:sz w:val="20"/>
                 <w:szCs w:val="20"/>
               </w:rPr>
-              <w:t>TC04-1</w:t>
-            </w:r>
-          </w:p>
-        </w:tc>
-        <w:tc>
-          <w:tcPr>
-            <w:tcW w:w="1555" w:type="dxa"/>
-            <w:vMerge w:val="restart"/>
-            <w:vAlign w:val="center"/>
-          </w:tcPr>
-          <w:p>
-            <w:pPr>
-              <w:jc w:val="center"/>
-              <w:rPr>
-                <w:rFonts w:ascii="맑은 고딕" w:eastAsia="맑은 고딕" w:hAnsi="맑은 고딕"/>
-                <w:sz w:val="20"/>
-                <w:szCs w:val="20"/>
-              </w:rPr>
-            </w:pPr>
-            <w:r>
-              <w:rPr>
-                <w:rFonts w:ascii="맑은 고딕" w:eastAsia="맑은 고딕" w:hAnsi="맑은 고딕" w:hint="eastAsia"/>
-                <w:sz w:val="20"/>
-                <w:szCs w:val="20"/>
-              </w:rPr>
-              <w:t>김민성</w:t>
-            </w:r>
+              <w:t>TC05-1</w:t>
+            </w:r>
+          </w:p>
+        </w:tc>
+        <w:tc>
+          <w:tcPr>
+            <w:tcW w:w="1275" w:type="dxa"/>
+            <w:vMerge/>
+            <w:vAlign w:val="center"/>
+          </w:tcPr>
+          <w:p>
+            <w:pPr>
+              <w:jc w:val="center"/>
+              <w:rPr>
+                <w:rFonts w:ascii="맑은 고딕" w:eastAsia="맑은 고딕" w:hAnsi="맑은 고딕"/>
+                <w:sz w:val="20"/>
+                <w:szCs w:val="20"/>
+              </w:rPr>
+            </w:pPr>
           </w:p>
         </w:tc>
       </w:tr>
@@ -13094,13 +13333,15 @@
         </w:tc>
         <w:tc>
           <w:tcPr>
-            <w:tcW w:w="3118" w:type="dxa"/>
-            <w:vAlign w:val="center"/>
-          </w:tcPr>
-          <w:p>
-            <w:pPr>
-              <w:rPr>
-                <w:rFonts w:ascii="맑은 고딕" w:eastAsia="맑은 고딕" w:hAnsi="맑은 고딕"/>
+            <w:tcW w:w="3685" w:type="dxa"/>
+            <w:vAlign w:val="center"/>
+          </w:tcPr>
+          <w:p>
+            <w:pPr>
+              <w:rPr>
+                <w:rFonts w:ascii="맑은 고딕" w:eastAsia="맑은 고딕" w:hAnsi="맑은 고딕" w:cs="맑은 고딕"/>
+                <w:sz w:val="20"/>
+                <w:szCs w:val="20"/>
               </w:rPr>
             </w:pPr>
             <w:r>
@@ -13109,19 +13350,21 @@
                 <w:sz w:val="20"/>
                 <w:szCs w:val="20"/>
               </w:rPr>
-              <w:t>선택한 대화상대 체크박스 해제</w:t>
-            </w:r>
-          </w:p>
-        </w:tc>
-        <w:tc>
-          <w:tcPr>
-            <w:tcW w:w="1229" w:type="dxa"/>
-            <w:vAlign w:val="center"/>
-          </w:tcPr>
-          <w:p>
-            <w:pPr>
-              <w:rPr>
-                <w:rFonts w:ascii="맑은 고딕" w:eastAsia="맑은 고딕" w:hAnsi="맑은 고딕"/>
+              <w:t>대화방 나가기</w:t>
+            </w:r>
+          </w:p>
+        </w:tc>
+        <w:tc>
+          <w:tcPr>
+            <w:tcW w:w="1560" w:type="dxa"/>
+            <w:vAlign w:val="center"/>
+          </w:tcPr>
+          <w:p>
+            <w:pPr>
+              <w:rPr>
+                <w:rFonts w:ascii="맑은 고딕" w:eastAsia="맑은 고딕" w:hAnsi="맑은 고딕" w:cs="맑은 고딕"/>
+                <w:sz w:val="20"/>
+                <w:szCs w:val="20"/>
               </w:rPr>
             </w:pPr>
             <w:r>
@@ -13130,13 +13373,13 @@
                 <w:sz w:val="20"/>
                 <w:szCs w:val="20"/>
               </w:rPr>
-              <w:t>TC04-2</w:t>
-            </w:r>
-          </w:p>
-        </w:tc>
-        <w:tc>
-          <w:tcPr>
-            <w:tcW w:w="1555" w:type="dxa"/>
+              <w:t>TC05-2</w:t>
+            </w:r>
+          </w:p>
+        </w:tc>
+        <w:tc>
+          <w:tcPr>
+            <w:tcW w:w="1275" w:type="dxa"/>
             <w:vMerge/>
             <w:vAlign w:val="center"/>
           </w:tcPr>
@@ -13156,42 +13399,83 @@
         <w:tc>
           <w:tcPr>
             <w:tcW w:w="1271" w:type="dxa"/>
-            <w:vMerge/>
-          </w:tcPr>
-          <w:p>
-            <w:pPr>
-              <w:rPr>
-                <w:rFonts w:ascii="맑은 고딕" w:eastAsia="맑은 고딕" w:hAnsi="맑은 고딕"/>
-                <w:sz w:val="20"/>
-                <w:szCs w:val="20"/>
-              </w:rPr>
-            </w:pPr>
+            <w:vMerge w:val="restart"/>
+            <w:vAlign w:val="center"/>
+          </w:tcPr>
+          <w:p>
+            <w:pPr>
+              <w:jc w:val="center"/>
+              <w:rPr>
+                <w:rFonts w:ascii="맑은 고딕" w:eastAsia="맑은 고딕" w:hAnsi="맑은 고딕"/>
+                <w:sz w:val="20"/>
+                <w:szCs w:val="20"/>
+              </w:rPr>
+            </w:pPr>
+            <w:r>
+              <w:rPr>
+                <w:rFonts w:ascii="맑은 고딕" w:eastAsia="맑은 고딕" w:hAnsi="맑은 고딕" w:hint="eastAsia"/>
+                <w:sz w:val="20"/>
+                <w:szCs w:val="20"/>
+              </w:rPr>
+              <w:t>FR</w:t>
+            </w:r>
+            <w:r>
+              <w:rPr>
+                <w:rFonts w:ascii="맑은 고딕" w:eastAsia="맑은 고딕" w:hAnsi="맑은 고딕" w:hint="eastAsia"/>
+                <w:sz w:val="20"/>
+                <w:szCs w:val="20"/>
+              </w:rPr>
+              <w:t>-0</w:t>
+            </w:r>
+            <w:r>
+              <w:rPr>
+                <w:rFonts w:ascii="맑은 고딕" w:eastAsia="맑은 고딕" w:hAnsi="맑은 고딕" w:hint="eastAsia"/>
+                <w:sz w:val="20"/>
+                <w:szCs w:val="20"/>
+              </w:rPr>
+              <w:t>5</w:t>
+            </w:r>
           </w:p>
         </w:tc>
         <w:tc>
           <w:tcPr>
             <w:tcW w:w="1276" w:type="dxa"/>
-            <w:vMerge/>
-            <w:vAlign w:val="center"/>
-          </w:tcPr>
-          <w:p>
-            <w:pPr>
-              <w:jc w:val="center"/>
-              <w:rPr>
-                <w:rFonts w:ascii="맑은 고딕" w:eastAsia="맑은 고딕" w:hAnsi="맑은 고딕"/>
-              </w:rPr>
-            </w:pPr>
-          </w:p>
-        </w:tc>
-        <w:tc>
-          <w:tcPr>
-            <w:tcW w:w="3118" w:type="dxa"/>
-            <w:vAlign w:val="center"/>
-          </w:tcPr>
-          <w:p>
-            <w:pPr>
-              <w:rPr>
-                <w:rFonts w:ascii="맑은 고딕" w:eastAsia="맑은 고딕" w:hAnsi="맑은 고딕"/>
+            <w:vMerge w:val="restart"/>
+            <w:vAlign w:val="center"/>
+          </w:tcPr>
+          <w:p>
+            <w:pPr>
+              <w:jc w:val="center"/>
+              <w:rPr>
+                <w:rFonts w:ascii="맑은 고딕" w:eastAsia="맑은 고딕" w:hAnsi="맑은 고딕"/>
+              </w:rPr>
+            </w:pPr>
+            <w:r>
+              <w:rPr>
+                <w:rFonts w:ascii="맑은 고딕" w:eastAsia="맑은 고딕" w:hAnsi="맑은 고딕" w:hint="eastAsia"/>
+              </w:rPr>
+              <w:t>SID-0</w:t>
+            </w:r>
+            <w:r>
+              <w:rPr>
+                <w:rFonts w:ascii="맑은 고딕" w:eastAsia="맑은 고딕" w:hAnsi="맑은 고딕" w:hint="eastAsia"/>
+              </w:rPr>
+              <w:t>4</w:t>
+            </w:r>
+          </w:p>
+        </w:tc>
+        <w:tc>
+          <w:tcPr>
+            <w:tcW w:w="3685" w:type="dxa"/>
+            <w:vAlign w:val="center"/>
+          </w:tcPr>
+          <w:p>
+            <w:pPr>
+              <w:rPr>
+                <w:rFonts w:ascii="맑은 고딕" w:eastAsia="맑은 고딕" w:hAnsi="맑은 고딕"/>
+                <w:color w:val="000000"/>
+                <w:sz w:val="20"/>
+                <w:szCs w:val="20"/>
               </w:rPr>
             </w:pPr>
             <w:r>
@@ -13200,13 +13484,13 @@
                 <w:sz w:val="20"/>
                 <w:szCs w:val="20"/>
               </w:rPr>
-              <w:t>선택한 대화 상대의 접속 상태 변경</w:t>
-            </w:r>
-          </w:p>
-        </w:tc>
-        <w:tc>
-          <w:tcPr>
-            <w:tcW w:w="1229" w:type="dxa"/>
+              <w:t>대화방 초대 선택</w:t>
+            </w:r>
+          </w:p>
+        </w:tc>
+        <w:tc>
+          <w:tcPr>
+            <w:tcW w:w="1560" w:type="dxa"/>
             <w:vAlign w:val="center"/>
           </w:tcPr>
           <w:p>
@@ -13221,25 +13505,33 @@
                 <w:sz w:val="20"/>
                 <w:szCs w:val="20"/>
               </w:rPr>
-              <w:t>TC04-3</w:t>
-            </w:r>
-          </w:p>
-        </w:tc>
-        <w:tc>
-          <w:tcPr>
-            <w:tcW w:w="1555" w:type="dxa"/>
-            <w:vMerge/>
-            <w:vAlign w:val="center"/>
-          </w:tcPr>
-          <w:p>
-            <w:pPr>
-              <w:jc w:val="center"/>
-              <w:rPr>
-                <w:rFonts w:ascii="맑은 고딕" w:eastAsia="맑은 고딕" w:hAnsi="맑은 고딕"/>
-                <w:sz w:val="20"/>
-                <w:szCs w:val="20"/>
-              </w:rPr>
-            </w:pPr>
+              <w:t>TC06-1</w:t>
+            </w:r>
+          </w:p>
+        </w:tc>
+        <w:tc>
+          <w:tcPr>
+            <w:tcW w:w="1275" w:type="dxa"/>
+            <w:vMerge w:val="restart"/>
+            <w:vAlign w:val="center"/>
+          </w:tcPr>
+          <w:p>
+            <w:pPr>
+              <w:jc w:val="center"/>
+              <w:rPr>
+                <w:rFonts w:ascii="맑은 고딕" w:eastAsia="맑은 고딕" w:hAnsi="맑은 고딕"/>
+                <w:sz w:val="20"/>
+                <w:szCs w:val="20"/>
+              </w:rPr>
+            </w:pPr>
+            <w:r>
+              <w:rPr>
+                <w:rFonts w:ascii="맑은 고딕" w:eastAsia="맑은 고딕" w:hAnsi="맑은 고딕" w:hint="eastAsia"/>
+                <w:sz w:val="20"/>
+                <w:szCs w:val="20"/>
+              </w:rPr>
+              <w:t>김민성</w:t>
+            </w:r>
           </w:p>
         </w:tc>
       </w:tr>
@@ -13253,8 +13545,6 @@
             <w:pPr>
               <w:rPr>
                 <w:rFonts w:ascii="맑은 고딕" w:eastAsia="맑은 고딕" w:hAnsi="맑은 고딕"/>
-                <w:sz w:val="20"/>
-                <w:szCs w:val="20"/>
               </w:rPr>
             </w:pPr>
           </w:p>
@@ -13263,26 +13553,27 @@
           <w:tcPr>
             <w:tcW w:w="1276" w:type="dxa"/>
             <w:vMerge/>
-            <w:vAlign w:val="center"/>
-          </w:tcPr>
-          <w:p>
-            <w:pPr>
-              <w:jc w:val="center"/>
-              <w:rPr>
-                <w:rFonts w:ascii="맑은 고딕" w:eastAsia="맑은 고딕" w:hAnsi="맑은 고딕"/>
-              </w:rPr>
-            </w:pPr>
-          </w:p>
-        </w:tc>
-        <w:tc>
-          <w:tcPr>
-            <w:tcW w:w="3118" w:type="dxa"/>
-            <w:vAlign w:val="center"/>
-          </w:tcPr>
-          <w:p>
-            <w:pPr>
-              <w:rPr>
-                <w:rFonts w:ascii="맑은 고딕" w:eastAsia="맑은 고딕" w:hAnsi="맑은 고딕"/>
+          </w:tcPr>
+          <w:p>
+            <w:pPr>
+              <w:rPr>
+                <w:rFonts w:ascii="맑은 고딕" w:eastAsia="맑은 고딕" w:hAnsi="맑은 고딕"/>
+              </w:rPr>
+            </w:pPr>
+          </w:p>
+        </w:tc>
+        <w:tc>
+          <w:tcPr>
+            <w:tcW w:w="3685" w:type="dxa"/>
+            <w:vAlign w:val="center"/>
+          </w:tcPr>
+          <w:p>
+            <w:pPr>
+              <w:rPr>
+                <w:rFonts w:ascii="맑은 고딕" w:eastAsia="맑은 고딕" w:hAnsi="맑은 고딕"/>
+                <w:color w:val="000000"/>
+                <w:sz w:val="20"/>
+                <w:szCs w:val="20"/>
               </w:rPr>
             </w:pPr>
             <w:r>
@@ -13291,13 +13582,13 @@
                 <w:sz w:val="20"/>
                 <w:szCs w:val="20"/>
               </w:rPr>
-              <w:t>대화 상대 선택 일괄 해제</w:t>
-            </w:r>
-          </w:p>
-        </w:tc>
-        <w:tc>
-          <w:tcPr>
-            <w:tcW w:w="1229" w:type="dxa"/>
+              <w:t>사용자 초대 모달 팝업-검색어 공백 값 입력</w:t>
+            </w:r>
+          </w:p>
+        </w:tc>
+        <w:tc>
+          <w:tcPr>
+            <w:tcW w:w="1560" w:type="dxa"/>
             <w:vAlign w:val="center"/>
           </w:tcPr>
           <w:p>
@@ -13312,23 +13603,19 @@
                 <w:sz w:val="20"/>
                 <w:szCs w:val="20"/>
               </w:rPr>
-              <w:t>TC04-4</w:t>
-            </w:r>
-          </w:p>
-        </w:tc>
-        <w:tc>
-          <w:tcPr>
-            <w:tcW w:w="1555" w:type="dxa"/>
-            <w:vMerge/>
-            <w:vAlign w:val="center"/>
-          </w:tcPr>
-          <w:p>
-            <w:pPr>
-              <w:jc w:val="center"/>
-              <w:rPr>
-                <w:rFonts w:ascii="맑은 고딕" w:eastAsia="맑은 고딕" w:hAnsi="맑은 고딕"/>
-                <w:sz w:val="20"/>
-                <w:szCs w:val="20"/>
+              <w:t>TC06-2</w:t>
+            </w:r>
+          </w:p>
+        </w:tc>
+        <w:tc>
+          <w:tcPr>
+            <w:tcW w:w="1275" w:type="dxa"/>
+            <w:vMerge/>
+          </w:tcPr>
+          <w:p>
+            <w:pPr>
+              <w:rPr>
+                <w:rFonts w:ascii="맑은 고딕" w:eastAsia="맑은 고딕" w:hAnsi="맑은 고딕"/>
               </w:rPr>
             </w:pPr>
           </w:p>
@@ -13344,8 +13631,6 @@
             <w:pPr>
               <w:rPr>
                 <w:rFonts w:ascii="맑은 고딕" w:eastAsia="맑은 고딕" w:hAnsi="맑은 고딕"/>
-                <w:sz w:val="20"/>
-                <w:szCs w:val="20"/>
               </w:rPr>
             </w:pPr>
           </w:p>
@@ -13354,26 +13639,27 @@
           <w:tcPr>
             <w:tcW w:w="1276" w:type="dxa"/>
             <w:vMerge/>
-            <w:vAlign w:val="center"/>
-          </w:tcPr>
-          <w:p>
-            <w:pPr>
-              <w:jc w:val="center"/>
-              <w:rPr>
-                <w:rFonts w:ascii="맑은 고딕" w:eastAsia="맑은 고딕" w:hAnsi="맑은 고딕"/>
-              </w:rPr>
-            </w:pPr>
-          </w:p>
-        </w:tc>
-        <w:tc>
-          <w:tcPr>
-            <w:tcW w:w="3118" w:type="dxa"/>
-            <w:vAlign w:val="center"/>
-          </w:tcPr>
-          <w:p>
-            <w:pPr>
-              <w:rPr>
-                <w:rFonts w:ascii="맑은 고딕" w:eastAsia="맑은 고딕" w:hAnsi="맑은 고딕"/>
+          </w:tcPr>
+          <w:p>
+            <w:pPr>
+              <w:rPr>
+                <w:rFonts w:ascii="맑은 고딕" w:eastAsia="맑은 고딕" w:hAnsi="맑은 고딕"/>
+              </w:rPr>
+            </w:pPr>
+          </w:p>
+        </w:tc>
+        <w:tc>
+          <w:tcPr>
+            <w:tcW w:w="3685" w:type="dxa"/>
+            <w:vAlign w:val="center"/>
+          </w:tcPr>
+          <w:p>
+            <w:pPr>
+              <w:rPr>
+                <w:rFonts w:ascii="맑은 고딕" w:eastAsia="맑은 고딕" w:hAnsi="맑은 고딕"/>
+                <w:color w:val="000000"/>
+                <w:sz w:val="20"/>
+                <w:szCs w:val="20"/>
               </w:rPr>
             </w:pPr>
             <w:r>
@@ -13382,13 +13668,13 @@
                 <w:sz w:val="20"/>
                 <w:szCs w:val="20"/>
               </w:rPr>
-              <w:t>대화방 생성</w:t>
-            </w:r>
-          </w:p>
-        </w:tc>
-        <w:tc>
-          <w:tcPr>
-            <w:tcW w:w="1229" w:type="dxa"/>
+              <w:t>현재 접속 중인 사용자 검색</w:t>
+            </w:r>
+          </w:p>
+        </w:tc>
+        <w:tc>
+          <w:tcPr>
+            <w:tcW w:w="1560" w:type="dxa"/>
             <w:vAlign w:val="center"/>
           </w:tcPr>
           <w:p>
@@ -13403,23 +13689,19 @@
                 <w:sz w:val="20"/>
                 <w:szCs w:val="20"/>
               </w:rPr>
-              <w:t>TC04-5</w:t>
-            </w:r>
-          </w:p>
-        </w:tc>
-        <w:tc>
-          <w:tcPr>
-            <w:tcW w:w="1555" w:type="dxa"/>
-            <w:vMerge/>
-            <w:vAlign w:val="center"/>
-          </w:tcPr>
-          <w:p>
-            <w:pPr>
-              <w:jc w:val="center"/>
-              <w:rPr>
-                <w:rFonts w:ascii="맑은 고딕" w:eastAsia="맑은 고딕" w:hAnsi="맑은 고딕"/>
-                <w:sz w:val="20"/>
-                <w:szCs w:val="20"/>
+              <w:t>TC06-3</w:t>
+            </w:r>
+          </w:p>
+        </w:tc>
+        <w:tc>
+          <w:tcPr>
+            <w:tcW w:w="1275" w:type="dxa"/>
+            <w:vMerge/>
+          </w:tcPr>
+          <w:p>
+            <w:pPr>
+              <w:rPr>
+                <w:rFonts w:ascii="맑은 고딕" w:eastAsia="맑은 고딕" w:hAnsi="맑은 고딕"/>
               </w:rPr>
             </w:pPr>
           </w:p>
@@ -13429,6 +13711,610 @@
         <w:tc>
           <w:tcPr>
             <w:tcW w:w="1271" w:type="dxa"/>
+            <w:vMerge/>
+          </w:tcPr>
+          <w:p>
+            <w:pPr>
+              <w:rPr>
+                <w:rFonts w:ascii="맑은 고딕" w:eastAsia="맑은 고딕" w:hAnsi="맑은 고딕"/>
+              </w:rPr>
+            </w:pPr>
+          </w:p>
+        </w:tc>
+        <w:tc>
+          <w:tcPr>
+            <w:tcW w:w="1276" w:type="dxa"/>
+            <w:vMerge/>
+          </w:tcPr>
+          <w:p>
+            <w:pPr>
+              <w:rPr>
+                <w:rFonts w:ascii="맑은 고딕" w:eastAsia="맑은 고딕" w:hAnsi="맑은 고딕"/>
+              </w:rPr>
+            </w:pPr>
+          </w:p>
+        </w:tc>
+        <w:tc>
+          <w:tcPr>
+            <w:tcW w:w="3685" w:type="dxa"/>
+            <w:vAlign w:val="center"/>
+          </w:tcPr>
+          <w:p>
+            <w:pPr>
+              <w:rPr>
+                <w:rFonts w:ascii="맑은 고딕" w:eastAsia="맑은 고딕" w:hAnsi="맑은 고딕"/>
+                <w:color w:val="1F1F1F"/>
+                <w:sz w:val="20"/>
+                <w:szCs w:val="20"/>
+              </w:rPr>
+            </w:pPr>
+            <w:r>
+              <w:rPr>
+                <w:rFonts w:ascii="맑은 고딕" w:eastAsia="맑은 고딕" w:hAnsi="맑은 고딕" w:cs="맑은 고딕" w:hint="eastAsia"/>
+                <w:sz w:val="20"/>
+                <w:szCs w:val="20"/>
+              </w:rPr>
+              <w:t>현재 접속 중이지 않은 사용자 검색</w:t>
+            </w:r>
+          </w:p>
+        </w:tc>
+        <w:tc>
+          <w:tcPr>
+            <w:tcW w:w="1560" w:type="dxa"/>
+            <w:vAlign w:val="center"/>
+          </w:tcPr>
+          <w:p>
+            <w:pPr>
+              <w:rPr>
+                <w:rFonts w:ascii="맑은 고딕" w:eastAsia="맑은 고딕" w:hAnsi="맑은 고딕"/>
+              </w:rPr>
+            </w:pPr>
+            <w:r>
+              <w:rPr>
+                <w:rFonts w:ascii="맑은 고딕" w:eastAsia="맑은 고딕" w:hAnsi="맑은 고딕" w:cs="맑은 고딕" w:hint="eastAsia"/>
+                <w:sz w:val="20"/>
+                <w:szCs w:val="20"/>
+              </w:rPr>
+              <w:t>TC06-4</w:t>
+            </w:r>
+          </w:p>
+        </w:tc>
+        <w:tc>
+          <w:tcPr>
+            <w:tcW w:w="1275" w:type="dxa"/>
+            <w:vMerge/>
+          </w:tcPr>
+          <w:p>
+            <w:pPr>
+              <w:rPr>
+                <w:rFonts w:ascii="맑은 고딕" w:eastAsia="맑은 고딕" w:hAnsi="맑은 고딕"/>
+              </w:rPr>
+            </w:pPr>
+          </w:p>
+        </w:tc>
+      </w:tr>
+      <w:tr>
+        <w:tc>
+          <w:tcPr>
+            <w:tcW w:w="1271" w:type="dxa"/>
+            <w:vMerge/>
+          </w:tcPr>
+          <w:p>
+            <w:pPr>
+              <w:rPr>
+                <w:rFonts w:ascii="맑은 고딕" w:eastAsia="맑은 고딕" w:hAnsi="맑은 고딕"/>
+              </w:rPr>
+            </w:pPr>
+          </w:p>
+        </w:tc>
+        <w:tc>
+          <w:tcPr>
+            <w:tcW w:w="1276" w:type="dxa"/>
+            <w:vMerge/>
+          </w:tcPr>
+          <w:p>
+            <w:pPr>
+              <w:rPr>
+                <w:rFonts w:ascii="맑은 고딕" w:eastAsia="맑은 고딕" w:hAnsi="맑은 고딕"/>
+              </w:rPr>
+            </w:pPr>
+          </w:p>
+        </w:tc>
+        <w:tc>
+          <w:tcPr>
+            <w:tcW w:w="3685" w:type="dxa"/>
+            <w:vAlign w:val="center"/>
+          </w:tcPr>
+          <w:p>
+            <w:pPr>
+              <w:rPr>
+                <w:rFonts w:ascii="맑은 고딕" w:eastAsia="맑은 고딕" w:hAnsi="맑은 고딕"/>
+                <w:color w:val="1F1F1F"/>
+                <w:sz w:val="20"/>
+                <w:szCs w:val="20"/>
+              </w:rPr>
+            </w:pPr>
+            <w:r>
+              <w:rPr>
+                <w:rFonts w:ascii="맑은 고딕" w:eastAsia="맑은 고딕" w:hAnsi="맑은 고딕" w:cs="맑은 고딕" w:hint="eastAsia"/>
+                <w:sz w:val="20"/>
+                <w:szCs w:val="20"/>
+              </w:rPr>
+              <w:t>현재 검색 결과에 일치하는 사용자의 접속 상태 변경</w:t>
+            </w:r>
+          </w:p>
+        </w:tc>
+        <w:tc>
+          <w:tcPr>
+            <w:tcW w:w="1560" w:type="dxa"/>
+            <w:vAlign w:val="center"/>
+          </w:tcPr>
+          <w:p>
+            <w:pPr>
+              <w:rPr>
+                <w:rFonts w:ascii="맑은 고딕" w:eastAsia="맑은 고딕" w:hAnsi="맑은 고딕"/>
+              </w:rPr>
+            </w:pPr>
+            <w:r>
+              <w:rPr>
+                <w:rFonts w:ascii="맑은 고딕" w:eastAsia="맑은 고딕" w:hAnsi="맑은 고딕" w:cs="맑은 고딕" w:hint="eastAsia"/>
+                <w:sz w:val="20"/>
+                <w:szCs w:val="20"/>
+              </w:rPr>
+              <w:t>TC06-5</w:t>
+            </w:r>
+          </w:p>
+        </w:tc>
+        <w:tc>
+          <w:tcPr>
+            <w:tcW w:w="1275" w:type="dxa"/>
+            <w:vMerge/>
+          </w:tcPr>
+          <w:p>
+            <w:pPr>
+              <w:rPr>
+                <w:rFonts w:ascii="맑은 고딕" w:eastAsia="맑은 고딕" w:hAnsi="맑은 고딕"/>
+              </w:rPr>
+            </w:pPr>
+          </w:p>
+        </w:tc>
+      </w:tr>
+      <w:tr>
+        <w:tc>
+          <w:tcPr>
+            <w:tcW w:w="1271" w:type="dxa"/>
+            <w:vMerge/>
+          </w:tcPr>
+          <w:p>
+            <w:pPr>
+              <w:rPr>
+                <w:rFonts w:ascii="맑은 고딕" w:eastAsia="맑은 고딕" w:hAnsi="맑은 고딕"/>
+              </w:rPr>
+            </w:pPr>
+          </w:p>
+        </w:tc>
+        <w:tc>
+          <w:tcPr>
+            <w:tcW w:w="1276" w:type="dxa"/>
+            <w:vMerge/>
+          </w:tcPr>
+          <w:p>
+            <w:pPr>
+              <w:rPr>
+                <w:rFonts w:ascii="맑은 고딕" w:eastAsia="맑은 고딕" w:hAnsi="맑은 고딕"/>
+              </w:rPr>
+            </w:pPr>
+          </w:p>
+        </w:tc>
+        <w:tc>
+          <w:tcPr>
+            <w:tcW w:w="3685" w:type="dxa"/>
+            <w:vAlign w:val="center"/>
+          </w:tcPr>
+          <w:p>
+            <w:pPr>
+              <w:rPr>
+                <w:rFonts w:ascii="맑은 고딕" w:eastAsia="맑은 고딕" w:hAnsi="맑은 고딕"/>
+                <w:color w:val="1F1F1F"/>
+                <w:sz w:val="20"/>
+                <w:szCs w:val="20"/>
+              </w:rPr>
+            </w:pPr>
+            <w:r>
+              <w:rPr>
+                <w:rFonts w:ascii="맑은 고딕" w:eastAsia="맑은 고딕" w:hAnsi="맑은 고딕" w:cs="맑은 고딕" w:hint="eastAsia"/>
+                <w:sz w:val="20"/>
+                <w:szCs w:val="20"/>
+              </w:rPr>
+              <w:t>초대 상대 선택</w:t>
+            </w:r>
+          </w:p>
+        </w:tc>
+        <w:tc>
+          <w:tcPr>
+            <w:tcW w:w="1560" w:type="dxa"/>
+            <w:vAlign w:val="center"/>
+          </w:tcPr>
+          <w:p>
+            <w:pPr>
+              <w:rPr>
+                <w:rFonts w:ascii="맑은 고딕" w:eastAsia="맑은 고딕" w:hAnsi="맑은 고딕"/>
+              </w:rPr>
+            </w:pPr>
+            <w:r>
+              <w:rPr>
+                <w:rFonts w:ascii="맑은 고딕" w:eastAsia="맑은 고딕" w:hAnsi="맑은 고딕" w:cs="맑은 고딕" w:hint="eastAsia"/>
+                <w:sz w:val="20"/>
+                <w:szCs w:val="20"/>
+              </w:rPr>
+              <w:t>TC06-6</w:t>
+            </w:r>
+          </w:p>
+        </w:tc>
+        <w:tc>
+          <w:tcPr>
+            <w:tcW w:w="1275" w:type="dxa"/>
+            <w:vMerge/>
+          </w:tcPr>
+          <w:p>
+            <w:pPr>
+              <w:rPr>
+                <w:rFonts w:ascii="맑은 고딕" w:eastAsia="맑은 고딕" w:hAnsi="맑은 고딕"/>
+              </w:rPr>
+            </w:pPr>
+          </w:p>
+        </w:tc>
+      </w:tr>
+      <w:tr>
+        <w:tc>
+          <w:tcPr>
+            <w:tcW w:w="1271" w:type="dxa"/>
+            <w:vMerge/>
+          </w:tcPr>
+          <w:p>
+            <w:pPr>
+              <w:rPr>
+                <w:rFonts w:ascii="맑은 고딕" w:eastAsia="맑은 고딕" w:hAnsi="맑은 고딕"/>
+              </w:rPr>
+            </w:pPr>
+          </w:p>
+        </w:tc>
+        <w:tc>
+          <w:tcPr>
+            <w:tcW w:w="1276" w:type="dxa"/>
+            <w:vMerge/>
+          </w:tcPr>
+          <w:p>
+            <w:pPr>
+              <w:rPr>
+                <w:rFonts w:ascii="맑은 고딕" w:eastAsia="맑은 고딕" w:hAnsi="맑은 고딕"/>
+              </w:rPr>
+            </w:pPr>
+          </w:p>
+        </w:tc>
+        <w:tc>
+          <w:tcPr>
+            <w:tcW w:w="3685" w:type="dxa"/>
+            <w:vAlign w:val="center"/>
+          </w:tcPr>
+          <w:p>
+            <w:pPr>
+              <w:spacing w:line="240" w:lineRule="auto"/>
+              <w:rPr>
+                <w:rFonts w:ascii="맑은 고딕" w:eastAsia="맑은 고딕" w:hAnsi="맑은 고딕"/>
+                <w:color w:val="1F1F1F"/>
+                <w:sz w:val="20"/>
+                <w:szCs w:val="20"/>
+              </w:rPr>
+            </w:pPr>
+            <w:r>
+              <w:rPr>
+                <w:rFonts w:ascii="맑은 고딕" w:eastAsia="맑은 고딕" w:hAnsi="맑은 고딕" w:cs="맑은 고딕" w:hint="eastAsia"/>
+                <w:sz w:val="20"/>
+                <w:szCs w:val="20"/>
+              </w:rPr>
+              <w:t>초대 상대 선택 해제</w:t>
+            </w:r>
+          </w:p>
+        </w:tc>
+        <w:tc>
+          <w:tcPr>
+            <w:tcW w:w="1560" w:type="dxa"/>
+            <w:vAlign w:val="center"/>
+          </w:tcPr>
+          <w:p>
+            <w:pPr>
+              <w:rPr>
+                <w:rFonts w:ascii="맑은 고딕" w:eastAsia="맑은 고딕" w:hAnsi="맑은 고딕"/>
+              </w:rPr>
+            </w:pPr>
+            <w:r>
+              <w:rPr>
+                <w:rFonts w:ascii="맑은 고딕" w:eastAsia="맑은 고딕" w:hAnsi="맑은 고딕" w:cs="맑은 고딕" w:hint="eastAsia"/>
+                <w:sz w:val="20"/>
+                <w:szCs w:val="20"/>
+              </w:rPr>
+              <w:t>TC06-7</w:t>
+            </w:r>
+          </w:p>
+        </w:tc>
+        <w:tc>
+          <w:tcPr>
+            <w:tcW w:w="1275" w:type="dxa"/>
+            <w:vMerge/>
+          </w:tcPr>
+          <w:p>
+            <w:pPr>
+              <w:rPr>
+                <w:rFonts w:ascii="맑은 고딕" w:eastAsia="맑은 고딕" w:hAnsi="맑은 고딕"/>
+              </w:rPr>
+            </w:pPr>
+          </w:p>
+        </w:tc>
+      </w:tr>
+      <w:tr>
+        <w:tc>
+          <w:tcPr>
+            <w:tcW w:w="1271" w:type="dxa"/>
+            <w:vMerge/>
+          </w:tcPr>
+          <w:p>
+            <w:pPr>
+              <w:rPr>
+                <w:rFonts w:ascii="맑은 고딕" w:eastAsia="맑은 고딕" w:hAnsi="맑은 고딕"/>
+              </w:rPr>
+            </w:pPr>
+          </w:p>
+        </w:tc>
+        <w:tc>
+          <w:tcPr>
+            <w:tcW w:w="1276" w:type="dxa"/>
+            <w:vMerge/>
+          </w:tcPr>
+          <w:p>
+            <w:pPr>
+              <w:rPr>
+                <w:rFonts w:ascii="맑은 고딕" w:eastAsia="맑은 고딕" w:hAnsi="맑은 고딕"/>
+              </w:rPr>
+            </w:pPr>
+          </w:p>
+        </w:tc>
+        <w:tc>
+          <w:tcPr>
+            <w:tcW w:w="3685" w:type="dxa"/>
+            <w:vAlign w:val="center"/>
+          </w:tcPr>
+          <w:p>
+            <w:pPr>
+              <w:rPr>
+                <w:rFonts w:ascii="맑은 고딕" w:eastAsia="맑은 고딕" w:hAnsi="맑은 고딕"/>
+                <w:color w:val="1F1F1F"/>
+                <w:sz w:val="20"/>
+                <w:szCs w:val="20"/>
+              </w:rPr>
+            </w:pPr>
+            <w:r>
+              <w:rPr>
+                <w:rFonts w:ascii="맑은 고딕" w:eastAsia="맑은 고딕" w:hAnsi="맑은 고딕" w:cs="맑은 고딕" w:hint="eastAsia"/>
+                <w:sz w:val="20"/>
+                <w:szCs w:val="20"/>
+              </w:rPr>
+              <w:t>초대 상대 선택 일괄 해제</w:t>
+            </w:r>
+          </w:p>
+        </w:tc>
+        <w:tc>
+          <w:tcPr>
+            <w:tcW w:w="1560" w:type="dxa"/>
+            <w:vAlign w:val="center"/>
+          </w:tcPr>
+          <w:p>
+            <w:pPr>
+              <w:rPr>
+                <w:rFonts w:ascii="맑은 고딕" w:eastAsia="맑은 고딕" w:hAnsi="맑은 고딕"/>
+              </w:rPr>
+            </w:pPr>
+            <w:r>
+              <w:rPr>
+                <w:rFonts w:ascii="맑은 고딕" w:eastAsia="맑은 고딕" w:hAnsi="맑은 고딕" w:cs="맑은 고딕" w:hint="eastAsia"/>
+                <w:sz w:val="20"/>
+                <w:szCs w:val="20"/>
+              </w:rPr>
+              <w:t>TC06-8</w:t>
+            </w:r>
+          </w:p>
+        </w:tc>
+        <w:tc>
+          <w:tcPr>
+            <w:tcW w:w="1275" w:type="dxa"/>
+            <w:vMerge/>
+          </w:tcPr>
+          <w:p>
+            <w:pPr>
+              <w:rPr>
+                <w:rFonts w:ascii="맑은 고딕" w:eastAsia="맑은 고딕" w:hAnsi="맑은 고딕"/>
+              </w:rPr>
+            </w:pPr>
+          </w:p>
+        </w:tc>
+      </w:tr>
+      <w:tr>
+        <w:tc>
+          <w:tcPr>
+            <w:tcW w:w="1271" w:type="dxa"/>
+            <w:vMerge/>
+          </w:tcPr>
+          <w:p>
+            <w:pPr>
+              <w:rPr>
+                <w:rFonts w:ascii="맑은 고딕" w:eastAsia="맑은 고딕" w:hAnsi="맑은 고딕"/>
+              </w:rPr>
+            </w:pPr>
+          </w:p>
+        </w:tc>
+        <w:tc>
+          <w:tcPr>
+            <w:tcW w:w="1276" w:type="dxa"/>
+            <w:vMerge/>
+          </w:tcPr>
+          <w:p>
+            <w:pPr>
+              <w:rPr>
+                <w:rFonts w:ascii="맑은 고딕" w:eastAsia="맑은 고딕" w:hAnsi="맑은 고딕"/>
+              </w:rPr>
+            </w:pPr>
+          </w:p>
+        </w:tc>
+        <w:tc>
+          <w:tcPr>
+            <w:tcW w:w="3685" w:type="dxa"/>
+            <w:vAlign w:val="center"/>
+          </w:tcPr>
+          <w:p>
+            <w:pPr>
+              <w:rPr>
+                <w:rFonts w:ascii="맑은 고딕" w:eastAsia="맑은 고딕" w:hAnsi="맑은 고딕"/>
+                <w:color w:val="1F1F1F"/>
+                <w:sz w:val="20"/>
+                <w:szCs w:val="20"/>
+              </w:rPr>
+            </w:pPr>
+            <w:r>
+              <w:rPr>
+                <w:rFonts w:ascii="맑은 고딕" w:eastAsia="맑은 고딕" w:hAnsi="맑은 고딕" w:cs="맑은 고딕" w:hint="eastAsia"/>
+                <w:sz w:val="20"/>
+                <w:szCs w:val="20"/>
+              </w:rPr>
+              <w:t>선택한 초대 상대 접속 상태 변경</w:t>
+            </w:r>
+          </w:p>
+        </w:tc>
+        <w:tc>
+          <w:tcPr>
+            <w:tcW w:w="1560" w:type="dxa"/>
+            <w:vAlign w:val="center"/>
+          </w:tcPr>
+          <w:p>
+            <w:pPr>
+              <w:rPr>
+                <w:rFonts w:ascii="맑은 고딕" w:eastAsia="맑은 고딕" w:hAnsi="맑은 고딕"/>
+              </w:rPr>
+            </w:pPr>
+            <w:r>
+              <w:rPr>
+                <w:rFonts w:ascii="맑은 고딕" w:eastAsia="맑은 고딕" w:hAnsi="맑은 고딕" w:cs="맑은 고딕" w:hint="eastAsia"/>
+                <w:sz w:val="20"/>
+                <w:szCs w:val="20"/>
+              </w:rPr>
+              <w:t>TC06-9</w:t>
+            </w:r>
+          </w:p>
+        </w:tc>
+        <w:tc>
+          <w:tcPr>
+            <w:tcW w:w="1275" w:type="dxa"/>
+            <w:vMerge/>
+          </w:tcPr>
+          <w:p>
+            <w:pPr>
+              <w:rPr>
+                <w:rFonts w:ascii="맑은 고딕" w:eastAsia="맑은 고딕" w:hAnsi="맑은 고딕"/>
+              </w:rPr>
+            </w:pPr>
+          </w:p>
+        </w:tc>
+      </w:tr>
+      <w:tr>
+        <w:tc>
+          <w:tcPr>
+            <w:tcW w:w="1271" w:type="dxa"/>
+            <w:vMerge/>
+          </w:tcPr>
+          <w:p>
+            <w:pPr>
+              <w:rPr>
+                <w:rFonts w:ascii="맑은 고딕" w:eastAsia="맑은 고딕" w:hAnsi="맑은 고딕"/>
+              </w:rPr>
+            </w:pPr>
+          </w:p>
+        </w:tc>
+        <w:tc>
+          <w:tcPr>
+            <w:tcW w:w="1276" w:type="dxa"/>
+            <w:vMerge/>
+          </w:tcPr>
+          <w:p>
+            <w:pPr>
+              <w:rPr>
+                <w:rFonts w:ascii="맑은 고딕" w:eastAsia="맑은 고딕" w:hAnsi="맑은 고딕"/>
+              </w:rPr>
+            </w:pPr>
+          </w:p>
+        </w:tc>
+        <w:tc>
+          <w:tcPr>
+            <w:tcW w:w="3685" w:type="dxa"/>
+            <w:vAlign w:val="center"/>
+          </w:tcPr>
+          <w:p>
+            <w:pPr>
+              <w:rPr>
+                <w:rFonts w:ascii="맑은 고딕" w:eastAsia="맑은 고딕" w:hAnsi="맑은 고딕" w:cs="맑은 고딕"/>
+                <w:sz w:val="20"/>
+                <w:szCs w:val="20"/>
+              </w:rPr>
+            </w:pPr>
+            <w:r>
+              <w:rPr>
+                <w:rFonts w:ascii="맑은 고딕" w:eastAsia="맑은 고딕" w:hAnsi="맑은 고딕" w:cs="맑은 고딕" w:hint="eastAsia"/>
+                <w:sz w:val="20"/>
+                <w:szCs w:val="20"/>
+              </w:rPr>
+              <w:t>대화방에 참여자 추가</w:t>
+            </w:r>
+          </w:p>
+        </w:tc>
+        <w:tc>
+          <w:tcPr>
+            <w:tcW w:w="1560" w:type="dxa"/>
+            <w:vAlign w:val="center"/>
+          </w:tcPr>
+          <w:p>
+            <w:pPr>
+              <w:rPr>
+                <w:rFonts w:ascii="맑은 고딕" w:eastAsia="맑은 고딕" w:hAnsi="맑은 고딕" w:cs="맑은 고딕"/>
+                <w:sz w:val="20"/>
+                <w:szCs w:val="20"/>
+              </w:rPr>
+            </w:pPr>
+            <w:r>
+              <w:rPr>
+                <w:rFonts w:ascii="맑은 고딕" w:eastAsia="맑은 고딕" w:hAnsi="맑은 고딕" w:cs="맑은 고딕" w:hint="eastAsia"/>
+                <w:sz w:val="20"/>
+                <w:szCs w:val="20"/>
+              </w:rPr>
+              <w:t>TC06-10</w:t>
+            </w:r>
+          </w:p>
+        </w:tc>
+        <w:tc>
+          <w:tcPr>
+            <w:tcW w:w="1275" w:type="dxa"/>
+            <w:vMerge/>
+          </w:tcPr>
+          <w:p>
+            <w:pPr>
+              <w:rPr>
+                <w:rFonts w:ascii="맑은 고딕" w:eastAsia="맑은 고딕" w:hAnsi="맑은 고딕"/>
+              </w:rPr>
+            </w:pPr>
+          </w:p>
+        </w:tc>
+      </w:tr>
+      <w:tr>
+        <w:tc>
+          <w:tcPr>
+            <w:tcW w:w="1271" w:type="dxa"/>
             <w:vMerge w:val="restart"/>
             <w:vAlign w:val="center"/>
           </w:tcPr>
@@ -13437,8 +14323,6 @@
               <w:jc w:val="center"/>
               <w:rPr>
                 <w:rFonts w:ascii="맑은 고딕" w:eastAsia="맑은 고딕" w:hAnsi="맑은 고딕"/>
-                <w:sz w:val="20"/>
-                <w:szCs w:val="20"/>
               </w:rPr>
             </w:pPr>
             <w:r>
@@ -13463,7 +14347,7 @@
                 <w:sz w:val="20"/>
                 <w:szCs w:val="20"/>
               </w:rPr>
-              <w:t>5</w:t>
+              <w:t>6</w:t>
             </w:r>
           </w:p>
         </w:tc>
@@ -13482,79 +14366,116 @@
             </w:pPr>
             <w:r>
               <w:rPr>
+                <w:rFonts w:ascii="맑은 고딕" w:eastAsia="맑은 고딕" w:hAnsi="맑은 고딕" w:cs="맑은 고딕"/>
+                <w:color w:val="000000"/>
+                <w:sz w:val="20"/>
+                <w:szCs w:val="20"/>
+              </w:rPr>
+              <w:t>SID-0</w:t>
+            </w:r>
+            <w:r>
+              <w:rPr>
+                <w:rFonts w:ascii="맑은 고딕" w:eastAsia="맑은 고딕" w:hAnsi="맑은 고딕" w:cs="맑은 고딕" w:hint="eastAsia"/>
+                <w:color w:val="000000"/>
+                <w:sz w:val="20"/>
+                <w:szCs w:val="20"/>
+              </w:rPr>
+              <w:t xml:space="preserve">8, </w:t>
+            </w:r>
+            <w:r>
+              <w:rPr>
+                <w:rFonts w:ascii="맑은 고딕" w:eastAsia="맑은 고딕" w:hAnsi="맑은 고딕" w:cs="맑은 고딕"/>
+                <w:color w:val="000000"/>
+                <w:sz w:val="20"/>
+                <w:szCs w:val="20"/>
+              </w:rPr>
+              <w:t>SID-0</w:t>
+            </w:r>
+            <w:r>
+              <w:rPr>
+                <w:rFonts w:ascii="맑은 고딕" w:eastAsia="맑은 고딕" w:hAnsi="맑은 고딕" w:cs="맑은 고딕" w:hint="eastAsia"/>
+                <w:color w:val="000000"/>
+                <w:sz w:val="20"/>
+                <w:szCs w:val="20"/>
+              </w:rPr>
+              <w:t>9</w:t>
+            </w:r>
+          </w:p>
+        </w:tc>
+        <w:tc>
+          <w:tcPr>
+            <w:tcW w:w="3685" w:type="dxa"/>
+            <w:vAlign w:val="center"/>
+          </w:tcPr>
+          <w:p>
+            <w:pPr>
+              <w:rPr>
+                <w:rFonts w:ascii="맑은 고딕" w:eastAsia="맑은 고딕" w:hAnsi="맑은 고딕"/>
+                <w:color w:val="1F1F1F"/>
+                <w:sz w:val="20"/>
+                <w:szCs w:val="20"/>
+              </w:rPr>
+            </w:pPr>
+            <w:r>
+              <w:rPr>
+                <w:rFonts w:ascii="맑은 고딕" w:eastAsia="맑은 고딕" w:hAnsi="맑은 고딕" w:cs="맑은 고딕" w:hint="eastAsia"/>
+                <w:sz w:val="20"/>
+                <w:szCs w:val="20"/>
+              </w:rPr>
+              <w:t>지도 검색 화면 표시</w:t>
+            </w:r>
+          </w:p>
+        </w:tc>
+        <w:tc>
+          <w:tcPr>
+            <w:tcW w:w="1560" w:type="dxa"/>
+            <w:vAlign w:val="center"/>
+          </w:tcPr>
+          <w:p>
+            <w:pPr>
+              <w:rPr>
+                <w:rFonts w:ascii="맑은 고딕" w:eastAsia="맑은 고딕" w:hAnsi="맑은 고딕"/>
+                <w:color w:val="1F1F1F"/>
+                <w:sz w:val="20"/>
+                <w:szCs w:val="20"/>
+              </w:rPr>
+            </w:pPr>
+            <w:r>
+              <w:rPr>
+                <w:rFonts w:ascii="맑은 고딕" w:eastAsia="맑은 고딕" w:hAnsi="맑은 고딕" w:cs="맑은 고딕" w:hint="eastAsia"/>
+                <w:sz w:val="20"/>
+                <w:szCs w:val="20"/>
+              </w:rPr>
+              <w:t>TC07</w:t>
+            </w:r>
+            <w:r>
+              <w:rPr>
+                <w:rFonts w:ascii="맑은 고딕" w:eastAsia="맑은 고딕" w:hAnsi="맑은 고딕" w:cs="맑은 고딕" w:hint="eastAsia"/>
+                <w:sz w:val="20"/>
+                <w:szCs w:val="20"/>
+              </w:rPr>
+              <w:t>-1</w:t>
+            </w:r>
+          </w:p>
+        </w:tc>
+        <w:tc>
+          <w:tcPr>
+            <w:tcW w:w="1275" w:type="dxa"/>
+            <w:vMerge w:val="restart"/>
+            <w:vAlign w:val="center"/>
+          </w:tcPr>
+          <w:p>
+            <w:pPr>
+              <w:jc w:val="center"/>
+              <w:rPr>
+                <w:rFonts w:ascii="맑은 고딕" w:eastAsia="맑은 고딕" w:hAnsi="맑은 고딕"/>
+              </w:rPr>
+            </w:pPr>
+            <w:r>
+              <w:rPr>
                 <w:rFonts w:ascii="맑은 고딕" w:eastAsia="맑은 고딕" w:hAnsi="맑은 고딕" w:hint="eastAsia"/>
               </w:rPr>
-              <w:t>SID-05</w:t>
-            </w:r>
-          </w:p>
-        </w:tc>
-        <w:tc>
-          <w:tcPr>
-            <w:tcW w:w="3118" w:type="dxa"/>
-            <w:vAlign w:val="center"/>
-          </w:tcPr>
-          <w:p>
-            <w:pPr>
-              <w:rPr>
-                <w:rFonts w:ascii="맑은 고딕" w:eastAsia="맑은 고딕" w:hAnsi="맑은 고딕"/>
-                <w:color w:val="000000"/>
-                <w:sz w:val="20"/>
-                <w:szCs w:val="20"/>
-              </w:rPr>
-            </w:pPr>
-            <w:r>
-              <w:rPr>
-                <w:rFonts w:ascii="맑은 고딕" w:eastAsia="맑은 고딕" w:hAnsi="맑은 고딕" w:cs="맑은 고딕" w:hint="eastAsia"/>
-                <w:sz w:val="20"/>
-                <w:szCs w:val="20"/>
-              </w:rPr>
-              <w:t>대화방 초대 선택</w:t>
-            </w:r>
-          </w:p>
-        </w:tc>
-        <w:tc>
-          <w:tcPr>
-            <w:tcW w:w="1229" w:type="dxa"/>
-            <w:vAlign w:val="center"/>
-          </w:tcPr>
-          <w:p>
-            <w:pPr>
-              <w:rPr>
-                <w:rFonts w:ascii="맑은 고딕" w:eastAsia="맑은 고딕" w:hAnsi="맑은 고딕"/>
-              </w:rPr>
-            </w:pPr>
-            <w:r>
-              <w:rPr>
-                <w:rFonts w:ascii="맑은 고딕" w:eastAsia="맑은 고딕" w:hAnsi="맑은 고딕" w:cs="맑은 고딕" w:hint="eastAsia"/>
-                <w:sz w:val="20"/>
-                <w:szCs w:val="20"/>
-              </w:rPr>
-              <w:t>TC05-1</w:t>
-            </w:r>
-          </w:p>
-        </w:tc>
-        <w:tc>
-          <w:tcPr>
-            <w:tcW w:w="1555" w:type="dxa"/>
-            <w:vMerge w:val="restart"/>
-            <w:vAlign w:val="center"/>
-          </w:tcPr>
-          <w:p>
-            <w:pPr>
-              <w:jc w:val="center"/>
-              <w:rPr>
-                <w:rFonts w:ascii="맑은 고딕" w:eastAsia="맑은 고딕" w:hAnsi="맑은 고딕"/>
-                <w:sz w:val="20"/>
-                <w:szCs w:val="20"/>
-              </w:rPr>
-            </w:pPr>
-            <w:r>
-              <w:rPr>
-                <w:rFonts w:ascii="맑은 고딕" w:eastAsia="맑은 고딕" w:hAnsi="맑은 고딕" w:hint="eastAsia"/>
-                <w:sz w:val="20"/>
-                <w:szCs w:val="20"/>
-              </w:rPr>
-              <w:t>김민성</w:t>
+              <w:t>임효진</w:t>
             </w:r>
           </w:p>
         </w:tc>
@@ -13564,9 +14485,11 @@
           <w:tcPr>
             <w:tcW w:w="1271" w:type="dxa"/>
             <w:vMerge/>
-          </w:tcPr>
-          <w:p>
-            <w:pPr>
+            <w:vAlign w:val="center"/>
+          </w:tcPr>
+          <w:p>
+            <w:pPr>
+              <w:jc w:val="center"/>
               <w:rPr>
                 <w:rFonts w:ascii="맑은 고딕" w:eastAsia="맑은 고딕" w:hAnsi="맑은 고딕"/>
               </w:rPr>
@@ -13577,25 +14500,27 @@
           <w:tcPr>
             <w:tcW w:w="1276" w:type="dxa"/>
             <w:vMerge/>
-          </w:tcPr>
-          <w:p>
-            <w:pPr>
-              <w:rPr>
-                <w:rFonts w:ascii="맑은 고딕" w:eastAsia="맑은 고딕" w:hAnsi="맑은 고딕"/>
-              </w:rPr>
-            </w:pPr>
-          </w:p>
-        </w:tc>
-        <w:tc>
-          <w:tcPr>
-            <w:tcW w:w="3118" w:type="dxa"/>
-            <w:vAlign w:val="center"/>
-          </w:tcPr>
-          <w:p>
-            <w:pPr>
-              <w:rPr>
-                <w:rFonts w:ascii="맑은 고딕" w:eastAsia="맑은 고딕" w:hAnsi="맑은 고딕"/>
-                <w:color w:val="000000"/>
+            <w:vAlign w:val="center"/>
+          </w:tcPr>
+          <w:p>
+            <w:pPr>
+              <w:jc w:val="center"/>
+              <w:rPr>
+                <w:rFonts w:ascii="맑은 고딕" w:eastAsia="맑은 고딕" w:hAnsi="맑은 고딕"/>
+              </w:rPr>
+            </w:pPr>
+          </w:p>
+        </w:tc>
+        <w:tc>
+          <w:tcPr>
+            <w:tcW w:w="3685" w:type="dxa"/>
+            <w:vAlign w:val="center"/>
+          </w:tcPr>
+          <w:p>
+            <w:pPr>
+              <w:rPr>
+                <w:rFonts w:ascii="맑은 고딕" w:eastAsia="맑은 고딕" w:hAnsi="맑은 고딕"/>
+                <w:color w:val="1F1F1F"/>
                 <w:sz w:val="20"/>
                 <w:szCs w:val="20"/>
               </w:rPr>
@@ -13606,19 +14531,22 @@
                 <w:sz w:val="20"/>
                 <w:szCs w:val="20"/>
               </w:rPr>
-              <w:t>사용자 초대 모달 팝업-검색어 공백 값 입력</w:t>
-            </w:r>
-          </w:p>
-        </w:tc>
-        <w:tc>
-          <w:tcPr>
-            <w:tcW w:w="1229" w:type="dxa"/>
-            <w:vAlign w:val="center"/>
-          </w:tcPr>
-          <w:p>
-            <w:pPr>
-              <w:rPr>
-                <w:rFonts w:ascii="맑은 고딕" w:eastAsia="맑은 고딕" w:hAnsi="맑은 고딕"/>
+              <w:t>지도 검색 화면-검색어 공백 값 입력</w:t>
+            </w:r>
+          </w:p>
+        </w:tc>
+        <w:tc>
+          <w:tcPr>
+            <w:tcW w:w="1560" w:type="dxa"/>
+            <w:vAlign w:val="center"/>
+          </w:tcPr>
+          <w:p>
+            <w:pPr>
+              <w:rPr>
+                <w:rFonts w:ascii="맑은 고딕" w:eastAsia="맑은 고딕" w:hAnsi="맑은 고딕"/>
+                <w:color w:val="1F1F1F"/>
+                <w:sz w:val="20"/>
+                <w:szCs w:val="20"/>
               </w:rPr>
             </w:pPr>
             <w:r>
@@ -13627,17 +14555,27 @@
                 <w:sz w:val="20"/>
                 <w:szCs w:val="20"/>
               </w:rPr>
-              <w:t>TC05-2</w:t>
-            </w:r>
-          </w:p>
-        </w:tc>
-        <w:tc>
-          <w:tcPr>
-            <w:tcW w:w="1555" w:type="dxa"/>
-            <w:vMerge/>
-          </w:tcPr>
-          <w:p>
-            <w:pPr>
+              <w:t>TC07</w:t>
+            </w:r>
+            <w:r>
+              <w:rPr>
+                <w:rFonts w:ascii="맑은 고딕" w:eastAsia="맑은 고딕" w:hAnsi="맑은 고딕" w:cs="맑은 고딕" w:hint="eastAsia"/>
+                <w:sz w:val="20"/>
+                <w:szCs w:val="20"/>
+              </w:rPr>
+              <w:t>-2</w:t>
+            </w:r>
+          </w:p>
+        </w:tc>
+        <w:tc>
+          <w:tcPr>
+            <w:tcW w:w="1275" w:type="dxa"/>
+            <w:vMerge/>
+            <w:vAlign w:val="center"/>
+          </w:tcPr>
+          <w:p>
+            <w:pPr>
+              <w:jc w:val="center"/>
               <w:rPr>
                 <w:rFonts w:ascii="맑은 고딕" w:eastAsia="맑은 고딕" w:hAnsi="맑은 고딕"/>
               </w:rPr>
@@ -13650,9 +14588,11 @@
           <w:tcPr>
             <w:tcW w:w="1271" w:type="dxa"/>
             <w:vMerge/>
-          </w:tcPr>
-          <w:p>
-            <w:pPr>
+            <w:vAlign w:val="center"/>
+          </w:tcPr>
+          <w:p>
+            <w:pPr>
+              <w:jc w:val="center"/>
               <w:rPr>
                 <w:rFonts w:ascii="맑은 고딕" w:eastAsia="맑은 고딕" w:hAnsi="맑은 고딕"/>
               </w:rPr>
@@ -13666,22 +14606,23 @@
           </w:tcPr>
           <w:p>
             <w:pPr>
-              <w:rPr>
-                <w:rFonts w:ascii="맑은 고딕" w:eastAsia="맑은 고딕" w:hAnsi="맑은 고딕"/>
-              </w:rPr>
-            </w:pPr>
-          </w:p>
-        </w:tc>
-        <w:tc>
-          <w:tcPr>
-            <w:tcW w:w="3118" w:type="dxa"/>
-            <w:vAlign w:val="center"/>
-          </w:tcPr>
-          <w:p>
-            <w:pPr>
-              <w:rPr>
-                <w:rFonts w:ascii="맑은 고딕" w:eastAsia="맑은 고딕" w:hAnsi="맑은 고딕"/>
-                <w:color w:val="000000"/>
+              <w:jc w:val="center"/>
+              <w:rPr>
+                <w:rFonts w:ascii="맑은 고딕" w:eastAsia="맑은 고딕" w:hAnsi="맑은 고딕"/>
+              </w:rPr>
+            </w:pPr>
+          </w:p>
+        </w:tc>
+        <w:tc>
+          <w:tcPr>
+            <w:tcW w:w="3685" w:type="dxa"/>
+            <w:vAlign w:val="center"/>
+          </w:tcPr>
+          <w:p>
+            <w:pPr>
+              <w:rPr>
+                <w:rFonts w:ascii="맑은 고딕" w:eastAsia="맑은 고딕" w:hAnsi="맑은 고딕"/>
+                <w:color w:val="1F1F1F"/>
                 <w:sz w:val="20"/>
                 <w:szCs w:val="20"/>
               </w:rPr>
@@ -13692,19 +14633,22 @@
                 <w:sz w:val="20"/>
                 <w:szCs w:val="20"/>
               </w:rPr>
-              <w:t>현재 접속 중인 사용자 검색</w:t>
-            </w:r>
-          </w:p>
-        </w:tc>
-        <w:tc>
-          <w:tcPr>
-            <w:tcW w:w="1229" w:type="dxa"/>
-            <w:vAlign w:val="center"/>
-          </w:tcPr>
-          <w:p>
-            <w:pPr>
-              <w:rPr>
-                <w:rFonts w:ascii="맑은 고딕" w:eastAsia="맑은 고딕" w:hAnsi="맑은 고딕"/>
+              <w:t>지도 검색 화면-제한된 길이를 초과하는 검색어 입력</w:t>
+            </w:r>
+          </w:p>
+        </w:tc>
+        <w:tc>
+          <w:tcPr>
+            <w:tcW w:w="1560" w:type="dxa"/>
+            <w:vAlign w:val="center"/>
+          </w:tcPr>
+          <w:p>
+            <w:pPr>
+              <w:rPr>
+                <w:rFonts w:ascii="맑은 고딕" w:eastAsia="맑은 고딕" w:hAnsi="맑은 고딕"/>
+                <w:color w:val="1F1F1F"/>
+                <w:sz w:val="20"/>
+                <w:szCs w:val="20"/>
               </w:rPr>
             </w:pPr>
             <w:r>
@@ -13713,17 +14657,27 @@
                 <w:sz w:val="20"/>
                 <w:szCs w:val="20"/>
               </w:rPr>
-              <w:t>TC05-3</w:t>
-            </w:r>
-          </w:p>
-        </w:tc>
-        <w:tc>
-          <w:tcPr>
-            <w:tcW w:w="1555" w:type="dxa"/>
-            <w:vMerge/>
-          </w:tcPr>
-          <w:p>
-            <w:pPr>
+              <w:t>TC07</w:t>
+            </w:r>
+            <w:r>
+              <w:rPr>
+                <w:rFonts w:ascii="맑은 고딕" w:eastAsia="맑은 고딕" w:hAnsi="맑은 고딕" w:cs="맑은 고딕" w:hint="eastAsia"/>
+                <w:sz w:val="20"/>
+                <w:szCs w:val="20"/>
+              </w:rPr>
+              <w:t>-3</w:t>
+            </w:r>
+          </w:p>
+        </w:tc>
+        <w:tc>
+          <w:tcPr>
+            <w:tcW w:w="1275" w:type="dxa"/>
+            <w:vMerge/>
+            <w:vAlign w:val="center"/>
+          </w:tcPr>
+          <w:p>
+            <w:pPr>
+              <w:jc w:val="center"/>
               <w:rPr>
                 <w:rFonts w:ascii="맑은 고딕" w:eastAsia="맑은 고딕" w:hAnsi="맑은 고딕"/>
               </w:rPr>
@@ -13736,9 +14690,11 @@
           <w:tcPr>
             <w:tcW w:w="1271" w:type="dxa"/>
             <w:vMerge/>
-          </w:tcPr>
-          <w:p>
-            <w:pPr>
+            <w:vAlign w:val="center"/>
+          </w:tcPr>
+          <w:p>
+            <w:pPr>
+              <w:jc w:val="center"/>
               <w:rPr>
                 <w:rFonts w:ascii="맑은 고딕" w:eastAsia="맑은 고딕" w:hAnsi="맑은 고딕"/>
               </w:rPr>
@@ -13752,15 +14708,16 @@
           </w:tcPr>
           <w:p>
             <w:pPr>
-              <w:rPr>
-                <w:rFonts w:ascii="맑은 고딕" w:eastAsia="맑은 고딕" w:hAnsi="맑은 고딕"/>
-              </w:rPr>
-            </w:pPr>
-          </w:p>
-        </w:tc>
-        <w:tc>
-          <w:tcPr>
-            <w:tcW w:w="3118" w:type="dxa"/>
+              <w:jc w:val="center"/>
+              <w:rPr>
+                <w:rFonts w:ascii="맑은 고딕" w:eastAsia="맑은 고딕" w:hAnsi="맑은 고딕"/>
+              </w:rPr>
+            </w:pPr>
+          </w:p>
+        </w:tc>
+        <w:tc>
+          <w:tcPr>
+            <w:tcW w:w="3685" w:type="dxa"/>
             <w:vAlign w:val="center"/>
           </w:tcPr>
           <w:p>
@@ -13778,19 +14735,22 @@
                 <w:sz w:val="20"/>
                 <w:szCs w:val="20"/>
               </w:rPr>
-              <w:t>현재 접속 중이지 않은 사용자 검색</w:t>
-            </w:r>
-          </w:p>
-        </w:tc>
-        <w:tc>
-          <w:tcPr>
-            <w:tcW w:w="1229" w:type="dxa"/>
-            <w:vAlign w:val="center"/>
-          </w:tcPr>
-          <w:p>
-            <w:pPr>
-              <w:rPr>
-                <w:rFonts w:ascii="맑은 고딕" w:eastAsia="맑은 고딕" w:hAnsi="맑은 고딕"/>
+              <w:t>정상 검색어 입력</w:t>
+            </w:r>
+          </w:p>
+        </w:tc>
+        <w:tc>
+          <w:tcPr>
+            <w:tcW w:w="1560" w:type="dxa"/>
+            <w:vAlign w:val="center"/>
+          </w:tcPr>
+          <w:p>
+            <w:pPr>
+              <w:rPr>
+                <w:rFonts w:ascii="맑은 고딕" w:eastAsia="맑은 고딕" w:hAnsi="맑은 고딕"/>
+                <w:color w:val="1F1F1F"/>
+                <w:sz w:val="20"/>
+                <w:szCs w:val="20"/>
               </w:rPr>
             </w:pPr>
             <w:r>
@@ -13799,17 +14759,27 @@
                 <w:sz w:val="20"/>
                 <w:szCs w:val="20"/>
               </w:rPr>
-              <w:t>TC05-4</w:t>
-            </w:r>
-          </w:p>
-        </w:tc>
-        <w:tc>
-          <w:tcPr>
-            <w:tcW w:w="1555" w:type="dxa"/>
-            <w:vMerge/>
-          </w:tcPr>
-          <w:p>
-            <w:pPr>
+              <w:t>TC07</w:t>
+            </w:r>
+            <w:r>
+              <w:rPr>
+                <w:rFonts w:ascii="맑은 고딕" w:eastAsia="맑은 고딕" w:hAnsi="맑은 고딕" w:cs="맑은 고딕" w:hint="eastAsia"/>
+                <w:sz w:val="20"/>
+                <w:szCs w:val="20"/>
+              </w:rPr>
+              <w:t>-4</w:t>
+            </w:r>
+          </w:p>
+        </w:tc>
+        <w:tc>
+          <w:tcPr>
+            <w:tcW w:w="1275" w:type="dxa"/>
+            <w:vMerge/>
+            <w:vAlign w:val="center"/>
+          </w:tcPr>
+          <w:p>
+            <w:pPr>
+              <w:jc w:val="center"/>
               <w:rPr>
                 <w:rFonts w:ascii="맑은 고딕" w:eastAsia="맑은 고딕" w:hAnsi="맑은 고딕"/>
               </w:rPr>
@@ -13822,9 +14792,11 @@
           <w:tcPr>
             <w:tcW w:w="1271" w:type="dxa"/>
             <w:vMerge/>
-          </w:tcPr>
-          <w:p>
-            <w:pPr>
+            <w:vAlign w:val="center"/>
+          </w:tcPr>
+          <w:p>
+            <w:pPr>
+              <w:jc w:val="center"/>
               <w:rPr>
                 <w:rFonts w:ascii="맑은 고딕" w:eastAsia="맑은 고딕" w:hAnsi="맑은 고딕"/>
               </w:rPr>
@@ -13838,15 +14810,16 @@
           </w:tcPr>
           <w:p>
             <w:pPr>
-              <w:rPr>
-                <w:rFonts w:ascii="맑은 고딕" w:eastAsia="맑은 고딕" w:hAnsi="맑은 고딕"/>
-              </w:rPr>
-            </w:pPr>
-          </w:p>
-        </w:tc>
-        <w:tc>
-          <w:tcPr>
-            <w:tcW w:w="3118" w:type="dxa"/>
+              <w:jc w:val="center"/>
+              <w:rPr>
+                <w:rFonts w:ascii="맑은 고딕" w:eastAsia="맑은 고딕" w:hAnsi="맑은 고딕"/>
+              </w:rPr>
+            </w:pPr>
+          </w:p>
+        </w:tc>
+        <w:tc>
+          <w:tcPr>
+            <w:tcW w:w="3685" w:type="dxa"/>
             <w:vAlign w:val="center"/>
           </w:tcPr>
           <w:p>
@@ -13864,19 +14837,22 @@
                 <w:sz w:val="20"/>
                 <w:szCs w:val="20"/>
               </w:rPr>
-              <w:t>현재 검색 결과에 일치하는 사용자의 접속 상태 변경</w:t>
-            </w:r>
-          </w:p>
-        </w:tc>
-        <w:tc>
-          <w:tcPr>
-            <w:tcW w:w="1229" w:type="dxa"/>
-            <w:vAlign w:val="center"/>
-          </w:tcPr>
-          <w:p>
-            <w:pPr>
-              <w:rPr>
-                <w:rFonts w:ascii="맑은 고딕" w:eastAsia="맑은 고딕" w:hAnsi="맑은 고딕"/>
+              <w:t>장소 선택</w:t>
+            </w:r>
+          </w:p>
+        </w:tc>
+        <w:tc>
+          <w:tcPr>
+            <w:tcW w:w="1560" w:type="dxa"/>
+            <w:vAlign w:val="center"/>
+          </w:tcPr>
+          <w:p>
+            <w:pPr>
+              <w:rPr>
+                <w:rFonts w:ascii="맑은 고딕" w:eastAsia="맑은 고딕" w:hAnsi="맑은 고딕"/>
+                <w:color w:val="1F1F1F"/>
+                <w:sz w:val="20"/>
+                <w:szCs w:val="20"/>
               </w:rPr>
             </w:pPr>
             <w:r>
@@ -13885,17 +14861,27 @@
                 <w:sz w:val="20"/>
                 <w:szCs w:val="20"/>
               </w:rPr>
-              <w:t>TC05-5</w:t>
-            </w:r>
-          </w:p>
-        </w:tc>
-        <w:tc>
-          <w:tcPr>
-            <w:tcW w:w="1555" w:type="dxa"/>
-            <w:vMerge/>
-          </w:tcPr>
-          <w:p>
-            <w:pPr>
+              <w:t>TC07</w:t>
+            </w:r>
+            <w:r>
+              <w:rPr>
+                <w:rFonts w:ascii="맑은 고딕" w:eastAsia="맑은 고딕" w:hAnsi="맑은 고딕" w:cs="맑은 고딕" w:hint="eastAsia"/>
+                <w:sz w:val="20"/>
+                <w:szCs w:val="20"/>
+              </w:rPr>
+              <w:t>-5</w:t>
+            </w:r>
+          </w:p>
+        </w:tc>
+        <w:tc>
+          <w:tcPr>
+            <w:tcW w:w="1275" w:type="dxa"/>
+            <w:vMerge/>
+            <w:vAlign w:val="center"/>
+          </w:tcPr>
+          <w:p>
+            <w:pPr>
+              <w:jc w:val="center"/>
               <w:rPr>
                 <w:rFonts w:ascii="맑은 고딕" w:eastAsia="맑은 고딕" w:hAnsi="맑은 고딕"/>
               </w:rPr>
@@ -13908,9 +14894,11 @@
           <w:tcPr>
             <w:tcW w:w="1271" w:type="dxa"/>
             <w:vMerge/>
-          </w:tcPr>
-          <w:p>
-            <w:pPr>
+            <w:vAlign w:val="center"/>
+          </w:tcPr>
+          <w:p>
+            <w:pPr>
+              <w:jc w:val="center"/>
               <w:rPr>
                 <w:rFonts w:ascii="맑은 고딕" w:eastAsia="맑은 고딕" w:hAnsi="맑은 고딕"/>
               </w:rPr>
@@ -13924,15 +14912,16 @@
           </w:tcPr>
           <w:p>
             <w:pPr>
-              <w:rPr>
-                <w:rFonts w:ascii="맑은 고딕" w:eastAsia="맑은 고딕" w:hAnsi="맑은 고딕"/>
-              </w:rPr>
-            </w:pPr>
-          </w:p>
-        </w:tc>
-        <w:tc>
-          <w:tcPr>
-            <w:tcW w:w="3118" w:type="dxa"/>
+              <w:jc w:val="center"/>
+              <w:rPr>
+                <w:rFonts w:ascii="맑은 고딕" w:eastAsia="맑은 고딕" w:hAnsi="맑은 고딕"/>
+              </w:rPr>
+            </w:pPr>
+          </w:p>
+        </w:tc>
+        <w:tc>
+          <w:tcPr>
+            <w:tcW w:w="3685" w:type="dxa"/>
             <w:vAlign w:val="center"/>
           </w:tcPr>
           <w:p>
@@ -13950,19 +14939,22 @@
                 <w:sz w:val="20"/>
                 <w:szCs w:val="20"/>
               </w:rPr>
-              <w:t>초대 상대 선택</w:t>
-            </w:r>
-          </w:p>
-        </w:tc>
-        <w:tc>
-          <w:tcPr>
-            <w:tcW w:w="1229" w:type="dxa"/>
-            <w:vAlign w:val="center"/>
-          </w:tcPr>
-          <w:p>
-            <w:pPr>
-              <w:rPr>
-                <w:rFonts w:ascii="맑은 고딕" w:eastAsia="맑은 고딕" w:hAnsi="맑은 고딕"/>
+              <w:t>지도 검색 정보 대화방 공유</w:t>
+            </w:r>
+          </w:p>
+        </w:tc>
+        <w:tc>
+          <w:tcPr>
+            <w:tcW w:w="1560" w:type="dxa"/>
+            <w:vAlign w:val="center"/>
+          </w:tcPr>
+          <w:p>
+            <w:pPr>
+              <w:rPr>
+                <w:rFonts w:ascii="맑은 고딕" w:eastAsia="맑은 고딕" w:hAnsi="맑은 고딕"/>
+                <w:color w:val="1F1F1F"/>
+                <w:sz w:val="20"/>
+                <w:szCs w:val="20"/>
               </w:rPr>
             </w:pPr>
             <w:r>
@@ -13971,17 +14963,27 @@
                 <w:sz w:val="20"/>
                 <w:szCs w:val="20"/>
               </w:rPr>
-              <w:t>TC05-6</w:t>
-            </w:r>
-          </w:p>
-        </w:tc>
-        <w:tc>
-          <w:tcPr>
-            <w:tcW w:w="1555" w:type="dxa"/>
-            <w:vMerge/>
-          </w:tcPr>
-          <w:p>
-            <w:pPr>
+              <w:t>TC07</w:t>
+            </w:r>
+            <w:r>
+              <w:rPr>
+                <w:rFonts w:ascii="맑은 고딕" w:eastAsia="맑은 고딕" w:hAnsi="맑은 고딕" w:cs="맑은 고딕" w:hint="eastAsia"/>
+                <w:sz w:val="20"/>
+                <w:szCs w:val="20"/>
+              </w:rPr>
+              <w:t>-6</w:t>
+            </w:r>
+          </w:p>
+        </w:tc>
+        <w:tc>
+          <w:tcPr>
+            <w:tcW w:w="1275" w:type="dxa"/>
+            <w:vMerge/>
+            <w:vAlign w:val="center"/>
+          </w:tcPr>
+          <w:p>
+            <w:pPr>
+              <w:jc w:val="center"/>
               <w:rPr>
                 <w:rFonts w:ascii="맑은 고딕" w:eastAsia="맑은 고딕" w:hAnsi="맑은 고딕"/>
               </w:rPr>
@@ -13993,37 +14995,82 @@
         <w:tc>
           <w:tcPr>
             <w:tcW w:w="1271" w:type="dxa"/>
-            <w:vMerge/>
-          </w:tcPr>
-          <w:p>
-            <w:pPr>
-              <w:rPr>
-                <w:rFonts w:ascii="맑은 고딕" w:eastAsia="맑은 고딕" w:hAnsi="맑은 고딕"/>
-              </w:rPr>
-            </w:pPr>
+            <w:vMerge w:val="restart"/>
+            <w:vAlign w:val="center"/>
+          </w:tcPr>
+          <w:p>
+            <w:pPr>
+              <w:jc w:val="center"/>
+              <w:rPr>
+                <w:rFonts w:ascii="맑은 고딕" w:eastAsia="맑은 고딕" w:hAnsi="맑은 고딕"/>
+              </w:rPr>
+            </w:pPr>
+            <w:r>
+              <w:rPr>
+                <w:rFonts w:ascii="맑은 고딕" w:eastAsia="맑은 고딕" w:hAnsi="맑은 고딕" w:hint="eastAsia"/>
+                <w:sz w:val="20"/>
+                <w:szCs w:val="20"/>
+              </w:rPr>
+              <w:t>FR</w:t>
+            </w:r>
+            <w:r>
+              <w:rPr>
+                <w:rFonts w:ascii="맑은 고딕" w:eastAsia="맑은 고딕" w:hAnsi="맑은 고딕" w:hint="eastAsia"/>
+                <w:sz w:val="20"/>
+                <w:szCs w:val="20"/>
+              </w:rPr>
+              <w:t>-0</w:t>
+            </w:r>
+            <w:r>
+              <w:rPr>
+                <w:rFonts w:ascii="맑은 고딕" w:eastAsia="맑은 고딕" w:hAnsi="맑은 고딕" w:hint="eastAsia"/>
+                <w:sz w:val="20"/>
+                <w:szCs w:val="20"/>
+              </w:rPr>
+              <w:t>7</w:t>
+            </w:r>
           </w:p>
         </w:tc>
         <w:tc>
           <w:tcPr>
             <w:tcW w:w="1276" w:type="dxa"/>
-            <w:vMerge/>
-          </w:tcPr>
-          <w:p>
-            <w:pPr>
-              <w:rPr>
-                <w:rFonts w:ascii="맑은 고딕" w:eastAsia="맑은 고딕" w:hAnsi="맑은 고딕"/>
-              </w:rPr>
-            </w:pPr>
-          </w:p>
-        </w:tc>
-        <w:tc>
-          <w:tcPr>
-            <w:tcW w:w="3118" w:type="dxa"/>
-            <w:vAlign w:val="center"/>
-          </w:tcPr>
-          <w:p>
-            <w:pPr>
-              <w:spacing w:line="240" w:lineRule="auto"/>
+            <w:vMerge w:val="restart"/>
+            <w:vAlign w:val="center"/>
+          </w:tcPr>
+          <w:p>
+            <w:pPr>
+              <w:jc w:val="center"/>
+              <w:rPr>
+                <w:rFonts w:ascii="맑은 고딕" w:eastAsia="맑은 고딕" w:hAnsi="맑은 고딕"/>
+              </w:rPr>
+            </w:pPr>
+            <w:r>
+              <w:rPr>
+                <w:rFonts w:ascii="맑은 고딕" w:eastAsia="맑은 고딕" w:hAnsi="맑은 고딕" w:cs="맑은 고딕"/>
+                <w:color w:val="000000"/>
+                <w:sz w:val="20"/>
+                <w:szCs w:val="20"/>
+              </w:rPr>
+              <w:t>SID-0</w:t>
+            </w:r>
+            <w:r>
+              <w:rPr>
+                <w:rFonts w:ascii="맑은 고딕" w:eastAsia="맑은 고딕" w:hAnsi="맑은 고딕" w:cs="맑은 고딕" w:hint="eastAsia"/>
+                <w:color w:val="000000"/>
+                <w:sz w:val="20"/>
+                <w:szCs w:val="20"/>
+              </w:rPr>
+              <w:t>7</w:t>
+            </w:r>
+          </w:p>
+        </w:tc>
+        <w:tc>
+          <w:tcPr>
+            <w:tcW w:w="3685" w:type="dxa"/>
+            <w:vAlign w:val="center"/>
+          </w:tcPr>
+          <w:p>
+            <w:pPr>
               <w:rPr>
                 <w:rFonts w:ascii="맑은 고딕" w:eastAsia="맑은 고딕" w:hAnsi="맑은 고딕"/>
                 <w:color w:val="1F1F1F"/>
@@ -14037,19 +15084,22 @@
                 <w:sz w:val="20"/>
                 <w:szCs w:val="20"/>
               </w:rPr>
-              <w:t>초대 상대 선택 해제</w:t>
-            </w:r>
-          </w:p>
-        </w:tc>
-        <w:tc>
-          <w:tcPr>
-            <w:tcW w:w="1229" w:type="dxa"/>
-            <w:vAlign w:val="center"/>
-          </w:tcPr>
-          <w:p>
-            <w:pPr>
-              <w:rPr>
-                <w:rFonts w:ascii="맑은 고딕" w:eastAsia="맑은 고딕" w:hAnsi="맑은 고딕"/>
+              <w:t>유효하지 않은 확장자 파일 첨부</w:t>
+            </w:r>
+          </w:p>
+        </w:tc>
+        <w:tc>
+          <w:tcPr>
+            <w:tcW w:w="1560" w:type="dxa"/>
+            <w:vAlign w:val="center"/>
+          </w:tcPr>
+          <w:p>
+            <w:pPr>
+              <w:rPr>
+                <w:rFonts w:ascii="맑은 고딕" w:eastAsia="맑은 고딕" w:hAnsi="맑은 고딕"/>
+                <w:color w:val="1F1F1F"/>
+                <w:sz w:val="20"/>
+                <w:szCs w:val="20"/>
               </w:rPr>
             </w:pPr>
             <w:r>
@@ -14058,21 +15108,37 @@
                 <w:sz w:val="20"/>
                 <w:szCs w:val="20"/>
               </w:rPr>
-              <w:t>TC05-7</w:t>
-            </w:r>
-          </w:p>
-        </w:tc>
-        <w:tc>
-          <w:tcPr>
-            <w:tcW w:w="1555" w:type="dxa"/>
-            <w:vMerge/>
-          </w:tcPr>
-          <w:p>
-            <w:pPr>
-              <w:rPr>
-                <w:rFonts w:ascii="맑은 고딕" w:eastAsia="맑은 고딕" w:hAnsi="맑은 고딕"/>
-              </w:rPr>
-            </w:pPr>
+              <w:t>TC08</w:t>
+            </w:r>
+            <w:r>
+              <w:rPr>
+                <w:rFonts w:ascii="맑은 고딕" w:eastAsia="맑은 고딕" w:hAnsi="맑은 고딕" w:cs="맑은 고딕" w:hint="eastAsia"/>
+                <w:sz w:val="20"/>
+                <w:szCs w:val="20"/>
+              </w:rPr>
+              <w:t>-1</w:t>
+            </w:r>
+          </w:p>
+        </w:tc>
+        <w:tc>
+          <w:tcPr>
+            <w:tcW w:w="1275" w:type="dxa"/>
+            <w:vMerge w:val="restart"/>
+            <w:vAlign w:val="center"/>
+          </w:tcPr>
+          <w:p>
+            <w:pPr>
+              <w:jc w:val="center"/>
+              <w:rPr>
+                <w:rFonts w:ascii="맑은 고딕" w:eastAsia="맑은 고딕" w:hAnsi="맑은 고딕"/>
+              </w:rPr>
+            </w:pPr>
+            <w:r>
+              <w:rPr>
+                <w:rFonts w:ascii="맑은 고딕" w:eastAsia="맑은 고딕" w:hAnsi="맑은 고딕" w:hint="eastAsia"/>
+              </w:rPr>
+              <w:t>김민성</w:t>
+            </w:r>
           </w:p>
         </w:tc>
       </w:tr>
@@ -14081,9 +15147,11 @@
           <w:tcPr>
             <w:tcW w:w="1271" w:type="dxa"/>
             <w:vMerge/>
-          </w:tcPr>
-          <w:p>
-            <w:pPr>
+            <w:vAlign w:val="center"/>
+          </w:tcPr>
+          <w:p>
+            <w:pPr>
+              <w:jc w:val="center"/>
               <w:rPr>
                 <w:rFonts w:ascii="맑은 고딕" w:eastAsia="맑은 고딕" w:hAnsi="맑은 고딕"/>
               </w:rPr>
@@ -14097,15 +15165,16 @@
           </w:tcPr>
           <w:p>
             <w:pPr>
-              <w:rPr>
-                <w:rFonts w:ascii="맑은 고딕" w:eastAsia="맑은 고딕" w:hAnsi="맑은 고딕"/>
-              </w:rPr>
-            </w:pPr>
-          </w:p>
-        </w:tc>
-        <w:tc>
-          <w:tcPr>
-            <w:tcW w:w="3118" w:type="dxa"/>
+              <w:jc w:val="center"/>
+              <w:rPr>
+                <w:rFonts w:ascii="맑은 고딕" w:eastAsia="맑은 고딕" w:hAnsi="맑은 고딕"/>
+              </w:rPr>
+            </w:pPr>
+          </w:p>
+        </w:tc>
+        <w:tc>
+          <w:tcPr>
+            <w:tcW w:w="3685" w:type="dxa"/>
             <w:vAlign w:val="center"/>
           </w:tcPr>
           <w:p>
@@ -14123,34 +15192,45 @@
                 <w:sz w:val="20"/>
                 <w:szCs w:val="20"/>
               </w:rPr>
-              <w:t>초대 상대 선택 일괄 해제</w:t>
-            </w:r>
-          </w:p>
-        </w:tc>
-        <w:tc>
-          <w:tcPr>
-            <w:tcW w:w="1229" w:type="dxa"/>
-            <w:vAlign w:val="center"/>
-          </w:tcPr>
-          <w:p>
-            <w:pPr>
-              <w:rPr>
-                <w:rFonts w:ascii="맑은 고딕" w:eastAsia="맑은 고딕" w:hAnsi="맑은 고딕"/>
-              </w:rPr>
-            </w:pPr>
+              <w:t>제한된 용량을 초과하는 파일 첨부</w:t>
+            </w:r>
+          </w:p>
+        </w:tc>
+        <w:tc>
+          <w:tcPr>
+            <w:tcW w:w="1560" w:type="dxa"/>
+            <w:vAlign w:val="center"/>
+          </w:tcPr>
+          <w:p>
+            <w:pPr>
+              <w:rPr>
+                <w:rFonts w:ascii="맑은 고딕" w:eastAsia="맑은 고딕" w:hAnsi="맑은 고딕"/>
+                <w:color w:val="1F1F1F"/>
+                <w:sz w:val="20"/>
+                <w:szCs w:val="20"/>
+              </w:rPr>
+            </w:pPr>
+            <w:r>
+              <w:rPr>
+                <w:rFonts w:ascii="맑은 고딕" w:eastAsia="맑은 고딕" w:hAnsi="맑은 고딕" w:cs="맑은 고딕"/>
+                <w:sz w:val="20"/>
+                <w:szCs w:val="20"/>
+              </w:rPr>
+              <w:t>TC08</w:t>
+            </w:r>
             <w:r>
               <w:rPr>
                 <w:rFonts w:ascii="맑은 고딕" w:eastAsia="맑은 고딕" w:hAnsi="맑은 고딕" w:cs="맑은 고딕" w:hint="eastAsia"/>
                 <w:sz w:val="20"/>
                 <w:szCs w:val="20"/>
               </w:rPr>
-              <w:t>TC05-8</w:t>
-            </w:r>
-          </w:p>
-        </w:tc>
-        <w:tc>
-          <w:tcPr>
-            <w:tcW w:w="1555" w:type="dxa"/>
+              <w:t>-2</w:t>
+            </w:r>
+          </w:p>
+        </w:tc>
+        <w:tc>
+          <w:tcPr>
+            <w:tcW w:w="1275" w:type="dxa"/>
             <w:vMerge/>
           </w:tcPr>
           <w:p>
@@ -14167,9 +15247,11 @@
           <w:tcPr>
             <w:tcW w:w="1271" w:type="dxa"/>
             <w:vMerge/>
-          </w:tcPr>
-          <w:p>
-            <w:pPr>
+            <w:vAlign w:val="center"/>
+          </w:tcPr>
+          <w:p>
+            <w:pPr>
+              <w:jc w:val="center"/>
               <w:rPr>
                 <w:rFonts w:ascii="맑은 고딕" w:eastAsia="맑은 고딕" w:hAnsi="맑은 고딕"/>
               </w:rPr>
@@ -14183,15 +15265,16 @@
           </w:tcPr>
           <w:p>
             <w:pPr>
-              <w:rPr>
-                <w:rFonts w:ascii="맑은 고딕" w:eastAsia="맑은 고딕" w:hAnsi="맑은 고딕"/>
-              </w:rPr>
-            </w:pPr>
-          </w:p>
-        </w:tc>
-        <w:tc>
-          <w:tcPr>
-            <w:tcW w:w="3118" w:type="dxa"/>
+              <w:jc w:val="center"/>
+              <w:rPr>
+                <w:rFonts w:ascii="맑은 고딕" w:eastAsia="맑은 고딕" w:hAnsi="맑은 고딕"/>
+              </w:rPr>
+            </w:pPr>
+          </w:p>
+        </w:tc>
+        <w:tc>
+          <w:tcPr>
+            <w:tcW w:w="3685" w:type="dxa"/>
             <w:vAlign w:val="center"/>
           </w:tcPr>
           <w:p>
@@ -14209,19 +15292,22 @@
                 <w:sz w:val="20"/>
                 <w:szCs w:val="20"/>
               </w:rPr>
-              <w:t>선택한 초대 상대 접속 상태 변경</w:t>
-            </w:r>
-          </w:p>
-        </w:tc>
-        <w:tc>
-          <w:tcPr>
-            <w:tcW w:w="1229" w:type="dxa"/>
-            <w:vAlign w:val="center"/>
-          </w:tcPr>
-          <w:p>
-            <w:pPr>
-              <w:rPr>
-                <w:rFonts w:ascii="맑은 고딕" w:eastAsia="맑은 고딕" w:hAnsi="맑은 고딕"/>
+              <w:t>유효한 파일 첨부</w:t>
+            </w:r>
+          </w:p>
+        </w:tc>
+        <w:tc>
+          <w:tcPr>
+            <w:tcW w:w="1560" w:type="dxa"/>
+            <w:vAlign w:val="center"/>
+          </w:tcPr>
+          <w:p>
+            <w:pPr>
+              <w:rPr>
+                <w:rFonts w:ascii="맑은 고딕" w:eastAsia="맑은 고딕" w:hAnsi="맑은 고딕"/>
+                <w:color w:val="1F1F1F"/>
+                <w:sz w:val="20"/>
+                <w:szCs w:val="20"/>
               </w:rPr>
             </w:pPr>
             <w:r>
@@ -14230,13 +15316,21 @@
                 <w:sz w:val="20"/>
                 <w:szCs w:val="20"/>
               </w:rPr>
-              <w:t>TC05-9</w:t>
-            </w:r>
-          </w:p>
-        </w:tc>
-        <w:tc>
-          <w:tcPr>
-            <w:tcW w:w="1555" w:type="dxa"/>
+              <w:t>TC08</w:t>
+            </w:r>
+            <w:r>
+              <w:rPr>
+                <w:rFonts w:ascii="맑은 고딕" w:eastAsia="맑은 고딕" w:hAnsi="맑은 고딕" w:cs="맑은 고딕" w:hint="eastAsia"/>
+                <w:sz w:val="20"/>
+                <w:szCs w:val="20"/>
+              </w:rPr>
+              <w:t>-3</w:t>
+            </w:r>
+          </w:p>
+        </w:tc>
+        <w:tc>
+          <w:tcPr>
+            <w:tcW w:w="1275" w:type="dxa"/>
             <w:vMerge/>
           </w:tcPr>
           <w:p>
@@ -14252,6 +15346,306 @@
         <w:tc>
           <w:tcPr>
             <w:tcW w:w="1271" w:type="dxa"/>
+            <w:vMerge/>
+            <w:vAlign w:val="center"/>
+          </w:tcPr>
+          <w:p>
+            <w:pPr>
+              <w:jc w:val="center"/>
+              <w:rPr>
+                <w:rFonts w:ascii="맑은 고딕" w:eastAsia="맑은 고딕" w:hAnsi="맑은 고딕"/>
+              </w:rPr>
+            </w:pPr>
+          </w:p>
+        </w:tc>
+        <w:tc>
+          <w:tcPr>
+            <w:tcW w:w="1276" w:type="dxa"/>
+            <w:vMerge/>
+          </w:tcPr>
+          <w:p>
+            <w:pPr>
+              <w:jc w:val="center"/>
+              <w:rPr>
+                <w:rFonts w:ascii="맑은 고딕" w:eastAsia="맑은 고딕" w:hAnsi="맑은 고딕"/>
+              </w:rPr>
+            </w:pPr>
+          </w:p>
+        </w:tc>
+        <w:tc>
+          <w:tcPr>
+            <w:tcW w:w="3685" w:type="dxa"/>
+            <w:vAlign w:val="center"/>
+          </w:tcPr>
+          <w:p>
+            <w:pPr>
+              <w:rPr>
+                <w:rFonts w:ascii="맑은 고딕" w:eastAsia="맑은 고딕" w:hAnsi="맑은 고딕"/>
+                <w:color w:val="1F1F1F"/>
+                <w:sz w:val="20"/>
+                <w:szCs w:val="20"/>
+              </w:rPr>
+            </w:pPr>
+            <w:r>
+              <w:rPr>
+                <w:rFonts w:ascii="맑은 고딕" w:eastAsia="맑은 고딕" w:hAnsi="맑은 고딕" w:cs="맑은 고딕" w:hint="eastAsia"/>
+                <w:sz w:val="20"/>
+                <w:szCs w:val="20"/>
+              </w:rPr>
+              <w:t>파일 메시지 전송</w:t>
+            </w:r>
+          </w:p>
+        </w:tc>
+        <w:tc>
+          <w:tcPr>
+            <w:tcW w:w="1560" w:type="dxa"/>
+            <w:vAlign w:val="center"/>
+          </w:tcPr>
+          <w:p>
+            <w:pPr>
+              <w:rPr>
+                <w:rFonts w:ascii="맑은 고딕" w:eastAsia="맑은 고딕" w:hAnsi="맑은 고딕"/>
+                <w:color w:val="1F1F1F"/>
+                <w:sz w:val="20"/>
+                <w:szCs w:val="20"/>
+              </w:rPr>
+            </w:pPr>
+            <w:r>
+              <w:rPr>
+                <w:rFonts w:ascii="맑은 고딕" w:eastAsia="맑은 고딕" w:hAnsi="맑은 고딕" w:cs="맑은 고딕" w:hint="eastAsia"/>
+                <w:sz w:val="20"/>
+                <w:szCs w:val="20"/>
+              </w:rPr>
+              <w:t>TC08</w:t>
+            </w:r>
+            <w:r>
+              <w:rPr>
+                <w:rFonts w:ascii="맑은 고딕" w:eastAsia="맑은 고딕" w:hAnsi="맑은 고딕" w:cs="맑은 고딕" w:hint="eastAsia"/>
+                <w:sz w:val="20"/>
+                <w:szCs w:val="20"/>
+              </w:rPr>
+              <w:t>-4</w:t>
+            </w:r>
+          </w:p>
+        </w:tc>
+        <w:tc>
+          <w:tcPr>
+            <w:tcW w:w="1275" w:type="dxa"/>
+            <w:vMerge/>
+          </w:tcPr>
+          <w:p>
+            <w:pPr>
+              <w:rPr>
+                <w:rFonts w:ascii="맑은 고딕" w:eastAsia="맑은 고딕" w:hAnsi="맑은 고딕"/>
+              </w:rPr>
+            </w:pPr>
+          </w:p>
+        </w:tc>
+      </w:tr>
+      <w:tr>
+        <w:tc>
+          <w:tcPr>
+            <w:tcW w:w="1271" w:type="dxa"/>
+            <w:vMerge/>
+            <w:vAlign w:val="center"/>
+          </w:tcPr>
+          <w:p>
+            <w:pPr>
+              <w:jc w:val="center"/>
+              <w:rPr>
+                <w:rFonts w:ascii="맑은 고딕" w:eastAsia="맑은 고딕" w:hAnsi="맑은 고딕"/>
+              </w:rPr>
+            </w:pPr>
+          </w:p>
+        </w:tc>
+        <w:tc>
+          <w:tcPr>
+            <w:tcW w:w="1276" w:type="dxa"/>
+            <w:vMerge/>
+          </w:tcPr>
+          <w:p>
+            <w:pPr>
+              <w:jc w:val="center"/>
+              <w:rPr>
+                <w:rFonts w:ascii="맑은 고딕" w:eastAsia="맑은 고딕" w:hAnsi="맑은 고딕"/>
+              </w:rPr>
+            </w:pPr>
+          </w:p>
+        </w:tc>
+        <w:tc>
+          <w:tcPr>
+            <w:tcW w:w="3685" w:type="dxa"/>
+            <w:vAlign w:val="center"/>
+          </w:tcPr>
+          <w:p>
+            <w:pPr>
+              <w:rPr>
+                <w:rFonts w:ascii="맑은 고딕" w:eastAsia="맑은 고딕" w:hAnsi="맑은 고딕"/>
+                <w:color w:val="1F1F1F"/>
+                <w:sz w:val="20"/>
+                <w:szCs w:val="20"/>
+              </w:rPr>
+            </w:pPr>
+            <w:r>
+              <w:rPr>
+                <w:rFonts w:ascii="맑은 고딕" w:eastAsia="맑은 고딕" w:hAnsi="맑은 고딕" w:cs="맑은 고딕" w:hint="eastAsia"/>
+                <w:sz w:val="20"/>
+                <w:szCs w:val="20"/>
+              </w:rPr>
+              <w:t>파일 메시지 전송 중 통신 단절</w:t>
+            </w:r>
+          </w:p>
+        </w:tc>
+        <w:tc>
+          <w:tcPr>
+            <w:tcW w:w="1560" w:type="dxa"/>
+            <w:vAlign w:val="center"/>
+          </w:tcPr>
+          <w:p>
+            <w:pPr>
+              <w:rPr>
+                <w:rFonts w:ascii="맑은 고딕" w:eastAsia="맑은 고딕" w:hAnsi="맑은 고딕"/>
+                <w:color w:val="1F1F1F"/>
+                <w:sz w:val="20"/>
+                <w:szCs w:val="20"/>
+              </w:rPr>
+            </w:pPr>
+            <w:r>
+              <w:rPr>
+                <w:rFonts w:ascii="맑은 고딕" w:eastAsia="맑은 고딕" w:hAnsi="맑은 고딕" w:cs="맑은 고딕" w:hint="eastAsia"/>
+                <w:sz w:val="20"/>
+                <w:szCs w:val="20"/>
+              </w:rPr>
+              <w:t>TC08</w:t>
+            </w:r>
+            <w:r>
+              <w:rPr>
+                <w:rFonts w:ascii="맑은 고딕" w:eastAsia="맑은 고딕" w:hAnsi="맑은 고딕" w:cs="맑은 고딕" w:hint="eastAsia"/>
+                <w:sz w:val="20"/>
+                <w:szCs w:val="20"/>
+              </w:rPr>
+              <w:t>-5</w:t>
+            </w:r>
+          </w:p>
+        </w:tc>
+        <w:tc>
+          <w:tcPr>
+            <w:tcW w:w="1275" w:type="dxa"/>
+            <w:vMerge/>
+          </w:tcPr>
+          <w:p>
+            <w:pPr>
+              <w:rPr>
+                <w:rFonts w:ascii="맑은 고딕" w:eastAsia="맑은 고딕" w:hAnsi="맑은 고딕"/>
+              </w:rPr>
+            </w:pPr>
+          </w:p>
+        </w:tc>
+      </w:tr>
+      <w:tr>
+        <w:tc>
+          <w:tcPr>
+            <w:tcW w:w="1271" w:type="dxa"/>
+            <w:vMerge/>
+            <w:vAlign w:val="center"/>
+          </w:tcPr>
+          <w:p>
+            <w:pPr>
+              <w:jc w:val="center"/>
+              <w:rPr>
+                <w:rFonts w:ascii="맑은 고딕" w:eastAsia="맑은 고딕" w:hAnsi="맑은 고딕"/>
+              </w:rPr>
+            </w:pPr>
+          </w:p>
+        </w:tc>
+        <w:tc>
+          <w:tcPr>
+            <w:tcW w:w="1276" w:type="dxa"/>
+            <w:vMerge/>
+          </w:tcPr>
+          <w:p>
+            <w:pPr>
+              <w:jc w:val="center"/>
+              <w:rPr>
+                <w:rFonts w:ascii="맑은 고딕" w:eastAsia="맑은 고딕" w:hAnsi="맑은 고딕"/>
+              </w:rPr>
+            </w:pPr>
+          </w:p>
+        </w:tc>
+        <w:tc>
+          <w:tcPr>
+            <w:tcW w:w="3685" w:type="dxa"/>
+            <w:vAlign w:val="center"/>
+          </w:tcPr>
+          <w:p>
+            <w:pPr>
+              <w:rPr>
+                <w:rFonts w:ascii="맑은 고딕" w:eastAsia="맑은 고딕" w:hAnsi="맑은 고딕"/>
+                <w:color w:val="1F1F1F"/>
+                <w:sz w:val="20"/>
+                <w:szCs w:val="20"/>
+              </w:rPr>
+            </w:pPr>
+            <w:r>
+              <w:rPr>
+                <w:rFonts w:ascii="맑은 고딕" w:eastAsia="맑은 고딕" w:hAnsi="맑은 고딕" w:cs="맑은 고딕" w:hint="eastAsia"/>
+                <w:sz w:val="20"/>
+                <w:szCs w:val="20"/>
+              </w:rPr>
+              <w:t>파일 다운로드 클릭</w:t>
+            </w:r>
+          </w:p>
+        </w:tc>
+        <w:tc>
+          <w:tcPr>
+            <w:tcW w:w="1560" w:type="dxa"/>
+            <w:vAlign w:val="center"/>
+          </w:tcPr>
+          <w:p>
+            <w:pPr>
+              <w:rPr>
+                <w:rFonts w:ascii="맑은 고딕" w:eastAsia="맑은 고딕" w:hAnsi="맑은 고딕"/>
+                <w:color w:val="1F1F1F"/>
+                <w:sz w:val="20"/>
+                <w:szCs w:val="20"/>
+              </w:rPr>
+            </w:pPr>
+            <w:r>
+              <w:rPr>
+                <w:rFonts w:ascii="맑은 고딕" w:eastAsia="맑은 고딕" w:hAnsi="맑은 고딕" w:cs="맑은 고딕" w:hint="eastAsia"/>
+                <w:sz w:val="20"/>
+                <w:szCs w:val="20"/>
+              </w:rPr>
+              <w:t>TC08</w:t>
+            </w:r>
+            <w:r>
+              <w:rPr>
+                <w:rFonts w:ascii="맑은 고딕" w:eastAsia="맑은 고딕" w:hAnsi="맑은 고딕" w:cs="맑은 고딕" w:hint="eastAsia"/>
+                <w:sz w:val="20"/>
+                <w:szCs w:val="20"/>
+              </w:rPr>
+              <w:t>-6</w:t>
+            </w:r>
+          </w:p>
+        </w:tc>
+        <w:tc>
+          <w:tcPr>
+            <w:tcW w:w="1275" w:type="dxa"/>
+            <w:vMerge/>
+          </w:tcPr>
+          <w:p>
+            <w:pPr>
+              <w:rPr>
+                <w:rFonts w:ascii="맑은 고딕" w:eastAsia="맑은 고딕" w:hAnsi="맑은 고딕"/>
+              </w:rPr>
+            </w:pPr>
+          </w:p>
+        </w:tc>
+      </w:tr>
+      <w:tr>
+        <w:tc>
+          <w:tcPr>
+            <w:tcW w:w="1271" w:type="dxa"/>
             <w:vMerge w:val="restart"/>
             <w:vAlign w:val="center"/>
           </w:tcPr>
@@ -14284,7 +15678,7 @@
                 <w:sz w:val="20"/>
                 <w:szCs w:val="20"/>
               </w:rPr>
-              <w:t>6</w:t>
+              <w:t>8</w:t>
             </w:r>
           </w:p>
         </w:tc>
@@ -14308,7 +15702,7 @@
                 <w:sz w:val="20"/>
                 <w:szCs w:val="20"/>
               </w:rPr>
-              <w:t>SID-0</w:t>
+              <w:t>SID-</w:t>
             </w:r>
             <w:r>
               <w:rPr>
@@ -14317,7 +15711,7 @@
                 <w:sz w:val="20"/>
                 <w:szCs w:val="20"/>
               </w:rPr>
-              <w:t xml:space="preserve">8, </w:t>
+              <w:t xml:space="preserve">10, </w:t>
             </w:r>
             <w:r>
               <w:rPr>
@@ -14326,7 +15720,7 @@
                 <w:sz w:val="20"/>
                 <w:szCs w:val="20"/>
               </w:rPr>
-              <w:t>SID-0</w:t>
+              <w:t>SID-</w:t>
             </w:r>
             <w:r>
               <w:rPr>
@@ -14335,13 +15729,31 @@
                 <w:sz w:val="20"/>
                 <w:szCs w:val="20"/>
               </w:rPr>
-              <w:t>9</w:t>
-            </w:r>
-          </w:p>
-        </w:tc>
-        <w:tc>
-          <w:tcPr>
-            <w:tcW w:w="3118" w:type="dxa"/>
+              <w:t xml:space="preserve">11, </w:t>
+            </w:r>
+            <w:r>
+              <w:rPr>
+                <w:rFonts w:ascii="맑은 고딕" w:eastAsia="맑은 고딕" w:hAnsi="맑은 고딕" w:cs="맑은 고딕"/>
+                <w:color w:val="000000"/>
+                <w:sz w:val="20"/>
+                <w:szCs w:val="20"/>
+              </w:rPr>
+              <w:t>SID-</w:t>
+            </w:r>
+            <w:r>
+              <w:rPr>
+                <w:rFonts w:ascii="맑은 고딕" w:eastAsia="맑은 고딕" w:hAnsi="맑은 고딕" w:cs="맑은 고딕" w:hint="eastAsia"/>
+                <w:color w:val="000000"/>
+                <w:sz w:val="20"/>
+                <w:szCs w:val="20"/>
+              </w:rPr>
+              <w:t>12,</w:t>
+            </w:r>
+          </w:p>
+        </w:tc>
+        <w:tc>
+          <w:tcPr>
+            <w:tcW w:w="3685" w:type="dxa"/>
             <w:vAlign w:val="center"/>
           </w:tcPr>
           <w:p>
@@ -14359,13 +15771,13 @@
                 <w:sz w:val="20"/>
                 <w:szCs w:val="20"/>
               </w:rPr>
-              <w:t>지도 검색 화면 표시</w:t>
-            </w:r>
-          </w:p>
-        </w:tc>
-        <w:tc>
-          <w:tcPr>
-            <w:tcW w:w="1229" w:type="dxa"/>
+              <w:t>AI 질문 화면 표시</w:t>
+            </w:r>
+          </w:p>
+        </w:tc>
+        <w:tc>
+          <w:tcPr>
+            <w:tcW w:w="1560" w:type="dxa"/>
             <w:vAlign w:val="center"/>
           </w:tcPr>
           <w:p>
@@ -14383,13 +15795,21 @@
                 <w:sz w:val="20"/>
                 <w:szCs w:val="20"/>
               </w:rPr>
-              <w:t>TC06-1</w:t>
-            </w:r>
-          </w:p>
-        </w:tc>
-        <w:tc>
-          <w:tcPr>
-            <w:tcW w:w="1555" w:type="dxa"/>
+              <w:t>TC09</w:t>
+            </w:r>
+            <w:r>
+              <w:rPr>
+                <w:rFonts w:ascii="맑은 고딕" w:eastAsia="맑은 고딕" w:hAnsi="맑은 고딕" w:cs="맑은 고딕" w:hint="eastAsia"/>
+                <w:sz w:val="20"/>
+                <w:szCs w:val="20"/>
+              </w:rPr>
+              <w:t>-1</w:t>
+            </w:r>
+          </w:p>
+        </w:tc>
+        <w:tc>
+          <w:tcPr>
+            <w:tcW w:w="1275" w:type="dxa"/>
             <w:vMerge w:val="restart"/>
             <w:vAlign w:val="center"/>
           </w:tcPr>
@@ -14442,7 +15862,7 @@
         </w:tc>
         <w:tc>
           <w:tcPr>
-            <w:tcW w:w="3118" w:type="dxa"/>
+            <w:tcW w:w="3685" w:type="dxa"/>
             <w:vAlign w:val="center"/>
           </w:tcPr>
           <w:p>
@@ -14460,13 +15880,13 @@
                 <w:sz w:val="20"/>
                 <w:szCs w:val="20"/>
               </w:rPr>
-              <w:t>지도 검색 화면-검색어 공백 값 입력</w:t>
-            </w:r>
-          </w:p>
-        </w:tc>
-        <w:tc>
-          <w:tcPr>
-            <w:tcW w:w="1229" w:type="dxa"/>
+              <w:t>AI 질문 입력</w:t>
+            </w:r>
+          </w:p>
+        </w:tc>
+        <w:tc>
+          <w:tcPr>
+            <w:tcW w:w="1560" w:type="dxa"/>
             <w:vAlign w:val="center"/>
           </w:tcPr>
           <w:p>
@@ -14484,13 +15904,21 @@
                 <w:sz w:val="20"/>
                 <w:szCs w:val="20"/>
               </w:rPr>
-              <w:t>TC06-2</w:t>
-            </w:r>
-          </w:p>
-        </w:tc>
-        <w:tc>
-          <w:tcPr>
-            <w:tcW w:w="1555" w:type="dxa"/>
+              <w:t>TC09</w:t>
+            </w:r>
+            <w:r>
+              <w:rPr>
+                <w:rFonts w:ascii="맑은 고딕" w:eastAsia="맑은 고딕" w:hAnsi="맑은 고딕" w:cs="맑은 고딕" w:hint="eastAsia"/>
+                <w:sz w:val="20"/>
+                <w:szCs w:val="20"/>
+              </w:rPr>
+              <w:t>-2</w:t>
+            </w:r>
+          </w:p>
+        </w:tc>
+        <w:tc>
+          <w:tcPr>
+            <w:tcW w:w="1275" w:type="dxa"/>
             <w:vMerge/>
             <w:vAlign w:val="center"/>
           </w:tcPr>
@@ -14524,19 +15952,20 @@
           <w:tcPr>
             <w:tcW w:w="1276" w:type="dxa"/>
             <w:vMerge/>
-          </w:tcPr>
-          <w:p>
-            <w:pPr>
-              <w:jc w:val="center"/>
-              <w:rPr>
-                <w:rFonts w:ascii="맑은 고딕" w:eastAsia="맑은 고딕" w:hAnsi="맑은 고딕"/>
-              </w:rPr>
-            </w:pPr>
-          </w:p>
-        </w:tc>
-        <w:tc>
-          <w:tcPr>
-            <w:tcW w:w="3118" w:type="dxa"/>
+            <w:vAlign w:val="center"/>
+          </w:tcPr>
+          <w:p>
+            <w:pPr>
+              <w:jc w:val="center"/>
+              <w:rPr>
+                <w:rFonts w:ascii="맑은 고딕" w:eastAsia="맑은 고딕" w:hAnsi="맑은 고딕"/>
+              </w:rPr>
+            </w:pPr>
+          </w:p>
+        </w:tc>
+        <w:tc>
+          <w:tcPr>
+            <w:tcW w:w="3685" w:type="dxa"/>
             <w:vAlign w:val="center"/>
           </w:tcPr>
           <w:p>
@@ -14554,13 +15983,13 @@
                 <w:sz w:val="20"/>
                 <w:szCs w:val="20"/>
               </w:rPr>
-              <w:t>지도 검색 화면-제한된 길이를 초과하는 검색어 입력</w:t>
-            </w:r>
-          </w:p>
-        </w:tc>
-        <w:tc>
-          <w:tcPr>
-            <w:tcW w:w="1229" w:type="dxa"/>
+              <w:t>지정된 타임아웃 초과</w:t>
+            </w:r>
+          </w:p>
+        </w:tc>
+        <w:tc>
+          <w:tcPr>
+            <w:tcW w:w="1560" w:type="dxa"/>
             <w:vAlign w:val="center"/>
           </w:tcPr>
           <w:p>
@@ -14578,13 +16007,21 @@
                 <w:sz w:val="20"/>
                 <w:szCs w:val="20"/>
               </w:rPr>
-              <w:t>TC06-3</w:t>
-            </w:r>
-          </w:p>
-        </w:tc>
-        <w:tc>
-          <w:tcPr>
-            <w:tcW w:w="1555" w:type="dxa"/>
+              <w:t>TC09</w:t>
+            </w:r>
+            <w:r>
+              <w:rPr>
+                <w:rFonts w:ascii="맑은 고딕" w:eastAsia="맑은 고딕" w:hAnsi="맑은 고딕" w:cs="맑은 고딕" w:hint="eastAsia"/>
+                <w:sz w:val="20"/>
+                <w:szCs w:val="20"/>
+              </w:rPr>
+              <w:t>-3</w:t>
+            </w:r>
+          </w:p>
+        </w:tc>
+        <w:tc>
+          <w:tcPr>
+            <w:tcW w:w="1275" w:type="dxa"/>
             <w:vMerge/>
             <w:vAlign w:val="center"/>
           </w:tcPr>
@@ -14618,19 +16055,20 @@
           <w:tcPr>
             <w:tcW w:w="1276" w:type="dxa"/>
             <w:vMerge/>
-          </w:tcPr>
-          <w:p>
-            <w:pPr>
-              <w:jc w:val="center"/>
-              <w:rPr>
-                <w:rFonts w:ascii="맑은 고딕" w:eastAsia="맑은 고딕" w:hAnsi="맑은 고딕"/>
-              </w:rPr>
-            </w:pPr>
-          </w:p>
-        </w:tc>
-        <w:tc>
-          <w:tcPr>
-            <w:tcW w:w="3118" w:type="dxa"/>
+            <w:vAlign w:val="center"/>
+          </w:tcPr>
+          <w:p>
+            <w:pPr>
+              <w:jc w:val="center"/>
+              <w:rPr>
+                <w:rFonts w:ascii="맑은 고딕" w:eastAsia="맑은 고딕" w:hAnsi="맑은 고딕"/>
+              </w:rPr>
+            </w:pPr>
+          </w:p>
+        </w:tc>
+        <w:tc>
+          <w:tcPr>
+            <w:tcW w:w="3685" w:type="dxa"/>
             <w:vAlign w:val="center"/>
           </w:tcPr>
           <w:p>
@@ -14648,13 +16086,13 @@
                 <w:sz w:val="20"/>
                 <w:szCs w:val="20"/>
               </w:rPr>
-              <w:t>정상 검색어 입력</w:t>
-            </w:r>
-          </w:p>
-        </w:tc>
-        <w:tc>
-          <w:tcPr>
-            <w:tcW w:w="1229" w:type="dxa"/>
+              <w:t>생성된 프롬프트 수신</w:t>
+            </w:r>
+          </w:p>
+        </w:tc>
+        <w:tc>
+          <w:tcPr>
+            <w:tcW w:w="1560" w:type="dxa"/>
             <w:vAlign w:val="center"/>
           </w:tcPr>
           <w:p>
@@ -14672,13 +16110,21 @@
                 <w:sz w:val="20"/>
                 <w:szCs w:val="20"/>
               </w:rPr>
-              <w:t>TC06-4</w:t>
-            </w:r>
-          </w:p>
-        </w:tc>
-        <w:tc>
-          <w:tcPr>
-            <w:tcW w:w="1555" w:type="dxa"/>
+              <w:t>TC09</w:t>
+            </w:r>
+            <w:r>
+              <w:rPr>
+                <w:rFonts w:ascii="맑은 고딕" w:eastAsia="맑은 고딕" w:hAnsi="맑은 고딕" w:cs="맑은 고딕" w:hint="eastAsia"/>
+                <w:sz w:val="20"/>
+                <w:szCs w:val="20"/>
+              </w:rPr>
+              <w:t>-4</w:t>
+            </w:r>
+          </w:p>
+        </w:tc>
+        <w:tc>
+          <w:tcPr>
+            <w:tcW w:w="1275" w:type="dxa"/>
             <w:vMerge/>
             <w:vAlign w:val="center"/>
           </w:tcPr>
@@ -14712,19 +16158,20 @@
           <w:tcPr>
             <w:tcW w:w="1276" w:type="dxa"/>
             <w:vMerge/>
-          </w:tcPr>
-          <w:p>
-            <w:pPr>
-              <w:jc w:val="center"/>
-              <w:rPr>
-                <w:rFonts w:ascii="맑은 고딕" w:eastAsia="맑은 고딕" w:hAnsi="맑은 고딕"/>
-              </w:rPr>
-            </w:pPr>
-          </w:p>
-        </w:tc>
-        <w:tc>
-          <w:tcPr>
-            <w:tcW w:w="3118" w:type="dxa"/>
+            <w:vAlign w:val="center"/>
+          </w:tcPr>
+          <w:p>
+            <w:pPr>
+              <w:jc w:val="center"/>
+              <w:rPr>
+                <w:rFonts w:ascii="맑은 고딕" w:eastAsia="맑은 고딕" w:hAnsi="맑은 고딕"/>
+              </w:rPr>
+            </w:pPr>
+          </w:p>
+        </w:tc>
+        <w:tc>
+          <w:tcPr>
+            <w:tcW w:w="3685" w:type="dxa"/>
             <w:vAlign w:val="center"/>
           </w:tcPr>
           <w:p>
@@ -14742,13 +16189,13 @@
                 <w:sz w:val="20"/>
                 <w:szCs w:val="20"/>
               </w:rPr>
-              <w:t>장소 선택</w:t>
-            </w:r>
-          </w:p>
-        </w:tc>
-        <w:tc>
-          <w:tcPr>
-            <w:tcW w:w="1229" w:type="dxa"/>
+              <w:t>프롬프트 정보 대화방 공유</w:t>
+            </w:r>
+          </w:p>
+        </w:tc>
+        <w:tc>
+          <w:tcPr>
+            <w:tcW w:w="1560" w:type="dxa"/>
             <w:vAlign w:val="center"/>
           </w:tcPr>
           <w:p>
@@ -14766,13 +16213,21 @@
                 <w:sz w:val="20"/>
                 <w:szCs w:val="20"/>
               </w:rPr>
-              <w:t>TC06-5</w:t>
-            </w:r>
-          </w:p>
-        </w:tc>
-        <w:tc>
-          <w:tcPr>
-            <w:tcW w:w="1555" w:type="dxa"/>
+              <w:t>TC09</w:t>
+            </w:r>
+            <w:r>
+              <w:rPr>
+                <w:rFonts w:ascii="맑은 고딕" w:eastAsia="맑은 고딕" w:hAnsi="맑은 고딕" w:cs="맑은 고딕" w:hint="eastAsia"/>
+                <w:sz w:val="20"/>
+                <w:szCs w:val="20"/>
+              </w:rPr>
+              <w:t>-5</w:t>
+            </w:r>
+          </w:p>
+        </w:tc>
+        <w:tc>
+          <w:tcPr>
+            <w:tcW w:w="1275" w:type="dxa"/>
             <w:vMerge/>
             <w:vAlign w:val="center"/>
           </w:tcPr>
@@ -14790,35 +16245,96 @@
         <w:tc>
           <w:tcPr>
             <w:tcW w:w="1271" w:type="dxa"/>
-            <w:vMerge/>
-            <w:vAlign w:val="center"/>
-          </w:tcPr>
-          <w:p>
-            <w:pPr>
-              <w:jc w:val="center"/>
-              <w:rPr>
-                <w:rFonts w:ascii="맑은 고딕" w:eastAsia="맑은 고딕" w:hAnsi="맑은 고딕"/>
-              </w:rPr>
-            </w:pPr>
+            <w:vMerge w:val="restart"/>
+            <w:vAlign w:val="center"/>
+          </w:tcPr>
+          <w:p>
+            <w:pPr>
+              <w:jc w:val="center"/>
+              <w:rPr>
+                <w:rFonts w:ascii="맑은 고딕" w:eastAsia="맑은 고딕" w:hAnsi="맑은 고딕"/>
+              </w:rPr>
+            </w:pPr>
+            <w:r>
+              <w:rPr>
+                <w:rFonts w:ascii="맑은 고딕" w:eastAsia="맑은 고딕" w:hAnsi="맑은 고딕" w:hint="eastAsia"/>
+                <w:sz w:val="20"/>
+                <w:szCs w:val="20"/>
+              </w:rPr>
+              <w:t>FR</w:t>
+            </w:r>
+            <w:r>
+              <w:rPr>
+                <w:rFonts w:ascii="맑은 고딕" w:eastAsia="맑은 고딕" w:hAnsi="맑은 고딕" w:hint="eastAsia"/>
+                <w:sz w:val="20"/>
+                <w:szCs w:val="20"/>
+              </w:rPr>
+              <w:t>-0</w:t>
+            </w:r>
+            <w:r>
+              <w:rPr>
+                <w:rFonts w:ascii="맑은 고딕" w:eastAsia="맑은 고딕" w:hAnsi="맑은 고딕" w:hint="eastAsia"/>
+                <w:sz w:val="20"/>
+                <w:szCs w:val="20"/>
+              </w:rPr>
+              <w:t>9</w:t>
+            </w:r>
           </w:p>
         </w:tc>
         <w:tc>
           <w:tcPr>
             <w:tcW w:w="1276" w:type="dxa"/>
-            <w:vMerge/>
-          </w:tcPr>
-          <w:p>
-            <w:pPr>
-              <w:jc w:val="center"/>
-              <w:rPr>
-                <w:rFonts w:ascii="맑은 고딕" w:eastAsia="맑은 고딕" w:hAnsi="맑은 고딕"/>
-              </w:rPr>
-            </w:pPr>
-          </w:p>
-        </w:tc>
-        <w:tc>
-          <w:tcPr>
-            <w:tcW w:w="3118" w:type="dxa"/>
+            <w:vMerge w:val="restart"/>
+            <w:vAlign w:val="center"/>
+          </w:tcPr>
+          <w:p>
+            <w:pPr>
+              <w:jc w:val="center"/>
+              <w:rPr>
+                <w:rFonts w:ascii="맑은 고딕" w:eastAsia="맑은 고딕" w:hAnsi="맑은 고딕"/>
+              </w:rPr>
+            </w:pPr>
+            <w:r>
+              <w:rPr>
+                <w:rFonts w:ascii="맑은 고딕" w:eastAsia="맑은 고딕" w:hAnsi="맑은 고딕" w:cs="맑은 고딕"/>
+                <w:color w:val="000000"/>
+                <w:sz w:val="20"/>
+                <w:szCs w:val="20"/>
+              </w:rPr>
+              <w:t>SID-</w:t>
+            </w:r>
+            <w:r>
+              <w:rPr>
+                <w:rFonts w:ascii="맑은 고딕" w:eastAsia="맑은 고딕" w:hAnsi="맑은 고딕" w:cs="맑은 고딕" w:hint="eastAsia"/>
+                <w:color w:val="000000"/>
+                <w:sz w:val="20"/>
+                <w:szCs w:val="20"/>
+              </w:rPr>
+              <w:t>13,</w:t>
+            </w:r>
+            <w:r>
+              <w:rPr>
+                <w:rFonts w:ascii="맑은 고딕" w:eastAsia="맑은 고딕" w:hAnsi="맑은 고딕" w:cs="맑은 고딕"/>
+                <w:color w:val="000000"/>
+                <w:sz w:val="20"/>
+                <w:szCs w:val="20"/>
+              </w:rPr>
+              <w:t xml:space="preserve"> SID-</w:t>
+            </w:r>
+            <w:r>
+              <w:rPr>
+                <w:rFonts w:ascii="맑은 고딕" w:eastAsia="맑은 고딕" w:hAnsi="맑은 고딕" w:cs="맑은 고딕" w:hint="eastAsia"/>
+                <w:color w:val="000000"/>
+                <w:sz w:val="20"/>
+                <w:szCs w:val="20"/>
+              </w:rPr>
+              <w:t>14</w:t>
+            </w:r>
+          </w:p>
+        </w:tc>
+        <w:tc>
+          <w:tcPr>
+            <w:tcW w:w="3685" w:type="dxa"/>
             <w:vAlign w:val="center"/>
           </w:tcPr>
           <w:p>
@@ -14836,13 +16352,13 @@
                 <w:sz w:val="20"/>
                 <w:szCs w:val="20"/>
               </w:rPr>
-              <w:t>지도 검색 정보 대화방 공유</w:t>
-            </w:r>
-          </w:p>
-        </w:tc>
-        <w:tc>
-          <w:tcPr>
-            <w:tcW w:w="1229" w:type="dxa"/>
+              <w:t>관리자 화면-사용자 검색어 공백 값 입력</w:t>
+            </w:r>
+          </w:p>
+        </w:tc>
+        <w:tc>
+          <w:tcPr>
+            <w:tcW w:w="1560" w:type="dxa"/>
             <w:vAlign w:val="center"/>
           </w:tcPr>
           <w:p>
@@ -14860,23 +16376,37 @@
                 <w:sz w:val="20"/>
                 <w:szCs w:val="20"/>
               </w:rPr>
-              <w:t>TC06-6</w:t>
-            </w:r>
-          </w:p>
-        </w:tc>
-        <w:tc>
-          <w:tcPr>
-            <w:tcW w:w="1555" w:type="dxa"/>
-            <w:vMerge/>
-            <w:vAlign w:val="center"/>
-          </w:tcPr>
-          <w:p>
-            <w:pPr>
-              <w:jc w:val="center"/>
-              <w:rPr>
-                <w:rFonts w:ascii="맑은 고딕" w:eastAsia="맑은 고딕" w:hAnsi="맑은 고딕"/>
-              </w:rPr>
-            </w:pPr>
+              <w:t>TC10</w:t>
+            </w:r>
+            <w:r>
+              <w:rPr>
+                <w:rFonts w:ascii="맑은 고딕" w:eastAsia="맑은 고딕" w:hAnsi="맑은 고딕" w:cs="맑은 고딕" w:hint="eastAsia"/>
+                <w:sz w:val="20"/>
+                <w:szCs w:val="20"/>
+              </w:rPr>
+              <w:t>-1</w:t>
+            </w:r>
+          </w:p>
+        </w:tc>
+        <w:tc>
+          <w:tcPr>
+            <w:tcW w:w="1275" w:type="dxa"/>
+            <w:vMerge w:val="restart"/>
+            <w:vAlign w:val="center"/>
+          </w:tcPr>
+          <w:p>
+            <w:pPr>
+              <w:jc w:val="center"/>
+              <w:rPr>
+                <w:rFonts w:ascii="맑은 고딕" w:eastAsia="맑은 고딕" w:hAnsi="맑은 고딕"/>
+              </w:rPr>
+            </w:pPr>
+            <w:r>
+              <w:rPr>
+                <w:rFonts w:ascii="맑은 고딕" w:eastAsia="맑은 고딕" w:hAnsi="맑은 고딕" w:hint="eastAsia"/>
+              </w:rPr>
+              <w:t>임효진</w:t>
+            </w:r>
           </w:p>
         </w:tc>
       </w:tr>
@@ -14884,6 +16414,315 @@
         <w:tc>
           <w:tcPr>
             <w:tcW w:w="1271" w:type="dxa"/>
+            <w:vMerge/>
+            <w:vAlign w:val="center"/>
+          </w:tcPr>
+          <w:p>
+            <w:pPr>
+              <w:jc w:val="center"/>
+              <w:rPr>
+                <w:rFonts w:ascii="맑은 고딕" w:eastAsia="맑은 고딕" w:hAnsi="맑은 고딕"/>
+              </w:rPr>
+            </w:pPr>
+          </w:p>
+        </w:tc>
+        <w:tc>
+          <w:tcPr>
+            <w:tcW w:w="1276" w:type="dxa"/>
+            <w:vMerge/>
+            <w:vAlign w:val="center"/>
+          </w:tcPr>
+          <w:p>
+            <w:pPr>
+              <w:jc w:val="center"/>
+              <w:rPr>
+                <w:rFonts w:ascii="맑은 고딕" w:eastAsia="맑은 고딕" w:hAnsi="맑은 고딕"/>
+              </w:rPr>
+            </w:pPr>
+          </w:p>
+        </w:tc>
+        <w:tc>
+          <w:tcPr>
+            <w:tcW w:w="3685" w:type="dxa"/>
+            <w:vAlign w:val="center"/>
+          </w:tcPr>
+          <w:p>
+            <w:pPr>
+              <w:rPr>
+                <w:rFonts w:ascii="맑은 고딕" w:eastAsia="맑은 고딕" w:hAnsi="맑은 고딕"/>
+                <w:color w:val="1F1F1F"/>
+                <w:sz w:val="20"/>
+                <w:szCs w:val="20"/>
+              </w:rPr>
+            </w:pPr>
+            <w:r>
+              <w:rPr>
+                <w:rFonts w:ascii="맑은 고딕" w:eastAsia="맑은 고딕" w:hAnsi="맑은 고딕" w:cs="맑은 고딕" w:hint="eastAsia"/>
+                <w:sz w:val="20"/>
+                <w:szCs w:val="20"/>
+              </w:rPr>
+              <w:t>관리자 화면-검색어 입력(학번, 이름)</w:t>
+            </w:r>
+          </w:p>
+        </w:tc>
+        <w:tc>
+          <w:tcPr>
+            <w:tcW w:w="1560" w:type="dxa"/>
+            <w:vAlign w:val="center"/>
+          </w:tcPr>
+          <w:p>
+            <w:pPr>
+              <w:rPr>
+                <w:rFonts w:ascii="맑은 고딕" w:eastAsia="맑은 고딕" w:hAnsi="맑은 고딕"/>
+                <w:color w:val="1F1F1F"/>
+                <w:sz w:val="20"/>
+                <w:szCs w:val="20"/>
+              </w:rPr>
+            </w:pPr>
+            <w:r>
+              <w:rPr>
+                <w:rFonts w:ascii="맑은 고딕" w:eastAsia="맑은 고딕" w:hAnsi="맑은 고딕" w:cs="맑은 고딕" w:hint="eastAsia"/>
+                <w:sz w:val="20"/>
+                <w:szCs w:val="20"/>
+              </w:rPr>
+              <w:t>TC10</w:t>
+            </w:r>
+            <w:r>
+              <w:rPr>
+                <w:rFonts w:ascii="맑은 고딕" w:eastAsia="맑은 고딕" w:hAnsi="맑은 고딕" w:cs="맑은 고딕" w:hint="eastAsia"/>
+                <w:sz w:val="20"/>
+                <w:szCs w:val="20"/>
+              </w:rPr>
+              <w:t>-2</w:t>
+            </w:r>
+          </w:p>
+        </w:tc>
+        <w:tc>
+          <w:tcPr>
+            <w:tcW w:w="1275" w:type="dxa"/>
+            <w:vMerge/>
+            <w:vAlign w:val="center"/>
+          </w:tcPr>
+          <w:p>
+            <w:pPr>
+              <w:jc w:val="center"/>
+              <w:rPr>
+                <w:rFonts w:ascii="맑은 고딕" w:eastAsia="맑은 고딕" w:hAnsi="맑은 고딕"/>
+              </w:rPr>
+            </w:pPr>
+          </w:p>
+        </w:tc>
+      </w:tr>
+      <w:tr>
+        <w:tc>
+          <w:tcPr>
+            <w:tcW w:w="1271" w:type="dxa"/>
+            <w:vMerge/>
+            <w:vAlign w:val="center"/>
+          </w:tcPr>
+          <w:p>
+            <w:pPr>
+              <w:jc w:val="center"/>
+              <w:rPr>
+                <w:rFonts w:ascii="맑은 고딕" w:eastAsia="맑은 고딕" w:hAnsi="맑은 고딕"/>
+              </w:rPr>
+            </w:pPr>
+          </w:p>
+        </w:tc>
+        <w:tc>
+          <w:tcPr>
+            <w:tcW w:w="1276" w:type="dxa"/>
+            <w:vMerge/>
+            <w:vAlign w:val="center"/>
+          </w:tcPr>
+          <w:p>
+            <w:pPr>
+              <w:jc w:val="center"/>
+              <w:rPr>
+                <w:rFonts w:ascii="맑은 고딕" w:eastAsia="맑은 고딕" w:hAnsi="맑은 고딕"/>
+              </w:rPr>
+            </w:pPr>
+          </w:p>
+        </w:tc>
+        <w:tc>
+          <w:tcPr>
+            <w:tcW w:w="3685" w:type="dxa"/>
+            <w:vAlign w:val="center"/>
+          </w:tcPr>
+          <w:p>
+            <w:pPr>
+              <w:rPr>
+                <w:rFonts w:ascii="맑은 고딕" w:eastAsia="맑은 고딕" w:hAnsi="맑은 고딕"/>
+                <w:color w:val="1F1F1F"/>
+                <w:sz w:val="20"/>
+                <w:szCs w:val="20"/>
+              </w:rPr>
+            </w:pPr>
+            <w:r>
+              <w:rPr>
+                <w:rFonts w:ascii="맑은 고딕" w:eastAsia="맑은 고딕" w:hAnsi="맑은 고딕" w:cs="맑은 고딕" w:hint="eastAsia"/>
+                <w:sz w:val="20"/>
+                <w:szCs w:val="20"/>
+              </w:rPr>
+              <w:t>관리자 화면-현재 검색 결과에 일치하는 사용자의 접속 상태 변경</w:t>
+            </w:r>
+          </w:p>
+        </w:tc>
+        <w:tc>
+          <w:tcPr>
+            <w:tcW w:w="1560" w:type="dxa"/>
+            <w:vAlign w:val="center"/>
+          </w:tcPr>
+          <w:p>
+            <w:pPr>
+              <w:rPr>
+                <w:rFonts w:ascii="맑은 고딕" w:eastAsia="맑은 고딕" w:hAnsi="맑은 고딕"/>
+                <w:color w:val="1F1F1F"/>
+                <w:sz w:val="20"/>
+                <w:szCs w:val="20"/>
+              </w:rPr>
+            </w:pPr>
+            <w:r>
+              <w:rPr>
+                <w:rFonts w:ascii="맑은 고딕" w:eastAsia="맑은 고딕" w:hAnsi="맑은 고딕" w:cs="맑은 고딕" w:hint="eastAsia"/>
+                <w:sz w:val="20"/>
+                <w:szCs w:val="20"/>
+              </w:rPr>
+              <w:t>TC10</w:t>
+            </w:r>
+            <w:r>
+              <w:rPr>
+                <w:rFonts w:ascii="맑은 고딕" w:eastAsia="맑은 고딕" w:hAnsi="맑은 고딕" w:cs="맑은 고딕" w:hint="eastAsia"/>
+                <w:sz w:val="20"/>
+                <w:szCs w:val="20"/>
+              </w:rPr>
+              <w:t>-3</w:t>
+            </w:r>
+          </w:p>
+        </w:tc>
+        <w:tc>
+          <w:tcPr>
+            <w:tcW w:w="1275" w:type="dxa"/>
+            <w:vMerge/>
+            <w:vAlign w:val="center"/>
+          </w:tcPr>
+          <w:p>
+            <w:pPr>
+              <w:jc w:val="center"/>
+              <w:rPr>
+                <w:rFonts w:ascii="맑은 고딕" w:eastAsia="맑은 고딕" w:hAnsi="맑은 고딕"/>
+              </w:rPr>
+            </w:pPr>
+          </w:p>
+        </w:tc>
+      </w:tr>
+      <w:tr>
+        <w:tc>
+          <w:tcPr>
+            <w:tcW w:w="1271" w:type="dxa"/>
+            <w:vMerge/>
+            <w:vAlign w:val="center"/>
+          </w:tcPr>
+          <w:p>
+            <w:pPr>
+              <w:jc w:val="center"/>
+              <w:rPr>
+                <w:rFonts w:ascii="맑은 고딕" w:eastAsia="맑은 고딕" w:hAnsi="맑은 고딕"/>
+              </w:rPr>
+            </w:pPr>
+          </w:p>
+        </w:tc>
+        <w:tc>
+          <w:tcPr>
+            <w:tcW w:w="1276" w:type="dxa"/>
+            <w:vMerge/>
+            <w:vAlign w:val="center"/>
+          </w:tcPr>
+          <w:p>
+            <w:pPr>
+              <w:jc w:val="center"/>
+              <w:rPr>
+                <w:rFonts w:ascii="맑은 고딕" w:eastAsia="맑은 고딕" w:hAnsi="맑은 고딕"/>
+              </w:rPr>
+            </w:pPr>
+          </w:p>
+        </w:tc>
+        <w:tc>
+          <w:tcPr>
+            <w:tcW w:w="3685" w:type="dxa"/>
+            <w:vAlign w:val="center"/>
+          </w:tcPr>
+          <w:p>
+            <w:pPr>
+              <w:rPr>
+                <w:rFonts w:ascii="맑은 고딕" w:eastAsia="맑은 고딕" w:hAnsi="맑은 고딕"/>
+                <w:color w:val="1F1F1F"/>
+                <w:sz w:val="20"/>
+                <w:szCs w:val="20"/>
+              </w:rPr>
+            </w:pPr>
+            <w:r>
+              <w:rPr>
+                <w:rFonts w:ascii="맑은 고딕" w:eastAsia="맑은 고딕" w:hAnsi="맑은 고딕" w:cs="맑은 고딕" w:hint="eastAsia"/>
+                <w:sz w:val="20"/>
+                <w:szCs w:val="20"/>
+              </w:rPr>
+              <w:t>사용자 회원 탈퇴</w:t>
+            </w:r>
+          </w:p>
+        </w:tc>
+        <w:tc>
+          <w:tcPr>
+            <w:tcW w:w="1560" w:type="dxa"/>
+            <w:vAlign w:val="center"/>
+          </w:tcPr>
+          <w:p>
+            <w:pPr>
+              <w:rPr>
+                <w:rFonts w:ascii="맑은 고딕" w:eastAsia="맑은 고딕" w:hAnsi="맑은 고딕"/>
+                <w:color w:val="1F1F1F"/>
+                <w:sz w:val="20"/>
+                <w:szCs w:val="20"/>
+              </w:rPr>
+            </w:pPr>
+            <w:r>
+              <w:rPr>
+                <w:rFonts w:ascii="맑은 고딕" w:eastAsia="맑은 고딕" w:hAnsi="맑은 고딕" w:cs="맑은 고딕" w:hint="eastAsia"/>
+                <w:sz w:val="20"/>
+                <w:szCs w:val="20"/>
+              </w:rPr>
+              <w:t>TC10</w:t>
+            </w:r>
+            <w:r>
+              <w:rPr>
+                <w:rFonts w:ascii="맑은 고딕" w:eastAsia="맑은 고딕" w:hAnsi="맑은 고딕" w:cs="맑은 고딕" w:hint="eastAsia"/>
+                <w:sz w:val="20"/>
+                <w:szCs w:val="20"/>
+              </w:rPr>
+              <w:t>-4</w:t>
+            </w:r>
+          </w:p>
+        </w:tc>
+        <w:tc>
+          <w:tcPr>
+            <w:tcW w:w="1275" w:type="dxa"/>
+            <w:vMerge/>
+            <w:vAlign w:val="center"/>
+          </w:tcPr>
+          <w:p>
+            <w:pPr>
+              <w:jc w:val="center"/>
+              <w:rPr>
+                <w:rFonts w:ascii="맑은 고딕" w:eastAsia="맑은 고딕" w:hAnsi="맑은 고딕"/>
+              </w:rPr>
+            </w:pPr>
+          </w:p>
+        </w:tc>
+      </w:tr>
+      <w:tr>
+        <w:tc>
+          <w:tcPr>
+            <w:tcW w:w="1271" w:type="dxa"/>
             <w:vMerge w:val="restart"/>
             <w:vAlign w:val="center"/>
           </w:tcPr>
@@ -14896,27 +16735,11 @@
             </w:pPr>
             <w:r>
               <w:rPr>
-                <w:rFonts w:ascii="맑은 고딕" w:eastAsia="맑은 고딕" w:hAnsi="맑은 고딕" w:hint="eastAsia"/>
-                <w:sz w:val="20"/>
-                <w:szCs w:val="20"/>
-              </w:rPr>
-              <w:t>FR</w:t>
-            </w:r>
-            <w:r>
-              <w:rPr>
-                <w:rFonts w:ascii="맑은 고딕" w:eastAsia="맑은 고딕" w:hAnsi="맑은 고딕" w:hint="eastAsia"/>
-                <w:sz w:val="20"/>
-                <w:szCs w:val="20"/>
-              </w:rPr>
-              <w:t>-0</w:t>
-            </w:r>
-            <w:r>
-              <w:rPr>
-                <w:rFonts w:ascii="맑은 고딕" w:eastAsia="맑은 고딕" w:hAnsi="맑은 고딕" w:hint="eastAsia"/>
-                <w:sz w:val="20"/>
-                <w:szCs w:val="20"/>
-              </w:rPr>
-              <w:t>7</w:t>
+                <w:rFonts w:ascii="맑은 고딕" w:eastAsia="맑은 고딕" w:hAnsi="맑은 고딕" w:cs="맑은 고딕" w:hint="eastAsia"/>
+                <w:sz w:val="20"/>
+                <w:szCs w:val="20"/>
+              </w:rPr>
+              <w:t>FR-10</w:t>
             </w:r>
           </w:p>
         </w:tc>
@@ -14940,7 +16763,7 @@
                 <w:sz w:val="20"/>
                 <w:szCs w:val="20"/>
               </w:rPr>
-              <w:t>SID-0</w:t>
+              <w:t>SID-</w:t>
             </w:r>
             <w:r>
               <w:rPr>
@@ -14949,13 +16772,13 @@
                 <w:sz w:val="20"/>
                 <w:szCs w:val="20"/>
               </w:rPr>
-              <w:t>7</w:t>
-            </w:r>
-          </w:p>
-        </w:tc>
-        <w:tc>
-          <w:tcPr>
-            <w:tcW w:w="3118" w:type="dxa"/>
+              <w:t>15</w:t>
+            </w:r>
+          </w:p>
+        </w:tc>
+        <w:tc>
+          <w:tcPr>
+            <w:tcW w:w="3685" w:type="dxa"/>
             <w:vAlign w:val="center"/>
           </w:tcPr>
           <w:p>
@@ -14973,13 +16796,13 @@
                 <w:sz w:val="20"/>
                 <w:szCs w:val="20"/>
               </w:rPr>
-              <w:t>유효하지 않은 확장자 파일 첨부</w:t>
-            </w:r>
-          </w:p>
-        </w:tc>
-        <w:tc>
-          <w:tcPr>
-            <w:tcW w:w="1229" w:type="dxa"/>
+              <w:t>회원 탈퇴 모달 팝업 표시</w:t>
+            </w:r>
+          </w:p>
+        </w:tc>
+        <w:tc>
+          <w:tcPr>
+            <w:tcW w:w="1560" w:type="dxa"/>
             <w:vAlign w:val="center"/>
           </w:tcPr>
           <w:p>
@@ -14997,13 +16820,21 @@
                 <w:sz w:val="20"/>
                 <w:szCs w:val="20"/>
               </w:rPr>
-              <w:t>TC07-1</w:t>
-            </w:r>
-          </w:p>
-        </w:tc>
-        <w:tc>
-          <w:tcPr>
-            <w:tcW w:w="1555" w:type="dxa"/>
+              <w:t>TC11</w:t>
+            </w:r>
+            <w:r>
+              <w:rPr>
+                <w:rFonts w:ascii="맑은 고딕" w:eastAsia="맑은 고딕" w:hAnsi="맑은 고딕" w:cs="맑은 고딕" w:hint="eastAsia"/>
+                <w:sz w:val="20"/>
+                <w:szCs w:val="20"/>
+              </w:rPr>
+              <w:t>-1</w:t>
+            </w:r>
+          </w:p>
+        </w:tc>
+        <w:tc>
+          <w:tcPr>
+            <w:tcW w:w="1275" w:type="dxa"/>
             <w:vMerge w:val="restart"/>
             <w:vAlign w:val="center"/>
           </w:tcPr>
@@ -15018,7 +16849,7 @@
               <w:rPr>
                 <w:rFonts w:ascii="맑은 고딕" w:eastAsia="맑은 고딕" w:hAnsi="맑은 고딕" w:hint="eastAsia"/>
               </w:rPr>
-              <w:t>김민성</w:t>
+              <w:t>임효진</w:t>
             </w:r>
           </w:p>
         </w:tc>
@@ -15028,11 +16859,9 @@
           <w:tcPr>
             <w:tcW w:w="1271" w:type="dxa"/>
             <w:vMerge/>
-            <w:vAlign w:val="center"/>
-          </w:tcPr>
-          <w:p>
-            <w:pPr>
-              <w:jc w:val="center"/>
+          </w:tcPr>
+          <w:p>
+            <w:pPr>
               <w:rPr>
                 <w:rFonts w:ascii="맑은 고딕" w:eastAsia="맑은 고딕" w:hAnsi="맑은 고딕"/>
               </w:rPr>
@@ -15046,16 +16875,15 @@
           </w:tcPr>
           <w:p>
             <w:pPr>
-              <w:jc w:val="center"/>
-              <w:rPr>
-                <w:rFonts w:ascii="맑은 고딕" w:eastAsia="맑은 고딕" w:hAnsi="맑은 고딕"/>
-              </w:rPr>
-            </w:pPr>
-          </w:p>
-        </w:tc>
-        <w:tc>
-          <w:tcPr>
-            <w:tcW w:w="3118" w:type="dxa"/>
+              <w:rPr>
+                <w:rFonts w:ascii="맑은 고딕" w:eastAsia="맑은 고딕" w:hAnsi="맑은 고딕"/>
+              </w:rPr>
+            </w:pPr>
+          </w:p>
+        </w:tc>
+        <w:tc>
+          <w:tcPr>
+            <w:tcW w:w="3685" w:type="dxa"/>
             <w:vAlign w:val="center"/>
           </w:tcPr>
           <w:p>
@@ -15073,13 +16901,13 @@
                 <w:sz w:val="20"/>
                 <w:szCs w:val="20"/>
               </w:rPr>
-              <w:t>제한된 용량을 초과하는 파일 첨부</w:t>
-            </w:r>
-          </w:p>
-        </w:tc>
-        <w:tc>
-          <w:tcPr>
-            <w:tcW w:w="1229" w:type="dxa"/>
+              <w:t>회원 탈퇴 취소</w:t>
+            </w:r>
+          </w:p>
+        </w:tc>
+        <w:tc>
+          <w:tcPr>
+            <w:tcW w:w="1560" w:type="dxa"/>
             <w:vAlign w:val="center"/>
           </w:tcPr>
           <w:p>
@@ -15093,26 +16921,27 @@
             </w:pPr>
             <w:r>
               <w:rPr>
-                <w:rFonts w:ascii="맑은 고딕" w:eastAsia="맑은 고딕" w:hAnsi="맑은 고딕" w:cs="맑은 고딕"/>
-                <w:sz w:val="20"/>
-                <w:szCs w:val="20"/>
-              </w:rPr>
-              <w:t>TC0</w:t>
-            </w:r>
-            <w:r>
-              <w:rPr>
                 <w:rFonts w:ascii="맑은 고딕" w:eastAsia="맑은 고딕" w:hAnsi="맑은 고딕" w:cs="맑은 고딕" w:hint="eastAsia"/>
                 <w:sz w:val="20"/>
                 <w:szCs w:val="20"/>
               </w:rPr>
-              <w:t>7-2</w:t>
-            </w:r>
-          </w:p>
-        </w:tc>
-        <w:tc>
-          <w:tcPr>
-            <w:tcW w:w="1555" w:type="dxa"/>
-            <w:vMerge/>
+              <w:t>TC11</w:t>
+            </w:r>
+            <w:r>
+              <w:rPr>
+                <w:rFonts w:ascii="맑은 고딕" w:eastAsia="맑은 고딕" w:hAnsi="맑은 고딕" w:cs="맑은 고딕" w:hint="eastAsia"/>
+                <w:sz w:val="20"/>
+                <w:szCs w:val="20"/>
+              </w:rPr>
+              <w:t>-2</w:t>
+            </w:r>
+          </w:p>
+        </w:tc>
+        <w:tc>
+          <w:tcPr>
+            <w:tcW w:w="1275" w:type="dxa"/>
+            <w:vMerge/>
+            <w:vAlign w:val="center"/>
           </w:tcPr>
           <w:p>
             <w:pPr>
@@ -15128,11 +16957,9 @@
           <w:tcPr>
             <w:tcW w:w="1271" w:type="dxa"/>
             <w:vMerge/>
-            <w:vAlign w:val="center"/>
-          </w:tcPr>
-          <w:p>
-            <w:pPr>
-              <w:jc w:val="center"/>
+          </w:tcPr>
+          <w:p>
+            <w:pPr>
               <w:rPr>
                 <w:rFonts w:ascii="맑은 고딕" w:eastAsia="맑은 고딕" w:hAnsi="맑은 고딕"/>
               </w:rPr>
@@ -15146,16 +16973,15 @@
           </w:tcPr>
           <w:p>
             <w:pPr>
-              <w:jc w:val="center"/>
-              <w:rPr>
-                <w:rFonts w:ascii="맑은 고딕" w:eastAsia="맑은 고딕" w:hAnsi="맑은 고딕"/>
-              </w:rPr>
-            </w:pPr>
-          </w:p>
-        </w:tc>
-        <w:tc>
-          <w:tcPr>
-            <w:tcW w:w="3118" w:type="dxa"/>
+              <w:rPr>
+                <w:rFonts w:ascii="맑은 고딕" w:eastAsia="맑은 고딕" w:hAnsi="맑은 고딕"/>
+              </w:rPr>
+            </w:pPr>
+          </w:p>
+        </w:tc>
+        <w:tc>
+          <w:tcPr>
+            <w:tcW w:w="3685" w:type="dxa"/>
             <w:vAlign w:val="center"/>
           </w:tcPr>
           <w:p>
@@ -15173,13 +16999,13 @@
                 <w:sz w:val="20"/>
                 <w:szCs w:val="20"/>
               </w:rPr>
-              <w:t>유효한 파일 첨부</w:t>
-            </w:r>
-          </w:p>
-        </w:tc>
-        <w:tc>
-          <w:tcPr>
-            <w:tcW w:w="1229" w:type="dxa"/>
+              <w:t>회원 탈퇴 선택</w:t>
+            </w:r>
+          </w:p>
+        </w:tc>
+        <w:tc>
+          <w:tcPr>
+            <w:tcW w:w="1560" w:type="dxa"/>
             <w:vAlign w:val="center"/>
           </w:tcPr>
           <w:p>
@@ -15197,1600 +17023,21 @@
                 <w:sz w:val="20"/>
                 <w:szCs w:val="20"/>
               </w:rPr>
-              <w:t>TC07-3</w:t>
-            </w:r>
-          </w:p>
-        </w:tc>
-        <w:tc>
-          <w:tcPr>
-            <w:tcW w:w="1555" w:type="dxa"/>
-            <w:vMerge/>
-          </w:tcPr>
-          <w:p>
-            <w:pPr>
-              <w:rPr>
-                <w:rFonts w:ascii="맑은 고딕" w:eastAsia="맑은 고딕" w:hAnsi="맑은 고딕"/>
-              </w:rPr>
-            </w:pPr>
-          </w:p>
-        </w:tc>
-      </w:tr>
-      <w:tr>
-        <w:tc>
-          <w:tcPr>
-            <w:tcW w:w="1271" w:type="dxa"/>
-            <w:vMerge/>
-            <w:vAlign w:val="center"/>
-          </w:tcPr>
-          <w:p>
-            <w:pPr>
-              <w:jc w:val="center"/>
-              <w:rPr>
-                <w:rFonts w:ascii="맑은 고딕" w:eastAsia="맑은 고딕" w:hAnsi="맑은 고딕"/>
-              </w:rPr>
-            </w:pPr>
-          </w:p>
-        </w:tc>
-        <w:tc>
-          <w:tcPr>
-            <w:tcW w:w="1276" w:type="dxa"/>
-            <w:vMerge/>
-          </w:tcPr>
-          <w:p>
-            <w:pPr>
-              <w:jc w:val="center"/>
-              <w:rPr>
-                <w:rFonts w:ascii="맑은 고딕" w:eastAsia="맑은 고딕" w:hAnsi="맑은 고딕"/>
-              </w:rPr>
-            </w:pPr>
-          </w:p>
-        </w:tc>
-        <w:tc>
-          <w:tcPr>
-            <w:tcW w:w="3118" w:type="dxa"/>
-            <w:vAlign w:val="center"/>
-          </w:tcPr>
-          <w:p>
-            <w:pPr>
-              <w:rPr>
-                <w:rFonts w:ascii="맑은 고딕" w:eastAsia="맑은 고딕" w:hAnsi="맑은 고딕"/>
-                <w:color w:val="1F1F1F"/>
-                <w:sz w:val="20"/>
-                <w:szCs w:val="20"/>
-              </w:rPr>
-            </w:pPr>
+              <w:t>TC11</w:t>
+            </w:r>
             <w:r>
               <w:rPr>
                 <w:rFonts w:ascii="맑은 고딕" w:eastAsia="맑은 고딕" w:hAnsi="맑은 고딕" w:cs="맑은 고딕" w:hint="eastAsia"/>
                 <w:sz w:val="20"/>
                 <w:szCs w:val="20"/>
               </w:rPr>
-              <w:t>파일 메시지 전송</w:t>
-            </w:r>
-          </w:p>
-        </w:tc>
-        <w:tc>
-          <w:tcPr>
-            <w:tcW w:w="1229" w:type="dxa"/>
-            <w:vAlign w:val="center"/>
-          </w:tcPr>
-          <w:p>
-            <w:pPr>
-              <w:rPr>
-                <w:rFonts w:ascii="맑은 고딕" w:eastAsia="맑은 고딕" w:hAnsi="맑은 고딕"/>
-                <w:color w:val="1F1F1F"/>
-                <w:sz w:val="20"/>
-                <w:szCs w:val="20"/>
-              </w:rPr>
-            </w:pPr>
-            <w:r>
-              <w:rPr>
-                <w:rFonts w:ascii="맑은 고딕" w:eastAsia="맑은 고딕" w:hAnsi="맑은 고딕" w:cs="맑은 고딕" w:hint="eastAsia"/>
-                <w:sz w:val="20"/>
-                <w:szCs w:val="20"/>
-              </w:rPr>
-              <w:t>TC07-4</w:t>
-            </w:r>
-          </w:p>
-        </w:tc>
-        <w:tc>
-          <w:tcPr>
-            <w:tcW w:w="1555" w:type="dxa"/>
-            <w:vMerge/>
-          </w:tcPr>
-          <w:p>
-            <w:pPr>
-              <w:rPr>
-                <w:rFonts w:ascii="맑은 고딕" w:eastAsia="맑은 고딕" w:hAnsi="맑은 고딕"/>
-              </w:rPr>
-            </w:pPr>
-          </w:p>
-        </w:tc>
-      </w:tr>
-      <w:tr>
-        <w:tc>
-          <w:tcPr>
-            <w:tcW w:w="1271" w:type="dxa"/>
-            <w:vMerge/>
-            <w:vAlign w:val="center"/>
-          </w:tcPr>
-          <w:p>
-            <w:pPr>
-              <w:jc w:val="center"/>
-              <w:rPr>
-                <w:rFonts w:ascii="맑은 고딕" w:eastAsia="맑은 고딕" w:hAnsi="맑은 고딕"/>
-              </w:rPr>
-            </w:pPr>
-          </w:p>
-        </w:tc>
-        <w:tc>
-          <w:tcPr>
-            <w:tcW w:w="1276" w:type="dxa"/>
-            <w:vMerge/>
-          </w:tcPr>
-          <w:p>
-            <w:pPr>
-              <w:jc w:val="center"/>
-              <w:rPr>
-                <w:rFonts w:ascii="맑은 고딕" w:eastAsia="맑은 고딕" w:hAnsi="맑은 고딕"/>
-              </w:rPr>
-            </w:pPr>
-          </w:p>
-        </w:tc>
-        <w:tc>
-          <w:tcPr>
-            <w:tcW w:w="3118" w:type="dxa"/>
-            <w:vAlign w:val="center"/>
-          </w:tcPr>
-          <w:p>
-            <w:pPr>
-              <w:rPr>
-                <w:rFonts w:ascii="맑은 고딕" w:eastAsia="맑은 고딕" w:hAnsi="맑은 고딕"/>
-                <w:color w:val="1F1F1F"/>
-                <w:sz w:val="20"/>
-                <w:szCs w:val="20"/>
-              </w:rPr>
-            </w:pPr>
-            <w:r>
-              <w:rPr>
-                <w:rFonts w:ascii="맑은 고딕" w:eastAsia="맑은 고딕" w:hAnsi="맑은 고딕" w:cs="맑은 고딕" w:hint="eastAsia"/>
-                <w:sz w:val="20"/>
-                <w:szCs w:val="20"/>
-              </w:rPr>
-              <w:t>파일 메시지 전송 중 통신 단절</w:t>
-            </w:r>
-          </w:p>
-        </w:tc>
-        <w:tc>
-          <w:tcPr>
-            <w:tcW w:w="1229" w:type="dxa"/>
-            <w:vAlign w:val="center"/>
-          </w:tcPr>
-          <w:p>
-            <w:pPr>
-              <w:rPr>
-                <w:rFonts w:ascii="맑은 고딕" w:eastAsia="맑은 고딕" w:hAnsi="맑은 고딕"/>
-                <w:color w:val="1F1F1F"/>
-                <w:sz w:val="20"/>
-                <w:szCs w:val="20"/>
-              </w:rPr>
-            </w:pPr>
-            <w:r>
-              <w:rPr>
-                <w:rFonts w:ascii="맑은 고딕" w:eastAsia="맑은 고딕" w:hAnsi="맑은 고딕" w:cs="맑은 고딕" w:hint="eastAsia"/>
-                <w:sz w:val="20"/>
-                <w:szCs w:val="20"/>
-              </w:rPr>
-              <w:t>TC07-5</w:t>
-            </w:r>
-          </w:p>
-        </w:tc>
-        <w:tc>
-          <w:tcPr>
-            <w:tcW w:w="1555" w:type="dxa"/>
-            <w:vMerge/>
-          </w:tcPr>
-          <w:p>
-            <w:pPr>
-              <w:rPr>
-                <w:rFonts w:ascii="맑은 고딕" w:eastAsia="맑은 고딕" w:hAnsi="맑은 고딕"/>
-              </w:rPr>
-            </w:pPr>
-          </w:p>
-        </w:tc>
-      </w:tr>
-      <w:tr>
-        <w:tc>
-          <w:tcPr>
-            <w:tcW w:w="1271" w:type="dxa"/>
-            <w:vMerge/>
-            <w:vAlign w:val="center"/>
-          </w:tcPr>
-          <w:p>
-            <w:pPr>
-              <w:jc w:val="center"/>
-              <w:rPr>
-                <w:rFonts w:ascii="맑은 고딕" w:eastAsia="맑은 고딕" w:hAnsi="맑은 고딕"/>
-              </w:rPr>
-            </w:pPr>
-          </w:p>
-        </w:tc>
-        <w:tc>
-          <w:tcPr>
-            <w:tcW w:w="1276" w:type="dxa"/>
-            <w:vMerge/>
-          </w:tcPr>
-          <w:p>
-            <w:pPr>
-              <w:jc w:val="center"/>
-              <w:rPr>
-                <w:rFonts w:ascii="맑은 고딕" w:eastAsia="맑은 고딕" w:hAnsi="맑은 고딕"/>
-              </w:rPr>
-            </w:pPr>
-          </w:p>
-        </w:tc>
-        <w:tc>
-          <w:tcPr>
-            <w:tcW w:w="3118" w:type="dxa"/>
-            <w:vAlign w:val="center"/>
-          </w:tcPr>
-          <w:p>
-            <w:pPr>
-              <w:rPr>
-                <w:rFonts w:ascii="맑은 고딕" w:eastAsia="맑은 고딕" w:hAnsi="맑은 고딕"/>
-                <w:color w:val="1F1F1F"/>
-                <w:sz w:val="20"/>
-                <w:szCs w:val="20"/>
-              </w:rPr>
-            </w:pPr>
-            <w:r>
-              <w:rPr>
-                <w:rFonts w:ascii="맑은 고딕" w:eastAsia="맑은 고딕" w:hAnsi="맑은 고딕" w:cs="맑은 고딕" w:hint="eastAsia"/>
-                <w:sz w:val="20"/>
-                <w:szCs w:val="20"/>
-              </w:rPr>
-              <w:t>파일 다운로드 클릭</w:t>
-            </w:r>
-          </w:p>
-        </w:tc>
-        <w:tc>
-          <w:tcPr>
-            <w:tcW w:w="1229" w:type="dxa"/>
-            <w:vAlign w:val="center"/>
-          </w:tcPr>
-          <w:p>
-            <w:pPr>
-              <w:rPr>
-                <w:rFonts w:ascii="맑은 고딕" w:eastAsia="맑은 고딕" w:hAnsi="맑은 고딕"/>
-                <w:color w:val="1F1F1F"/>
-                <w:sz w:val="20"/>
-                <w:szCs w:val="20"/>
-              </w:rPr>
-            </w:pPr>
-            <w:r>
-              <w:rPr>
-                <w:rFonts w:ascii="맑은 고딕" w:eastAsia="맑은 고딕" w:hAnsi="맑은 고딕" w:cs="맑은 고딕" w:hint="eastAsia"/>
-                <w:sz w:val="20"/>
-                <w:szCs w:val="20"/>
-              </w:rPr>
-              <w:t>TC07-6</w:t>
-            </w:r>
-          </w:p>
-        </w:tc>
-        <w:tc>
-          <w:tcPr>
-            <w:tcW w:w="1555" w:type="dxa"/>
-            <w:vMerge/>
-          </w:tcPr>
-          <w:p>
-            <w:pPr>
-              <w:rPr>
-                <w:rFonts w:ascii="맑은 고딕" w:eastAsia="맑은 고딕" w:hAnsi="맑은 고딕"/>
-              </w:rPr>
-            </w:pPr>
-          </w:p>
-        </w:tc>
-      </w:tr>
-      <w:tr>
-        <w:tc>
-          <w:tcPr>
-            <w:tcW w:w="1271" w:type="dxa"/>
-            <w:vMerge w:val="restart"/>
-            <w:vAlign w:val="center"/>
-          </w:tcPr>
-          <w:p>
-            <w:pPr>
-              <w:jc w:val="center"/>
-              <w:rPr>
-                <w:rFonts w:ascii="맑은 고딕" w:eastAsia="맑은 고딕" w:hAnsi="맑은 고딕"/>
-              </w:rPr>
-            </w:pPr>
-            <w:r>
-              <w:rPr>
-                <w:rFonts w:ascii="맑은 고딕" w:eastAsia="맑은 고딕" w:hAnsi="맑은 고딕" w:hint="eastAsia"/>
-                <w:sz w:val="20"/>
-                <w:szCs w:val="20"/>
-              </w:rPr>
-              <w:t>FR</w:t>
-            </w:r>
-            <w:r>
-              <w:rPr>
-                <w:rFonts w:ascii="맑은 고딕" w:eastAsia="맑은 고딕" w:hAnsi="맑은 고딕" w:hint="eastAsia"/>
-                <w:sz w:val="20"/>
-                <w:szCs w:val="20"/>
-              </w:rPr>
-              <w:t>-0</w:t>
-            </w:r>
-            <w:r>
-              <w:rPr>
-                <w:rFonts w:ascii="맑은 고딕" w:eastAsia="맑은 고딕" w:hAnsi="맑은 고딕" w:hint="eastAsia"/>
-                <w:sz w:val="20"/>
-                <w:szCs w:val="20"/>
-              </w:rPr>
-              <w:t>8</w:t>
-            </w:r>
-          </w:p>
-        </w:tc>
-        <w:tc>
-          <w:tcPr>
-            <w:tcW w:w="1276" w:type="dxa"/>
-            <w:vMerge w:val="restart"/>
-            <w:vAlign w:val="center"/>
-          </w:tcPr>
-          <w:p>
-            <w:pPr>
-              <w:jc w:val="center"/>
-              <w:rPr>
-                <w:rFonts w:ascii="맑은 고딕" w:eastAsia="맑은 고딕" w:hAnsi="맑은 고딕"/>
-              </w:rPr>
-            </w:pPr>
-            <w:r>
-              <w:rPr>
-                <w:rFonts w:ascii="맑은 고딕" w:eastAsia="맑은 고딕" w:hAnsi="맑은 고딕" w:cs="맑은 고딕"/>
-                <w:color w:val="000000"/>
-                <w:sz w:val="20"/>
-                <w:szCs w:val="20"/>
-              </w:rPr>
-              <w:t>SID-</w:t>
-            </w:r>
-            <w:r>
-              <w:rPr>
-                <w:rFonts w:ascii="맑은 고딕" w:eastAsia="맑은 고딕" w:hAnsi="맑은 고딕" w:cs="맑은 고딕" w:hint="eastAsia"/>
-                <w:color w:val="000000"/>
-                <w:sz w:val="20"/>
-                <w:szCs w:val="20"/>
-              </w:rPr>
-              <w:t xml:space="preserve">10, </w:t>
-            </w:r>
-            <w:r>
-              <w:rPr>
-                <w:rFonts w:ascii="맑은 고딕" w:eastAsia="맑은 고딕" w:hAnsi="맑은 고딕" w:cs="맑은 고딕"/>
-                <w:color w:val="000000"/>
-                <w:sz w:val="20"/>
-                <w:szCs w:val="20"/>
-              </w:rPr>
-              <w:t>SID-</w:t>
-            </w:r>
-            <w:r>
-              <w:rPr>
-                <w:rFonts w:ascii="맑은 고딕" w:eastAsia="맑은 고딕" w:hAnsi="맑은 고딕" w:cs="맑은 고딕" w:hint="eastAsia"/>
-                <w:color w:val="000000"/>
-                <w:sz w:val="20"/>
-                <w:szCs w:val="20"/>
-              </w:rPr>
-              <w:t xml:space="preserve">11, </w:t>
-            </w:r>
-            <w:r>
-              <w:rPr>
-                <w:rFonts w:ascii="맑은 고딕" w:eastAsia="맑은 고딕" w:hAnsi="맑은 고딕" w:cs="맑은 고딕"/>
-                <w:color w:val="000000"/>
-                <w:sz w:val="20"/>
-                <w:szCs w:val="20"/>
-              </w:rPr>
-              <w:t>SID-</w:t>
-            </w:r>
-            <w:r>
-              <w:rPr>
-                <w:rFonts w:ascii="맑은 고딕" w:eastAsia="맑은 고딕" w:hAnsi="맑은 고딕" w:cs="맑은 고딕" w:hint="eastAsia"/>
-                <w:color w:val="000000"/>
-                <w:sz w:val="20"/>
-                <w:szCs w:val="20"/>
-              </w:rPr>
-              <w:t>12,</w:t>
-            </w:r>
-          </w:p>
-        </w:tc>
-        <w:tc>
-          <w:tcPr>
-            <w:tcW w:w="3118" w:type="dxa"/>
-            <w:vAlign w:val="center"/>
-          </w:tcPr>
-          <w:p>
-            <w:pPr>
-              <w:rPr>
-                <w:rFonts w:ascii="맑은 고딕" w:eastAsia="맑은 고딕" w:hAnsi="맑은 고딕"/>
-                <w:color w:val="1F1F1F"/>
-                <w:sz w:val="20"/>
-                <w:szCs w:val="20"/>
-              </w:rPr>
-            </w:pPr>
-            <w:r>
-              <w:rPr>
-                <w:rFonts w:ascii="맑은 고딕" w:eastAsia="맑은 고딕" w:hAnsi="맑은 고딕" w:cs="맑은 고딕" w:hint="eastAsia"/>
-                <w:sz w:val="20"/>
-                <w:szCs w:val="20"/>
-              </w:rPr>
-              <w:t>AI 질문 화면 표시</w:t>
-            </w:r>
-          </w:p>
-        </w:tc>
-        <w:tc>
-          <w:tcPr>
-            <w:tcW w:w="1229" w:type="dxa"/>
-            <w:vAlign w:val="center"/>
-          </w:tcPr>
-          <w:p>
-            <w:pPr>
-              <w:rPr>
-                <w:rFonts w:ascii="맑은 고딕" w:eastAsia="맑은 고딕" w:hAnsi="맑은 고딕"/>
-                <w:color w:val="1F1F1F"/>
-                <w:sz w:val="20"/>
-                <w:szCs w:val="20"/>
-              </w:rPr>
-            </w:pPr>
-            <w:r>
-              <w:rPr>
-                <w:rFonts w:ascii="맑은 고딕" w:eastAsia="맑은 고딕" w:hAnsi="맑은 고딕" w:cs="맑은 고딕" w:hint="eastAsia"/>
-                <w:sz w:val="20"/>
-                <w:szCs w:val="20"/>
-              </w:rPr>
-              <w:t>TC08-1</w:t>
-            </w:r>
-          </w:p>
-        </w:tc>
-        <w:tc>
-          <w:tcPr>
-            <w:tcW w:w="1555" w:type="dxa"/>
-            <w:vMerge w:val="restart"/>
-            <w:vAlign w:val="center"/>
-          </w:tcPr>
-          <w:p>
-            <w:pPr>
-              <w:jc w:val="center"/>
-              <w:rPr>
-                <w:rFonts w:ascii="맑은 고딕" w:eastAsia="맑은 고딕" w:hAnsi="맑은 고딕"/>
-              </w:rPr>
-            </w:pPr>
-            <w:r>
-              <w:rPr>
-                <w:rFonts w:ascii="맑은 고딕" w:eastAsia="맑은 고딕" w:hAnsi="맑은 고딕" w:hint="eastAsia"/>
-              </w:rPr>
-              <w:t>임효진</w:t>
-            </w:r>
-          </w:p>
-        </w:tc>
-      </w:tr>
-      <w:tr>
-        <w:tc>
-          <w:tcPr>
-            <w:tcW w:w="1271" w:type="dxa"/>
-            <w:vMerge/>
-            <w:vAlign w:val="center"/>
-          </w:tcPr>
-          <w:p>
-            <w:pPr>
-              <w:jc w:val="center"/>
-              <w:rPr>
-                <w:rFonts w:ascii="맑은 고딕" w:eastAsia="맑은 고딕" w:hAnsi="맑은 고딕"/>
-              </w:rPr>
-            </w:pPr>
-          </w:p>
-        </w:tc>
-        <w:tc>
-          <w:tcPr>
-            <w:tcW w:w="1276" w:type="dxa"/>
-            <w:vMerge/>
-            <w:vAlign w:val="center"/>
-          </w:tcPr>
-          <w:p>
-            <w:pPr>
-              <w:jc w:val="center"/>
-              <w:rPr>
-                <w:rFonts w:ascii="맑은 고딕" w:eastAsia="맑은 고딕" w:hAnsi="맑은 고딕"/>
-              </w:rPr>
-            </w:pPr>
-          </w:p>
-        </w:tc>
-        <w:tc>
-          <w:tcPr>
-            <w:tcW w:w="3118" w:type="dxa"/>
-            <w:vAlign w:val="center"/>
-          </w:tcPr>
-          <w:p>
-            <w:pPr>
-              <w:rPr>
-                <w:rFonts w:ascii="맑은 고딕" w:eastAsia="맑은 고딕" w:hAnsi="맑은 고딕"/>
-                <w:color w:val="1F1F1F"/>
-                <w:sz w:val="20"/>
-                <w:szCs w:val="20"/>
-              </w:rPr>
-            </w:pPr>
-            <w:r>
-              <w:rPr>
-                <w:rFonts w:ascii="맑은 고딕" w:eastAsia="맑은 고딕" w:hAnsi="맑은 고딕" w:cs="맑은 고딕" w:hint="eastAsia"/>
-                <w:sz w:val="20"/>
-                <w:szCs w:val="20"/>
-              </w:rPr>
-              <w:t>AI 질문 입력</w:t>
-            </w:r>
-          </w:p>
-        </w:tc>
-        <w:tc>
-          <w:tcPr>
-            <w:tcW w:w="1229" w:type="dxa"/>
-            <w:vAlign w:val="center"/>
-          </w:tcPr>
-          <w:p>
-            <w:pPr>
-              <w:rPr>
-                <w:rFonts w:ascii="맑은 고딕" w:eastAsia="맑은 고딕" w:hAnsi="맑은 고딕"/>
-                <w:color w:val="1F1F1F"/>
-                <w:sz w:val="20"/>
-                <w:szCs w:val="20"/>
-              </w:rPr>
-            </w:pPr>
-            <w:r>
-              <w:rPr>
-                <w:rFonts w:ascii="맑은 고딕" w:eastAsia="맑은 고딕" w:hAnsi="맑은 고딕" w:cs="맑은 고딕" w:hint="eastAsia"/>
-                <w:sz w:val="20"/>
-                <w:szCs w:val="20"/>
-              </w:rPr>
-              <w:t>TC08-2</w:t>
-            </w:r>
-          </w:p>
-        </w:tc>
-        <w:tc>
-          <w:tcPr>
-            <w:tcW w:w="1555" w:type="dxa"/>
-            <w:vMerge/>
-            <w:vAlign w:val="center"/>
-          </w:tcPr>
-          <w:p>
-            <w:pPr>
-              <w:jc w:val="center"/>
-              <w:rPr>
-                <w:rFonts w:ascii="맑은 고딕" w:eastAsia="맑은 고딕" w:hAnsi="맑은 고딕"/>
-              </w:rPr>
-            </w:pPr>
-          </w:p>
-        </w:tc>
-      </w:tr>
-      <w:tr>
-        <w:tc>
-          <w:tcPr>
-            <w:tcW w:w="1271" w:type="dxa"/>
-            <w:vMerge/>
-            <w:vAlign w:val="center"/>
-          </w:tcPr>
-          <w:p>
-            <w:pPr>
-              <w:jc w:val="center"/>
-              <w:rPr>
-                <w:rFonts w:ascii="맑은 고딕" w:eastAsia="맑은 고딕" w:hAnsi="맑은 고딕"/>
-              </w:rPr>
-            </w:pPr>
-          </w:p>
-        </w:tc>
-        <w:tc>
-          <w:tcPr>
-            <w:tcW w:w="1276" w:type="dxa"/>
-            <w:vMerge/>
-            <w:vAlign w:val="center"/>
-          </w:tcPr>
-          <w:p>
-            <w:pPr>
-              <w:jc w:val="center"/>
-              <w:rPr>
-                <w:rFonts w:ascii="맑은 고딕" w:eastAsia="맑은 고딕" w:hAnsi="맑은 고딕"/>
-              </w:rPr>
-            </w:pPr>
-          </w:p>
-        </w:tc>
-        <w:tc>
-          <w:tcPr>
-            <w:tcW w:w="3118" w:type="dxa"/>
-            <w:vAlign w:val="center"/>
-          </w:tcPr>
-          <w:p>
-            <w:pPr>
-              <w:rPr>
-                <w:rFonts w:ascii="맑은 고딕" w:eastAsia="맑은 고딕" w:hAnsi="맑은 고딕"/>
-                <w:color w:val="1F1F1F"/>
-                <w:sz w:val="20"/>
-                <w:szCs w:val="20"/>
-              </w:rPr>
-            </w:pPr>
-            <w:r>
-              <w:rPr>
-                <w:rFonts w:ascii="맑은 고딕" w:eastAsia="맑은 고딕" w:hAnsi="맑은 고딕" w:cs="맑은 고딕" w:hint="eastAsia"/>
-                <w:sz w:val="20"/>
-                <w:szCs w:val="20"/>
-              </w:rPr>
-              <w:t>지정된 타임아웃 초과</w:t>
-            </w:r>
-          </w:p>
-        </w:tc>
-        <w:tc>
-          <w:tcPr>
-            <w:tcW w:w="1229" w:type="dxa"/>
-            <w:vAlign w:val="center"/>
-          </w:tcPr>
-          <w:p>
-            <w:pPr>
-              <w:rPr>
-                <w:rFonts w:ascii="맑은 고딕" w:eastAsia="맑은 고딕" w:hAnsi="맑은 고딕"/>
-                <w:color w:val="1F1F1F"/>
-                <w:sz w:val="20"/>
-                <w:szCs w:val="20"/>
-              </w:rPr>
-            </w:pPr>
-            <w:r>
-              <w:rPr>
-                <w:rFonts w:ascii="맑은 고딕" w:eastAsia="맑은 고딕" w:hAnsi="맑은 고딕" w:cs="맑은 고딕" w:hint="eastAsia"/>
-                <w:sz w:val="20"/>
-                <w:szCs w:val="20"/>
-              </w:rPr>
-              <w:t>TC08-3</w:t>
-            </w:r>
-          </w:p>
-        </w:tc>
-        <w:tc>
-          <w:tcPr>
-            <w:tcW w:w="1555" w:type="dxa"/>
-            <w:vMerge/>
-            <w:vAlign w:val="center"/>
-          </w:tcPr>
-          <w:p>
-            <w:pPr>
-              <w:jc w:val="center"/>
-              <w:rPr>
-                <w:rFonts w:ascii="맑은 고딕" w:eastAsia="맑은 고딕" w:hAnsi="맑은 고딕"/>
-              </w:rPr>
-            </w:pPr>
-          </w:p>
-        </w:tc>
-      </w:tr>
-      <w:tr>
-        <w:tc>
-          <w:tcPr>
-            <w:tcW w:w="1271" w:type="dxa"/>
-            <w:vMerge/>
-            <w:vAlign w:val="center"/>
-          </w:tcPr>
-          <w:p>
-            <w:pPr>
-              <w:jc w:val="center"/>
-              <w:rPr>
-                <w:rFonts w:ascii="맑은 고딕" w:eastAsia="맑은 고딕" w:hAnsi="맑은 고딕"/>
-              </w:rPr>
-            </w:pPr>
-          </w:p>
-        </w:tc>
-        <w:tc>
-          <w:tcPr>
-            <w:tcW w:w="1276" w:type="dxa"/>
-            <w:vMerge/>
-            <w:vAlign w:val="center"/>
-          </w:tcPr>
-          <w:p>
-            <w:pPr>
-              <w:jc w:val="center"/>
-              <w:rPr>
-                <w:rFonts w:ascii="맑은 고딕" w:eastAsia="맑은 고딕" w:hAnsi="맑은 고딕"/>
-              </w:rPr>
-            </w:pPr>
-          </w:p>
-        </w:tc>
-        <w:tc>
-          <w:tcPr>
-            <w:tcW w:w="3118" w:type="dxa"/>
-            <w:vAlign w:val="center"/>
-          </w:tcPr>
-          <w:p>
-            <w:pPr>
-              <w:rPr>
-                <w:rFonts w:ascii="맑은 고딕" w:eastAsia="맑은 고딕" w:hAnsi="맑은 고딕"/>
-                <w:color w:val="1F1F1F"/>
-                <w:sz w:val="20"/>
-                <w:szCs w:val="20"/>
-              </w:rPr>
-            </w:pPr>
-            <w:r>
-              <w:rPr>
-                <w:rFonts w:ascii="맑은 고딕" w:eastAsia="맑은 고딕" w:hAnsi="맑은 고딕" w:cs="맑은 고딕" w:hint="eastAsia"/>
-                <w:sz w:val="20"/>
-                <w:szCs w:val="20"/>
-              </w:rPr>
-              <w:t>생성된 프롬프트 수신</w:t>
-            </w:r>
-          </w:p>
-        </w:tc>
-        <w:tc>
-          <w:tcPr>
-            <w:tcW w:w="1229" w:type="dxa"/>
-            <w:vAlign w:val="center"/>
-          </w:tcPr>
-          <w:p>
-            <w:pPr>
-              <w:rPr>
-                <w:rFonts w:ascii="맑은 고딕" w:eastAsia="맑은 고딕" w:hAnsi="맑은 고딕"/>
-                <w:color w:val="1F1F1F"/>
-                <w:sz w:val="20"/>
-                <w:szCs w:val="20"/>
-              </w:rPr>
-            </w:pPr>
-            <w:r>
-              <w:rPr>
-                <w:rFonts w:ascii="맑은 고딕" w:eastAsia="맑은 고딕" w:hAnsi="맑은 고딕" w:cs="맑은 고딕" w:hint="eastAsia"/>
-                <w:sz w:val="20"/>
-                <w:szCs w:val="20"/>
-              </w:rPr>
-              <w:t>TC08-4</w:t>
-            </w:r>
-          </w:p>
-        </w:tc>
-        <w:tc>
-          <w:tcPr>
-            <w:tcW w:w="1555" w:type="dxa"/>
-            <w:vMerge/>
-            <w:vAlign w:val="center"/>
-          </w:tcPr>
-          <w:p>
-            <w:pPr>
-              <w:jc w:val="center"/>
-              <w:rPr>
-                <w:rFonts w:ascii="맑은 고딕" w:eastAsia="맑은 고딕" w:hAnsi="맑은 고딕"/>
-              </w:rPr>
-            </w:pPr>
-          </w:p>
-        </w:tc>
-      </w:tr>
-      <w:tr>
-        <w:tc>
-          <w:tcPr>
-            <w:tcW w:w="1271" w:type="dxa"/>
-            <w:vMerge/>
-            <w:vAlign w:val="center"/>
-          </w:tcPr>
-          <w:p>
-            <w:pPr>
-              <w:jc w:val="center"/>
-              <w:rPr>
-                <w:rFonts w:ascii="맑은 고딕" w:eastAsia="맑은 고딕" w:hAnsi="맑은 고딕"/>
-              </w:rPr>
-            </w:pPr>
-          </w:p>
-        </w:tc>
-        <w:tc>
-          <w:tcPr>
-            <w:tcW w:w="1276" w:type="dxa"/>
-            <w:vMerge/>
-            <w:vAlign w:val="center"/>
-          </w:tcPr>
-          <w:p>
-            <w:pPr>
-              <w:jc w:val="center"/>
-              <w:rPr>
-                <w:rFonts w:ascii="맑은 고딕" w:eastAsia="맑은 고딕" w:hAnsi="맑은 고딕"/>
-              </w:rPr>
-            </w:pPr>
-          </w:p>
-        </w:tc>
-        <w:tc>
-          <w:tcPr>
-            <w:tcW w:w="3118" w:type="dxa"/>
-            <w:vAlign w:val="center"/>
-          </w:tcPr>
-          <w:p>
-            <w:pPr>
-              <w:rPr>
-                <w:rFonts w:ascii="맑은 고딕" w:eastAsia="맑은 고딕" w:hAnsi="맑은 고딕"/>
-                <w:color w:val="1F1F1F"/>
-                <w:sz w:val="20"/>
-                <w:szCs w:val="20"/>
-              </w:rPr>
-            </w:pPr>
-            <w:r>
-              <w:rPr>
-                <w:rFonts w:ascii="맑은 고딕" w:eastAsia="맑은 고딕" w:hAnsi="맑은 고딕" w:cs="맑은 고딕" w:hint="eastAsia"/>
-                <w:sz w:val="20"/>
-                <w:szCs w:val="20"/>
-              </w:rPr>
-              <w:t>프롬프트 정보 대화방 공유</w:t>
-            </w:r>
-          </w:p>
-        </w:tc>
-        <w:tc>
-          <w:tcPr>
-            <w:tcW w:w="1229" w:type="dxa"/>
-            <w:vAlign w:val="center"/>
-          </w:tcPr>
-          <w:p>
-            <w:pPr>
-              <w:rPr>
-                <w:rFonts w:ascii="맑은 고딕" w:eastAsia="맑은 고딕" w:hAnsi="맑은 고딕"/>
-                <w:color w:val="1F1F1F"/>
-                <w:sz w:val="20"/>
-                <w:szCs w:val="20"/>
-              </w:rPr>
-            </w:pPr>
-            <w:r>
-              <w:rPr>
-                <w:rFonts w:ascii="맑은 고딕" w:eastAsia="맑은 고딕" w:hAnsi="맑은 고딕" w:cs="맑은 고딕" w:hint="eastAsia"/>
-                <w:sz w:val="20"/>
-                <w:szCs w:val="20"/>
-              </w:rPr>
-              <w:t>TC08-5</w:t>
-            </w:r>
-          </w:p>
-        </w:tc>
-        <w:tc>
-          <w:tcPr>
-            <w:tcW w:w="1555" w:type="dxa"/>
-            <w:vMerge/>
-            <w:vAlign w:val="center"/>
-          </w:tcPr>
-          <w:p>
-            <w:pPr>
-              <w:jc w:val="center"/>
-              <w:rPr>
-                <w:rFonts w:ascii="맑은 고딕" w:eastAsia="맑은 고딕" w:hAnsi="맑은 고딕"/>
-              </w:rPr>
-            </w:pPr>
-          </w:p>
-        </w:tc>
-      </w:tr>
-      <w:tr>
-        <w:tc>
-          <w:tcPr>
-            <w:tcW w:w="1271" w:type="dxa"/>
-            <w:vMerge w:val="restart"/>
-            <w:vAlign w:val="center"/>
-          </w:tcPr>
-          <w:p>
-            <w:pPr>
-              <w:jc w:val="center"/>
-              <w:rPr>
-                <w:rFonts w:ascii="맑은 고딕" w:eastAsia="맑은 고딕" w:hAnsi="맑은 고딕"/>
-              </w:rPr>
-            </w:pPr>
-            <w:r>
-              <w:rPr>
-                <w:rFonts w:ascii="맑은 고딕" w:eastAsia="맑은 고딕" w:hAnsi="맑은 고딕" w:hint="eastAsia"/>
-                <w:sz w:val="20"/>
-                <w:szCs w:val="20"/>
-              </w:rPr>
-              <w:t>FR</w:t>
-            </w:r>
-            <w:r>
-              <w:rPr>
-                <w:rFonts w:ascii="맑은 고딕" w:eastAsia="맑은 고딕" w:hAnsi="맑은 고딕" w:hint="eastAsia"/>
-                <w:sz w:val="20"/>
-                <w:szCs w:val="20"/>
-              </w:rPr>
-              <w:t>-0</w:t>
-            </w:r>
-            <w:r>
-              <w:rPr>
-                <w:rFonts w:ascii="맑은 고딕" w:eastAsia="맑은 고딕" w:hAnsi="맑은 고딕" w:hint="eastAsia"/>
-                <w:sz w:val="20"/>
-                <w:szCs w:val="20"/>
-              </w:rPr>
-              <w:t>9</w:t>
-            </w:r>
-          </w:p>
-        </w:tc>
-        <w:tc>
-          <w:tcPr>
-            <w:tcW w:w="1276" w:type="dxa"/>
-            <w:vMerge w:val="restart"/>
-            <w:vAlign w:val="center"/>
-          </w:tcPr>
-          <w:p>
-            <w:pPr>
-              <w:jc w:val="center"/>
-              <w:rPr>
-                <w:rFonts w:ascii="맑은 고딕" w:eastAsia="맑은 고딕" w:hAnsi="맑은 고딕"/>
-              </w:rPr>
-            </w:pPr>
-            <w:r>
-              <w:rPr>
-                <w:rFonts w:ascii="맑은 고딕" w:eastAsia="맑은 고딕" w:hAnsi="맑은 고딕" w:cs="맑은 고딕"/>
-                <w:color w:val="000000"/>
-                <w:sz w:val="20"/>
-                <w:szCs w:val="20"/>
-              </w:rPr>
-              <w:t>SID-</w:t>
-            </w:r>
-            <w:r>
-              <w:rPr>
-                <w:rFonts w:ascii="맑은 고딕" w:eastAsia="맑은 고딕" w:hAnsi="맑은 고딕" w:cs="맑은 고딕" w:hint="eastAsia"/>
-                <w:color w:val="000000"/>
-                <w:sz w:val="20"/>
-                <w:szCs w:val="20"/>
-              </w:rPr>
-              <w:t>13,</w:t>
-            </w:r>
-            <w:r>
-              <w:rPr>
-                <w:rFonts w:ascii="맑은 고딕" w:eastAsia="맑은 고딕" w:hAnsi="맑은 고딕" w:cs="맑은 고딕"/>
-                <w:color w:val="000000"/>
-                <w:sz w:val="20"/>
-                <w:szCs w:val="20"/>
-              </w:rPr>
-              <w:t xml:space="preserve"> SID-</w:t>
-            </w:r>
-            <w:r>
-              <w:rPr>
-                <w:rFonts w:ascii="맑은 고딕" w:eastAsia="맑은 고딕" w:hAnsi="맑은 고딕" w:cs="맑은 고딕" w:hint="eastAsia"/>
-                <w:color w:val="000000"/>
-                <w:sz w:val="20"/>
-                <w:szCs w:val="20"/>
-              </w:rPr>
-              <w:t>14</w:t>
-            </w:r>
-          </w:p>
-        </w:tc>
-        <w:tc>
-          <w:tcPr>
-            <w:tcW w:w="3118" w:type="dxa"/>
-            <w:vAlign w:val="center"/>
-          </w:tcPr>
-          <w:p>
-            <w:pPr>
-              <w:rPr>
-                <w:rFonts w:ascii="맑은 고딕" w:eastAsia="맑은 고딕" w:hAnsi="맑은 고딕"/>
-                <w:color w:val="1F1F1F"/>
-                <w:sz w:val="20"/>
-                <w:szCs w:val="20"/>
-              </w:rPr>
-            </w:pPr>
-            <w:r>
-              <w:rPr>
-                <w:rFonts w:ascii="맑은 고딕" w:eastAsia="맑은 고딕" w:hAnsi="맑은 고딕" w:cs="맑은 고딕" w:hint="eastAsia"/>
-                <w:sz w:val="20"/>
-                <w:szCs w:val="20"/>
-              </w:rPr>
-              <w:t>관리자 화면-사용자 검색어 공백 값 입력</w:t>
-            </w:r>
-          </w:p>
-        </w:tc>
-        <w:tc>
-          <w:tcPr>
-            <w:tcW w:w="1229" w:type="dxa"/>
-            <w:vAlign w:val="center"/>
-          </w:tcPr>
-          <w:p>
-            <w:pPr>
-              <w:rPr>
-                <w:rFonts w:ascii="맑은 고딕" w:eastAsia="맑은 고딕" w:hAnsi="맑은 고딕"/>
-                <w:color w:val="1F1F1F"/>
-                <w:sz w:val="20"/>
-                <w:szCs w:val="20"/>
-              </w:rPr>
-            </w:pPr>
-            <w:r>
-              <w:rPr>
-                <w:rFonts w:ascii="맑은 고딕" w:eastAsia="맑은 고딕" w:hAnsi="맑은 고딕" w:cs="맑은 고딕" w:hint="eastAsia"/>
-                <w:sz w:val="20"/>
-                <w:szCs w:val="20"/>
-              </w:rPr>
-              <w:t>TC09-1</w:t>
-            </w:r>
-          </w:p>
-        </w:tc>
-        <w:tc>
-          <w:tcPr>
-            <w:tcW w:w="1555" w:type="dxa"/>
-            <w:vMerge w:val="restart"/>
-            <w:vAlign w:val="center"/>
-          </w:tcPr>
-          <w:p>
-            <w:pPr>
-              <w:jc w:val="center"/>
-              <w:rPr>
-                <w:rFonts w:ascii="맑은 고딕" w:eastAsia="맑은 고딕" w:hAnsi="맑은 고딕"/>
-              </w:rPr>
-            </w:pPr>
-            <w:r>
-              <w:rPr>
-                <w:rFonts w:ascii="맑은 고딕" w:eastAsia="맑은 고딕" w:hAnsi="맑은 고딕" w:hint="eastAsia"/>
-              </w:rPr>
-              <w:t>임효진</w:t>
-            </w:r>
-          </w:p>
-        </w:tc>
-      </w:tr>
-      <w:tr>
-        <w:tc>
-          <w:tcPr>
-            <w:tcW w:w="1271" w:type="dxa"/>
-            <w:vMerge/>
-            <w:vAlign w:val="center"/>
-          </w:tcPr>
-          <w:p>
-            <w:pPr>
-              <w:jc w:val="center"/>
-              <w:rPr>
-                <w:rFonts w:ascii="맑은 고딕" w:eastAsia="맑은 고딕" w:hAnsi="맑은 고딕"/>
-              </w:rPr>
-            </w:pPr>
-          </w:p>
-        </w:tc>
-        <w:tc>
-          <w:tcPr>
-            <w:tcW w:w="1276" w:type="dxa"/>
-            <w:vMerge/>
-            <w:vAlign w:val="center"/>
-          </w:tcPr>
-          <w:p>
-            <w:pPr>
-              <w:jc w:val="center"/>
-              <w:rPr>
-                <w:rFonts w:ascii="맑은 고딕" w:eastAsia="맑은 고딕" w:hAnsi="맑은 고딕"/>
-              </w:rPr>
-            </w:pPr>
-          </w:p>
-        </w:tc>
-        <w:tc>
-          <w:tcPr>
-            <w:tcW w:w="3118" w:type="dxa"/>
-            <w:vAlign w:val="center"/>
-          </w:tcPr>
-          <w:p>
-            <w:pPr>
-              <w:rPr>
-                <w:rFonts w:ascii="맑은 고딕" w:eastAsia="맑은 고딕" w:hAnsi="맑은 고딕"/>
-                <w:color w:val="1F1F1F"/>
-                <w:sz w:val="20"/>
-                <w:szCs w:val="20"/>
-              </w:rPr>
-            </w:pPr>
-            <w:r>
-              <w:rPr>
-                <w:rFonts w:ascii="맑은 고딕" w:eastAsia="맑은 고딕" w:hAnsi="맑은 고딕" w:cs="맑은 고딕" w:hint="eastAsia"/>
-                <w:sz w:val="20"/>
-                <w:szCs w:val="20"/>
-              </w:rPr>
-              <w:t>관리자 화면-검색어 입력(학번, 이름)</w:t>
-            </w:r>
-          </w:p>
-        </w:tc>
-        <w:tc>
-          <w:tcPr>
-            <w:tcW w:w="1229" w:type="dxa"/>
-            <w:vAlign w:val="center"/>
-          </w:tcPr>
-          <w:p>
-            <w:pPr>
-              <w:rPr>
-                <w:rFonts w:ascii="맑은 고딕" w:eastAsia="맑은 고딕" w:hAnsi="맑은 고딕"/>
-                <w:color w:val="1F1F1F"/>
-                <w:sz w:val="20"/>
-                <w:szCs w:val="20"/>
-              </w:rPr>
-            </w:pPr>
-            <w:r>
-              <w:rPr>
-                <w:rFonts w:ascii="맑은 고딕" w:eastAsia="맑은 고딕" w:hAnsi="맑은 고딕" w:cs="맑은 고딕" w:hint="eastAsia"/>
-                <w:sz w:val="20"/>
-                <w:szCs w:val="20"/>
-              </w:rPr>
-              <w:t>TC09-2</w:t>
-            </w:r>
-          </w:p>
-        </w:tc>
-        <w:tc>
-          <w:tcPr>
-            <w:tcW w:w="1555" w:type="dxa"/>
-            <w:vMerge/>
-            <w:vAlign w:val="center"/>
-          </w:tcPr>
-          <w:p>
-            <w:pPr>
-              <w:jc w:val="center"/>
-              <w:rPr>
-                <w:rFonts w:ascii="맑은 고딕" w:eastAsia="맑은 고딕" w:hAnsi="맑은 고딕"/>
-              </w:rPr>
-            </w:pPr>
-          </w:p>
-        </w:tc>
-      </w:tr>
-      <w:tr>
-        <w:tc>
-          <w:tcPr>
-            <w:tcW w:w="1271" w:type="dxa"/>
-            <w:vMerge/>
-            <w:vAlign w:val="center"/>
-          </w:tcPr>
-          <w:p>
-            <w:pPr>
-              <w:jc w:val="center"/>
-              <w:rPr>
-                <w:rFonts w:ascii="맑은 고딕" w:eastAsia="맑은 고딕" w:hAnsi="맑은 고딕"/>
-              </w:rPr>
-            </w:pPr>
-          </w:p>
-        </w:tc>
-        <w:tc>
-          <w:tcPr>
-            <w:tcW w:w="1276" w:type="dxa"/>
-            <w:vMerge/>
-            <w:vAlign w:val="center"/>
-          </w:tcPr>
-          <w:p>
-            <w:pPr>
-              <w:jc w:val="center"/>
-              <w:rPr>
-                <w:rFonts w:ascii="맑은 고딕" w:eastAsia="맑은 고딕" w:hAnsi="맑은 고딕"/>
-              </w:rPr>
-            </w:pPr>
-          </w:p>
-        </w:tc>
-        <w:tc>
-          <w:tcPr>
-            <w:tcW w:w="3118" w:type="dxa"/>
-            <w:vAlign w:val="center"/>
-          </w:tcPr>
-          <w:p>
-            <w:pPr>
-              <w:rPr>
-                <w:rFonts w:ascii="맑은 고딕" w:eastAsia="맑은 고딕" w:hAnsi="맑은 고딕"/>
-                <w:color w:val="1F1F1F"/>
-                <w:sz w:val="20"/>
-                <w:szCs w:val="20"/>
-              </w:rPr>
-            </w:pPr>
-            <w:r>
-              <w:rPr>
-                <w:rFonts w:ascii="맑은 고딕" w:eastAsia="맑은 고딕" w:hAnsi="맑은 고딕" w:cs="맑은 고딕" w:hint="eastAsia"/>
-                <w:sz w:val="20"/>
-                <w:szCs w:val="20"/>
-              </w:rPr>
-              <w:t>관리자 화면-현재 검색 결과에 일치하는 사용자의 접속 상태 변경</w:t>
-            </w:r>
-          </w:p>
-        </w:tc>
-        <w:tc>
-          <w:tcPr>
-            <w:tcW w:w="1229" w:type="dxa"/>
-            <w:vAlign w:val="center"/>
-          </w:tcPr>
-          <w:p>
-            <w:pPr>
-              <w:rPr>
-                <w:rFonts w:ascii="맑은 고딕" w:eastAsia="맑은 고딕" w:hAnsi="맑은 고딕"/>
-                <w:color w:val="1F1F1F"/>
-                <w:sz w:val="20"/>
-                <w:szCs w:val="20"/>
-              </w:rPr>
-            </w:pPr>
-            <w:r>
-              <w:rPr>
-                <w:rFonts w:ascii="맑은 고딕" w:eastAsia="맑은 고딕" w:hAnsi="맑은 고딕" w:cs="맑은 고딕" w:hint="eastAsia"/>
-                <w:sz w:val="20"/>
-                <w:szCs w:val="20"/>
-              </w:rPr>
-              <w:t>TC09-3</w:t>
-            </w:r>
-          </w:p>
-        </w:tc>
-        <w:tc>
-          <w:tcPr>
-            <w:tcW w:w="1555" w:type="dxa"/>
-            <w:vMerge/>
-            <w:vAlign w:val="center"/>
-          </w:tcPr>
-          <w:p>
-            <w:pPr>
-              <w:jc w:val="center"/>
-              <w:rPr>
-                <w:rFonts w:ascii="맑은 고딕" w:eastAsia="맑은 고딕" w:hAnsi="맑은 고딕"/>
-              </w:rPr>
-            </w:pPr>
-          </w:p>
-        </w:tc>
-      </w:tr>
-      <w:tr>
-        <w:tc>
-          <w:tcPr>
-            <w:tcW w:w="1271" w:type="dxa"/>
-            <w:vMerge/>
-            <w:vAlign w:val="center"/>
-          </w:tcPr>
-          <w:p>
-            <w:pPr>
-              <w:jc w:val="center"/>
-              <w:rPr>
-                <w:rFonts w:ascii="맑은 고딕" w:eastAsia="맑은 고딕" w:hAnsi="맑은 고딕"/>
-              </w:rPr>
-            </w:pPr>
-          </w:p>
-        </w:tc>
-        <w:tc>
-          <w:tcPr>
-            <w:tcW w:w="1276" w:type="dxa"/>
-            <w:vMerge/>
-            <w:vAlign w:val="center"/>
-          </w:tcPr>
-          <w:p>
-            <w:pPr>
-              <w:jc w:val="center"/>
-              <w:rPr>
-                <w:rFonts w:ascii="맑은 고딕" w:eastAsia="맑은 고딕" w:hAnsi="맑은 고딕"/>
-              </w:rPr>
-            </w:pPr>
-          </w:p>
-        </w:tc>
-        <w:tc>
-          <w:tcPr>
-            <w:tcW w:w="3118" w:type="dxa"/>
-            <w:vAlign w:val="center"/>
-          </w:tcPr>
-          <w:p>
-            <w:pPr>
-              <w:rPr>
-                <w:rFonts w:ascii="맑은 고딕" w:eastAsia="맑은 고딕" w:hAnsi="맑은 고딕"/>
-                <w:color w:val="1F1F1F"/>
-                <w:sz w:val="20"/>
-                <w:szCs w:val="20"/>
-              </w:rPr>
-            </w:pPr>
-            <w:r>
-              <w:rPr>
-                <w:rFonts w:ascii="맑은 고딕" w:eastAsia="맑은 고딕" w:hAnsi="맑은 고딕" w:cs="맑은 고딕" w:hint="eastAsia"/>
-                <w:sz w:val="20"/>
-                <w:szCs w:val="20"/>
-              </w:rPr>
-              <w:t>사용자 회원 탈퇴</w:t>
-            </w:r>
-          </w:p>
-        </w:tc>
-        <w:tc>
-          <w:tcPr>
-            <w:tcW w:w="1229" w:type="dxa"/>
-            <w:vAlign w:val="center"/>
-          </w:tcPr>
-          <w:p>
-            <w:pPr>
-              <w:rPr>
-                <w:rFonts w:ascii="맑은 고딕" w:eastAsia="맑은 고딕" w:hAnsi="맑은 고딕"/>
-                <w:color w:val="1F1F1F"/>
-                <w:sz w:val="20"/>
-                <w:szCs w:val="20"/>
-              </w:rPr>
-            </w:pPr>
-            <w:r>
-              <w:rPr>
-                <w:rFonts w:ascii="맑은 고딕" w:eastAsia="맑은 고딕" w:hAnsi="맑은 고딕" w:cs="맑은 고딕" w:hint="eastAsia"/>
-                <w:sz w:val="20"/>
-                <w:szCs w:val="20"/>
-              </w:rPr>
-              <w:t>TC09-4</w:t>
-            </w:r>
-          </w:p>
-        </w:tc>
-        <w:tc>
-          <w:tcPr>
-            <w:tcW w:w="1555" w:type="dxa"/>
-            <w:vMerge/>
-            <w:vAlign w:val="center"/>
-          </w:tcPr>
-          <w:p>
-            <w:pPr>
-              <w:jc w:val="center"/>
-              <w:rPr>
-                <w:rFonts w:ascii="맑은 고딕" w:eastAsia="맑은 고딕" w:hAnsi="맑은 고딕"/>
-              </w:rPr>
-            </w:pPr>
-          </w:p>
-        </w:tc>
-      </w:tr>
-      <w:tr>
-        <w:tc>
-          <w:tcPr>
-            <w:tcW w:w="1271" w:type="dxa"/>
-            <w:vMerge w:val="restart"/>
-            <w:vAlign w:val="center"/>
-          </w:tcPr>
-          <w:p>
-            <w:pPr>
-              <w:jc w:val="center"/>
-              <w:rPr>
-                <w:rFonts w:ascii="맑은 고딕" w:eastAsia="맑은 고딕" w:hAnsi="맑은 고딕"/>
-              </w:rPr>
-            </w:pPr>
-            <w:r>
-              <w:rPr>
-                <w:rFonts w:ascii="맑은 고딕" w:eastAsia="맑은 고딕" w:hAnsi="맑은 고딕" w:cs="맑은 고딕" w:hint="eastAsia"/>
-                <w:sz w:val="20"/>
-                <w:szCs w:val="20"/>
-              </w:rPr>
-              <w:t>FR-10</w:t>
-            </w:r>
-          </w:p>
-        </w:tc>
-        <w:tc>
-          <w:tcPr>
-            <w:tcW w:w="1276" w:type="dxa"/>
-            <w:vMerge w:val="restart"/>
-            <w:vAlign w:val="center"/>
-          </w:tcPr>
-          <w:p>
-            <w:pPr>
-              <w:jc w:val="center"/>
-              <w:rPr>
-                <w:rFonts w:ascii="맑은 고딕" w:eastAsia="맑은 고딕" w:hAnsi="맑은 고딕"/>
-              </w:rPr>
-            </w:pPr>
-            <w:r>
-              <w:rPr>
-                <w:rFonts w:ascii="맑은 고딕" w:eastAsia="맑은 고딕" w:hAnsi="맑은 고딕" w:cs="맑은 고딕"/>
-                <w:color w:val="000000"/>
-                <w:sz w:val="20"/>
-                <w:szCs w:val="20"/>
-              </w:rPr>
-              <w:t>SID-</w:t>
-            </w:r>
-            <w:r>
-              <w:rPr>
-                <w:rFonts w:ascii="맑은 고딕" w:eastAsia="맑은 고딕" w:hAnsi="맑은 고딕" w:cs="맑은 고딕" w:hint="eastAsia"/>
-                <w:color w:val="000000"/>
-                <w:sz w:val="20"/>
-                <w:szCs w:val="20"/>
-              </w:rPr>
-              <w:t>15</w:t>
-            </w:r>
-          </w:p>
-        </w:tc>
-        <w:tc>
-          <w:tcPr>
-            <w:tcW w:w="3118" w:type="dxa"/>
-            <w:vAlign w:val="center"/>
-          </w:tcPr>
-          <w:p>
-            <w:pPr>
-              <w:rPr>
-                <w:rFonts w:ascii="맑은 고딕" w:eastAsia="맑은 고딕" w:hAnsi="맑은 고딕"/>
-                <w:color w:val="1F1F1F"/>
-                <w:sz w:val="20"/>
-                <w:szCs w:val="20"/>
-              </w:rPr>
-            </w:pPr>
-            <w:r>
-              <w:rPr>
-                <w:rFonts w:ascii="맑은 고딕" w:eastAsia="맑은 고딕" w:hAnsi="맑은 고딕" w:cs="맑은 고딕" w:hint="eastAsia"/>
-                <w:sz w:val="20"/>
-                <w:szCs w:val="20"/>
-              </w:rPr>
-              <w:t>회원 탈퇴 모달 팝업 표시</w:t>
-            </w:r>
-          </w:p>
-        </w:tc>
-        <w:tc>
-          <w:tcPr>
-            <w:tcW w:w="1229" w:type="dxa"/>
-            <w:vAlign w:val="center"/>
-          </w:tcPr>
-          <w:p>
-            <w:pPr>
-              <w:rPr>
-                <w:rFonts w:ascii="맑은 고딕" w:eastAsia="맑은 고딕" w:hAnsi="맑은 고딕"/>
-                <w:color w:val="1F1F1F"/>
-                <w:sz w:val="20"/>
-                <w:szCs w:val="20"/>
-              </w:rPr>
-            </w:pPr>
-            <w:r>
-              <w:rPr>
-                <w:rFonts w:ascii="맑은 고딕" w:eastAsia="맑은 고딕" w:hAnsi="맑은 고딕" w:cs="맑은 고딕" w:hint="eastAsia"/>
-                <w:sz w:val="20"/>
-                <w:szCs w:val="20"/>
-              </w:rPr>
-              <w:t>TC10-1</w:t>
-            </w:r>
-          </w:p>
-        </w:tc>
-        <w:tc>
-          <w:tcPr>
-            <w:tcW w:w="1555" w:type="dxa"/>
-            <w:vMerge w:val="restart"/>
-            <w:vAlign w:val="center"/>
-          </w:tcPr>
-          <w:p>
-            <w:pPr>
-              <w:jc w:val="center"/>
-              <w:rPr>
-                <w:rFonts w:ascii="맑은 고딕" w:eastAsia="맑은 고딕" w:hAnsi="맑은 고딕"/>
-              </w:rPr>
-            </w:pPr>
-            <w:r>
-              <w:rPr>
-                <w:rFonts w:ascii="맑은 고딕" w:eastAsia="맑은 고딕" w:hAnsi="맑은 고딕" w:hint="eastAsia"/>
-              </w:rPr>
-              <w:t>임효진</w:t>
-            </w:r>
-          </w:p>
-        </w:tc>
-      </w:tr>
-      <w:tr>
-        <w:tc>
-          <w:tcPr>
-            <w:tcW w:w="1271" w:type="dxa"/>
-            <w:vMerge/>
-          </w:tcPr>
-          <w:p>
-            <w:pPr>
-              <w:rPr>
-                <w:rFonts w:ascii="맑은 고딕" w:eastAsia="맑은 고딕" w:hAnsi="맑은 고딕"/>
-              </w:rPr>
-            </w:pPr>
-          </w:p>
-        </w:tc>
-        <w:tc>
-          <w:tcPr>
-            <w:tcW w:w="1276" w:type="dxa"/>
-            <w:vMerge/>
-          </w:tcPr>
-          <w:p>
-            <w:pPr>
-              <w:rPr>
-                <w:rFonts w:ascii="맑은 고딕" w:eastAsia="맑은 고딕" w:hAnsi="맑은 고딕"/>
-              </w:rPr>
-            </w:pPr>
-          </w:p>
-        </w:tc>
-        <w:tc>
-          <w:tcPr>
-            <w:tcW w:w="3118" w:type="dxa"/>
-            <w:vAlign w:val="center"/>
-          </w:tcPr>
-          <w:p>
-            <w:pPr>
-              <w:rPr>
-                <w:rFonts w:ascii="맑은 고딕" w:eastAsia="맑은 고딕" w:hAnsi="맑은 고딕"/>
-                <w:color w:val="1F1F1F"/>
-                <w:sz w:val="20"/>
-                <w:szCs w:val="20"/>
-              </w:rPr>
-            </w:pPr>
-            <w:r>
-              <w:rPr>
-                <w:rFonts w:ascii="맑은 고딕" w:eastAsia="맑은 고딕" w:hAnsi="맑은 고딕" w:cs="맑은 고딕" w:hint="eastAsia"/>
-                <w:sz w:val="20"/>
-                <w:szCs w:val="20"/>
-              </w:rPr>
-              <w:t>회원 탈퇴 취소</w:t>
-            </w:r>
-          </w:p>
-        </w:tc>
-        <w:tc>
-          <w:tcPr>
-            <w:tcW w:w="1229" w:type="dxa"/>
-            <w:vAlign w:val="center"/>
-          </w:tcPr>
-          <w:p>
-            <w:pPr>
-              <w:rPr>
-                <w:rFonts w:ascii="맑은 고딕" w:eastAsia="맑은 고딕" w:hAnsi="맑은 고딕"/>
-                <w:color w:val="1F1F1F"/>
-                <w:sz w:val="20"/>
-                <w:szCs w:val="20"/>
-              </w:rPr>
-            </w:pPr>
-            <w:r>
-              <w:rPr>
-                <w:rFonts w:ascii="맑은 고딕" w:eastAsia="맑은 고딕" w:hAnsi="맑은 고딕" w:cs="맑은 고딕" w:hint="eastAsia"/>
-                <w:sz w:val="20"/>
-                <w:szCs w:val="20"/>
-              </w:rPr>
-              <w:t>TC10-2</w:t>
-            </w:r>
-          </w:p>
-        </w:tc>
-        <w:tc>
-          <w:tcPr>
-            <w:tcW w:w="1555" w:type="dxa"/>
-            <w:vMerge/>
-            <w:vAlign w:val="center"/>
-          </w:tcPr>
-          <w:p>
-            <w:pPr>
-              <w:rPr>
-                <w:rFonts w:ascii="맑은 고딕" w:eastAsia="맑은 고딕" w:hAnsi="맑은 고딕"/>
-              </w:rPr>
-            </w:pPr>
-          </w:p>
-        </w:tc>
-      </w:tr>
-      <w:tr>
-        <w:tc>
-          <w:tcPr>
-            <w:tcW w:w="1271" w:type="dxa"/>
-            <w:vMerge/>
-          </w:tcPr>
-          <w:p>
-            <w:pPr>
-              <w:rPr>
-                <w:rFonts w:ascii="맑은 고딕" w:eastAsia="맑은 고딕" w:hAnsi="맑은 고딕"/>
-              </w:rPr>
-            </w:pPr>
-          </w:p>
-        </w:tc>
-        <w:tc>
-          <w:tcPr>
-            <w:tcW w:w="1276" w:type="dxa"/>
-            <w:vMerge/>
-          </w:tcPr>
-          <w:p>
-            <w:pPr>
-              <w:rPr>
-                <w:rFonts w:ascii="맑은 고딕" w:eastAsia="맑은 고딕" w:hAnsi="맑은 고딕"/>
-              </w:rPr>
-            </w:pPr>
-          </w:p>
-        </w:tc>
-        <w:tc>
-          <w:tcPr>
-            <w:tcW w:w="3118" w:type="dxa"/>
-            <w:vAlign w:val="center"/>
-          </w:tcPr>
-          <w:p>
-            <w:pPr>
-              <w:rPr>
-                <w:rFonts w:ascii="맑은 고딕" w:eastAsia="맑은 고딕" w:hAnsi="맑은 고딕"/>
-                <w:color w:val="1F1F1F"/>
-                <w:sz w:val="20"/>
-                <w:szCs w:val="20"/>
-              </w:rPr>
-            </w:pPr>
-            <w:r>
-              <w:rPr>
-                <w:rFonts w:ascii="맑은 고딕" w:eastAsia="맑은 고딕" w:hAnsi="맑은 고딕" w:cs="맑은 고딕" w:hint="eastAsia"/>
-                <w:sz w:val="20"/>
-                <w:szCs w:val="20"/>
-              </w:rPr>
-              <w:t>회원 탈퇴 선택</w:t>
-            </w:r>
-          </w:p>
-        </w:tc>
-        <w:tc>
-          <w:tcPr>
-            <w:tcW w:w="1229" w:type="dxa"/>
-            <w:vAlign w:val="center"/>
-          </w:tcPr>
-          <w:p>
-            <w:pPr>
-              <w:rPr>
-                <w:rFonts w:ascii="맑은 고딕" w:eastAsia="맑은 고딕" w:hAnsi="맑은 고딕"/>
-                <w:color w:val="1F1F1F"/>
-                <w:sz w:val="20"/>
-                <w:szCs w:val="20"/>
-              </w:rPr>
-            </w:pPr>
-            <w:r>
-              <w:rPr>
-                <w:rFonts w:ascii="맑은 고딕" w:eastAsia="맑은 고딕" w:hAnsi="맑은 고딕" w:cs="맑은 고딕" w:hint="eastAsia"/>
-                <w:sz w:val="20"/>
-                <w:szCs w:val="20"/>
-              </w:rPr>
-              <w:t>TC10-3</w:t>
-            </w:r>
-          </w:p>
-        </w:tc>
-        <w:tc>
-          <w:tcPr>
-            <w:tcW w:w="1555" w:type="dxa"/>
+              <w:t>-3</w:t>
+            </w:r>
+          </w:p>
+        </w:tc>
+        <w:tc>
+          <w:tcPr>
+            <w:tcW w:w="1275" w:type="dxa"/>
             <w:vMerge/>
             <w:vAlign w:val="center"/>
           </w:tcPr>
@@ -16821,7 +17068,6 @@
         <w:rPr>
           <w:rFonts w:hint="eastAsia"/>
         </w:rPr>
-        <w:lastRenderedPageBreak/>
         <w:t xml:space="preserve">5.3 </w:t>
       </w:r>
       <w:r>
@@ -17014,6 +17260,7 @@
           <w:sz w:val="22"/>
           <w:szCs w:val="22"/>
         </w:rPr>
+        <w:lastRenderedPageBreak/>
         <w:t xml:space="preserve">5.3.3 </w:t>
       </w:r>
       <w:r>
@@ -17249,14 +17496,14 @@
             <w:pPr>
               <w:jc w:val="center"/>
               <w:rPr>
-                <w:rFonts w:ascii="맑은 고딕" w:eastAsia="맑은 고딕" w:hAnsi="맑은 고딕"/>
-              </w:rPr>
-            </w:pPr>
-            <w:r>
-              <w:rPr>
                 <w:rFonts w:ascii="맑은 고딕" w:eastAsia="맑은 고딕" w:hAnsi="맑은 고딕" w:hint="eastAsia"/>
               </w:rPr>
-              <w:t>Commerce</w:t>
+            </w:pPr>
+            <w:r>
+              <w:rPr>
+                <w:rFonts w:ascii="맑은 고딕" w:eastAsia="맑은 고딕" w:hAnsi="맑은 고딕" w:hint="eastAsia"/>
+              </w:rPr>
+              <w:t>Messaging Subsystem</w:t>
             </w:r>
           </w:p>
         </w:tc>
@@ -17812,8 +18059,6 @@
             <w:r>
               <w:rPr>
                 <w:rFonts w:asciiTheme="minorEastAsia" w:hAnsiTheme="minorEastAsia" w:cs="맑은 고딕"/>
-                <w:sz w:val="18"/>
-                <w:szCs w:val="18"/>
               </w:rPr>
               <w:t>User Authentication Subsystem</w:t>
             </w:r>
@@ -18445,10 +18690,7 @@
             <w:r>
               <w:rPr>
                 <w:rFonts w:asciiTheme="minorEastAsia" w:hAnsiTheme="minorEastAsia" w:cs="맑은 고딕"/>
-                <w:sz w:val="18"/>
-                <w:szCs w:val="18"/>
-              </w:rPr>
-              <w:lastRenderedPageBreak/>
+              </w:rPr>
               <w:t>File Processing Subsystem</w:t>
             </w:r>
           </w:p>
@@ -18621,8 +18863,6 @@
             <w:r>
               <w:rPr>
                 <w:rFonts w:asciiTheme="minorEastAsia" w:hAnsiTheme="minorEastAsia" w:cs="맑은 고딕"/>
-                <w:sz w:val="18"/>
-                <w:szCs w:val="18"/>
               </w:rPr>
               <w:t>Map API Subsystem</w:t>
             </w:r>
@@ -18967,8 +19207,6 @@
             <w:r>
               <w:rPr>
                 <w:rFonts w:asciiTheme="minorEastAsia" w:hAnsiTheme="minorEastAsia" w:cs="맑은 고딕"/>
-                <w:sz w:val="18"/>
-                <w:szCs w:val="18"/>
               </w:rPr>
               <w:t>AI API Subsystem</w:t>
             </w:r>
@@ -19342,6 +19580,7 @@
         <w:rPr>
           <w:rFonts w:ascii="맑은 고딕" w:eastAsia="맑은 고딕" w:hAnsi="맑은 고딕" w:hint="eastAsia"/>
         </w:rPr>
+        <w:lastRenderedPageBreak/>
         <w:t xml:space="preserve"> 2) 각 담당자별로 정해진 일정에 따라 순차적으로 각 기능별 시스템 간 연결 시험을 수행한다</w:t>
       </w:r>
       <w:r>
@@ -19625,7 +19864,7 @@
               <w:rPr>
                 <w:rFonts w:ascii="맑은 고딕" w:eastAsia="맑은 고딕" w:hAnsi="맑은 고딕" w:hint="eastAsia"/>
               </w:rPr>
-              <w:t>Commerce</w:t>
+              <w:t>Messaging Subsystem</w:t>
             </w:r>
           </w:p>
         </w:tc>
@@ -20172,8 +20411,6 @@
             <w:r>
               <w:rPr>
                 <w:rFonts w:asciiTheme="minorEastAsia" w:hAnsiTheme="minorEastAsia" w:cs="맑은 고딕"/>
-                <w:sz w:val="18"/>
-                <w:szCs w:val="18"/>
               </w:rPr>
               <w:t>User Authentication Subsystem</w:t>
             </w:r>
@@ -20799,8 +21036,6 @@
             <w:r>
               <w:rPr>
                 <w:rFonts w:asciiTheme="minorEastAsia" w:hAnsiTheme="minorEastAsia" w:cs="맑은 고딕"/>
-                <w:sz w:val="18"/>
-                <w:szCs w:val="18"/>
               </w:rPr>
               <w:t>File Processing Subsystem</w:t>
             </w:r>
@@ -20977,8 +21212,6 @@
             <w:r>
               <w:rPr>
                 <w:rFonts w:asciiTheme="minorEastAsia" w:hAnsiTheme="minorEastAsia" w:cs="맑은 고딕"/>
-                <w:sz w:val="18"/>
-                <w:szCs w:val="18"/>
               </w:rPr>
               <w:t>Map API Subsystem</w:t>
             </w:r>
@@ -21323,8 +21556,6 @@
             <w:r>
               <w:rPr>
                 <w:rFonts w:asciiTheme="minorEastAsia" w:hAnsiTheme="minorEastAsia" w:cs="맑은 고딕"/>
-                <w:sz w:val="18"/>
-                <w:szCs w:val="18"/>
               </w:rPr>
               <w:t>AI API Subsystem</w:t>
             </w:r>
@@ -21611,6 +21842,7 @@
         <w:rPr>
           <w:rFonts w:hint="eastAsia"/>
         </w:rPr>
+        <w:lastRenderedPageBreak/>
         <w:t>5.5 인수 시험 계획</w:t>
       </w:r>
     </w:p>
@@ -21837,7 +22069,6 @@
           <w:sz w:val="22"/>
           <w:szCs w:val="22"/>
         </w:rPr>
-        <w:lastRenderedPageBreak/>
         <w:t>5.5.4 인수 시험 항목</w:t>
       </w:r>
     </w:p>
@@ -21991,7 +22222,7 @@
               <w:rPr>
                 <w:rFonts w:ascii="맑은 고딕" w:eastAsia="맑은 고딕" w:hAnsi="맑은 고딕" w:hint="eastAsia"/>
               </w:rPr>
-              <w:t>Commerce</w:t>
+              <w:t>Messaging Subsystem</w:t>
             </w:r>
           </w:p>
         </w:tc>
@@ -23427,6 +23658,7 @@
                 <w:sz w:val="18"/>
                 <w:szCs w:val="18"/>
               </w:rPr>
+              <w:lastRenderedPageBreak/>
               <w:t>Map API Subsystem</w:t>
             </w:r>
           </w:p>
@@ -24066,48 +24298,6 @@
         </w:tc>
       </w:tr>
     </w:tbl>
-    <w:p>
-      <w:pPr>
-        <w:rPr>
-          <w:rFonts w:ascii="맑은 고딕" w:eastAsia="맑은 고딕" w:hAnsi="맑은 고딕"/>
-        </w:rPr>
-      </w:pPr>
-    </w:p>
-    <w:p>
-      <w:pPr>
-        <w:rPr>
-          <w:rFonts w:ascii="맑은 고딕" w:eastAsia="맑은 고딕" w:hAnsi="맑은 고딕"/>
-        </w:rPr>
-      </w:pPr>
-    </w:p>
-    <w:p>
-      <w:pPr>
-        <w:rPr>
-          <w:rFonts w:ascii="맑은 고딕" w:eastAsia="맑은 고딕" w:hAnsi="맑은 고딕"/>
-        </w:rPr>
-      </w:pPr>
-    </w:p>
-    <w:p>
-      <w:pPr>
-        <w:rPr>
-          <w:rFonts w:ascii="맑은 고딕" w:eastAsia="맑은 고딕" w:hAnsi="맑은 고딕"/>
-        </w:rPr>
-      </w:pPr>
-    </w:p>
-    <w:p>
-      <w:pPr>
-        <w:rPr>
-          <w:rFonts w:ascii="맑은 고딕" w:eastAsia="맑은 고딕" w:hAnsi="맑은 고딕"/>
-        </w:rPr>
-      </w:pPr>
-    </w:p>
-    <w:p>
-      <w:pPr>
-        <w:rPr>
-          <w:rFonts w:ascii="맑은 고딕" w:eastAsia="맑은 고딕" w:hAnsi="맑은 고딕"/>
-        </w:rPr>
-      </w:pPr>
-    </w:p>
     <w:p>
       <w:pPr>
         <w:rPr>
@@ -24123,7 +24313,6 @@
         <w:rPr>
           <w:rFonts w:hint="eastAsia"/>
         </w:rPr>
-        <w:lastRenderedPageBreak/>
         <w:t>6</w:t>
       </w:r>
       <w:r>
@@ -28929,28 +29118,28 @@
 </file>
 
 <file path=customXml/item1.xml><?xml version="1.0" encoding="utf-8"?>
+<b:Sources xmlns:b="http://schemas.openxmlformats.org/officeDocument/2006/bibliography" xmlns="http://schemas.openxmlformats.org/officeDocument/2006/bibliography" SelectedStyle="\APASixthEditionOfficeOnline.xsl" StyleName="APA" Version="6"/>
+</file>
+
+<file path=customXml/item2.xml><?xml version="1.0" encoding="utf-8"?>
 <go:gDocsCustomXmlDataStorage xmlns:go="http://customooxmlschemas.google.com/" xmlns:r="http://schemas.openxmlformats.org/officeDocument/2006/relationships" uri="GoogleDocsCustomDataVersion2">
   <go:docsCustomData xmlns:go="http://customooxmlschemas.google.com/" roundtripDataSignature="AMtx7mi5ciye1xli97NdXZAwf2F53qattw==">CgMxLjAyDWgua2tzc2g4bWZ0b3UyDmgubzNiMHZoaW4zcGk0Mg5oLnAwMmUyNWFuN216dzIOaC50ZGQ2NWJqZ2d2bG8yDmgucjkzZWhhbzJrNjRoMg5oLjFtZ3h0bG51emdsajINaC5jNGh1aGxzb3Y5NDIOaC4xemd6MW82am15Z2UyDmguN25reGl6MWR6MnowMg5oLjk4YTJqemFseHQ4bjIOaC4xMHh4aWU4Y2p6Mm8yDmguaGU4ZW5ja3Nzc3o2Mg5oLmQzbDVsbTd4YzBuYzIOaC53NXY3NHQycXllNW04AHIhMU1aYkdSZDNYR0dhM2xfNmFiNzczX25PTTVycDQ0Y3l3</go:docsCustomData>
 </go:gDocsCustomXmlDataStorage>
 </file>
 
-<file path=customXml/item2.xml><?xml version="1.0" encoding="utf-8"?>
-<b:Sources xmlns:b="http://schemas.openxmlformats.org/officeDocument/2006/bibliography" xmlns="http://schemas.openxmlformats.org/officeDocument/2006/bibliography" SelectedStyle="\APASixthEditionOfficeOnline.xsl" StyleName="APA" Version="6"/>
+<file path=customXml/itemProps1.xml><?xml version="1.0" encoding="utf-8"?>
+<ds:datastoreItem xmlns:ds="http://schemas.openxmlformats.org/officeDocument/2006/customXml" ds:itemID="{66E5E9DB-BA97-4A35-9605-F7260FAAD0BE}">
+  <ds:schemaRefs>
+    <ds:schemaRef ds:uri="http://schemas.openxmlformats.org/officeDocument/2006/bibliography"/>
+  </ds:schemaRefs>
+</ds:datastoreItem>
 </file>
 
-<file path=customXml/itemProps1.xml><?xml version="1.0" encoding="utf-8"?>
+<file path=customXml/itemProps2.xml><?xml version="1.0" encoding="utf-8"?>
 <ds:datastoreItem xmlns:ds="http://schemas.openxmlformats.org/officeDocument/2006/customXml" ds:itemID="{11111111-1234-1234-1234-123412341234}">
   <ds:schemaRefs>
     <ds:schemaRef ds:uri="http://customooxmlschemas.google.com/"/>
     <ds:schemaRef ds:uri="http://schemas.openxmlformats.org/officeDocument/2006/relationships"/>
   </ds:schemaRefs>
 </ds:datastoreItem>
-</file>
-
-<file path=customXml/itemProps2.xml><?xml version="1.0" encoding="utf-8"?>
-<ds:datastoreItem xmlns:ds="http://schemas.openxmlformats.org/officeDocument/2006/customXml" ds:itemID="{66E5E9DB-BA97-4A35-9605-F7260FAAD0BE}">
-  <ds:schemaRefs>
-    <ds:schemaRef ds:uri="http://schemas.openxmlformats.org/officeDocument/2006/bibliography"/>
-  </ds:schemaRefs>
-</ds:datastoreItem>
 </file>
--- a/Document/PLC/SW시험계획서(STP).docx
+++ b/Document/PLC/SW시험계획서(STP).docx
@@ -3885,7 +3885,7 @@
               <w:spacing w:line="240" w:lineRule="auto"/>
               <w:jc w:val="center"/>
               <w:rPr>
-                <w:rFonts w:ascii="맑은 고딕" w:eastAsia="맑은 고딕" w:hAnsi="맑은 고딕" w:cs="맑은 고딕" w:hint="eastAsia"/>
+                <w:rFonts w:ascii="맑은 고딕" w:eastAsia="맑은 고딕" w:hAnsi="맑은 고딕" w:cs="맑은 고딕"/>
                 <w:sz w:val="20"/>
                 <w:szCs w:val="20"/>
               </w:rPr>
@@ -3975,15 +3975,7 @@
                 <w:sz w:val="20"/>
                 <w:szCs w:val="20"/>
               </w:rPr>
-              <w:t>2</w:t>
-            </w:r>
-            <w:r>
-              <w:rPr>
-                <w:rFonts w:ascii="맑은 고딕" w:eastAsia="맑은 고딕" w:hAnsi="맑은 고딕" w:cs="맑은 고딕" w:hint="eastAsia"/>
-                <w:sz w:val="20"/>
-                <w:szCs w:val="20"/>
-              </w:rPr>
-              <w:t>8</w:t>
+              <w:t>28</w:t>
             </w:r>
           </w:p>
         </w:tc>
@@ -4034,7 +4026,7 @@
               <w:spacing w:line="240" w:lineRule="auto"/>
               <w:jc w:val="center"/>
               <w:rPr>
-                <w:rFonts w:ascii="맑은 고딕" w:eastAsia="맑은 고딕" w:hAnsi="맑은 고딕" w:cs="맑은 고딕" w:hint="eastAsia"/>
+                <w:rFonts w:ascii="맑은 고딕" w:eastAsia="맑은 고딕" w:hAnsi="맑은 고딕" w:cs="맑은 고딕"/>
                 <w:sz w:val="20"/>
                 <w:szCs w:val="20"/>
               </w:rPr>
@@ -5173,7 +5165,55 @@
         <w:rPr>
           <w:rFonts w:ascii="맑은 고딕" w:eastAsia="맑은 고딕" w:hAnsi="맑은 고딕" w:cs="맑은 고딕" w:hint="eastAsia"/>
         </w:rPr>
-        <w:t xml:space="preserve"> 시스템의 형상 항목에 대한 개요 시험 방법 일정 역할 및 책임, 시험 계획 수립 시험 환경 및 운용 환경 등을 작성하여 소프트웨어의 범위와 요구사항을 만족하는지 검사하는 데에 목적이 있다</w:t>
+        <w:t xml:space="preserve"> 시스템의 형상 항목에 대한 개요</w:t>
+      </w:r>
+      <w:r>
+        <w:rPr>
+          <w:rFonts w:ascii="맑은 고딕" w:eastAsia="맑은 고딕" w:hAnsi="맑은 고딕" w:cs="맑은 고딕" w:hint="eastAsia"/>
+        </w:rPr>
+        <w:t>,</w:t>
+      </w:r>
+      <w:r>
+        <w:rPr>
+          <w:rFonts w:ascii="맑은 고딕" w:eastAsia="맑은 고딕" w:hAnsi="맑은 고딕" w:cs="맑은 고딕" w:hint="eastAsia"/>
+        </w:rPr>
+        <w:t xml:space="preserve"> 시험 방법</w:t>
+      </w:r>
+      <w:r>
+        <w:rPr>
+          <w:rFonts w:ascii="맑은 고딕" w:eastAsia="맑은 고딕" w:hAnsi="맑은 고딕" w:cs="맑은 고딕" w:hint="eastAsia"/>
+        </w:rPr>
+        <w:t>,</w:t>
+      </w:r>
+      <w:r>
+        <w:rPr>
+          <w:rFonts w:ascii="맑은 고딕" w:eastAsia="맑은 고딕" w:hAnsi="맑은 고딕" w:cs="맑은 고딕" w:hint="eastAsia"/>
+        </w:rPr>
+        <w:t xml:space="preserve"> 일정</w:t>
+      </w:r>
+      <w:r>
+        <w:rPr>
+          <w:rFonts w:ascii="맑은 고딕" w:eastAsia="맑은 고딕" w:hAnsi="맑은 고딕" w:cs="맑은 고딕" w:hint="eastAsia"/>
+        </w:rPr>
+        <w:t>,</w:t>
+      </w:r>
+      <w:r>
+        <w:rPr>
+          <w:rFonts w:ascii="맑은 고딕" w:eastAsia="맑은 고딕" w:hAnsi="맑은 고딕" w:cs="맑은 고딕" w:hint="eastAsia"/>
+        </w:rPr>
+        <w:t xml:space="preserve"> 역할 및 책임, 시험 계획 수립</w:t>
+      </w:r>
+      <w:r>
+        <w:rPr>
+          <w:rFonts w:ascii="맑은 고딕" w:eastAsia="맑은 고딕" w:hAnsi="맑은 고딕" w:cs="맑은 고딕" w:hint="eastAsia"/>
+        </w:rPr>
+        <w:t>,</w:t>
+      </w:r>
+      <w:r>
+        <w:rPr>
+          <w:rFonts w:ascii="맑은 고딕" w:eastAsia="맑은 고딕" w:hAnsi="맑은 고딕" w:cs="맑은 고딕" w:hint="eastAsia"/>
+        </w:rPr>
+        <w:t xml:space="preserve"> 시험 환경 및 운용 환경 등을 작성하여 소프트웨어의 범위와 요구사항을 만족하는지 검사하는 데에 목적이 있다</w:t>
       </w:r>
       <w:r>
         <w:rPr>
@@ -5266,7 +5306,21 @@
           <w:rFonts w:ascii="맑은 고딕" w:eastAsia="맑은 고딕" w:hAnsi="맑은 고딕" w:cs="맑은 고딕" w:hint="eastAsia"/>
           <w:color w:val="000000"/>
         </w:rPr>
-        <w:t xml:space="preserve">본 문서에서는 요구사항 분석 설계 기술서 등 전 단계의 산출물들을 이용하여 프로그램의 </w:t>
+        <w:t>본 문서에서는 요구사항 분석</w:t>
+      </w:r>
+      <w:r>
+        <w:rPr>
+          <w:rFonts w:ascii="맑은 고딕" w:eastAsia="맑은 고딕" w:hAnsi="맑은 고딕" w:cs="맑은 고딕" w:hint="eastAsia"/>
+          <w:color w:val="000000"/>
+        </w:rPr>
+        <w:t>,</w:t>
+      </w:r>
+      <w:r>
+        <w:rPr>
+          <w:rFonts w:ascii="맑은 고딕" w:eastAsia="맑은 고딕" w:hAnsi="맑은 고딕" w:cs="맑은 고딕" w:hint="eastAsia"/>
+          <w:color w:val="000000"/>
+        </w:rPr>
+        <w:t xml:space="preserve"> 설계 기술서 등 전 단계의 산출물들을 이용하여 프로그램의 </w:t>
       </w:r>
     </w:p>
     <w:p>
@@ -6420,9 +6474,10 @@
             <w:r>
               <w:rPr>
                 <w:rFonts w:asciiTheme="minorEastAsia" w:hAnsiTheme="minorEastAsia" w:cs="맑은 고딕"/>
-                <w:lang w:val="en-US"/>
-              </w:rPr>
-              <w:t>Messaging Subsystem</w:t>
+                <w:sz w:val="20"/>
+                <w:szCs w:val="20"/>
+              </w:rPr>
+              <w:t xml:space="preserve">Messaging Subsystem </w:t>
             </w:r>
           </w:p>
         </w:tc>
@@ -6617,6 +6672,7 @@
           <w:tcPr>
             <w:tcW w:w="3005" w:type="dxa"/>
             <w:vMerge/>
+            <w:vAlign w:val="center"/>
           </w:tcPr>
           <w:p>
             <w:pPr>
@@ -6833,6 +6889,7 @@
           <w:tcPr>
             <w:tcW w:w="3005" w:type="dxa"/>
             <w:vMerge/>
+            <w:vAlign w:val="center"/>
           </w:tcPr>
           <w:p>
             <w:pPr>
@@ -7033,6 +7090,7 @@
           <w:tcPr>
             <w:tcW w:w="3005" w:type="dxa"/>
             <w:vMerge/>
+            <w:vAlign w:val="center"/>
           </w:tcPr>
           <w:p>
             <w:pPr>
@@ -7345,6 +7403,7 @@
           <w:tcPr>
             <w:tcW w:w="3005" w:type="dxa"/>
             <w:vMerge/>
+            <w:vAlign w:val="center"/>
           </w:tcPr>
           <w:p>
             <w:pPr>
@@ -7509,8 +7568,10 @@
             <w:r>
               <w:rPr>
                 <w:rFonts w:asciiTheme="minorEastAsia" w:hAnsiTheme="minorEastAsia" w:cs="맑은 고딕"/>
-              </w:rPr>
-              <w:t>User Authentication Subsystem</w:t>
+                <w:sz w:val="20"/>
+                <w:szCs w:val="20"/>
+              </w:rPr>
+              <w:t xml:space="preserve">User Authentication Subsystem </w:t>
             </w:r>
           </w:p>
         </w:tc>
@@ -8370,6 +8431,14 @@
                 <w:sz w:val="20"/>
                 <w:szCs w:val="20"/>
               </w:rPr>
+              <w:t>을</w:t>
+            </w:r>
+            <w:r>
+              <w:rPr>
+                <w:rFonts w:hint="eastAsia"/>
+                <w:sz w:val="20"/>
+                <w:szCs w:val="20"/>
+              </w:rPr>
               <w:t xml:space="preserve"> </w:t>
             </w:r>
             <w:r>
@@ -8415,6 +8484,8 @@
             <w:r>
               <w:rPr>
                 <w:rFonts w:asciiTheme="minorEastAsia" w:hAnsiTheme="minorEastAsia" w:cs="맑은 고딕"/>
+                <w:sz w:val="20"/>
+                <w:szCs w:val="20"/>
               </w:rPr>
               <w:t>File Processing Subsystem</w:t>
             </w:r>
@@ -8656,9 +8727,11 @@
             </w:pPr>
             <w:r>
               <w:rPr>
-                <w:rFonts w:asciiTheme="minorEastAsia" w:hAnsiTheme="minorEastAsia" w:cs="맑은 고딕"/>
-              </w:rPr>
-              <w:t>Map API Subsystem</w:t>
+                <w:rFonts w:asciiTheme="minorEastAsia" w:hAnsiTheme="minorEastAsia" w:cs="맑은 고딕" w:hint="eastAsia"/>
+                <w:sz w:val="20"/>
+                <w:szCs w:val="20"/>
+              </w:rPr>
+              <w:t xml:space="preserve">Map API Subsystem </w:t>
             </w:r>
           </w:p>
         </w:tc>
@@ -9387,12 +9460,14 @@
             <w:pPr>
               <w:jc w:val="center"/>
               <w:rPr>
-                <w:rFonts w:ascii="맑은 고딕" w:eastAsia="맑은 고딕" w:hAnsi="맑은 고딕"/>
-              </w:rPr>
-            </w:pPr>
-            <w:r>
-              <w:rPr>
-                <w:rFonts w:asciiTheme="minorEastAsia" w:hAnsiTheme="minorEastAsia" w:cs="맑은 고딕"/>
+                <w:rFonts w:ascii="맑은 고딕" w:eastAsia="맑은 고딕" w:hAnsi="맑은 고딕" w:hint="eastAsia"/>
+              </w:rPr>
+            </w:pPr>
+            <w:r>
+              <w:rPr>
+                <w:rFonts w:asciiTheme="minorEastAsia" w:hAnsiTheme="minorEastAsia" w:cs="맑은 고딕" w:hint="eastAsia"/>
+                <w:sz w:val="20"/>
+                <w:szCs w:val="20"/>
               </w:rPr>
               <w:t>AI API Subsystem</w:t>
             </w:r>
@@ -9501,7 +9576,55 @@
                 <w:sz w:val="20"/>
                 <w:szCs w:val="20"/>
               </w:rPr>
-              <w:t>AI에 프롬프트 입력한 다음 생성된 프롬프트 표시하는 기능</w:t>
+              <w:t>AI에 프롬프트</w:t>
+            </w:r>
+            <w:r>
+              <w:rPr>
+                <w:rFonts w:ascii="맑은 고딕" w:eastAsia="맑은 고딕" w:hAnsi="맑은 고딕" w:hint="eastAsia"/>
+                <w:sz w:val="20"/>
+                <w:szCs w:val="20"/>
+              </w:rPr>
+              <w:t>를</w:t>
+            </w:r>
+            <w:r>
+              <w:rPr>
+                <w:rFonts w:ascii="맑은 고딕" w:eastAsia="맑은 고딕" w:hAnsi="맑은 고딕" w:hint="eastAsia"/>
+                <w:sz w:val="20"/>
+                <w:szCs w:val="20"/>
+              </w:rPr>
+              <w:t xml:space="preserve"> 입력한 다음</w:t>
+            </w:r>
+            <w:r>
+              <w:rPr>
+                <w:rFonts w:ascii="맑은 고딕" w:eastAsia="맑은 고딕" w:hAnsi="맑은 고딕" w:hint="eastAsia"/>
+                <w:sz w:val="20"/>
+                <w:szCs w:val="20"/>
+              </w:rPr>
+              <w:t>,</w:t>
+            </w:r>
+            <w:r>
+              <w:rPr>
+                <w:rFonts w:ascii="맑은 고딕" w:eastAsia="맑은 고딕" w:hAnsi="맑은 고딕" w:hint="eastAsia"/>
+                <w:sz w:val="20"/>
+                <w:szCs w:val="20"/>
+              </w:rPr>
+              <w:t xml:space="preserve"> 생성된 프롬프트</w:t>
+            </w:r>
+            <w:r>
+              <w:rPr>
+                <w:rFonts w:ascii="맑은 고딕" w:eastAsia="맑은 고딕" w:hAnsi="맑은 고딕" w:hint="eastAsia"/>
+                <w:sz w:val="20"/>
+                <w:szCs w:val="20"/>
+              </w:rPr>
+              <w:t>를</w:t>
+            </w:r>
+            <w:r>
+              <w:rPr>
+                <w:rFonts w:ascii="맑은 고딕" w:eastAsia="맑은 고딕" w:hAnsi="맑은 고딕" w:hint="eastAsia"/>
+                <w:sz w:val="20"/>
+                <w:szCs w:val="20"/>
+              </w:rPr>
+              <w:t xml:space="preserve"> 표시하는 기능</w:t>
             </w:r>
           </w:p>
         </w:tc>
@@ -9615,7 +9738,73 @@
         <w:rPr>
           <w:rFonts w:ascii="맑은 고딕" w:eastAsia="맑은 고딕" w:hAnsi="맑은 고딕" w:hint="eastAsia"/>
         </w:rPr>
-        <w:t xml:space="preserve">단위 테스트 는 프로그램의 기본 단위인 모듈을 테스트하여 모듈 테스트 (module test) 라고도 한다 구현 단계에서 각 모듈의 개발을 완료한 후 개발자가 명세서의 내용대로 정확히 구현되었는지를 테스트한다 즉 개별 모듈이 제대로 구현되어 정해진 기능을 정확히 수행하는지를 테스트한다 화이트박스 테스트와 블랙박스 테스트를 모두 사용할 수 있지만 모듈 내부의 구조를 구체적으로 들여다볼 수 있는 화이트박스 테스트 같은 구조적 테스트를 주로 시행한다. </w:t>
+        <w:t>단위 테스트는 프로그램의 기본 단위인 모듈을 테스트하여 모듈 테스트 (module test) 라고도 한다</w:t>
+      </w:r>
+      <w:r>
+        <w:rPr>
+          <w:rFonts w:ascii="맑은 고딕" w:eastAsia="맑은 고딕" w:hAnsi="맑은 고딕" w:hint="eastAsia"/>
+        </w:rPr>
+        <w:t>.</w:t>
+      </w:r>
+      <w:r>
+        <w:rPr>
+          <w:rFonts w:ascii="맑은 고딕" w:eastAsia="맑은 고딕" w:hAnsi="맑은 고딕" w:hint="eastAsia"/>
+        </w:rPr>
+        <w:t xml:space="preserve"> 구현 단계에서 각 모듈의 개발을 완료한 후</w:t>
+      </w:r>
+      <w:r>
+        <w:rPr>
+          <w:rFonts w:ascii="맑은 고딕" w:eastAsia="맑은 고딕" w:hAnsi="맑은 고딕" w:hint="eastAsia"/>
+        </w:rPr>
+        <w:t>,</w:t>
+      </w:r>
+      <w:r>
+        <w:rPr>
+          <w:rFonts w:ascii="맑은 고딕" w:eastAsia="맑은 고딕" w:hAnsi="맑은 고딕" w:hint="eastAsia"/>
+        </w:rPr>
+        <w:t xml:space="preserve"> 개발자가 명세서의 내용대로 정확히 구현되었는지를 테스트한다</w:t>
+      </w:r>
+      <w:r>
+        <w:rPr>
+          <w:rFonts w:ascii="맑은 고딕" w:eastAsia="맑은 고딕" w:hAnsi="맑은 고딕" w:hint="eastAsia"/>
+        </w:rPr>
+        <w:t>.</w:t>
+      </w:r>
+      <w:r>
+        <w:rPr>
+          <w:rFonts w:ascii="맑은 고딕" w:eastAsia="맑은 고딕" w:hAnsi="맑은 고딕" w:hint="eastAsia"/>
+        </w:rPr>
+        <w:t xml:space="preserve"> 즉</w:t>
+      </w:r>
+      <w:r>
+        <w:rPr>
+          <w:rFonts w:ascii="맑은 고딕" w:eastAsia="맑은 고딕" w:hAnsi="맑은 고딕" w:hint="eastAsia"/>
+        </w:rPr>
+        <w:t>,</w:t>
+      </w:r>
+      <w:r>
+        <w:rPr>
+          <w:rFonts w:ascii="맑은 고딕" w:eastAsia="맑은 고딕" w:hAnsi="맑은 고딕" w:hint="eastAsia"/>
+        </w:rPr>
+        <w:t xml:space="preserve"> 개별 모듈이 제대로 구현되어 정해진 기능을 정확히 수행하는지를 테스트한다</w:t>
+      </w:r>
+      <w:r>
+        <w:rPr>
+          <w:rFonts w:ascii="맑은 고딕" w:eastAsia="맑은 고딕" w:hAnsi="맑은 고딕" w:hint="eastAsia"/>
+        </w:rPr>
+        <w:t>.</w:t>
+      </w:r>
+      <w:r>
+        <w:rPr>
+          <w:rFonts w:ascii="맑은 고딕" w:eastAsia="맑은 고딕" w:hAnsi="맑은 고딕" w:hint="eastAsia"/>
+        </w:rPr>
+        <w:t xml:space="preserve"> 화이트박스 테스트와 블랙박스 테스트를 모두 사용할 수 있지만 </w:t>
+      </w:r>
+      <w:r>
+        <w:rPr>
+          <w:rFonts w:ascii="맑은 고딕" w:eastAsia="맑은 고딕" w:hAnsi="맑은 고딕"/>
+        </w:rPr>
+        <w:t>모듈의 내부 구조나 코드를 들여다보지 않고 요구사항 명세서에 기반하여 입력과 그에 따른 출력 결과만을 검증하는 블랙박스 테스트(명세 기반 테스트)를 주로 시행한다.</w:t>
       </w:r>
     </w:p>
     <w:p>
@@ -9660,18 +9849,11 @@
         </w:rPr>
         <w:t xml:space="preserve"> 작성한다</w:t>
       </w:r>
-    </w:p>
-    <w:p>
-      <w:pPr>
-        <w:rPr>
-          <w:rFonts w:ascii="맑은 고딕" w:eastAsia="맑은 고딕" w:hAnsi="맑은 고딕"/>
-        </w:rPr>
-      </w:pPr>
       <w:r>
         <w:rPr>
           <w:rFonts w:ascii="맑은 고딕" w:eastAsia="맑은 고딕" w:hAnsi="맑은 고딕" w:hint="eastAsia"/>
         </w:rPr>
-        <w:t xml:space="preserve"> 2)  단위 시험 담당자는 구현이 끝난 후 테스트 케이스에 따라 단위 시험을 수행한다</w:t>
+        <w:t>.</w:t>
       </w:r>
     </w:p>
     <w:p>
@@ -9684,7 +9866,13 @@
         <w:rPr>
           <w:rFonts w:ascii="맑은 고딕" w:eastAsia="맑은 고딕" w:hAnsi="맑은 고딕" w:hint="eastAsia"/>
         </w:rPr>
-        <w:t xml:space="preserve"> 3) 단위 시험 담당자는 단위 시험을 통해 설계 기술서에 맞게 동작하는지 확인하고 </w:t>
+        <w:t xml:space="preserve"> 2)  단위 시험 담당자는 구현이 끝난 후 테스트 케이스에 따라 단위 시험을 수행한다</w:t>
+      </w:r>
+      <w:r>
+        <w:rPr>
+          <w:rFonts w:ascii="맑은 고딕" w:eastAsia="맑은 고딕" w:hAnsi="맑은 고딕" w:hint="eastAsia"/>
+        </w:rPr>
+        <w:t>.</w:t>
       </w:r>
     </w:p>
     <w:p>
@@ -9697,7 +9885,19 @@
         <w:rPr>
           <w:rFonts w:ascii="맑은 고딕" w:eastAsia="맑은 고딕" w:hAnsi="맑은 고딕" w:hint="eastAsia"/>
         </w:rPr>
-        <w:t xml:space="preserve"> 결과를 기록한다 예상과 다른 결과를 얻었을 경우 결함의 원인을 조사하고 해결한 </w:t>
+        <w:t xml:space="preserve"> 3) 단위 시험 담당자는 단위 시험을 통해 설계 기술서에 맞게 동작하는지 확인하고</w:t>
+      </w:r>
+      <w:r>
+        <w:rPr>
+          <w:rFonts w:ascii="맑은 고딕" w:eastAsia="맑은 고딕" w:hAnsi="맑은 고딕" w:hint="eastAsia"/>
+        </w:rPr>
+        <w:t>,</w:t>
+      </w:r>
+      <w:r>
+        <w:rPr>
+          <w:rFonts w:ascii="맑은 고딕" w:eastAsia="맑은 고딕" w:hAnsi="맑은 고딕" w:hint="eastAsia"/>
+        </w:rPr>
+        <w:t xml:space="preserve"> </w:t>
       </w:r>
     </w:p>
     <w:p>
@@ -9710,7 +9910,38 @@
         <w:rPr>
           <w:rFonts w:ascii="맑은 고딕" w:eastAsia="맑은 고딕" w:hAnsi="맑은 고딕" w:hint="eastAsia"/>
         </w:rPr>
+        <w:t xml:space="preserve"> 결과를 기록한다</w:t>
+      </w:r>
+      <w:r>
+        <w:rPr>
+          <w:rFonts w:ascii="맑은 고딕" w:eastAsia="맑은 고딕" w:hAnsi="맑은 고딕" w:hint="eastAsia"/>
+        </w:rPr>
+        <w:t>.</w:t>
+      </w:r>
+      <w:r>
+        <w:rPr>
+          <w:rFonts w:ascii="맑은 고딕" w:eastAsia="맑은 고딕" w:hAnsi="맑은 고딕" w:hint="eastAsia"/>
+        </w:rPr>
+        <w:t xml:space="preserve"> 예상과 다른 결과를 얻었을 경우 결함의 원인을 조사하고 해결한 </w:t>
+      </w:r>
+    </w:p>
+    <w:p>
+      <w:pPr>
+        <w:rPr>
+          <w:rFonts w:ascii="맑은 고딕" w:eastAsia="맑은 고딕" w:hAnsi="맑은 고딕"/>
+        </w:rPr>
+      </w:pPr>
+      <w:r>
+        <w:rPr>
+          <w:rFonts w:ascii="맑은 고딕" w:eastAsia="맑은 고딕" w:hAnsi="맑은 고딕" w:hint="eastAsia"/>
+        </w:rPr>
         <w:t xml:space="preserve"> 후 재시험을 수행한다</w:t>
+      </w:r>
+      <w:r>
+        <w:rPr>
+          <w:rFonts w:ascii="맑은 고딕" w:eastAsia="맑은 고딕" w:hAnsi="맑은 고딕" w:hint="eastAsia"/>
+        </w:rPr>
+        <w:t>.</w:t>
       </w:r>
     </w:p>
     <w:p>
@@ -9741,7 +9972,7 @@
         <w:rPr>
           <w:rFonts w:ascii="맑은 고딕" w:eastAsia="맑은 고딕" w:hAnsi="맑은 고딕" w:hint="eastAsia"/>
         </w:rPr>
-        <w:t>동등분할 시험 대상의 입 출력 값을 특정 클래스로 분할 할 수</w:t>
+        <w:t>동등분할 시험 대상의 입출력 값을 특정 클래스로 분할 할 수</w:t>
       </w:r>
       <w:r>
         <w:rPr>
@@ -9969,11 +10200,15 @@
               <w:jc w:val="center"/>
               <w:rPr>
                 <w:rFonts w:ascii="맑은 고딕" w:eastAsia="맑은 고딕" w:hAnsi="맑은 고딕"/>
+                <w:sz w:val="20"/>
+                <w:szCs w:val="20"/>
               </w:rPr>
             </w:pPr>
             <w:r>
               <w:rPr>
                 <w:rFonts w:ascii="맑은 고딕" w:eastAsia="맑은 고딕" w:hAnsi="맑은 고딕" w:hint="eastAsia"/>
+                <w:sz w:val="20"/>
+                <w:szCs w:val="20"/>
               </w:rPr>
               <w:t>SID-01</w:t>
             </w:r>
@@ -10077,6 +10312,8 @@
               <w:jc w:val="center"/>
               <w:rPr>
                 <w:rFonts w:ascii="맑은 고딕" w:eastAsia="맑은 고딕" w:hAnsi="맑은 고딕"/>
+                <w:sz w:val="20"/>
+                <w:szCs w:val="20"/>
               </w:rPr>
             </w:pPr>
           </w:p>
@@ -10171,6 +10408,8 @@
               <w:jc w:val="center"/>
               <w:rPr>
                 <w:rFonts w:ascii="맑은 고딕" w:eastAsia="맑은 고딕" w:hAnsi="맑은 고딕"/>
+                <w:sz w:val="20"/>
+                <w:szCs w:val="20"/>
               </w:rPr>
             </w:pPr>
           </w:p>
@@ -10265,6 +10504,8 @@
               <w:jc w:val="center"/>
               <w:rPr>
                 <w:rFonts w:ascii="맑은 고딕" w:eastAsia="맑은 고딕" w:hAnsi="맑은 고딕"/>
+                <w:sz w:val="20"/>
+                <w:szCs w:val="20"/>
               </w:rPr>
             </w:pPr>
           </w:p>
@@ -10359,6 +10600,8 @@
               <w:jc w:val="center"/>
               <w:rPr>
                 <w:rFonts w:ascii="맑은 고딕" w:eastAsia="맑은 고딕" w:hAnsi="맑은 고딕"/>
+                <w:sz w:val="20"/>
+                <w:szCs w:val="20"/>
               </w:rPr>
             </w:pPr>
           </w:p>
@@ -10450,6 +10693,8 @@
               <w:jc w:val="center"/>
               <w:rPr>
                 <w:rFonts w:ascii="맑은 고딕" w:eastAsia="맑은 고딕" w:hAnsi="맑은 고딕"/>
+                <w:sz w:val="20"/>
+                <w:szCs w:val="20"/>
               </w:rPr>
             </w:pPr>
           </w:p>
@@ -10550,6 +10795,8 @@
               <w:jc w:val="center"/>
               <w:rPr>
                 <w:rFonts w:ascii="맑은 고딕" w:eastAsia="맑은 고딕" w:hAnsi="맑은 고딕"/>
+                <w:sz w:val="20"/>
+                <w:szCs w:val="20"/>
               </w:rPr>
             </w:pPr>
           </w:p>
@@ -10641,6 +10888,8 @@
               <w:jc w:val="center"/>
               <w:rPr>
                 <w:rFonts w:ascii="맑은 고딕" w:eastAsia="맑은 고딕" w:hAnsi="맑은 고딕"/>
+                <w:sz w:val="20"/>
+                <w:szCs w:val="20"/>
               </w:rPr>
             </w:pPr>
           </w:p>
@@ -10732,6 +10981,8 @@
               <w:jc w:val="center"/>
               <w:rPr>
                 <w:rFonts w:ascii="맑은 고딕" w:eastAsia="맑은 고딕" w:hAnsi="맑은 고딕"/>
+                <w:sz w:val="20"/>
+                <w:szCs w:val="20"/>
               </w:rPr>
             </w:pPr>
           </w:p>
@@ -10823,6 +11074,8 @@
               <w:jc w:val="center"/>
               <w:rPr>
                 <w:rFonts w:ascii="맑은 고딕" w:eastAsia="맑은 고딕" w:hAnsi="맑은 고딕"/>
+                <w:sz w:val="20"/>
+                <w:szCs w:val="20"/>
               </w:rPr>
             </w:pPr>
           </w:p>
@@ -10914,6 +11167,8 @@
               <w:jc w:val="center"/>
               <w:rPr>
                 <w:rFonts w:ascii="맑은 고딕" w:eastAsia="맑은 고딕" w:hAnsi="맑은 고딕"/>
+                <w:sz w:val="20"/>
+                <w:szCs w:val="20"/>
               </w:rPr>
             </w:pPr>
           </w:p>
@@ -11010,6 +11265,8 @@
               <w:jc w:val="center"/>
               <w:rPr>
                 <w:rFonts w:ascii="맑은 고딕" w:eastAsia="맑은 고딕" w:hAnsi="맑은 고딕"/>
+                <w:sz w:val="20"/>
+                <w:szCs w:val="20"/>
               </w:rPr>
             </w:pPr>
           </w:p>
@@ -11106,6 +11363,8 @@
               <w:jc w:val="center"/>
               <w:rPr>
                 <w:rFonts w:ascii="맑은 고딕" w:eastAsia="맑은 고딕" w:hAnsi="맑은 고딕"/>
+                <w:sz w:val="20"/>
+                <w:szCs w:val="20"/>
               </w:rPr>
             </w:pPr>
           </w:p>
@@ -11226,6 +11485,8 @@
               <w:jc w:val="center"/>
               <w:rPr>
                 <w:rFonts w:ascii="맑은 고딕" w:eastAsia="맑은 고딕" w:hAnsi="맑은 고딕"/>
+                <w:sz w:val="20"/>
+                <w:szCs w:val="20"/>
               </w:rPr>
             </w:pPr>
           </w:p>
@@ -11322,6 +11583,8 @@
               <w:jc w:val="center"/>
               <w:rPr>
                 <w:rFonts w:ascii="맑은 고딕" w:eastAsia="맑은 고딕" w:hAnsi="맑은 고딕"/>
+                <w:sz w:val="20"/>
+                <w:szCs w:val="20"/>
               </w:rPr>
             </w:pPr>
           </w:p>
@@ -11418,6 +11681,8 @@
               <w:jc w:val="center"/>
               <w:rPr>
                 <w:rFonts w:ascii="맑은 고딕" w:eastAsia="맑은 고딕" w:hAnsi="맑은 고딕"/>
+                <w:sz w:val="20"/>
+                <w:szCs w:val="20"/>
               </w:rPr>
             </w:pPr>
           </w:p>
@@ -11514,6 +11779,8 @@
               <w:jc w:val="center"/>
               <w:rPr>
                 <w:rFonts w:ascii="맑은 고딕" w:eastAsia="맑은 고딕" w:hAnsi="맑은 고딕"/>
+                <w:sz w:val="20"/>
+                <w:szCs w:val="20"/>
               </w:rPr>
             </w:pPr>
           </w:p>
@@ -11628,11 +11895,15 @@
               <w:jc w:val="center"/>
               <w:rPr>
                 <w:rFonts w:ascii="맑은 고딕" w:eastAsia="맑은 고딕" w:hAnsi="맑은 고딕"/>
+                <w:sz w:val="20"/>
+                <w:szCs w:val="20"/>
               </w:rPr>
             </w:pPr>
             <w:r>
               <w:rPr>
                 <w:rFonts w:ascii="맑은 고딕" w:eastAsia="맑은 고딕" w:hAnsi="맑은 고딕" w:hint="eastAsia"/>
+                <w:sz w:val="20"/>
+                <w:szCs w:val="20"/>
               </w:rPr>
               <w:t>SID-02</w:t>
             </w:r>
@@ -11658,7 +11929,7 @@
                 <w:sz w:val="20"/>
                 <w:szCs w:val="20"/>
               </w:rPr>
-              <w:t>메인 화면-사용자 검색어 공백 값 입력</w:t>
+              <w:t>사용자 검색어 공백 값 입력</w:t>
             </w:r>
           </w:p>
         </w:tc>
@@ -11737,6 +12008,8 @@
               <w:jc w:val="center"/>
               <w:rPr>
                 <w:rFonts w:ascii="맑은 고딕" w:eastAsia="맑은 고딕" w:hAnsi="맑은 고딕"/>
+                <w:sz w:val="20"/>
+                <w:szCs w:val="20"/>
               </w:rPr>
             </w:pPr>
           </w:p>
@@ -11761,7 +12034,7 @@
                 <w:sz w:val="20"/>
                 <w:szCs w:val="20"/>
               </w:rPr>
-              <w:t>메인 화면-현재 접속 중인 사용자 검색</w:t>
+              <w:t>현재 접속 중인 사용자 검색</w:t>
             </w:r>
           </w:p>
         </w:tc>
@@ -11832,6 +12105,8 @@
               <w:jc w:val="center"/>
               <w:rPr>
                 <w:rFonts w:ascii="맑은 고딕" w:eastAsia="맑은 고딕" w:hAnsi="맑은 고딕"/>
+                <w:sz w:val="20"/>
+                <w:szCs w:val="20"/>
               </w:rPr>
             </w:pPr>
           </w:p>
@@ -11856,7 +12131,7 @@
                 <w:sz w:val="20"/>
                 <w:szCs w:val="20"/>
               </w:rPr>
-              <w:t>메인 화면-현재 접속 중이지 않은 사용자 검색</w:t>
+              <w:t>현재 접속 중이지 않은 사용자 검색</w:t>
             </w:r>
           </w:p>
         </w:tc>
@@ -11927,6 +12202,8 @@
               <w:jc w:val="center"/>
               <w:rPr>
                 <w:rFonts w:ascii="맑은 고딕" w:eastAsia="맑은 고딕" w:hAnsi="맑은 고딕"/>
+                <w:sz w:val="20"/>
+                <w:szCs w:val="20"/>
               </w:rPr>
             </w:pPr>
           </w:p>
@@ -11951,7 +12228,7 @@
                 <w:sz w:val="20"/>
                 <w:szCs w:val="20"/>
               </w:rPr>
-              <w:t>메인 화면-현재 검색 결과에 일치하는 사용자의 접속 상태 변경</w:t>
+              <w:t>현재 검색 결과에 일치하는 사용자의 접속 상태 변경</w:t>
             </w:r>
           </w:p>
         </w:tc>
@@ -12022,6 +12299,8 @@
               <w:jc w:val="center"/>
               <w:rPr>
                 <w:rFonts w:ascii="맑은 고딕" w:eastAsia="맑은 고딕" w:hAnsi="맑은 고딕"/>
+                <w:sz w:val="20"/>
+                <w:szCs w:val="20"/>
               </w:rPr>
             </w:pPr>
           </w:p>
@@ -12046,7 +12325,7 @@
                 <w:sz w:val="20"/>
                 <w:szCs w:val="20"/>
               </w:rPr>
-              <w:t>메인 화면-사용자 검색어 입력 값 유효성 여부</w:t>
+              <w:t>사용자 검색어 입력 값 유효성 여부</w:t>
             </w:r>
           </w:p>
         </w:tc>
@@ -12134,19 +12413,17 @@
               <w:jc w:val="center"/>
               <w:rPr>
                 <w:rFonts w:ascii="맑은 고딕" w:eastAsia="맑은 고딕" w:hAnsi="맑은 고딕"/>
+                <w:sz w:val="20"/>
+                <w:szCs w:val="20"/>
               </w:rPr>
             </w:pPr>
             <w:r>
               <w:rPr>
                 <w:rFonts w:ascii="맑은 고딕" w:eastAsia="맑은 고딕" w:hAnsi="맑은 고딕" w:hint="eastAsia"/>
-              </w:rPr>
-              <w:t>SID-0</w:t>
-            </w:r>
-            <w:r>
-              <w:rPr>
-                <w:rFonts w:ascii="맑은 고딕" w:eastAsia="맑은 고딕" w:hAnsi="맑은 고딕" w:hint="eastAsia"/>
-              </w:rPr>
-              <w:t>6</w:t>
+                <w:sz w:val="20"/>
+                <w:szCs w:val="20"/>
+              </w:rPr>
+              <w:t>SID-06</w:t>
             </w:r>
           </w:p>
         </w:tc>
@@ -12248,6 +12525,8 @@
               <w:jc w:val="center"/>
               <w:rPr>
                 <w:rFonts w:ascii="맑은 고딕" w:eastAsia="맑은 고딕" w:hAnsi="맑은 고딕"/>
+                <w:sz w:val="20"/>
+                <w:szCs w:val="20"/>
               </w:rPr>
             </w:pPr>
           </w:p>
@@ -12342,6 +12621,8 @@
               <w:jc w:val="center"/>
               <w:rPr>
                 <w:rFonts w:ascii="맑은 고딕" w:eastAsia="맑은 고딕" w:hAnsi="맑은 고딕"/>
+                <w:sz w:val="20"/>
+                <w:szCs w:val="20"/>
               </w:rPr>
             </w:pPr>
           </w:p>
@@ -12436,6 +12717,8 @@
               <w:jc w:val="center"/>
               <w:rPr>
                 <w:rFonts w:ascii="맑은 고딕" w:eastAsia="맑은 고딕" w:hAnsi="맑은 고딕"/>
+                <w:sz w:val="20"/>
+                <w:szCs w:val="20"/>
               </w:rPr>
             </w:pPr>
           </w:p>
@@ -12530,6 +12813,8 @@
               <w:jc w:val="center"/>
               <w:rPr>
                 <w:rFonts w:ascii="맑은 고딕" w:eastAsia="맑은 고딕" w:hAnsi="맑은 고딕"/>
+                <w:sz w:val="20"/>
+                <w:szCs w:val="20"/>
               </w:rPr>
             </w:pPr>
           </w:p>
@@ -12619,6 +12904,7 @@
                 <w:sz w:val="20"/>
                 <w:szCs w:val="20"/>
               </w:rPr>
+              <w:lastRenderedPageBreak/>
               <w:t>FR</w:t>
             </w:r>
             <w:r>
@@ -12650,19 +12936,17 @@
               <w:jc w:val="center"/>
               <w:rPr>
                 <w:rFonts w:ascii="맑은 고딕" w:eastAsia="맑은 고딕" w:hAnsi="맑은 고딕"/>
+                <w:sz w:val="20"/>
+                <w:szCs w:val="20"/>
               </w:rPr>
             </w:pPr>
             <w:r>
               <w:rPr>
                 <w:rFonts w:ascii="맑은 고딕" w:eastAsia="맑은 고딕" w:hAnsi="맑은 고딕" w:hint="eastAsia"/>
-              </w:rPr>
-              <w:t>SID-0</w:t>
-            </w:r>
-            <w:r>
-              <w:rPr>
-                <w:rFonts w:ascii="맑은 고딕" w:eastAsia="맑은 고딕" w:hAnsi="맑은 고딕" w:hint="eastAsia"/>
-              </w:rPr>
-              <w:t>3</w:t>
+                <w:sz w:val="20"/>
+                <w:szCs w:val="20"/>
+              </w:rPr>
+              <w:t>SID-03</w:t>
             </w:r>
           </w:p>
         </w:tc>
@@ -12761,6 +13045,8 @@
               <w:jc w:val="center"/>
               <w:rPr>
                 <w:rFonts w:ascii="맑은 고딕" w:eastAsia="맑은 고딕" w:hAnsi="맑은 고딕"/>
+                <w:sz w:val="20"/>
+                <w:szCs w:val="20"/>
               </w:rPr>
             </w:pPr>
           </w:p>
@@ -12852,6 +13138,8 @@
               <w:jc w:val="center"/>
               <w:rPr>
                 <w:rFonts w:ascii="맑은 고딕" w:eastAsia="맑은 고딕" w:hAnsi="맑은 고딕"/>
+                <w:sz w:val="20"/>
+                <w:szCs w:val="20"/>
               </w:rPr>
             </w:pPr>
           </w:p>
@@ -12943,6 +13231,8 @@
               <w:jc w:val="center"/>
               <w:rPr>
                 <w:rFonts w:ascii="맑은 고딕" w:eastAsia="맑은 고딕" w:hAnsi="맑은 고딕"/>
+                <w:sz w:val="20"/>
+                <w:szCs w:val="20"/>
               </w:rPr>
             </w:pPr>
           </w:p>
@@ -13034,6 +13324,8 @@
               <w:jc w:val="center"/>
               <w:rPr>
                 <w:rFonts w:ascii="맑은 고딕" w:eastAsia="맑은 고딕" w:hAnsi="맑은 고딕"/>
+                <w:sz w:val="20"/>
+                <w:szCs w:val="20"/>
               </w:rPr>
             </w:pPr>
           </w:p>
@@ -13125,6 +13417,8 @@
               <w:jc w:val="center"/>
               <w:rPr>
                 <w:rFonts w:ascii="맑은 고딕" w:eastAsia="맑은 고딕" w:hAnsi="맑은 고딕"/>
+                <w:sz w:val="20"/>
+                <w:szCs w:val="20"/>
               </w:rPr>
             </w:pPr>
           </w:p>
@@ -13220,19 +13514,17 @@
               <w:jc w:val="center"/>
               <w:rPr>
                 <w:rFonts w:ascii="맑은 고딕" w:eastAsia="맑은 고딕" w:hAnsi="맑은 고딕"/>
+                <w:sz w:val="20"/>
+                <w:szCs w:val="20"/>
               </w:rPr>
             </w:pPr>
             <w:r>
               <w:rPr>
                 <w:rFonts w:ascii="맑은 고딕" w:eastAsia="맑은 고딕" w:hAnsi="맑은 고딕" w:hint="eastAsia"/>
-              </w:rPr>
-              <w:t>SID-0</w:t>
-            </w:r>
-            <w:r>
-              <w:rPr>
-                <w:rFonts w:ascii="맑은 고딕" w:eastAsia="맑은 고딕" w:hAnsi="맑은 고딕" w:hint="eastAsia"/>
-              </w:rPr>
-              <w:t>5</w:t>
+                <w:sz w:val="20"/>
+                <w:szCs w:val="20"/>
+              </w:rPr>
+              <w:t>SID-05</w:t>
             </w:r>
           </w:p>
         </w:tc>
@@ -13327,6 +13619,8 @@
               <w:jc w:val="center"/>
               <w:rPr>
                 <w:rFonts w:ascii="맑은 고딕" w:eastAsia="맑은 고딕" w:hAnsi="맑은 고딕"/>
+                <w:sz w:val="20"/>
+                <w:szCs w:val="20"/>
               </w:rPr>
             </w:pPr>
           </w:p>
@@ -13448,19 +13742,17 @@
               <w:jc w:val="center"/>
               <w:rPr>
                 <w:rFonts w:ascii="맑은 고딕" w:eastAsia="맑은 고딕" w:hAnsi="맑은 고딕"/>
+                <w:sz w:val="20"/>
+                <w:szCs w:val="20"/>
               </w:rPr>
             </w:pPr>
             <w:r>
               <w:rPr>
                 <w:rFonts w:ascii="맑은 고딕" w:eastAsia="맑은 고딕" w:hAnsi="맑은 고딕" w:hint="eastAsia"/>
-              </w:rPr>
-              <w:t>SID-0</w:t>
-            </w:r>
-            <w:r>
-              <w:rPr>
-                <w:rFonts w:ascii="맑은 고딕" w:eastAsia="맑은 고딕" w:hAnsi="맑은 고딕" w:hint="eastAsia"/>
-              </w:rPr>
-              <w:t>4</w:t>
+                <w:sz w:val="20"/>
+                <w:szCs w:val="20"/>
+              </w:rPr>
+              <w:t>SID-04</w:t>
             </w:r>
           </w:p>
         </w:tc>
@@ -13558,6 +13850,8 @@
             <w:pPr>
               <w:rPr>
                 <w:rFonts w:ascii="맑은 고딕" w:eastAsia="맑은 고딕" w:hAnsi="맑은 고딕"/>
+                <w:sz w:val="20"/>
+                <w:szCs w:val="20"/>
               </w:rPr>
             </w:pPr>
           </w:p>
@@ -13582,7 +13876,7 @@
                 <w:sz w:val="20"/>
                 <w:szCs w:val="20"/>
               </w:rPr>
-              <w:t>사용자 초대 모달 팝업-검색어 공백 값 입력</w:t>
+              <w:t>검색어 공백 값 입력</w:t>
             </w:r>
           </w:p>
         </w:tc>
@@ -13644,6 +13938,8 @@
             <w:pPr>
               <w:rPr>
                 <w:rFonts w:ascii="맑은 고딕" w:eastAsia="맑은 고딕" w:hAnsi="맑은 고딕"/>
+                <w:sz w:val="20"/>
+                <w:szCs w:val="20"/>
               </w:rPr>
             </w:pPr>
           </w:p>
@@ -13730,6 +14026,8 @@
             <w:pPr>
               <w:rPr>
                 <w:rFonts w:ascii="맑은 고딕" w:eastAsia="맑은 고딕" w:hAnsi="맑은 고딕"/>
+                <w:sz w:val="20"/>
+                <w:szCs w:val="20"/>
               </w:rPr>
             </w:pPr>
           </w:p>
@@ -13816,6 +14114,8 @@
             <w:pPr>
               <w:rPr>
                 <w:rFonts w:ascii="맑은 고딕" w:eastAsia="맑은 고딕" w:hAnsi="맑은 고딕"/>
+                <w:sz w:val="20"/>
+                <w:szCs w:val="20"/>
               </w:rPr>
             </w:pPr>
           </w:p>
@@ -13902,6 +14202,8 @@
             <w:pPr>
               <w:rPr>
                 <w:rFonts w:ascii="맑은 고딕" w:eastAsia="맑은 고딕" w:hAnsi="맑은 고딕"/>
+                <w:sz w:val="20"/>
+                <w:szCs w:val="20"/>
               </w:rPr>
             </w:pPr>
           </w:p>
@@ -13988,6 +14290,8 @@
             <w:pPr>
               <w:rPr>
                 <w:rFonts w:ascii="맑은 고딕" w:eastAsia="맑은 고딕" w:hAnsi="맑은 고딕"/>
+                <w:sz w:val="20"/>
+                <w:szCs w:val="20"/>
               </w:rPr>
             </w:pPr>
           </w:p>
@@ -14075,6 +14379,8 @@
             <w:pPr>
               <w:rPr>
                 <w:rFonts w:ascii="맑은 고딕" w:eastAsia="맑은 고딕" w:hAnsi="맑은 고딕"/>
+                <w:sz w:val="20"/>
+                <w:szCs w:val="20"/>
               </w:rPr>
             </w:pPr>
           </w:p>
@@ -14161,6 +14467,8 @@
             <w:pPr>
               <w:rPr>
                 <w:rFonts w:ascii="맑은 고딕" w:eastAsia="맑은 고딕" w:hAnsi="맑은 고딕"/>
+                <w:sz w:val="20"/>
+                <w:szCs w:val="20"/>
               </w:rPr>
             </w:pPr>
           </w:p>
@@ -14247,6 +14555,8 @@
             <w:pPr>
               <w:rPr>
                 <w:rFonts w:ascii="맑은 고딕" w:eastAsia="맑은 고딕" w:hAnsi="맑은 고딕"/>
+                <w:sz w:val="20"/>
+                <w:szCs w:val="20"/>
               </w:rPr>
             </w:pPr>
           </w:p>
@@ -14362,6 +14672,8 @@
               <w:jc w:val="center"/>
               <w:rPr>
                 <w:rFonts w:ascii="맑은 고딕" w:eastAsia="맑은 고딕" w:hAnsi="맑은 고딕"/>
+                <w:sz w:val="20"/>
+                <w:szCs w:val="20"/>
               </w:rPr>
             </w:pPr>
             <w:r>
@@ -14507,6 +14819,8 @@
               <w:jc w:val="center"/>
               <w:rPr>
                 <w:rFonts w:ascii="맑은 고딕" w:eastAsia="맑은 고딕" w:hAnsi="맑은 고딕"/>
+                <w:sz w:val="20"/>
+                <w:szCs w:val="20"/>
               </w:rPr>
             </w:pPr>
           </w:p>
@@ -14531,7 +14845,7 @@
                 <w:sz w:val="20"/>
                 <w:szCs w:val="20"/>
               </w:rPr>
-              <w:t>지도 검색 화면-검색어 공백 값 입력</w:t>
+              <w:t>검색어 공백 값 입력</w:t>
             </w:r>
           </w:p>
         </w:tc>
@@ -14609,6 +14923,8 @@
               <w:jc w:val="center"/>
               <w:rPr>
                 <w:rFonts w:ascii="맑은 고딕" w:eastAsia="맑은 고딕" w:hAnsi="맑은 고딕"/>
+                <w:sz w:val="20"/>
+                <w:szCs w:val="20"/>
               </w:rPr>
             </w:pPr>
           </w:p>
@@ -14633,7 +14949,7 @@
                 <w:sz w:val="20"/>
                 <w:szCs w:val="20"/>
               </w:rPr>
-              <w:t>지도 검색 화면-제한된 길이를 초과하는 검색어 입력</w:t>
+              <w:t>제한된 길이를 초과하는 검색어 입력</w:t>
             </w:r>
           </w:p>
         </w:tc>
@@ -14711,6 +15027,8 @@
               <w:jc w:val="center"/>
               <w:rPr>
                 <w:rFonts w:ascii="맑은 고딕" w:eastAsia="맑은 고딕" w:hAnsi="맑은 고딕"/>
+                <w:sz w:val="20"/>
+                <w:szCs w:val="20"/>
               </w:rPr>
             </w:pPr>
           </w:p>
@@ -14813,6 +15131,8 @@
               <w:jc w:val="center"/>
               <w:rPr>
                 <w:rFonts w:ascii="맑은 고딕" w:eastAsia="맑은 고딕" w:hAnsi="맑은 고딕"/>
+                <w:sz w:val="20"/>
+                <w:szCs w:val="20"/>
               </w:rPr>
             </w:pPr>
           </w:p>
@@ -14915,6 +15235,8 @@
               <w:jc w:val="center"/>
               <w:rPr>
                 <w:rFonts w:ascii="맑은 고딕" w:eastAsia="맑은 고딕" w:hAnsi="맑은 고딕"/>
+                <w:sz w:val="20"/>
+                <w:szCs w:val="20"/>
               </w:rPr>
             </w:pPr>
           </w:p>
@@ -15042,6 +15364,8 @@
               <w:jc w:val="center"/>
               <w:rPr>
                 <w:rFonts w:ascii="맑은 고딕" w:eastAsia="맑은 고딕" w:hAnsi="맑은 고딕"/>
+                <w:sz w:val="20"/>
+                <w:szCs w:val="20"/>
               </w:rPr>
             </w:pPr>
             <w:r>
@@ -15168,6 +15492,8 @@
               <w:jc w:val="center"/>
               <w:rPr>
                 <w:rFonts w:ascii="맑은 고딕" w:eastAsia="맑은 고딕" w:hAnsi="맑은 고딕"/>
+                <w:sz w:val="20"/>
+                <w:szCs w:val="20"/>
               </w:rPr>
             </w:pPr>
           </w:p>
@@ -15268,6 +15594,8 @@
               <w:jc w:val="center"/>
               <w:rPr>
                 <w:rFonts w:ascii="맑은 고딕" w:eastAsia="맑은 고딕" w:hAnsi="맑은 고딕"/>
+                <w:sz w:val="20"/>
+                <w:szCs w:val="20"/>
               </w:rPr>
             </w:pPr>
           </w:p>
@@ -15368,6 +15696,8 @@
               <w:jc w:val="center"/>
               <w:rPr>
                 <w:rFonts w:ascii="맑은 고딕" w:eastAsia="맑은 고딕" w:hAnsi="맑은 고딕"/>
+                <w:sz w:val="20"/>
+                <w:szCs w:val="20"/>
               </w:rPr>
             </w:pPr>
           </w:p>
@@ -15468,6 +15798,8 @@
               <w:jc w:val="center"/>
               <w:rPr>
                 <w:rFonts w:ascii="맑은 고딕" w:eastAsia="맑은 고딕" w:hAnsi="맑은 고딕"/>
+                <w:sz w:val="20"/>
+                <w:szCs w:val="20"/>
               </w:rPr>
             </w:pPr>
           </w:p>
@@ -15568,6 +15900,8 @@
               <w:jc w:val="center"/>
               <w:rPr>
                 <w:rFonts w:ascii="맑은 고딕" w:eastAsia="맑은 고딕" w:hAnsi="맑은 고딕"/>
+                <w:sz w:val="20"/>
+                <w:szCs w:val="20"/>
               </w:rPr>
             </w:pPr>
           </w:p>
@@ -15693,6 +16027,8 @@
               <w:jc w:val="center"/>
               <w:rPr>
                 <w:rFonts w:ascii="맑은 고딕" w:eastAsia="맑은 고딕" w:hAnsi="맑은 고딕"/>
+                <w:sz w:val="20"/>
+                <w:szCs w:val="20"/>
               </w:rPr>
             </w:pPr>
             <w:r>
@@ -15856,6 +16192,8 @@
               <w:jc w:val="center"/>
               <w:rPr>
                 <w:rFonts w:ascii="맑은 고딕" w:eastAsia="맑은 고딕" w:hAnsi="맑은 고딕"/>
+                <w:sz w:val="20"/>
+                <w:szCs w:val="20"/>
               </w:rPr>
             </w:pPr>
           </w:p>
@@ -15959,6 +16297,8 @@
               <w:jc w:val="center"/>
               <w:rPr>
                 <w:rFonts w:ascii="맑은 고딕" w:eastAsia="맑은 고딕" w:hAnsi="맑은 고딕"/>
+                <w:sz w:val="20"/>
+                <w:szCs w:val="20"/>
               </w:rPr>
             </w:pPr>
           </w:p>
@@ -15983,7 +16323,7 @@
                 <w:sz w:val="20"/>
                 <w:szCs w:val="20"/>
               </w:rPr>
-              <w:t>지정된 타임아웃 초과</w:t>
+              <w:t>지정된 시간 초과 (타임아웃)</w:t>
             </w:r>
           </w:p>
         </w:tc>
@@ -16062,6 +16402,8 @@
               <w:jc w:val="center"/>
               <w:rPr>
                 <w:rFonts w:ascii="맑은 고딕" w:eastAsia="맑은 고딕" w:hAnsi="맑은 고딕"/>
+                <w:sz w:val="20"/>
+                <w:szCs w:val="20"/>
               </w:rPr>
             </w:pPr>
           </w:p>
@@ -16165,6 +16507,8 @@
               <w:jc w:val="center"/>
               <w:rPr>
                 <w:rFonts w:ascii="맑은 고딕" w:eastAsia="맑은 고딕" w:hAnsi="맑은 고딕"/>
+                <w:sz w:val="20"/>
+                <w:szCs w:val="20"/>
               </w:rPr>
             </w:pPr>
           </w:p>
@@ -16292,6 +16636,8 @@
               <w:jc w:val="center"/>
               <w:rPr>
                 <w:rFonts w:ascii="맑은 고딕" w:eastAsia="맑은 고딕" w:hAnsi="맑은 고딕"/>
+                <w:sz w:val="20"/>
+                <w:szCs w:val="20"/>
               </w:rPr>
             </w:pPr>
             <w:r>
@@ -16352,7 +16698,7 @@
                 <w:sz w:val="20"/>
                 <w:szCs w:val="20"/>
               </w:rPr>
-              <w:t>관리자 화면-사용자 검색어 공백 값 입력</w:t>
+              <w:t>사용자 검색어 공백 값 입력</w:t>
             </w:r>
           </w:p>
         </w:tc>
@@ -16437,6 +16783,8 @@
               <w:jc w:val="center"/>
               <w:rPr>
                 <w:rFonts w:ascii="맑은 고딕" w:eastAsia="맑은 고딕" w:hAnsi="맑은 고딕"/>
+                <w:sz w:val="20"/>
+                <w:szCs w:val="20"/>
               </w:rPr>
             </w:pPr>
           </w:p>
@@ -16461,7 +16809,7 @@
                 <w:sz w:val="20"/>
                 <w:szCs w:val="20"/>
               </w:rPr>
-              <w:t>관리자 화면-검색어 입력(학번, 이름)</w:t>
+              <w:t>검색어 입력(학번, 이름)</w:t>
             </w:r>
           </w:p>
         </w:tc>
@@ -16540,6 +16888,8 @@
               <w:jc w:val="center"/>
               <w:rPr>
                 <w:rFonts w:ascii="맑은 고딕" w:eastAsia="맑은 고딕" w:hAnsi="맑은 고딕"/>
+                <w:sz w:val="20"/>
+                <w:szCs w:val="20"/>
               </w:rPr>
             </w:pPr>
           </w:p>
@@ -16564,7 +16914,7 @@
                 <w:sz w:val="20"/>
                 <w:szCs w:val="20"/>
               </w:rPr>
-              <w:t>관리자 화면-현재 검색 결과에 일치하는 사용자의 접속 상태 변경</w:t>
+              <w:t>현재 검색 결과에 일치하는 사용자의 접속 상태 변경</w:t>
             </w:r>
           </w:p>
         </w:tc>
@@ -16643,6 +16993,8 @@
               <w:jc w:val="center"/>
               <w:rPr>
                 <w:rFonts w:ascii="맑은 고딕" w:eastAsia="맑은 고딕" w:hAnsi="맑은 고딕"/>
+                <w:sz w:val="20"/>
+                <w:szCs w:val="20"/>
               </w:rPr>
             </w:pPr>
           </w:p>
@@ -16754,6 +17106,8 @@
               <w:jc w:val="center"/>
               <w:rPr>
                 <w:rFonts w:ascii="맑은 고딕" w:eastAsia="맑은 고딕" w:hAnsi="맑은 고딕"/>
+                <w:sz w:val="20"/>
+                <w:szCs w:val="20"/>
               </w:rPr>
             </w:pPr>
             <w:r>
@@ -17117,7 +17471,31 @@
         <w:rPr>
           <w:rFonts w:ascii="맑은 고딕" w:eastAsia="맑은 고딕" w:hAnsi="맑은 고딕" w:hint="eastAsia"/>
         </w:rPr>
-        <w:t xml:space="preserve"> 이다. 실제 업무에서는 단위 모듈이 개별적으로 존재하는 것이 아니고 여러 모듈이 유기적 관계를 맺고 있으므로 이러한 모듈들을 결합한 형태로 테스트를 수행해봐야 한다</w:t>
+        <w:t xml:space="preserve"> 이다. 실제 업무에서는 단위 모듈이 개별적으로 존재하는 것이 아</w:t>
+      </w:r>
+      <w:r>
+        <w:rPr>
+          <w:rFonts w:ascii="맑은 고딕" w:eastAsia="맑은 고딕" w:hAnsi="맑은 고딕" w:hint="eastAsia"/>
+        </w:rPr>
+        <w:t>닌,</w:t>
+      </w:r>
+      <w:r>
+        <w:rPr>
+          <w:rFonts w:ascii="맑은 고딕" w:eastAsia="맑은 고딕" w:hAnsi="맑은 고딕" w:hint="eastAsia"/>
+        </w:rPr>
+        <w:t xml:space="preserve"> 여러 모듈이 유기적</w:t>
+      </w:r>
+      <w:r>
+        <w:rPr>
+          <w:rFonts w:ascii="맑은 고딕" w:eastAsia="맑은 고딕" w:hAnsi="맑은 고딕" w:hint="eastAsia"/>
+        </w:rPr>
+        <w:t>인</w:t>
+      </w:r>
+      <w:r>
+        <w:rPr>
+          <w:rFonts w:ascii="맑은 고딕" w:eastAsia="맑은 고딕" w:hAnsi="맑은 고딕" w:hint="eastAsia"/>
+        </w:rPr>
+        <w:t xml:space="preserve"> 관계를 맺고 있으므로 이러한 모듈들을 결합한 형태로 테스트를 수행해야 한다</w:t>
       </w:r>
       <w:r>
         <w:rPr>
@@ -17216,11 +17594,30 @@
         <w:rPr>
           <w:rFonts w:ascii="맑은 고딕" w:eastAsia="맑은 고딕" w:hAnsi="맑은 고딕" w:hint="eastAsia"/>
         </w:rPr>
-        <w:t>1) 테스트 케이스 예상 결과 작성한다</w:t>
+        <w:t>1) 테스트 케이스 예상 결과</w:t>
+      </w:r>
+      <w:r>
+        <w:rPr>
+          <w:rFonts w:ascii="맑은 고딕" w:eastAsia="맑은 고딕" w:hAnsi="맑은 고딕" w:hint="eastAsia"/>
+        </w:rPr>
+        <w:t>를</w:t>
+      </w:r>
+      <w:r>
+        <w:rPr>
+          <w:rFonts w:ascii="맑은 고딕" w:eastAsia="맑은 고딕" w:hAnsi="맑은 고딕" w:hint="eastAsia"/>
+        </w:rPr>
+        <w:t xml:space="preserve"> 작성한다</w:t>
+      </w:r>
+      <w:r>
+        <w:rPr>
+          <w:rFonts w:ascii="맑은 고딕" w:eastAsia="맑은 고딕" w:hAnsi="맑은 고딕" w:hint="eastAsia"/>
+        </w:rPr>
+        <w:t>.</w:t>
       </w:r>
     </w:p>
     <w:p>
       <w:pPr>
+        <w:ind w:left="220" w:hangingChars="100" w:hanging="220"/>
         <w:rPr>
           <w:rFonts w:ascii="맑은 고딕" w:eastAsia="맑은 고딕" w:hAnsi="맑은 고딕"/>
         </w:rPr>
@@ -17229,11 +17626,30 @@
         <w:rPr>
           <w:rFonts w:ascii="맑은 고딕" w:eastAsia="맑은 고딕" w:hAnsi="맑은 고딕" w:hint="eastAsia"/>
         </w:rPr>
-        <w:t xml:space="preserve"> 2) 각 담당자별로 정해진 일정에 따라 순차적으로 각 기능별 시스템 간 연결 시험을 수행한다</w:t>
+        <w:t xml:space="preserve"> 2) 각 담당자별로 정해진 일정에 따라</w:t>
+      </w:r>
+      <w:r>
+        <w:rPr>
+          <w:rFonts w:ascii="맑은 고딕" w:eastAsia="맑은 고딕" w:hAnsi="맑은 고딕" w:hint="eastAsia"/>
+        </w:rPr>
+        <w:t>,</w:t>
+      </w:r>
+      <w:r>
+        <w:rPr>
+          <w:rFonts w:ascii="맑은 고딕" w:eastAsia="맑은 고딕" w:hAnsi="맑은 고딕" w:hint="eastAsia"/>
+        </w:rPr>
+        <w:t xml:space="preserve"> 순차적으로 각 기능별 시스템 간 연결 시험을 수행한다</w:t>
+      </w:r>
+      <w:r>
+        <w:rPr>
+          <w:rFonts w:ascii="맑은 고딕" w:eastAsia="맑은 고딕" w:hAnsi="맑은 고딕" w:hint="eastAsia"/>
+        </w:rPr>
+        <w:t>.</w:t>
       </w:r>
     </w:p>
     <w:p>
       <w:pPr>
+        <w:ind w:left="220" w:hangingChars="100" w:hanging="220"/>
         <w:rPr>
           <w:rFonts w:ascii="맑은 고딕" w:eastAsia="맑은 고딕" w:hAnsi="맑은 고딕"/>
         </w:rPr>
@@ -17242,7 +17658,19 @@
         <w:rPr>
           <w:rFonts w:ascii="맑은 고딕" w:eastAsia="맑은 고딕" w:hAnsi="맑은 고딕" w:hint="eastAsia"/>
         </w:rPr>
-        <w:t xml:space="preserve"> 3) 시험 결과를 통합 시험 케이스 결과서에 기록한다 예상과 다른 결과를 얻었을 경우 결함의 원인을 조사하고 해결한 후 재시험을 수행한다</w:t>
+        <w:t xml:space="preserve"> 3) 시험 결과를 통합 시험 케이스 결과서에 기록한다</w:t>
+      </w:r>
+      <w:r>
+        <w:rPr>
+          <w:rFonts w:ascii="맑은 고딕" w:eastAsia="맑은 고딕" w:hAnsi="맑은 고딕" w:hint="eastAsia"/>
+        </w:rPr>
+        <w:t>.</w:t>
+      </w:r>
+      <w:r>
+        <w:rPr>
+          <w:rFonts w:ascii="맑은 고딕" w:eastAsia="맑은 고딕" w:hAnsi="맑은 고딕" w:hint="eastAsia"/>
+        </w:rPr>
+        <w:t xml:space="preserve"> 예상과 다른 결과를 얻었을 경우 결함의 원인을 조사하고 해결한 후 재시험을 수행한다</w:t>
       </w:r>
     </w:p>
     <w:p>
@@ -17260,7 +17688,6 @@
           <w:sz w:val="22"/>
           <w:szCs w:val="22"/>
         </w:rPr>
-        <w:lastRenderedPageBreak/>
         <w:t xml:space="preserve">5.3.3 </w:t>
       </w:r>
       <w:r>
@@ -17274,6 +17701,7 @@
     </w:p>
     <w:p>
       <w:pPr>
+        <w:ind w:left="220" w:hangingChars="100" w:hanging="220"/>
         <w:rPr>
           <w:rFonts w:ascii="맑은 고딕" w:eastAsia="맑은 고딕" w:hAnsi="맑은 고딕"/>
         </w:rPr>
@@ -17317,6 +17745,14 @@
     </w:p>
     <w:p>
       <w:pPr>
+        <w:ind w:left="220" w:hangingChars="100" w:hanging="220"/>
+        <w:rPr>
+          <w:rFonts w:ascii="맑은 고딕" w:eastAsia="맑은 고딕" w:hAnsi="맑은 고딕"/>
+        </w:rPr>
+      </w:pPr>
+    </w:p>
+    <w:p>
+      <w:pPr>
         <w:pStyle w:val="3"/>
         <w:spacing w:line="240" w:lineRule="auto"/>
         <w:rPr>
@@ -17330,6 +17766,7 @@
           <w:sz w:val="22"/>
           <w:szCs w:val="22"/>
         </w:rPr>
+        <w:lastRenderedPageBreak/>
         <w:t xml:space="preserve">5.3.4 </w:t>
       </w:r>
       <w:r>
@@ -17350,8 +17787,8 @@
       </w:tblPr>
       <w:tblGrid>
         <w:gridCol w:w="1696"/>
-        <w:gridCol w:w="3402"/>
-        <w:gridCol w:w="1985"/>
+        <w:gridCol w:w="3544"/>
+        <w:gridCol w:w="1843"/>
         <w:gridCol w:w="992"/>
         <w:gridCol w:w="941"/>
       </w:tblGrid>
@@ -17384,7 +17821,7 @@
         </w:tc>
         <w:tc>
           <w:tcPr>
-            <w:tcW w:w="3402" w:type="dxa"/>
+            <w:tcW w:w="3544" w:type="dxa"/>
             <w:shd w:val="clear" w:color="auto" w:fill="C1E4F5" w:themeFill="accent1" w:themeFillTint="33"/>
             <w:vAlign w:val="center"/>
           </w:tcPr>
@@ -17407,7 +17844,7 @@
         </w:tc>
         <w:tc>
           <w:tcPr>
-            <w:tcW w:w="1985" w:type="dxa"/>
+            <w:tcW w:w="1843" w:type="dxa"/>
             <w:shd w:val="clear" w:color="auto" w:fill="C1E4F5" w:themeFill="accent1" w:themeFillTint="33"/>
             <w:vAlign w:val="center"/>
           </w:tcPr>
@@ -17496,20 +17933,24 @@
             <w:pPr>
               <w:jc w:val="center"/>
               <w:rPr>
-                <w:rFonts w:ascii="맑은 고딕" w:eastAsia="맑은 고딕" w:hAnsi="맑은 고딕" w:hint="eastAsia"/>
-              </w:rPr>
-            </w:pPr>
-            <w:r>
-              <w:rPr>
-                <w:rFonts w:ascii="맑은 고딕" w:eastAsia="맑은 고딕" w:hAnsi="맑은 고딕" w:hint="eastAsia"/>
-              </w:rPr>
-              <w:t>Messaging Subsystem</w:t>
-            </w:r>
-          </w:p>
-        </w:tc>
-        <w:tc>
-          <w:tcPr>
-            <w:tcW w:w="3402" w:type="dxa"/>
+                <w:rFonts w:ascii="맑은 고딕" w:eastAsia="맑은 고딕" w:hAnsi="맑은 고딕"/>
+                <w:sz w:val="20"/>
+                <w:szCs w:val="20"/>
+              </w:rPr>
+            </w:pPr>
+            <w:r>
+              <w:rPr>
+                <w:rFonts w:asciiTheme="minorEastAsia" w:hAnsiTheme="minorEastAsia" w:cs="맑은 고딕"/>
+                <w:sz w:val="20"/>
+                <w:szCs w:val="20"/>
+              </w:rPr>
+              <w:t xml:space="preserve">Messaging Subsystem </w:t>
+            </w:r>
+          </w:p>
+        </w:tc>
+        <w:tc>
+          <w:tcPr>
+            <w:tcW w:w="3544" w:type="dxa"/>
             <w:vAlign w:val="center"/>
           </w:tcPr>
           <w:p>
@@ -17578,7 +18019,7 @@
         </w:tc>
         <w:tc>
           <w:tcPr>
-            <w:tcW w:w="1985" w:type="dxa"/>
+            <w:tcW w:w="1843" w:type="dxa"/>
             <w:vMerge w:val="restart"/>
             <w:vAlign w:val="center"/>
           </w:tcPr>
@@ -17657,13 +18098,15 @@
             <w:pPr>
               <w:rPr>
                 <w:rFonts w:ascii="맑은 고딕" w:eastAsia="맑은 고딕" w:hAnsi="맑은 고딕"/>
-              </w:rPr>
-            </w:pPr>
-          </w:p>
-        </w:tc>
-        <w:tc>
-          <w:tcPr>
-            <w:tcW w:w="3402" w:type="dxa"/>
+                <w:sz w:val="20"/>
+                <w:szCs w:val="20"/>
+              </w:rPr>
+            </w:pPr>
+          </w:p>
+        </w:tc>
+        <w:tc>
+          <w:tcPr>
+            <w:tcW w:w="3544" w:type="dxa"/>
             <w:vAlign w:val="center"/>
           </w:tcPr>
           <w:p>
@@ -17700,7 +18143,7 @@
         </w:tc>
         <w:tc>
           <w:tcPr>
-            <w:tcW w:w="1985" w:type="dxa"/>
+            <w:tcW w:w="1843" w:type="dxa"/>
             <w:vMerge/>
           </w:tcPr>
           <w:p>
@@ -17752,13 +18195,15 @@
             <w:pPr>
               <w:rPr>
                 <w:rFonts w:ascii="맑은 고딕" w:eastAsia="맑은 고딕" w:hAnsi="맑은 고딕"/>
-              </w:rPr>
-            </w:pPr>
-          </w:p>
-        </w:tc>
-        <w:tc>
-          <w:tcPr>
-            <w:tcW w:w="3402" w:type="dxa"/>
+                <w:sz w:val="20"/>
+                <w:szCs w:val="20"/>
+              </w:rPr>
+            </w:pPr>
+          </w:p>
+        </w:tc>
+        <w:tc>
+          <w:tcPr>
+            <w:tcW w:w="3544" w:type="dxa"/>
             <w:vAlign w:val="center"/>
           </w:tcPr>
           <w:p>
@@ -17795,7 +18240,7 @@
         </w:tc>
         <w:tc>
           <w:tcPr>
-            <w:tcW w:w="1985" w:type="dxa"/>
+            <w:tcW w:w="1843" w:type="dxa"/>
             <w:vMerge/>
           </w:tcPr>
           <w:p>
@@ -17847,13 +18292,15 @@
             <w:pPr>
               <w:rPr>
                 <w:rFonts w:ascii="맑은 고딕" w:eastAsia="맑은 고딕" w:hAnsi="맑은 고딕"/>
-              </w:rPr>
-            </w:pPr>
-          </w:p>
-        </w:tc>
-        <w:tc>
-          <w:tcPr>
-            <w:tcW w:w="3402" w:type="dxa"/>
+                <w:sz w:val="20"/>
+                <w:szCs w:val="20"/>
+              </w:rPr>
+            </w:pPr>
+          </w:p>
+        </w:tc>
+        <w:tc>
+          <w:tcPr>
+            <w:tcW w:w="3544" w:type="dxa"/>
             <w:vAlign w:val="center"/>
           </w:tcPr>
           <w:p>
@@ -17890,7 +18337,7 @@
         </w:tc>
         <w:tc>
           <w:tcPr>
-            <w:tcW w:w="1985" w:type="dxa"/>
+            <w:tcW w:w="1843" w:type="dxa"/>
             <w:vMerge/>
           </w:tcPr>
           <w:p>
@@ -17942,13 +18389,15 @@
             <w:pPr>
               <w:rPr>
                 <w:rFonts w:ascii="맑은 고딕" w:eastAsia="맑은 고딕" w:hAnsi="맑은 고딕"/>
-              </w:rPr>
-            </w:pPr>
-          </w:p>
-        </w:tc>
-        <w:tc>
-          <w:tcPr>
-            <w:tcW w:w="3402" w:type="dxa"/>
+                <w:sz w:val="20"/>
+                <w:szCs w:val="20"/>
+              </w:rPr>
+            </w:pPr>
+          </w:p>
+        </w:tc>
+        <w:tc>
+          <w:tcPr>
+            <w:tcW w:w="3544" w:type="dxa"/>
             <w:vAlign w:val="center"/>
           </w:tcPr>
           <w:p>
@@ -18001,7 +18450,7 @@
         </w:tc>
         <w:tc>
           <w:tcPr>
-            <w:tcW w:w="1985" w:type="dxa"/>
+            <w:tcW w:w="1843" w:type="dxa"/>
             <w:vMerge/>
           </w:tcPr>
           <w:p>
@@ -18054,19 +18503,23 @@
               <w:jc w:val="center"/>
               <w:rPr>
                 <w:rFonts w:ascii="맑은 고딕" w:eastAsia="맑은 고딕" w:hAnsi="맑은 고딕"/>
+                <w:sz w:val="20"/>
+                <w:szCs w:val="20"/>
               </w:rPr>
             </w:pPr>
             <w:r>
               <w:rPr>
                 <w:rFonts w:asciiTheme="minorEastAsia" w:hAnsiTheme="minorEastAsia" w:cs="맑은 고딕"/>
-              </w:rPr>
-              <w:t>User Authentication Subsystem</w:t>
-            </w:r>
-          </w:p>
-        </w:tc>
-        <w:tc>
-          <w:tcPr>
-            <w:tcW w:w="3402" w:type="dxa"/>
+                <w:sz w:val="20"/>
+                <w:szCs w:val="20"/>
+              </w:rPr>
+              <w:t xml:space="preserve">User Authentication Subsystem </w:t>
+            </w:r>
+          </w:p>
+        </w:tc>
+        <w:tc>
+          <w:tcPr>
+            <w:tcW w:w="3544" w:type="dxa"/>
             <w:vAlign w:val="center"/>
           </w:tcPr>
           <w:p>
@@ -18138,7 +18591,7 @@
         </w:tc>
         <w:tc>
           <w:tcPr>
-            <w:tcW w:w="1985" w:type="dxa"/>
+            <w:tcW w:w="1843" w:type="dxa"/>
             <w:vMerge w:val="restart"/>
             <w:vAlign w:val="center"/>
           </w:tcPr>
@@ -18227,13 +18680,15 @@
               <w:jc w:val="center"/>
               <w:rPr>
                 <w:rFonts w:ascii="맑은 고딕" w:eastAsia="맑은 고딕" w:hAnsi="맑은 고딕"/>
-              </w:rPr>
-            </w:pPr>
-          </w:p>
-        </w:tc>
-        <w:tc>
-          <w:tcPr>
-            <w:tcW w:w="3402" w:type="dxa"/>
+                <w:sz w:val="20"/>
+                <w:szCs w:val="20"/>
+              </w:rPr>
+            </w:pPr>
+          </w:p>
+        </w:tc>
+        <w:tc>
+          <w:tcPr>
+            <w:tcW w:w="3544" w:type="dxa"/>
             <w:vAlign w:val="center"/>
           </w:tcPr>
           <w:p>
@@ -18337,7 +18792,7 @@
         </w:tc>
         <w:tc>
           <w:tcPr>
-            <w:tcW w:w="1985" w:type="dxa"/>
+            <w:tcW w:w="1843" w:type="dxa"/>
             <w:vMerge/>
             <w:vAlign w:val="center"/>
           </w:tcPr>
@@ -18396,13 +18851,15 @@
               <w:jc w:val="center"/>
               <w:rPr>
                 <w:rFonts w:ascii="맑은 고딕" w:eastAsia="맑은 고딕" w:hAnsi="맑은 고딕"/>
-              </w:rPr>
-            </w:pPr>
-          </w:p>
-        </w:tc>
-        <w:tc>
-          <w:tcPr>
-            <w:tcW w:w="3402" w:type="dxa"/>
+                <w:sz w:val="20"/>
+                <w:szCs w:val="20"/>
+              </w:rPr>
+            </w:pPr>
+          </w:p>
+        </w:tc>
+        <w:tc>
+          <w:tcPr>
+            <w:tcW w:w="3544" w:type="dxa"/>
             <w:vAlign w:val="center"/>
           </w:tcPr>
           <w:p>
@@ -18522,7 +18979,7 @@
         </w:tc>
         <w:tc>
           <w:tcPr>
-            <w:tcW w:w="1985" w:type="dxa"/>
+            <w:tcW w:w="1843" w:type="dxa"/>
             <w:vMerge/>
             <w:vAlign w:val="center"/>
           </w:tcPr>
@@ -18581,13 +19038,15 @@
               <w:jc w:val="center"/>
               <w:rPr>
                 <w:rFonts w:ascii="맑은 고딕" w:eastAsia="맑은 고딕" w:hAnsi="맑은 고딕"/>
-              </w:rPr>
-            </w:pPr>
-          </w:p>
-        </w:tc>
-        <w:tc>
-          <w:tcPr>
-            <w:tcW w:w="3402" w:type="dxa"/>
+                <w:sz w:val="20"/>
+                <w:szCs w:val="20"/>
+              </w:rPr>
+            </w:pPr>
+          </w:p>
+        </w:tc>
+        <w:tc>
+          <w:tcPr>
+            <w:tcW w:w="3544" w:type="dxa"/>
             <w:vAlign w:val="center"/>
           </w:tcPr>
           <w:p>
@@ -18627,7 +19086,7 @@
         </w:tc>
         <w:tc>
           <w:tcPr>
-            <w:tcW w:w="1985" w:type="dxa"/>
+            <w:tcW w:w="1843" w:type="dxa"/>
             <w:vMerge/>
             <w:vAlign w:val="center"/>
           </w:tcPr>
@@ -18685,11 +19144,15 @@
               <w:jc w:val="center"/>
               <w:rPr>
                 <w:rFonts w:ascii="맑은 고딕" w:eastAsia="맑은 고딕" w:hAnsi="맑은 고딕"/>
+                <w:sz w:val="20"/>
+                <w:szCs w:val="20"/>
               </w:rPr>
             </w:pPr>
             <w:r>
               <w:rPr>
                 <w:rFonts w:asciiTheme="minorEastAsia" w:hAnsiTheme="minorEastAsia" w:cs="맑은 고딕"/>
+                <w:sz w:val="20"/>
+                <w:szCs w:val="20"/>
               </w:rPr>
               <w:t>File Processing Subsystem</w:t>
             </w:r>
@@ -18697,7 +19160,7 @@
         </w:tc>
         <w:tc>
           <w:tcPr>
-            <w:tcW w:w="3402" w:type="dxa"/>
+            <w:tcW w:w="3544" w:type="dxa"/>
             <w:vAlign w:val="center"/>
           </w:tcPr>
           <w:p>
@@ -18769,7 +19232,7 @@
         </w:tc>
         <w:tc>
           <w:tcPr>
-            <w:tcW w:w="1985" w:type="dxa"/>
+            <w:tcW w:w="1843" w:type="dxa"/>
             <w:vAlign w:val="center"/>
           </w:tcPr>
           <w:p>
@@ -18858,19 +19321,23 @@
               <w:jc w:val="center"/>
               <w:rPr>
                 <w:rFonts w:ascii="맑은 고딕" w:eastAsia="맑은 고딕" w:hAnsi="맑은 고딕"/>
-              </w:rPr>
-            </w:pPr>
-            <w:r>
-              <w:rPr>
-                <w:rFonts w:asciiTheme="minorEastAsia" w:hAnsiTheme="minorEastAsia" w:cs="맑은 고딕"/>
-              </w:rPr>
-              <w:t>Map API Subsystem</w:t>
-            </w:r>
-          </w:p>
-        </w:tc>
-        <w:tc>
-          <w:tcPr>
-            <w:tcW w:w="3402" w:type="dxa"/>
+                <w:sz w:val="20"/>
+                <w:szCs w:val="20"/>
+              </w:rPr>
+            </w:pPr>
+            <w:r>
+              <w:rPr>
+                <w:rFonts w:asciiTheme="minorEastAsia" w:hAnsiTheme="minorEastAsia" w:cs="맑은 고딕" w:hint="eastAsia"/>
+                <w:sz w:val="20"/>
+                <w:szCs w:val="20"/>
+              </w:rPr>
+              <w:t xml:space="preserve">Map API Subsystem </w:t>
+            </w:r>
+          </w:p>
+        </w:tc>
+        <w:tc>
+          <w:tcPr>
+            <w:tcW w:w="3544" w:type="dxa"/>
             <w:vAlign w:val="center"/>
           </w:tcPr>
           <w:p>
@@ -18958,7 +19425,7 @@
         </w:tc>
         <w:tc>
           <w:tcPr>
-            <w:tcW w:w="1985" w:type="dxa"/>
+            <w:tcW w:w="1843" w:type="dxa"/>
             <w:vMerge w:val="restart"/>
             <w:vAlign w:val="center"/>
           </w:tcPr>
@@ -19049,13 +19516,15 @@
               <w:jc w:val="center"/>
               <w:rPr>
                 <w:rFonts w:ascii="맑은 고딕" w:eastAsia="맑은 고딕" w:hAnsi="맑은 고딕"/>
-              </w:rPr>
-            </w:pPr>
-          </w:p>
-        </w:tc>
-        <w:tc>
-          <w:tcPr>
-            <w:tcW w:w="3402" w:type="dxa"/>
+                <w:sz w:val="20"/>
+                <w:szCs w:val="20"/>
+              </w:rPr>
+            </w:pPr>
+          </w:p>
+        </w:tc>
+        <w:tc>
+          <w:tcPr>
+            <w:tcW w:w="3544" w:type="dxa"/>
             <w:vAlign w:val="center"/>
           </w:tcPr>
           <w:p>
@@ -19143,7 +19612,7 @@
         </w:tc>
         <w:tc>
           <w:tcPr>
-            <w:tcW w:w="1985" w:type="dxa"/>
+            <w:tcW w:w="1843" w:type="dxa"/>
             <w:vMerge/>
             <w:vAlign w:val="center"/>
           </w:tcPr>
@@ -19202,19 +19671,31 @@
               <w:jc w:val="center"/>
               <w:rPr>
                 <w:rFonts w:ascii="맑은 고딕" w:eastAsia="맑은 고딕" w:hAnsi="맑은 고딕"/>
-              </w:rPr>
-            </w:pPr>
-            <w:r>
-              <w:rPr>
-                <w:rFonts w:asciiTheme="minorEastAsia" w:hAnsiTheme="minorEastAsia" w:cs="맑은 고딕"/>
-              </w:rPr>
-              <w:t>AI API Subsystem</w:t>
-            </w:r>
-          </w:p>
-        </w:tc>
-        <w:tc>
-          <w:tcPr>
-            <w:tcW w:w="3402" w:type="dxa"/>
+                <w:sz w:val="20"/>
+                <w:szCs w:val="20"/>
+              </w:rPr>
+            </w:pPr>
+            <w:r>
+              <w:rPr>
+                <w:rFonts w:asciiTheme="minorEastAsia" w:hAnsiTheme="minorEastAsia" w:cs="맑은 고딕" w:hint="eastAsia"/>
+                <w:sz w:val="20"/>
+                <w:szCs w:val="20"/>
+              </w:rPr>
+              <w:t xml:space="preserve">AI API </w:t>
+            </w:r>
+            <w:r>
+              <w:rPr>
+                <w:rFonts w:asciiTheme="minorEastAsia" w:hAnsiTheme="minorEastAsia" w:cs="맑은 고딕" w:hint="eastAsia"/>
+                <w:sz w:val="20"/>
+                <w:szCs w:val="20"/>
+              </w:rPr>
+              <w:t>Subsystem</w:t>
+            </w:r>
+          </w:p>
+        </w:tc>
+        <w:tc>
+          <w:tcPr>
+            <w:tcW w:w="3544" w:type="dxa"/>
             <w:vAlign w:val="center"/>
           </w:tcPr>
           <w:p>
@@ -19238,7 +19719,7 @@
         </w:tc>
         <w:tc>
           <w:tcPr>
-            <w:tcW w:w="1985" w:type="dxa"/>
+            <w:tcW w:w="1843" w:type="dxa"/>
             <w:vMerge w:val="restart"/>
             <w:vAlign w:val="center"/>
           </w:tcPr>
@@ -19332,7 +19813,7 @@
         </w:tc>
         <w:tc>
           <w:tcPr>
-            <w:tcW w:w="3402" w:type="dxa"/>
+            <w:tcW w:w="3544" w:type="dxa"/>
             <w:vAlign w:val="center"/>
           </w:tcPr>
           <w:p>
@@ -19356,7 +19837,7 @@
         </w:tc>
         <w:tc>
           <w:tcPr>
-            <w:tcW w:w="1985" w:type="dxa"/>
+            <w:tcW w:w="1843" w:type="dxa"/>
             <w:vMerge/>
           </w:tcPr>
           <w:p>
@@ -19414,7 +19895,7 @@
         </w:tc>
         <w:tc>
           <w:tcPr>
-            <w:tcW w:w="3402" w:type="dxa"/>
+            <w:tcW w:w="3544" w:type="dxa"/>
             <w:vAlign w:val="center"/>
           </w:tcPr>
           <w:p>
@@ -19438,7 +19919,7 @@
         </w:tc>
         <w:tc>
           <w:tcPr>
-            <w:tcW w:w="1985" w:type="dxa"/>
+            <w:tcW w:w="1843" w:type="dxa"/>
             <w:vMerge/>
           </w:tcPr>
           <w:p>
@@ -19524,7 +20005,7 @@
         <w:rPr>
           <w:rFonts w:ascii="맑은 고딕" w:eastAsia="맑은 고딕" w:hAnsi="맑은 고딕" w:hint="eastAsia"/>
         </w:rPr>
-        <w:t xml:space="preserve">소프트웨어와 다른 시스템 요소들과 통합 모든 요소들이 적절히 조화를 이루어 시스템 기능을 만족 하는지 확인한다 </w:t>
+        <w:t>소프트웨어와 다른 시스템 요소들과 통합 모든 요소들이 적절히 조화를 이루어 시스템 기능을 만족 하는지 확인한다</w:t>
       </w:r>
       <w:r>
         <w:rPr>
@@ -19561,7 +20042,19 @@
         <w:rPr>
           <w:rFonts w:ascii="맑은 고딕" w:eastAsia="맑은 고딕" w:hAnsi="맑은 고딕" w:hint="eastAsia"/>
         </w:rPr>
-        <w:t>1) 테스트 케이스 예상 결과 작성한다</w:t>
+        <w:t>1) 테스트 케이스 예상 결과</w:t>
+      </w:r>
+      <w:r>
+        <w:rPr>
+          <w:rFonts w:ascii="맑은 고딕" w:eastAsia="맑은 고딕" w:hAnsi="맑은 고딕" w:hint="eastAsia"/>
+        </w:rPr>
+        <w:t>를</w:t>
+      </w:r>
+      <w:r>
+        <w:rPr>
+          <w:rFonts w:ascii="맑은 고딕" w:eastAsia="맑은 고딕" w:hAnsi="맑은 고딕" w:hint="eastAsia"/>
+        </w:rPr>
+        <w:t xml:space="preserve"> 작성한다</w:t>
       </w:r>
       <w:r>
         <w:rPr>
@@ -19572,6 +20065,7 @@
     </w:p>
     <w:p>
       <w:pPr>
+        <w:ind w:left="220" w:hangingChars="100" w:hanging="220"/>
         <w:rPr>
           <w:rFonts w:ascii="맑은 고딕" w:eastAsia="맑은 고딕" w:hAnsi="맑은 고딕"/>
         </w:rPr>
@@ -19580,7 +20074,6 @@
         <w:rPr>
           <w:rFonts w:ascii="맑은 고딕" w:eastAsia="맑은 고딕" w:hAnsi="맑은 고딕" w:hint="eastAsia"/>
         </w:rPr>
-        <w:lastRenderedPageBreak/>
         <w:t xml:space="preserve"> 2) 각 담당자별로 정해진 일정에 따라 순차적으로 각 기능별 시스템 간 연결 시험을 수행한다</w:t>
       </w:r>
       <w:r>
@@ -19592,6 +20085,7 @@
     </w:p>
     <w:p>
       <w:pPr>
+        <w:ind w:left="220" w:hangingChars="100" w:hanging="220"/>
         <w:rPr>
           <w:rFonts w:ascii="맑은 고딕" w:eastAsia="맑은 고딕" w:hAnsi="맑은 고딕"/>
         </w:rPr>
@@ -19600,7 +20094,19 @@
         <w:rPr>
           <w:rFonts w:ascii="맑은 고딕" w:eastAsia="맑은 고딕" w:hAnsi="맑은 고딕" w:hint="eastAsia"/>
         </w:rPr>
-        <w:t xml:space="preserve"> 3) 시험 결과를 시스템 시험 결과서에 기록한다 예상과 다른 결과를 얻었을 경우 결함의 원인을 조사하고 해결한 후 재시험을 수행한다.</w:t>
+        <w:t xml:space="preserve"> 3) 시험 결과를 시스템 시험 결과서에 기록한다</w:t>
+      </w:r>
+      <w:r>
+        <w:rPr>
+          <w:rFonts w:ascii="맑은 고딕" w:eastAsia="맑은 고딕" w:hAnsi="맑은 고딕" w:hint="eastAsia"/>
+        </w:rPr>
+        <w:t>.</w:t>
+      </w:r>
+      <w:r>
+        <w:rPr>
+          <w:rFonts w:ascii="맑은 고딕" w:eastAsia="맑은 고딕" w:hAnsi="맑은 고딕" w:hint="eastAsia"/>
+        </w:rPr>
+        <w:t xml:space="preserve"> 예상과 다른 결과를 얻었을 경우 결함의 원인을 조사하고 해결한 후 재시험을 수행한다.</w:t>
       </w:r>
     </w:p>
     <w:p>
@@ -19618,6 +20124,7 @@
           <w:sz w:val="22"/>
           <w:szCs w:val="22"/>
         </w:rPr>
+        <w:lastRenderedPageBreak/>
         <w:t>5.4.3 접근 방법</w:t>
       </w:r>
     </w:p>
@@ -19724,21 +20231,20 @@
     <w:tbl>
       <w:tblPr>
         <w:tblStyle w:val="ac"/>
-        <w:tblW w:w="0" w:type="auto"/>
+        <w:tblW w:w="8925" w:type="dxa"/>
         <w:tblLook w:val="04A0" w:firstRow="1" w:lastRow="0" w:firstColumn="1" w:lastColumn="0" w:noHBand="0" w:noVBand="1"/>
       </w:tblPr>
       <w:tblGrid>
-        <w:gridCol w:w="1803"/>
-        <w:gridCol w:w="3437"/>
-        <w:gridCol w:w="1701"/>
-        <w:gridCol w:w="1134"/>
-        <w:gridCol w:w="941"/>
+        <w:gridCol w:w="2405"/>
+        <w:gridCol w:w="3260"/>
+        <w:gridCol w:w="3260"/>
       </w:tblGrid>
       <w:tr>
         <w:tc>
           <w:tcPr>
-            <w:tcW w:w="1803" w:type="dxa"/>
-            <w:shd w:val="clear" w:color="auto" w:fill="C1E4F5" w:themeFill="accent1" w:themeFillTint="33"/>
+            <w:tcW w:w="2405" w:type="dxa"/>
+            <w:shd w:val="clear" w:color="auto" w:fill="CAEDFB" w:themeFill="accent4" w:themeFillTint="33"/>
+            <w:vAlign w:val="center"/>
           </w:tcPr>
           <w:p>
             <w:pPr>
@@ -19753,14 +20259,15 @@
                 <w:rFonts w:ascii="맑은 고딕" w:eastAsia="맑은 고딕" w:hAnsi="맑은 고딕" w:hint="eastAsia"/>
                 <w:color w:val="000000" w:themeColor="text1"/>
               </w:rPr>
-              <w:t>서브시스템 명</w:t>
-            </w:r>
-          </w:p>
-        </w:tc>
-        <w:tc>
-          <w:tcPr>
-            <w:tcW w:w="3437" w:type="dxa"/>
-            <w:shd w:val="clear" w:color="auto" w:fill="C1E4F5" w:themeFill="accent1" w:themeFillTint="33"/>
+              <w:t>비기능 명</w:t>
+            </w:r>
+          </w:p>
+        </w:tc>
+        <w:tc>
+          <w:tcPr>
+            <w:tcW w:w="3260" w:type="dxa"/>
+            <w:shd w:val="clear" w:color="auto" w:fill="CAEDFB" w:themeFill="accent4" w:themeFillTint="33"/>
+            <w:vAlign w:val="center"/>
           </w:tcPr>
           <w:p>
             <w:pPr>
@@ -19775,14 +20282,14 @@
                 <w:rFonts w:ascii="맑은 고딕" w:eastAsia="맑은 고딕" w:hAnsi="맑은 고딕" w:hint="eastAsia"/>
                 <w:color w:val="000000" w:themeColor="text1"/>
               </w:rPr>
-              <w:t>항목</w:t>
-            </w:r>
-          </w:p>
-        </w:tc>
-        <w:tc>
-          <w:tcPr>
-            <w:tcW w:w="1701" w:type="dxa"/>
-            <w:shd w:val="clear" w:color="auto" w:fill="C1E4F5" w:themeFill="accent1" w:themeFillTint="33"/>
+              <w:t>테스트 ID</w:t>
+            </w:r>
+          </w:p>
+        </w:tc>
+        <w:tc>
+          <w:tcPr>
+            <w:tcW w:w="3260" w:type="dxa"/>
+            <w:shd w:val="clear" w:color="auto" w:fill="CAEDFB" w:themeFill="accent4" w:themeFillTint="33"/>
           </w:tcPr>
           <w:p>
             <w:pPr>
@@ -19797,50 +20304,6 @@
                 <w:rFonts w:ascii="맑은 고딕" w:eastAsia="맑은 고딕" w:hAnsi="맑은 고딕" w:hint="eastAsia"/>
                 <w:color w:val="000000" w:themeColor="text1"/>
               </w:rPr>
-              <w:t>서브 시스템 ID</w:t>
-            </w:r>
-          </w:p>
-        </w:tc>
-        <w:tc>
-          <w:tcPr>
-            <w:tcW w:w="1134" w:type="dxa"/>
-            <w:shd w:val="clear" w:color="auto" w:fill="C1E4F5" w:themeFill="accent1" w:themeFillTint="33"/>
-          </w:tcPr>
-          <w:p>
-            <w:pPr>
-              <w:jc w:val="center"/>
-              <w:rPr>
-                <w:rFonts w:ascii="맑은 고딕" w:eastAsia="맑은 고딕" w:hAnsi="맑은 고딕"/>
-                <w:color w:val="000000" w:themeColor="text1"/>
-              </w:rPr>
-            </w:pPr>
-            <w:r>
-              <w:rPr>
-                <w:rFonts w:ascii="맑은 고딕" w:eastAsia="맑은 고딕" w:hAnsi="맑은 고딕" w:hint="eastAsia"/>
-                <w:color w:val="000000" w:themeColor="text1"/>
-              </w:rPr>
-              <w:t>시험 ID</w:t>
-            </w:r>
-          </w:p>
-        </w:tc>
-        <w:tc>
-          <w:tcPr>
-            <w:tcW w:w="941" w:type="dxa"/>
-            <w:shd w:val="clear" w:color="auto" w:fill="C1E4F5" w:themeFill="accent1" w:themeFillTint="33"/>
-          </w:tcPr>
-          <w:p>
-            <w:pPr>
-              <w:jc w:val="center"/>
-              <w:rPr>
-                <w:rFonts w:ascii="맑은 고딕" w:eastAsia="맑은 고딕" w:hAnsi="맑은 고딕"/>
-                <w:color w:val="000000" w:themeColor="text1"/>
-              </w:rPr>
-            </w:pPr>
-            <w:r>
-              <w:rPr>
-                <w:rFonts w:ascii="맑은 고딕" w:eastAsia="맑은 고딕" w:hAnsi="맑은 고딕" w:hint="eastAsia"/>
-                <w:color w:val="000000" w:themeColor="text1"/>
-              </w:rPr>
               <w:t>담당자</w:t>
             </w:r>
           </w:p>
@@ -19849,7 +20312,44 @@
       <w:tr>
         <w:tc>
           <w:tcPr>
-            <w:tcW w:w="1803" w:type="dxa"/>
+            <w:tcW w:w="2405" w:type="dxa"/>
+            <w:vAlign w:val="center"/>
+          </w:tcPr>
+          <w:p>
+            <w:pPr>
+              <w:jc w:val="center"/>
+            </w:pPr>
+            <w:r>
+              <w:rPr>
+                <w:rFonts w:hint="eastAsia"/>
+              </w:rPr>
+              <w:t>사용성</w:t>
+            </w:r>
+          </w:p>
+        </w:tc>
+        <w:tc>
+          <w:tcPr>
+            <w:tcW w:w="3260" w:type="dxa"/>
+            <w:vAlign w:val="center"/>
+          </w:tcPr>
+          <w:p>
+            <w:pPr>
+              <w:jc w:val="center"/>
+              <w:rPr>
+                <w:rFonts w:ascii="맑은 고딕" w:eastAsia="맑은 고딕" w:hAnsi="맑은 고딕"/>
+              </w:rPr>
+            </w:pPr>
+            <w:r>
+              <w:rPr>
+                <w:rFonts w:ascii="맑은 고딕" w:eastAsia="맑은 고딕" w:hAnsi="맑은 고딕" w:hint="eastAsia"/>
+              </w:rPr>
+              <w:t>ST-01</w:t>
+            </w:r>
+          </w:p>
+        </w:tc>
+        <w:tc>
+          <w:tcPr>
+            <w:tcW w:w="3260" w:type="dxa"/>
             <w:vMerge w:val="restart"/>
             <w:vAlign w:val="center"/>
           </w:tcPr>
@@ -19863,147 +20363,6 @@
             <w:r>
               <w:rPr>
                 <w:rFonts w:ascii="맑은 고딕" w:eastAsia="맑은 고딕" w:hAnsi="맑은 고딕" w:hint="eastAsia"/>
-              </w:rPr>
-              <w:t>Messaging Subsystem</w:t>
-            </w:r>
-          </w:p>
-        </w:tc>
-        <w:tc>
-          <w:tcPr>
-            <w:tcW w:w="3437" w:type="dxa"/>
-            <w:vAlign w:val="center"/>
-          </w:tcPr>
-          <w:p>
-            <w:pPr>
-              <w:rPr>
-                <w:rFonts w:ascii="맑은 고딕" w:eastAsia="맑은 고딕" w:hAnsi="맑은 고딕"/>
-              </w:rPr>
-            </w:pPr>
-            <w:r>
-              <w:rPr>
-                <w:rFonts w:hint="eastAsia"/>
-                <w:sz w:val="20"/>
-                <w:szCs w:val="20"/>
-              </w:rPr>
-              <w:t>사용자</w:t>
-            </w:r>
-            <w:r>
-              <w:rPr>
-                <w:rFonts w:hint="eastAsia"/>
-                <w:sz w:val="20"/>
-                <w:szCs w:val="20"/>
-              </w:rPr>
-              <w:t xml:space="preserve"> </w:t>
-            </w:r>
-            <w:r>
-              <w:rPr>
-                <w:rFonts w:hint="eastAsia"/>
-                <w:sz w:val="20"/>
-                <w:szCs w:val="20"/>
-              </w:rPr>
-              <w:t>조회</w:t>
-            </w:r>
-            <w:r>
-              <w:rPr>
-                <w:rFonts w:hint="eastAsia"/>
-                <w:sz w:val="20"/>
-                <w:szCs w:val="20"/>
-              </w:rPr>
-              <w:t xml:space="preserve"> </w:t>
-            </w:r>
-            <w:r>
-              <w:rPr>
-                <w:rFonts w:hint="eastAsia"/>
-                <w:sz w:val="20"/>
-                <w:szCs w:val="20"/>
-              </w:rPr>
-              <w:t>및</w:t>
-            </w:r>
-            <w:r>
-              <w:rPr>
-                <w:rFonts w:hint="eastAsia"/>
-                <w:sz w:val="20"/>
-                <w:szCs w:val="20"/>
-              </w:rPr>
-              <w:t xml:space="preserve"> </w:t>
-            </w:r>
-            <w:r>
-              <w:rPr>
-                <w:rFonts w:hint="eastAsia"/>
-                <w:sz w:val="20"/>
-                <w:szCs w:val="20"/>
-              </w:rPr>
-              <w:t>검색</w:t>
-            </w:r>
-          </w:p>
-        </w:tc>
-        <w:tc>
-          <w:tcPr>
-            <w:tcW w:w="1701" w:type="dxa"/>
-            <w:vMerge w:val="restart"/>
-            <w:vAlign w:val="center"/>
-          </w:tcPr>
-          <w:p>
-            <w:pPr>
-              <w:jc w:val="center"/>
-              <w:rPr>
-                <w:rFonts w:ascii="맑은 고딕" w:eastAsia="맑은 고딕" w:hAnsi="맑은 고딕"/>
-              </w:rPr>
-            </w:pPr>
-            <w:r>
-              <w:rPr>
-                <w:rFonts w:ascii="맑은 고딕" w:eastAsia="맑은 고딕" w:hAnsi="맑은 고딕" w:hint="eastAsia"/>
-              </w:rPr>
-              <w:t>SS-01</w:t>
-            </w:r>
-          </w:p>
-        </w:tc>
-        <w:tc>
-          <w:tcPr>
-            <w:tcW w:w="1134" w:type="dxa"/>
-            <w:vMerge w:val="restart"/>
-            <w:vAlign w:val="center"/>
-          </w:tcPr>
-          <w:p>
-            <w:pPr>
-              <w:jc w:val="center"/>
-              <w:rPr>
-                <w:rFonts w:ascii="맑은 고딕" w:eastAsia="맑은 고딕" w:hAnsi="맑은 고딕"/>
-              </w:rPr>
-            </w:pPr>
-            <w:r>
-              <w:rPr>
-                <w:rFonts w:ascii="맑은 고딕" w:eastAsia="맑은 고딕" w:hAnsi="맑은 고딕" w:hint="eastAsia"/>
-              </w:rPr>
-              <w:t>S</w:t>
-            </w:r>
-            <w:r>
-              <w:rPr>
-                <w:rFonts w:ascii="맑은 고딕" w:eastAsia="맑은 고딕" w:hAnsi="맑은 고딕" w:hint="eastAsia"/>
-              </w:rPr>
-              <w:t>T-01</w:t>
-            </w:r>
-          </w:p>
-        </w:tc>
-        <w:tc>
-          <w:tcPr>
-            <w:tcW w:w="941" w:type="dxa"/>
-            <w:vMerge w:val="restart"/>
-            <w:vAlign w:val="center"/>
-          </w:tcPr>
-          <w:p>
-            <w:pPr>
-              <w:jc w:val="center"/>
-              <w:rPr>
-                <w:rFonts w:ascii="맑은 고딕" w:eastAsia="맑은 고딕" w:hAnsi="맑은 고딕"/>
-              </w:rPr>
-            </w:pPr>
-            <w:r>
-              <w:rPr>
-                <w:rFonts w:ascii="맑은 고딕" w:eastAsia="맑은 고딕" w:hAnsi="맑은 고딕" w:cs="맑은 고딕" w:hint="eastAsia"/>
-                <w:color w:val="000000"/>
-                <w:sz w:val="20"/>
-                <w:szCs w:val="20"/>
               </w:rPr>
               <w:t>김민성</w:t>
             </w:r>
@@ -20013,88 +20372,49 @@
       <w:tr>
         <w:tc>
           <w:tcPr>
-            <w:tcW w:w="1803" w:type="dxa"/>
+            <w:tcW w:w="2405" w:type="dxa"/>
+            <w:vAlign w:val="center"/>
+          </w:tcPr>
+          <w:p>
+            <w:pPr>
+              <w:jc w:val="center"/>
+            </w:pPr>
+            <w:r>
+              <w:rPr>
+                <w:rFonts w:hint="eastAsia"/>
+              </w:rPr>
+              <w:t>안전성</w:t>
+            </w:r>
+          </w:p>
+        </w:tc>
+        <w:tc>
+          <w:tcPr>
+            <w:tcW w:w="3260" w:type="dxa"/>
+            <w:vAlign w:val="center"/>
+          </w:tcPr>
+          <w:p>
+            <w:pPr>
+              <w:jc w:val="center"/>
+              <w:rPr>
+                <w:rFonts w:ascii="맑은 고딕" w:eastAsia="맑은 고딕" w:hAnsi="맑은 고딕"/>
+              </w:rPr>
+            </w:pPr>
+            <w:r>
+              <w:rPr>
+                <w:rFonts w:ascii="맑은 고딕" w:eastAsia="맑은 고딕" w:hAnsi="맑은 고딕" w:hint="eastAsia"/>
+              </w:rPr>
+              <w:t>ST-02</w:t>
+            </w:r>
+          </w:p>
+        </w:tc>
+        <w:tc>
+          <w:tcPr>
+            <w:tcW w:w="3260" w:type="dxa"/>
             <w:vMerge/>
-            <w:vAlign w:val="center"/>
-          </w:tcPr>
-          <w:p>
-            <w:pPr>
-              <w:rPr>
-                <w:rFonts w:ascii="맑은 고딕" w:eastAsia="맑은 고딕" w:hAnsi="맑은 고딕"/>
-              </w:rPr>
-            </w:pPr>
-          </w:p>
-        </w:tc>
-        <w:tc>
-          <w:tcPr>
-            <w:tcW w:w="3437" w:type="dxa"/>
-            <w:vAlign w:val="center"/>
-          </w:tcPr>
-          <w:p>
-            <w:pPr>
-              <w:rPr>
-                <w:rFonts w:ascii="맑은 고딕" w:eastAsia="맑은 고딕" w:hAnsi="맑은 고딕"/>
-              </w:rPr>
-            </w:pPr>
-            <w:r>
-              <w:rPr>
-                <w:rFonts w:hint="eastAsia"/>
-                <w:sz w:val="20"/>
-                <w:szCs w:val="20"/>
-              </w:rPr>
-              <w:t>대화방</w:t>
-            </w:r>
-            <w:r>
-              <w:rPr>
-                <w:rFonts w:hint="eastAsia"/>
-                <w:sz w:val="20"/>
-                <w:szCs w:val="20"/>
-              </w:rPr>
-              <w:t xml:space="preserve"> </w:t>
-            </w:r>
-            <w:r>
-              <w:rPr>
-                <w:rFonts w:hint="eastAsia"/>
-                <w:sz w:val="20"/>
-                <w:szCs w:val="20"/>
-              </w:rPr>
-              <w:t>생성</w:t>
-            </w:r>
-          </w:p>
-        </w:tc>
-        <w:tc>
-          <w:tcPr>
-            <w:tcW w:w="1701" w:type="dxa"/>
-            <w:vMerge/>
-          </w:tcPr>
-          <w:p>
-            <w:pPr>
-              <w:rPr>
-                <w:rFonts w:ascii="맑은 고딕" w:eastAsia="맑은 고딕" w:hAnsi="맑은 고딕"/>
-              </w:rPr>
-            </w:pPr>
-          </w:p>
-        </w:tc>
-        <w:tc>
-          <w:tcPr>
-            <w:tcW w:w="1134" w:type="dxa"/>
-            <w:vMerge/>
-          </w:tcPr>
-          <w:p>
-            <w:pPr>
-              <w:rPr>
-                <w:rFonts w:ascii="맑은 고딕" w:eastAsia="맑은 고딕" w:hAnsi="맑은 고딕"/>
-              </w:rPr>
-            </w:pPr>
-          </w:p>
-        </w:tc>
-        <w:tc>
-          <w:tcPr>
-            <w:tcW w:w="941" w:type="dxa"/>
-            <w:vMerge/>
-          </w:tcPr>
-          <w:p>
-            <w:pPr>
+          </w:tcPr>
+          <w:p>
+            <w:pPr>
+              <w:jc w:val="center"/>
               <w:rPr>
                 <w:rFonts w:ascii="맑은 고딕" w:eastAsia="맑은 고딕" w:hAnsi="맑은 고딕"/>
               </w:rPr>
@@ -20105,88 +20425,49 @@
       <w:tr>
         <w:tc>
           <w:tcPr>
-            <w:tcW w:w="1803" w:type="dxa"/>
+            <w:tcW w:w="2405" w:type="dxa"/>
+            <w:vAlign w:val="center"/>
+          </w:tcPr>
+          <w:p>
+            <w:pPr>
+              <w:jc w:val="center"/>
+            </w:pPr>
+            <w:r>
+              <w:rPr>
+                <w:rFonts w:hint="eastAsia"/>
+              </w:rPr>
+              <w:t>신뢰성</w:t>
+            </w:r>
+          </w:p>
+        </w:tc>
+        <w:tc>
+          <w:tcPr>
+            <w:tcW w:w="3260" w:type="dxa"/>
+            <w:vAlign w:val="center"/>
+          </w:tcPr>
+          <w:p>
+            <w:pPr>
+              <w:jc w:val="center"/>
+              <w:rPr>
+                <w:rFonts w:ascii="맑은 고딕" w:eastAsia="맑은 고딕" w:hAnsi="맑은 고딕"/>
+              </w:rPr>
+            </w:pPr>
+            <w:r>
+              <w:rPr>
+                <w:rFonts w:ascii="맑은 고딕" w:eastAsia="맑은 고딕" w:hAnsi="맑은 고딕" w:hint="eastAsia"/>
+              </w:rPr>
+              <w:t>ST-03</w:t>
+            </w:r>
+          </w:p>
+        </w:tc>
+        <w:tc>
+          <w:tcPr>
+            <w:tcW w:w="3260" w:type="dxa"/>
             <w:vMerge/>
-            <w:vAlign w:val="center"/>
-          </w:tcPr>
-          <w:p>
-            <w:pPr>
-              <w:rPr>
-                <w:rFonts w:ascii="맑은 고딕" w:eastAsia="맑은 고딕" w:hAnsi="맑은 고딕"/>
-              </w:rPr>
-            </w:pPr>
-          </w:p>
-        </w:tc>
-        <w:tc>
-          <w:tcPr>
-            <w:tcW w:w="3437" w:type="dxa"/>
-            <w:vAlign w:val="center"/>
-          </w:tcPr>
-          <w:p>
-            <w:pPr>
-              <w:rPr>
-                <w:rFonts w:ascii="맑은 고딕" w:eastAsia="맑은 고딕" w:hAnsi="맑은 고딕"/>
-              </w:rPr>
-            </w:pPr>
-            <w:r>
-              <w:rPr>
-                <w:rFonts w:hint="eastAsia"/>
-                <w:sz w:val="20"/>
-                <w:szCs w:val="20"/>
-              </w:rPr>
-              <w:t>대화방</w:t>
-            </w:r>
-            <w:r>
-              <w:rPr>
-                <w:rFonts w:hint="eastAsia"/>
-                <w:sz w:val="20"/>
-                <w:szCs w:val="20"/>
-              </w:rPr>
-              <w:t xml:space="preserve"> </w:t>
-            </w:r>
-            <w:r>
-              <w:rPr>
-                <w:rFonts w:hint="eastAsia"/>
-                <w:sz w:val="20"/>
-                <w:szCs w:val="20"/>
-              </w:rPr>
-              <w:t>초대</w:t>
-            </w:r>
-          </w:p>
-        </w:tc>
-        <w:tc>
-          <w:tcPr>
-            <w:tcW w:w="1701" w:type="dxa"/>
-            <w:vMerge/>
-          </w:tcPr>
-          <w:p>
-            <w:pPr>
-              <w:rPr>
-                <w:rFonts w:ascii="맑은 고딕" w:eastAsia="맑은 고딕" w:hAnsi="맑은 고딕"/>
-              </w:rPr>
-            </w:pPr>
-          </w:p>
-        </w:tc>
-        <w:tc>
-          <w:tcPr>
-            <w:tcW w:w="1134" w:type="dxa"/>
-            <w:vMerge/>
-          </w:tcPr>
-          <w:p>
-            <w:pPr>
-              <w:rPr>
-                <w:rFonts w:ascii="맑은 고딕" w:eastAsia="맑은 고딕" w:hAnsi="맑은 고딕"/>
-              </w:rPr>
-            </w:pPr>
-          </w:p>
-        </w:tc>
-        <w:tc>
-          <w:tcPr>
-            <w:tcW w:w="941" w:type="dxa"/>
-            <w:vMerge/>
-          </w:tcPr>
-          <w:p>
-            <w:pPr>
+          </w:tcPr>
+          <w:p>
+            <w:pPr>
+              <w:jc w:val="center"/>
               <w:rPr>
                 <w:rFonts w:ascii="맑은 고딕" w:eastAsia="맑은 고딕" w:hAnsi="맑은 고딕"/>
               </w:rPr>
@@ -20197,88 +20478,49 @@
       <w:tr>
         <w:tc>
           <w:tcPr>
-            <w:tcW w:w="1803" w:type="dxa"/>
+            <w:tcW w:w="2405" w:type="dxa"/>
+            <w:vAlign w:val="center"/>
+          </w:tcPr>
+          <w:p>
+            <w:pPr>
+              <w:jc w:val="center"/>
+            </w:pPr>
+            <w:r>
+              <w:rPr>
+                <w:rFonts w:hint="eastAsia"/>
+              </w:rPr>
+              <w:t>편의성</w:t>
+            </w:r>
+          </w:p>
+        </w:tc>
+        <w:tc>
+          <w:tcPr>
+            <w:tcW w:w="3260" w:type="dxa"/>
+            <w:vAlign w:val="center"/>
+          </w:tcPr>
+          <w:p>
+            <w:pPr>
+              <w:jc w:val="center"/>
+              <w:rPr>
+                <w:rFonts w:ascii="맑은 고딕" w:eastAsia="맑은 고딕" w:hAnsi="맑은 고딕"/>
+              </w:rPr>
+            </w:pPr>
+            <w:r>
+              <w:rPr>
+                <w:rFonts w:ascii="맑은 고딕" w:eastAsia="맑은 고딕" w:hAnsi="맑은 고딕" w:hint="eastAsia"/>
+              </w:rPr>
+              <w:t>ST-04</w:t>
+            </w:r>
+          </w:p>
+        </w:tc>
+        <w:tc>
+          <w:tcPr>
+            <w:tcW w:w="3260" w:type="dxa"/>
             <w:vMerge/>
-            <w:vAlign w:val="center"/>
-          </w:tcPr>
-          <w:p>
-            <w:pPr>
-              <w:rPr>
-                <w:rFonts w:ascii="맑은 고딕" w:eastAsia="맑은 고딕" w:hAnsi="맑은 고딕"/>
-              </w:rPr>
-            </w:pPr>
-          </w:p>
-        </w:tc>
-        <w:tc>
-          <w:tcPr>
-            <w:tcW w:w="3437" w:type="dxa"/>
-            <w:vAlign w:val="center"/>
-          </w:tcPr>
-          <w:p>
-            <w:pPr>
-              <w:rPr>
-                <w:rFonts w:ascii="맑은 고딕" w:eastAsia="맑은 고딕" w:hAnsi="맑은 고딕"/>
-              </w:rPr>
-            </w:pPr>
-            <w:r>
-              <w:rPr>
-                <w:rFonts w:hint="eastAsia"/>
-                <w:sz w:val="20"/>
-                <w:szCs w:val="20"/>
-              </w:rPr>
-              <w:t>대화방</w:t>
-            </w:r>
-            <w:r>
-              <w:rPr>
-                <w:rFonts w:hint="eastAsia"/>
-                <w:sz w:val="20"/>
-                <w:szCs w:val="20"/>
-              </w:rPr>
-              <w:t xml:space="preserve"> </w:t>
-            </w:r>
-            <w:r>
-              <w:rPr>
-                <w:rFonts w:hint="eastAsia"/>
-                <w:sz w:val="20"/>
-                <w:szCs w:val="20"/>
-              </w:rPr>
-              <w:t>나가기</w:t>
-            </w:r>
-          </w:p>
-        </w:tc>
-        <w:tc>
-          <w:tcPr>
-            <w:tcW w:w="1701" w:type="dxa"/>
-            <w:vMerge/>
-          </w:tcPr>
-          <w:p>
-            <w:pPr>
-              <w:rPr>
-                <w:rFonts w:ascii="맑은 고딕" w:eastAsia="맑은 고딕" w:hAnsi="맑은 고딕"/>
-              </w:rPr>
-            </w:pPr>
-          </w:p>
-        </w:tc>
-        <w:tc>
-          <w:tcPr>
-            <w:tcW w:w="1134" w:type="dxa"/>
-            <w:vMerge/>
-          </w:tcPr>
-          <w:p>
-            <w:pPr>
-              <w:rPr>
-                <w:rFonts w:ascii="맑은 고딕" w:eastAsia="맑은 고딕" w:hAnsi="맑은 고딕"/>
-              </w:rPr>
-            </w:pPr>
-          </w:p>
-        </w:tc>
-        <w:tc>
-          <w:tcPr>
-            <w:tcW w:w="941" w:type="dxa"/>
-            <w:vMerge/>
-          </w:tcPr>
-          <w:p>
-            <w:pPr>
+          </w:tcPr>
+          <w:p>
+            <w:pPr>
+              <w:jc w:val="center"/>
               <w:rPr>
                 <w:rFonts w:ascii="맑은 고딕" w:eastAsia="맑은 고딕" w:hAnsi="맑은 고딕"/>
               </w:rPr>
@@ -20289,1535 +20531,49 @@
       <w:tr>
         <w:tc>
           <w:tcPr>
-            <w:tcW w:w="1803" w:type="dxa"/>
+            <w:tcW w:w="2405" w:type="dxa"/>
+            <w:vAlign w:val="center"/>
+          </w:tcPr>
+          <w:p>
+            <w:pPr>
+              <w:jc w:val="center"/>
+            </w:pPr>
+            <w:r>
+              <w:rPr>
+                <w:rFonts w:hint="eastAsia"/>
+              </w:rPr>
+              <w:t>보안성</w:t>
+            </w:r>
+          </w:p>
+        </w:tc>
+        <w:tc>
+          <w:tcPr>
+            <w:tcW w:w="3260" w:type="dxa"/>
+            <w:vAlign w:val="center"/>
+          </w:tcPr>
+          <w:p>
+            <w:pPr>
+              <w:jc w:val="center"/>
+              <w:rPr>
+                <w:rFonts w:ascii="맑은 고딕" w:eastAsia="맑은 고딕" w:hAnsi="맑은 고딕"/>
+              </w:rPr>
+            </w:pPr>
+            <w:r>
+              <w:rPr>
+                <w:rFonts w:ascii="맑은 고딕" w:eastAsia="맑은 고딕" w:hAnsi="맑은 고딕" w:hint="eastAsia"/>
+              </w:rPr>
+              <w:t>ST-05</w:t>
+            </w:r>
+          </w:p>
+        </w:tc>
+        <w:tc>
+          <w:tcPr>
+            <w:tcW w:w="3260" w:type="dxa"/>
             <w:vMerge/>
-            <w:vAlign w:val="center"/>
-          </w:tcPr>
-          <w:p>
-            <w:pPr>
-              <w:rPr>
-                <w:rFonts w:ascii="맑은 고딕" w:eastAsia="맑은 고딕" w:hAnsi="맑은 고딕"/>
-              </w:rPr>
-            </w:pPr>
-          </w:p>
-        </w:tc>
-        <w:tc>
-          <w:tcPr>
-            <w:tcW w:w="3437" w:type="dxa"/>
-            <w:vAlign w:val="center"/>
-          </w:tcPr>
-          <w:p>
-            <w:pPr>
-              <w:rPr>
-                <w:rFonts w:ascii="맑은 고딕" w:eastAsia="맑은 고딕" w:hAnsi="맑은 고딕"/>
-              </w:rPr>
-            </w:pPr>
-            <w:r>
-              <w:rPr>
-                <w:rFonts w:hint="eastAsia"/>
-                <w:sz w:val="20"/>
-                <w:szCs w:val="20"/>
-              </w:rPr>
-              <w:t>텍스트</w:t>
-            </w:r>
-            <w:r>
-              <w:rPr>
-                <w:rFonts w:hint="eastAsia"/>
-                <w:sz w:val="20"/>
-                <w:szCs w:val="20"/>
-              </w:rPr>
-              <w:t xml:space="preserve"> </w:t>
-            </w:r>
-            <w:r>
-              <w:rPr>
-                <w:rFonts w:hint="eastAsia"/>
-                <w:sz w:val="20"/>
-                <w:szCs w:val="20"/>
-              </w:rPr>
-              <w:t>메시지</w:t>
-            </w:r>
-            <w:r>
-              <w:rPr>
-                <w:rFonts w:hint="eastAsia"/>
-                <w:sz w:val="20"/>
-                <w:szCs w:val="20"/>
-              </w:rPr>
-              <w:t xml:space="preserve"> </w:t>
-            </w:r>
-            <w:r>
-              <w:rPr>
-                <w:rFonts w:hint="eastAsia"/>
-                <w:sz w:val="20"/>
-                <w:szCs w:val="20"/>
-              </w:rPr>
-              <w:t>전송</w:t>
-            </w:r>
-          </w:p>
-        </w:tc>
-        <w:tc>
-          <w:tcPr>
-            <w:tcW w:w="1701" w:type="dxa"/>
-            <w:vMerge/>
-          </w:tcPr>
-          <w:p>
-            <w:pPr>
-              <w:rPr>
-                <w:rFonts w:ascii="맑은 고딕" w:eastAsia="맑은 고딕" w:hAnsi="맑은 고딕"/>
-              </w:rPr>
-            </w:pPr>
-          </w:p>
-        </w:tc>
-        <w:tc>
-          <w:tcPr>
-            <w:tcW w:w="1134" w:type="dxa"/>
-            <w:vMerge/>
-          </w:tcPr>
-          <w:p>
-            <w:pPr>
-              <w:rPr>
-                <w:rFonts w:ascii="맑은 고딕" w:eastAsia="맑은 고딕" w:hAnsi="맑은 고딕"/>
-              </w:rPr>
-            </w:pPr>
-          </w:p>
-        </w:tc>
-        <w:tc>
-          <w:tcPr>
-            <w:tcW w:w="941" w:type="dxa"/>
-            <w:vMerge/>
-          </w:tcPr>
-          <w:p>
-            <w:pPr>
-              <w:rPr>
-                <w:rFonts w:ascii="맑은 고딕" w:eastAsia="맑은 고딕" w:hAnsi="맑은 고딕"/>
-              </w:rPr>
-            </w:pPr>
-          </w:p>
-        </w:tc>
-      </w:tr>
-      <w:tr>
-        <w:tc>
-          <w:tcPr>
-            <w:tcW w:w="1803" w:type="dxa"/>
-            <w:vMerge w:val="restart"/>
-            <w:vAlign w:val="center"/>
-          </w:tcPr>
-          <w:p>
-            <w:pPr>
-              <w:jc w:val="center"/>
-              <w:rPr>
-                <w:rFonts w:ascii="맑은 고딕" w:eastAsia="맑은 고딕" w:hAnsi="맑은 고딕"/>
-              </w:rPr>
-            </w:pPr>
-            <w:r>
-              <w:rPr>
-                <w:rFonts w:asciiTheme="minorEastAsia" w:hAnsiTheme="minorEastAsia" w:cs="맑은 고딕"/>
-              </w:rPr>
-              <w:t>User Authentication Subsystem</w:t>
-            </w:r>
-          </w:p>
-        </w:tc>
-        <w:tc>
-          <w:tcPr>
-            <w:tcW w:w="3437" w:type="dxa"/>
-            <w:vAlign w:val="center"/>
-          </w:tcPr>
-          <w:p>
-            <w:pPr>
-              <w:rPr>
-                <w:rFonts w:ascii="맑은 고딕" w:eastAsia="맑은 고딕" w:hAnsi="맑은 고딕" w:cs="맑은 고딕"/>
-                <w:color w:val="000000"/>
-                <w:sz w:val="20"/>
-                <w:szCs w:val="20"/>
-              </w:rPr>
-            </w:pPr>
-            <w:r>
-              <w:rPr>
-                <w:rFonts w:hint="eastAsia"/>
-                <w:sz w:val="20"/>
-                <w:szCs w:val="20"/>
-              </w:rPr>
-              <w:t>회원가입</w:t>
-            </w:r>
-            <w:r>
-              <w:rPr>
-                <w:rFonts w:hint="eastAsia"/>
-                <w:sz w:val="20"/>
-                <w:szCs w:val="20"/>
-              </w:rPr>
-              <w:t xml:space="preserve"> </w:t>
-            </w:r>
-            <w:r>
-              <w:rPr>
-                <w:rFonts w:hint="eastAsia"/>
-                <w:sz w:val="20"/>
-                <w:szCs w:val="20"/>
-              </w:rPr>
-              <w:t>및</w:t>
-            </w:r>
-            <w:r>
-              <w:rPr>
-                <w:rFonts w:hint="eastAsia"/>
-                <w:sz w:val="20"/>
-                <w:szCs w:val="20"/>
-              </w:rPr>
-              <w:t xml:space="preserve"> </w:t>
-            </w:r>
-            <w:r>
-              <w:rPr>
-                <w:rFonts w:hint="eastAsia"/>
-                <w:sz w:val="20"/>
-                <w:szCs w:val="20"/>
-              </w:rPr>
-              <w:t>로그인</w:t>
-            </w:r>
-            <w:r>
-              <w:rPr>
-                <w:rFonts w:hint="eastAsia"/>
-                <w:sz w:val="20"/>
-                <w:szCs w:val="20"/>
-              </w:rPr>
-              <w:t xml:space="preserve"> </w:t>
-            </w:r>
-            <w:r>
-              <w:rPr>
-                <w:rFonts w:hint="eastAsia"/>
-                <w:sz w:val="20"/>
-                <w:szCs w:val="20"/>
-              </w:rPr>
-              <w:t>인증</w:t>
-            </w:r>
-          </w:p>
-        </w:tc>
-        <w:tc>
-          <w:tcPr>
-            <w:tcW w:w="1701" w:type="dxa"/>
-            <w:vMerge w:val="restart"/>
-            <w:vAlign w:val="center"/>
-          </w:tcPr>
-          <w:p>
-            <w:pPr>
-              <w:jc w:val="center"/>
-              <w:rPr>
-                <w:rFonts w:ascii="맑은 고딕" w:eastAsia="맑은 고딕" w:hAnsi="맑은 고딕"/>
-              </w:rPr>
-            </w:pPr>
-            <w:r>
-              <w:rPr>
-                <w:rFonts w:ascii="맑은 고딕" w:eastAsia="맑은 고딕" w:hAnsi="맑은 고딕" w:hint="eastAsia"/>
-              </w:rPr>
-              <w:t>SS-0</w:t>
-            </w:r>
-            <w:r>
-              <w:rPr>
-                <w:rFonts w:ascii="맑은 고딕" w:eastAsia="맑은 고딕" w:hAnsi="맑은 고딕" w:hint="eastAsia"/>
-              </w:rPr>
-              <w:t>2</w:t>
-            </w:r>
-          </w:p>
-        </w:tc>
-        <w:tc>
-          <w:tcPr>
-            <w:tcW w:w="1134" w:type="dxa"/>
-            <w:vMerge w:val="restart"/>
-            <w:vAlign w:val="center"/>
-          </w:tcPr>
-          <w:p>
-            <w:pPr>
-              <w:jc w:val="center"/>
-              <w:rPr>
-                <w:rFonts w:ascii="맑은 고딕" w:eastAsia="맑은 고딕" w:hAnsi="맑은 고딕"/>
-              </w:rPr>
-            </w:pPr>
-            <w:r>
-              <w:rPr>
-                <w:rFonts w:ascii="맑은 고딕" w:eastAsia="맑은 고딕" w:hAnsi="맑은 고딕" w:hint="eastAsia"/>
-              </w:rPr>
-              <w:t>S</w:t>
-            </w:r>
-            <w:r>
-              <w:rPr>
-                <w:rFonts w:ascii="맑은 고딕" w:eastAsia="맑은 고딕" w:hAnsi="맑은 고딕" w:hint="eastAsia"/>
-              </w:rPr>
-              <w:t>T-0</w:t>
-            </w:r>
-            <w:r>
-              <w:rPr>
-                <w:rFonts w:ascii="맑은 고딕" w:eastAsia="맑은 고딕" w:hAnsi="맑은 고딕" w:hint="eastAsia"/>
-              </w:rPr>
-              <w:t>2</w:t>
-            </w:r>
-          </w:p>
-        </w:tc>
-        <w:tc>
-          <w:tcPr>
-            <w:tcW w:w="941" w:type="dxa"/>
-            <w:vMerge w:val="restart"/>
-            <w:vAlign w:val="center"/>
-          </w:tcPr>
-          <w:p>
-            <w:pPr>
-              <w:jc w:val="center"/>
-              <w:rPr>
-                <w:rFonts w:ascii="맑은 고딕" w:eastAsia="맑은 고딕" w:hAnsi="맑은 고딕"/>
-              </w:rPr>
-            </w:pPr>
-            <w:r>
-              <w:rPr>
-                <w:rFonts w:ascii="맑은 고딕" w:eastAsia="맑은 고딕" w:hAnsi="맑은 고딕" w:hint="eastAsia"/>
-              </w:rPr>
-              <w:t>김민성</w:t>
-            </w:r>
-          </w:p>
-        </w:tc>
-      </w:tr>
-      <w:tr>
-        <w:tc>
-          <w:tcPr>
-            <w:tcW w:w="1803" w:type="dxa"/>
-            <w:vMerge/>
-            <w:vAlign w:val="center"/>
-          </w:tcPr>
-          <w:p>
-            <w:pPr>
-              <w:jc w:val="center"/>
-              <w:rPr>
-                <w:rFonts w:ascii="맑은 고딕" w:eastAsia="맑은 고딕" w:hAnsi="맑은 고딕"/>
-              </w:rPr>
-            </w:pPr>
-          </w:p>
-        </w:tc>
-        <w:tc>
-          <w:tcPr>
-            <w:tcW w:w="3437" w:type="dxa"/>
-            <w:vAlign w:val="center"/>
-          </w:tcPr>
-          <w:p>
-            <w:pPr>
-              <w:rPr>
-                <w:rFonts w:ascii="맑은 고딕" w:eastAsia="맑은 고딕" w:hAnsi="맑은 고딕" w:cs="맑은 고딕"/>
-                <w:color w:val="000000"/>
-                <w:sz w:val="20"/>
-                <w:szCs w:val="20"/>
-              </w:rPr>
-            </w:pPr>
-            <w:r>
-              <w:rPr>
-                <w:rFonts w:hint="eastAsia"/>
-                <w:sz w:val="20"/>
-                <w:szCs w:val="20"/>
-              </w:rPr>
-              <w:t>관리자</w:t>
-            </w:r>
-            <w:r>
-              <w:rPr>
-                <w:rFonts w:hint="eastAsia"/>
-                <w:sz w:val="20"/>
-                <w:szCs w:val="20"/>
-              </w:rPr>
-              <w:t xml:space="preserve"> </w:t>
-            </w:r>
-            <w:r>
-              <w:rPr>
-                <w:rFonts w:hint="eastAsia"/>
-                <w:sz w:val="20"/>
-                <w:szCs w:val="20"/>
-              </w:rPr>
-              <w:t>로그인</w:t>
-            </w:r>
-            <w:r>
-              <w:rPr>
-                <w:rFonts w:hint="eastAsia"/>
-                <w:sz w:val="20"/>
-                <w:szCs w:val="20"/>
-              </w:rPr>
-              <w:t xml:space="preserve"> </w:t>
-            </w:r>
-            <w:r>
-              <w:rPr>
-                <w:rFonts w:hint="eastAsia"/>
-                <w:sz w:val="20"/>
-                <w:szCs w:val="20"/>
-              </w:rPr>
-              <w:t>및</w:t>
-            </w:r>
-            <w:r>
-              <w:rPr>
-                <w:rFonts w:hint="eastAsia"/>
-                <w:sz w:val="20"/>
-                <w:szCs w:val="20"/>
-              </w:rPr>
-              <w:t xml:space="preserve"> </w:t>
-            </w:r>
-            <w:r>
-              <w:rPr>
-                <w:rFonts w:hint="eastAsia"/>
-                <w:sz w:val="20"/>
-                <w:szCs w:val="20"/>
-              </w:rPr>
-              <w:t>사용자</w:t>
-            </w:r>
-            <w:r>
-              <w:rPr>
-                <w:rFonts w:hint="eastAsia"/>
-                <w:sz w:val="20"/>
-                <w:szCs w:val="20"/>
-              </w:rPr>
-              <w:t xml:space="preserve"> </w:t>
-            </w:r>
-            <w:r>
-              <w:rPr>
-                <w:rFonts w:hint="eastAsia"/>
-                <w:sz w:val="20"/>
-                <w:szCs w:val="20"/>
-              </w:rPr>
-              <w:t>목록</w:t>
-            </w:r>
-            <w:r>
-              <w:rPr>
-                <w:rFonts w:hint="eastAsia"/>
-                <w:sz w:val="20"/>
-                <w:szCs w:val="20"/>
-              </w:rPr>
-              <w:t xml:space="preserve"> </w:t>
-            </w:r>
-            <w:r>
-              <w:rPr>
-                <w:rFonts w:hint="eastAsia"/>
-                <w:sz w:val="20"/>
-                <w:szCs w:val="20"/>
-              </w:rPr>
-              <w:t>동기화</w:t>
-            </w:r>
-          </w:p>
-        </w:tc>
-        <w:tc>
-          <w:tcPr>
-            <w:tcW w:w="1701" w:type="dxa"/>
-            <w:vMerge/>
-            <w:vAlign w:val="center"/>
-          </w:tcPr>
-          <w:p>
-            <w:pPr>
-              <w:jc w:val="center"/>
-              <w:rPr>
-                <w:rFonts w:ascii="맑은 고딕" w:eastAsia="맑은 고딕" w:hAnsi="맑은 고딕"/>
-              </w:rPr>
-            </w:pPr>
-          </w:p>
-        </w:tc>
-        <w:tc>
-          <w:tcPr>
-            <w:tcW w:w="1134" w:type="dxa"/>
-            <w:vMerge/>
-            <w:vAlign w:val="center"/>
-          </w:tcPr>
-          <w:p>
-            <w:pPr>
-              <w:jc w:val="center"/>
-              <w:rPr>
-                <w:rFonts w:ascii="맑은 고딕" w:eastAsia="맑은 고딕" w:hAnsi="맑은 고딕"/>
-              </w:rPr>
-            </w:pPr>
-          </w:p>
-        </w:tc>
-        <w:tc>
-          <w:tcPr>
-            <w:tcW w:w="941" w:type="dxa"/>
-            <w:vMerge/>
-            <w:vAlign w:val="center"/>
-          </w:tcPr>
-          <w:p>
-            <w:pPr>
-              <w:jc w:val="center"/>
-              <w:rPr>
-                <w:rFonts w:ascii="맑은 고딕" w:eastAsia="맑은 고딕" w:hAnsi="맑은 고딕"/>
-              </w:rPr>
-            </w:pPr>
-          </w:p>
-        </w:tc>
-      </w:tr>
-      <w:tr>
-        <w:tc>
-          <w:tcPr>
-            <w:tcW w:w="1803" w:type="dxa"/>
-            <w:vMerge/>
-            <w:vAlign w:val="center"/>
-          </w:tcPr>
-          <w:p>
-            <w:pPr>
-              <w:jc w:val="center"/>
-              <w:rPr>
-                <w:rFonts w:ascii="맑은 고딕" w:eastAsia="맑은 고딕" w:hAnsi="맑은 고딕"/>
-              </w:rPr>
-            </w:pPr>
-          </w:p>
-        </w:tc>
-        <w:tc>
-          <w:tcPr>
-            <w:tcW w:w="3437" w:type="dxa"/>
-            <w:vAlign w:val="center"/>
-          </w:tcPr>
-          <w:p>
-            <w:pPr>
-              <w:rPr>
-                <w:rFonts w:ascii="맑은 고딕" w:eastAsia="맑은 고딕" w:hAnsi="맑은 고딕" w:cs="맑은 고딕"/>
-                <w:color w:val="000000"/>
-                <w:sz w:val="20"/>
-                <w:szCs w:val="20"/>
-              </w:rPr>
-            </w:pPr>
-            <w:r>
-              <w:rPr>
-                <w:rFonts w:hint="eastAsia"/>
-                <w:sz w:val="20"/>
-                <w:szCs w:val="20"/>
-              </w:rPr>
-              <w:t>관리자</w:t>
-            </w:r>
-            <w:r>
-              <w:rPr>
-                <w:rFonts w:hint="eastAsia"/>
-                <w:sz w:val="20"/>
-                <w:szCs w:val="20"/>
-              </w:rPr>
-              <w:t xml:space="preserve"> </w:t>
-            </w:r>
-            <w:r>
-              <w:rPr>
-                <w:rFonts w:hint="eastAsia"/>
-                <w:sz w:val="20"/>
-                <w:szCs w:val="20"/>
-              </w:rPr>
-              <w:t>화면</w:t>
-            </w:r>
-            <w:r>
-              <w:rPr>
-                <w:rFonts w:hint="eastAsia"/>
-                <w:sz w:val="20"/>
-                <w:szCs w:val="20"/>
-              </w:rPr>
-              <w:t xml:space="preserve"> </w:t>
-            </w:r>
-            <w:r>
-              <w:rPr>
-                <w:rFonts w:hint="eastAsia"/>
-                <w:sz w:val="20"/>
-                <w:szCs w:val="20"/>
-              </w:rPr>
-              <w:t>사용자</w:t>
-            </w:r>
-            <w:r>
-              <w:rPr>
-                <w:rFonts w:hint="eastAsia"/>
-                <w:sz w:val="20"/>
-                <w:szCs w:val="20"/>
-              </w:rPr>
-              <w:t xml:space="preserve"> </w:t>
-            </w:r>
-            <w:r>
-              <w:rPr>
-                <w:rFonts w:hint="eastAsia"/>
-                <w:sz w:val="20"/>
-                <w:szCs w:val="20"/>
-              </w:rPr>
-              <w:t>목록</w:t>
-            </w:r>
-            <w:r>
-              <w:rPr>
-                <w:rFonts w:hint="eastAsia"/>
-                <w:sz w:val="20"/>
-                <w:szCs w:val="20"/>
-              </w:rPr>
-              <w:t xml:space="preserve"> </w:t>
-            </w:r>
-            <w:r>
-              <w:rPr>
-                <w:rFonts w:hint="eastAsia"/>
-                <w:sz w:val="20"/>
-                <w:szCs w:val="20"/>
-              </w:rPr>
-              <w:t>조회</w:t>
-            </w:r>
-            <w:r>
-              <w:rPr>
-                <w:rFonts w:hint="eastAsia"/>
-                <w:sz w:val="20"/>
-                <w:szCs w:val="20"/>
-              </w:rPr>
-              <w:t xml:space="preserve"> </w:t>
-            </w:r>
-            <w:r>
-              <w:rPr>
-                <w:rFonts w:hint="eastAsia"/>
-                <w:sz w:val="20"/>
-                <w:szCs w:val="20"/>
-              </w:rPr>
-              <w:t>및</w:t>
-            </w:r>
-            <w:r>
-              <w:rPr>
-                <w:rFonts w:hint="eastAsia"/>
-                <w:sz w:val="20"/>
-                <w:szCs w:val="20"/>
-              </w:rPr>
-              <w:t xml:space="preserve"> </w:t>
-            </w:r>
-            <w:r>
-              <w:rPr>
-                <w:rFonts w:hint="eastAsia"/>
-                <w:sz w:val="20"/>
-                <w:szCs w:val="20"/>
-              </w:rPr>
-              <w:t>검색</w:t>
-            </w:r>
-          </w:p>
-        </w:tc>
-        <w:tc>
-          <w:tcPr>
-            <w:tcW w:w="1701" w:type="dxa"/>
-            <w:vMerge/>
-            <w:vAlign w:val="center"/>
-          </w:tcPr>
-          <w:p>
-            <w:pPr>
-              <w:jc w:val="center"/>
-              <w:rPr>
-                <w:rFonts w:ascii="맑은 고딕" w:eastAsia="맑은 고딕" w:hAnsi="맑은 고딕"/>
-              </w:rPr>
-            </w:pPr>
-          </w:p>
-        </w:tc>
-        <w:tc>
-          <w:tcPr>
-            <w:tcW w:w="1134" w:type="dxa"/>
-            <w:vMerge/>
-            <w:vAlign w:val="center"/>
-          </w:tcPr>
-          <w:p>
-            <w:pPr>
-              <w:jc w:val="center"/>
-              <w:rPr>
-                <w:rFonts w:ascii="맑은 고딕" w:eastAsia="맑은 고딕" w:hAnsi="맑은 고딕"/>
-              </w:rPr>
-            </w:pPr>
-          </w:p>
-        </w:tc>
-        <w:tc>
-          <w:tcPr>
-            <w:tcW w:w="941" w:type="dxa"/>
-            <w:vMerge/>
-            <w:vAlign w:val="center"/>
-          </w:tcPr>
-          <w:p>
-            <w:pPr>
-              <w:jc w:val="center"/>
-              <w:rPr>
-                <w:rFonts w:ascii="맑은 고딕" w:eastAsia="맑은 고딕" w:hAnsi="맑은 고딕"/>
-              </w:rPr>
-            </w:pPr>
-          </w:p>
-        </w:tc>
-      </w:tr>
-      <w:tr>
-        <w:tc>
-          <w:tcPr>
-            <w:tcW w:w="1803" w:type="dxa"/>
-            <w:vMerge/>
-            <w:vAlign w:val="center"/>
-          </w:tcPr>
-          <w:p>
-            <w:pPr>
-              <w:jc w:val="center"/>
-              <w:rPr>
-                <w:rFonts w:ascii="맑은 고딕" w:eastAsia="맑은 고딕" w:hAnsi="맑은 고딕"/>
-              </w:rPr>
-            </w:pPr>
-          </w:p>
-        </w:tc>
-        <w:tc>
-          <w:tcPr>
-            <w:tcW w:w="3437" w:type="dxa"/>
-            <w:vAlign w:val="center"/>
-          </w:tcPr>
-          <w:p>
-            <w:pPr>
-              <w:rPr>
-                <w:rFonts w:ascii="맑은 고딕" w:eastAsia="맑은 고딕" w:hAnsi="맑은 고딕" w:cs="맑은 고딕"/>
-                <w:color w:val="000000"/>
-                <w:sz w:val="20"/>
-                <w:szCs w:val="20"/>
-              </w:rPr>
-            </w:pPr>
-            <w:r>
-              <w:rPr>
-                <w:rFonts w:hint="eastAsia"/>
-                <w:sz w:val="20"/>
-                <w:szCs w:val="20"/>
-              </w:rPr>
-              <w:t>회원</w:t>
-            </w:r>
-            <w:r>
-              <w:rPr>
-                <w:rFonts w:hint="eastAsia"/>
-                <w:sz w:val="20"/>
-                <w:szCs w:val="20"/>
-              </w:rPr>
-              <w:t xml:space="preserve"> </w:t>
-            </w:r>
-            <w:r>
-              <w:rPr>
-                <w:rFonts w:hint="eastAsia"/>
-                <w:sz w:val="20"/>
-                <w:szCs w:val="20"/>
-              </w:rPr>
-              <w:t>탈퇴</w:t>
-            </w:r>
-          </w:p>
-        </w:tc>
-        <w:tc>
-          <w:tcPr>
-            <w:tcW w:w="1701" w:type="dxa"/>
-            <w:vMerge/>
-            <w:vAlign w:val="center"/>
-          </w:tcPr>
-          <w:p>
-            <w:pPr>
-              <w:jc w:val="center"/>
-              <w:rPr>
-                <w:rFonts w:ascii="맑은 고딕" w:eastAsia="맑은 고딕" w:hAnsi="맑은 고딕"/>
-              </w:rPr>
-            </w:pPr>
-          </w:p>
-        </w:tc>
-        <w:tc>
-          <w:tcPr>
-            <w:tcW w:w="1134" w:type="dxa"/>
-            <w:vMerge/>
-            <w:vAlign w:val="center"/>
-          </w:tcPr>
-          <w:p>
-            <w:pPr>
-              <w:jc w:val="center"/>
-              <w:rPr>
-                <w:rFonts w:ascii="맑은 고딕" w:eastAsia="맑은 고딕" w:hAnsi="맑은 고딕"/>
-              </w:rPr>
-            </w:pPr>
-          </w:p>
-        </w:tc>
-        <w:tc>
-          <w:tcPr>
-            <w:tcW w:w="941" w:type="dxa"/>
-            <w:vMerge/>
-            <w:vAlign w:val="center"/>
-          </w:tcPr>
-          <w:p>
-            <w:pPr>
-              <w:jc w:val="center"/>
-              <w:rPr>
-                <w:rFonts w:ascii="맑은 고딕" w:eastAsia="맑은 고딕" w:hAnsi="맑은 고딕"/>
-              </w:rPr>
-            </w:pPr>
-          </w:p>
-        </w:tc>
-      </w:tr>
-      <w:tr>
-        <w:tc>
-          <w:tcPr>
-            <w:tcW w:w="1803" w:type="dxa"/>
-            <w:vAlign w:val="center"/>
-          </w:tcPr>
-          <w:p>
-            <w:pPr>
-              <w:jc w:val="center"/>
-              <w:rPr>
-                <w:rFonts w:ascii="맑은 고딕" w:eastAsia="맑은 고딕" w:hAnsi="맑은 고딕"/>
-              </w:rPr>
-            </w:pPr>
-            <w:r>
-              <w:rPr>
-                <w:rFonts w:asciiTheme="minorEastAsia" w:hAnsiTheme="minorEastAsia" w:cs="맑은 고딕"/>
-              </w:rPr>
-              <w:t>File Processing Subsystem</w:t>
-            </w:r>
-          </w:p>
-        </w:tc>
-        <w:tc>
-          <w:tcPr>
-            <w:tcW w:w="3437" w:type="dxa"/>
-            <w:vAlign w:val="center"/>
-          </w:tcPr>
-          <w:p>
-            <w:pPr>
-              <w:rPr>
-                <w:rFonts w:ascii="맑은 고딕" w:eastAsia="맑은 고딕" w:hAnsi="맑은 고딕" w:cs="맑은 고딕"/>
-                <w:color w:val="000000"/>
-                <w:sz w:val="20"/>
-                <w:szCs w:val="20"/>
-              </w:rPr>
-            </w:pPr>
-            <w:r>
-              <w:rPr>
-                <w:rFonts w:hint="eastAsia"/>
-                <w:sz w:val="20"/>
-                <w:szCs w:val="20"/>
-              </w:rPr>
-              <w:t>파일</w:t>
-            </w:r>
-            <w:r>
-              <w:rPr>
-                <w:rFonts w:hint="eastAsia"/>
-                <w:sz w:val="20"/>
-                <w:szCs w:val="20"/>
-              </w:rPr>
-              <w:t xml:space="preserve"> </w:t>
-            </w:r>
-            <w:r>
-              <w:rPr>
-                <w:rFonts w:hint="eastAsia"/>
-                <w:sz w:val="20"/>
-                <w:szCs w:val="20"/>
-              </w:rPr>
-              <w:t>첨부</w:t>
-            </w:r>
-            <w:r>
-              <w:rPr>
-                <w:rFonts w:hint="eastAsia"/>
-                <w:sz w:val="20"/>
-                <w:szCs w:val="20"/>
-              </w:rPr>
-              <w:t xml:space="preserve"> </w:t>
-            </w:r>
-            <w:r>
-              <w:rPr>
-                <w:rFonts w:hint="eastAsia"/>
-                <w:sz w:val="20"/>
-                <w:szCs w:val="20"/>
-              </w:rPr>
-              <w:t>및</w:t>
-            </w:r>
-            <w:r>
-              <w:rPr>
-                <w:rFonts w:hint="eastAsia"/>
-                <w:sz w:val="20"/>
-                <w:szCs w:val="20"/>
-              </w:rPr>
-              <w:t xml:space="preserve"> </w:t>
-            </w:r>
-            <w:r>
-              <w:rPr>
-                <w:rFonts w:hint="eastAsia"/>
-                <w:sz w:val="20"/>
-                <w:szCs w:val="20"/>
-              </w:rPr>
-              <w:t>다운로드</w:t>
-            </w:r>
-          </w:p>
-        </w:tc>
-        <w:tc>
-          <w:tcPr>
-            <w:tcW w:w="1701" w:type="dxa"/>
-            <w:vAlign w:val="center"/>
-          </w:tcPr>
-          <w:p>
-            <w:pPr>
-              <w:jc w:val="center"/>
-              <w:rPr>
-                <w:rFonts w:ascii="맑은 고딕" w:eastAsia="맑은 고딕" w:hAnsi="맑은 고딕"/>
-              </w:rPr>
-            </w:pPr>
-            <w:r>
-              <w:rPr>
-                <w:rFonts w:ascii="맑은 고딕" w:eastAsia="맑은 고딕" w:hAnsi="맑은 고딕" w:hint="eastAsia"/>
-              </w:rPr>
-              <w:t>SS-0</w:t>
-            </w:r>
-            <w:r>
-              <w:rPr>
-                <w:rFonts w:ascii="맑은 고딕" w:eastAsia="맑은 고딕" w:hAnsi="맑은 고딕" w:hint="eastAsia"/>
-              </w:rPr>
-              <w:t>3</w:t>
-            </w:r>
-          </w:p>
-        </w:tc>
-        <w:tc>
-          <w:tcPr>
-            <w:tcW w:w="1134" w:type="dxa"/>
-            <w:vAlign w:val="center"/>
-          </w:tcPr>
-          <w:p>
-            <w:pPr>
-              <w:jc w:val="center"/>
-              <w:rPr>
-                <w:rFonts w:ascii="맑은 고딕" w:eastAsia="맑은 고딕" w:hAnsi="맑은 고딕"/>
-              </w:rPr>
-            </w:pPr>
-            <w:r>
-              <w:rPr>
-                <w:rFonts w:ascii="맑은 고딕" w:eastAsia="맑은 고딕" w:hAnsi="맑은 고딕" w:hint="eastAsia"/>
-              </w:rPr>
-              <w:t>S</w:t>
-            </w:r>
-            <w:r>
-              <w:rPr>
-                <w:rFonts w:ascii="맑은 고딕" w:eastAsia="맑은 고딕" w:hAnsi="맑은 고딕" w:hint="eastAsia"/>
-              </w:rPr>
-              <w:t>T-0</w:t>
-            </w:r>
-            <w:r>
-              <w:rPr>
-                <w:rFonts w:ascii="맑은 고딕" w:eastAsia="맑은 고딕" w:hAnsi="맑은 고딕" w:hint="eastAsia"/>
-              </w:rPr>
-              <w:t>3</w:t>
-            </w:r>
-          </w:p>
-        </w:tc>
-        <w:tc>
-          <w:tcPr>
-            <w:tcW w:w="941" w:type="dxa"/>
-            <w:vAlign w:val="center"/>
-          </w:tcPr>
-          <w:p>
-            <w:pPr>
-              <w:jc w:val="center"/>
-              <w:rPr>
-                <w:rFonts w:ascii="맑은 고딕" w:eastAsia="맑은 고딕" w:hAnsi="맑은 고딕"/>
-              </w:rPr>
-            </w:pPr>
-            <w:r>
-              <w:rPr>
-                <w:rFonts w:ascii="맑은 고딕" w:eastAsia="맑은 고딕" w:hAnsi="맑은 고딕" w:cs="맑은 고딕" w:hint="eastAsia"/>
-                <w:color w:val="000000"/>
-                <w:sz w:val="20"/>
-                <w:szCs w:val="20"/>
-              </w:rPr>
-              <w:t>김민성</w:t>
-            </w:r>
-          </w:p>
-        </w:tc>
-      </w:tr>
-      <w:tr>
-        <w:tc>
-          <w:tcPr>
-            <w:tcW w:w="1803" w:type="dxa"/>
-            <w:vMerge w:val="restart"/>
-            <w:vAlign w:val="center"/>
-          </w:tcPr>
-          <w:p>
-            <w:pPr>
-              <w:jc w:val="center"/>
-              <w:rPr>
-                <w:rFonts w:ascii="맑은 고딕" w:eastAsia="맑은 고딕" w:hAnsi="맑은 고딕"/>
-              </w:rPr>
-            </w:pPr>
-            <w:r>
-              <w:rPr>
-                <w:rFonts w:asciiTheme="minorEastAsia" w:hAnsiTheme="minorEastAsia" w:cs="맑은 고딕"/>
-              </w:rPr>
-              <w:t>Map API Subsystem</w:t>
-            </w:r>
-          </w:p>
-        </w:tc>
-        <w:tc>
-          <w:tcPr>
-            <w:tcW w:w="3437" w:type="dxa"/>
-            <w:vAlign w:val="center"/>
-          </w:tcPr>
-          <w:p>
-            <w:pPr>
-              <w:rPr>
-                <w:rFonts w:ascii="맑은 고딕" w:eastAsia="맑은 고딕" w:hAnsi="맑은 고딕" w:cs="맑은 고딕"/>
-                <w:color w:val="000000"/>
-                <w:sz w:val="20"/>
-                <w:szCs w:val="20"/>
-              </w:rPr>
-            </w:pPr>
-            <w:r>
-              <w:rPr>
-                <w:rFonts w:hint="eastAsia"/>
-                <w:sz w:val="20"/>
-                <w:szCs w:val="20"/>
-              </w:rPr>
-              <w:t>지도</w:t>
-            </w:r>
-            <w:r>
-              <w:rPr>
-                <w:rFonts w:hint="eastAsia"/>
-                <w:sz w:val="20"/>
-                <w:szCs w:val="20"/>
-              </w:rPr>
-              <w:t xml:space="preserve"> </w:t>
-            </w:r>
-            <w:r>
-              <w:rPr>
-                <w:rFonts w:hint="eastAsia"/>
-                <w:sz w:val="20"/>
-                <w:szCs w:val="20"/>
-              </w:rPr>
-              <w:t>검색</w:t>
-            </w:r>
-            <w:r>
-              <w:rPr>
-                <w:rFonts w:hint="eastAsia"/>
-                <w:sz w:val="20"/>
-                <w:szCs w:val="20"/>
-              </w:rPr>
-              <w:t xml:space="preserve"> </w:t>
-            </w:r>
-            <w:r>
-              <w:rPr>
-                <w:rFonts w:hint="eastAsia"/>
-                <w:sz w:val="20"/>
-                <w:szCs w:val="20"/>
-              </w:rPr>
-              <w:t>및</w:t>
-            </w:r>
-            <w:r>
-              <w:rPr>
-                <w:rFonts w:hint="eastAsia"/>
-                <w:sz w:val="20"/>
-                <w:szCs w:val="20"/>
-              </w:rPr>
-              <w:t xml:space="preserve"> </w:t>
-            </w:r>
-            <w:r>
-              <w:rPr>
-                <w:rFonts w:hint="eastAsia"/>
-                <w:sz w:val="20"/>
-                <w:szCs w:val="20"/>
-              </w:rPr>
-              <w:t>리스트</w:t>
-            </w:r>
-            <w:r>
-              <w:rPr>
-                <w:rFonts w:hint="eastAsia"/>
-                <w:sz w:val="20"/>
-                <w:szCs w:val="20"/>
-              </w:rPr>
-              <w:t xml:space="preserve"> </w:t>
-            </w:r>
-            <w:r>
-              <w:rPr>
-                <w:rFonts w:hint="eastAsia"/>
-                <w:sz w:val="20"/>
-                <w:szCs w:val="20"/>
-              </w:rPr>
-              <w:t>동기화</w:t>
-            </w:r>
-          </w:p>
-        </w:tc>
-        <w:tc>
-          <w:tcPr>
-            <w:tcW w:w="1701" w:type="dxa"/>
-            <w:vMerge w:val="restart"/>
-            <w:vAlign w:val="center"/>
-          </w:tcPr>
-          <w:p>
-            <w:pPr>
-              <w:jc w:val="center"/>
-              <w:rPr>
-                <w:rFonts w:ascii="맑은 고딕" w:eastAsia="맑은 고딕" w:hAnsi="맑은 고딕"/>
-              </w:rPr>
-            </w:pPr>
-            <w:r>
-              <w:rPr>
-                <w:rFonts w:ascii="맑은 고딕" w:eastAsia="맑은 고딕" w:hAnsi="맑은 고딕" w:hint="eastAsia"/>
-              </w:rPr>
-              <w:t>SS-0</w:t>
-            </w:r>
-            <w:r>
-              <w:rPr>
-                <w:rFonts w:ascii="맑은 고딕" w:eastAsia="맑은 고딕" w:hAnsi="맑은 고딕" w:hint="eastAsia"/>
-              </w:rPr>
-              <w:t>4</w:t>
-            </w:r>
-          </w:p>
-        </w:tc>
-        <w:tc>
-          <w:tcPr>
-            <w:tcW w:w="1134" w:type="dxa"/>
-            <w:vMerge w:val="restart"/>
-            <w:vAlign w:val="center"/>
-          </w:tcPr>
-          <w:p>
-            <w:pPr>
-              <w:jc w:val="center"/>
-              <w:rPr>
-                <w:rFonts w:ascii="맑은 고딕" w:eastAsia="맑은 고딕" w:hAnsi="맑은 고딕"/>
-                <w:b/>
-                <w:bCs/>
-              </w:rPr>
-            </w:pPr>
-            <w:r>
-              <w:rPr>
-                <w:rFonts w:ascii="맑은 고딕" w:eastAsia="맑은 고딕" w:hAnsi="맑은 고딕" w:hint="eastAsia"/>
-              </w:rPr>
-              <w:t>S</w:t>
-            </w:r>
-            <w:r>
-              <w:rPr>
-                <w:rFonts w:ascii="맑은 고딕" w:eastAsia="맑은 고딕" w:hAnsi="맑은 고딕" w:hint="eastAsia"/>
-              </w:rPr>
-              <w:t>T-0</w:t>
-            </w:r>
-            <w:r>
-              <w:rPr>
-                <w:rFonts w:ascii="맑은 고딕" w:eastAsia="맑은 고딕" w:hAnsi="맑은 고딕" w:hint="eastAsia"/>
-              </w:rPr>
-              <w:t>4</w:t>
-            </w:r>
-          </w:p>
-        </w:tc>
-        <w:tc>
-          <w:tcPr>
-            <w:tcW w:w="941" w:type="dxa"/>
-            <w:vMerge w:val="restart"/>
-            <w:vAlign w:val="center"/>
-          </w:tcPr>
-          <w:p>
-            <w:pPr>
-              <w:jc w:val="center"/>
-              <w:rPr>
-                <w:rFonts w:ascii="맑은 고딕" w:eastAsia="맑은 고딕" w:hAnsi="맑은 고딕"/>
-              </w:rPr>
-            </w:pPr>
-            <w:r>
-              <w:rPr>
-                <w:rFonts w:ascii="맑은 고딕" w:eastAsia="맑은 고딕" w:hAnsi="맑은 고딕" w:hint="eastAsia"/>
-              </w:rPr>
-              <w:t>임효진</w:t>
-            </w:r>
-          </w:p>
-        </w:tc>
-      </w:tr>
-      <w:tr>
-        <w:tc>
-          <w:tcPr>
-            <w:tcW w:w="1803" w:type="dxa"/>
-            <w:vMerge/>
-            <w:vAlign w:val="center"/>
-          </w:tcPr>
-          <w:p>
-            <w:pPr>
-              <w:jc w:val="center"/>
-              <w:rPr>
-                <w:rFonts w:ascii="맑은 고딕" w:eastAsia="맑은 고딕" w:hAnsi="맑은 고딕"/>
-              </w:rPr>
-            </w:pPr>
-          </w:p>
-        </w:tc>
-        <w:tc>
-          <w:tcPr>
-            <w:tcW w:w="3437" w:type="dxa"/>
-            <w:vAlign w:val="center"/>
-          </w:tcPr>
-          <w:p>
-            <w:pPr>
-              <w:rPr>
-                <w:rFonts w:ascii="맑은 고딕" w:eastAsia="맑은 고딕" w:hAnsi="맑은 고딕" w:cs="맑은 고딕"/>
-                <w:color w:val="000000"/>
-                <w:sz w:val="20"/>
-                <w:szCs w:val="20"/>
-              </w:rPr>
-            </w:pPr>
-            <w:r>
-              <w:rPr>
-                <w:rFonts w:hint="eastAsia"/>
-                <w:sz w:val="20"/>
-                <w:szCs w:val="20"/>
-              </w:rPr>
-              <w:t>장소</w:t>
-            </w:r>
-            <w:r>
-              <w:rPr>
-                <w:rFonts w:hint="eastAsia"/>
-                <w:sz w:val="20"/>
-                <w:szCs w:val="20"/>
-              </w:rPr>
-              <w:t xml:space="preserve"> </w:t>
-            </w:r>
-            <w:r>
-              <w:rPr>
-                <w:rFonts w:hint="eastAsia"/>
-                <w:sz w:val="20"/>
-                <w:szCs w:val="20"/>
-              </w:rPr>
-              <w:t>선택</w:t>
-            </w:r>
-            <w:r>
-              <w:rPr>
-                <w:rFonts w:hint="eastAsia"/>
-                <w:sz w:val="20"/>
-                <w:szCs w:val="20"/>
-              </w:rPr>
-              <w:t xml:space="preserve"> </w:t>
-            </w:r>
-            <w:r>
-              <w:rPr>
-                <w:rFonts w:hint="eastAsia"/>
-                <w:sz w:val="20"/>
-                <w:szCs w:val="20"/>
-              </w:rPr>
-              <w:t>및</w:t>
-            </w:r>
-            <w:r>
-              <w:rPr>
-                <w:rFonts w:hint="eastAsia"/>
-                <w:sz w:val="20"/>
-                <w:szCs w:val="20"/>
-              </w:rPr>
-              <w:t xml:space="preserve"> </w:t>
-            </w:r>
-            <w:r>
-              <w:rPr>
-                <w:rFonts w:hint="eastAsia"/>
-                <w:sz w:val="20"/>
-                <w:szCs w:val="20"/>
-              </w:rPr>
-              <w:t>대화방</w:t>
-            </w:r>
-            <w:r>
-              <w:rPr>
-                <w:rFonts w:hint="eastAsia"/>
-                <w:sz w:val="20"/>
-                <w:szCs w:val="20"/>
-              </w:rPr>
-              <w:t xml:space="preserve"> </w:t>
-            </w:r>
-            <w:r>
-              <w:rPr>
-                <w:rFonts w:hint="eastAsia"/>
-                <w:sz w:val="20"/>
-                <w:szCs w:val="20"/>
-              </w:rPr>
-              <w:t>공유</w:t>
-            </w:r>
-          </w:p>
-        </w:tc>
-        <w:tc>
-          <w:tcPr>
-            <w:tcW w:w="1701" w:type="dxa"/>
-            <w:vMerge/>
-            <w:vAlign w:val="center"/>
-          </w:tcPr>
-          <w:p>
-            <w:pPr>
-              <w:jc w:val="center"/>
-              <w:rPr>
-                <w:rFonts w:ascii="맑은 고딕" w:eastAsia="맑은 고딕" w:hAnsi="맑은 고딕"/>
-              </w:rPr>
-            </w:pPr>
-          </w:p>
-        </w:tc>
-        <w:tc>
-          <w:tcPr>
-            <w:tcW w:w="1134" w:type="dxa"/>
-            <w:vMerge/>
-            <w:vAlign w:val="center"/>
-          </w:tcPr>
-          <w:p>
-            <w:pPr>
-              <w:jc w:val="center"/>
-              <w:rPr>
-                <w:rFonts w:ascii="맑은 고딕" w:eastAsia="맑은 고딕" w:hAnsi="맑은 고딕"/>
-              </w:rPr>
-            </w:pPr>
-          </w:p>
-        </w:tc>
-        <w:tc>
-          <w:tcPr>
-            <w:tcW w:w="941" w:type="dxa"/>
-            <w:vMerge/>
-            <w:vAlign w:val="center"/>
-          </w:tcPr>
-          <w:p>
-            <w:pPr>
-              <w:jc w:val="center"/>
-              <w:rPr>
-                <w:rFonts w:ascii="맑은 고딕" w:eastAsia="맑은 고딕" w:hAnsi="맑은 고딕"/>
-              </w:rPr>
-            </w:pPr>
-          </w:p>
-        </w:tc>
-      </w:tr>
-      <w:tr>
-        <w:tc>
-          <w:tcPr>
-            <w:tcW w:w="1803" w:type="dxa"/>
-            <w:vMerge w:val="restart"/>
-            <w:vAlign w:val="center"/>
-          </w:tcPr>
-          <w:p>
-            <w:pPr>
-              <w:jc w:val="center"/>
-              <w:rPr>
-                <w:rFonts w:ascii="맑은 고딕" w:eastAsia="맑은 고딕" w:hAnsi="맑은 고딕"/>
-              </w:rPr>
-            </w:pPr>
-            <w:r>
-              <w:rPr>
-                <w:rFonts w:asciiTheme="minorEastAsia" w:hAnsiTheme="minorEastAsia" w:cs="맑은 고딕"/>
-              </w:rPr>
-              <w:t>AI API Subsystem</w:t>
-            </w:r>
-          </w:p>
-        </w:tc>
-        <w:tc>
-          <w:tcPr>
-            <w:tcW w:w="3437" w:type="dxa"/>
-            <w:vAlign w:val="center"/>
-          </w:tcPr>
-          <w:p>
-            <w:pPr>
-              <w:rPr>
-                <w:rFonts w:ascii="맑은 고딕" w:eastAsia="맑은 고딕" w:hAnsi="맑은 고딕" w:cs="맑은 고딕"/>
-                <w:color w:val="000000"/>
-                <w:sz w:val="20"/>
-                <w:szCs w:val="20"/>
-              </w:rPr>
-            </w:pPr>
-            <w:r>
-              <w:rPr>
-                <w:rFonts w:ascii="맑은 고딕" w:eastAsia="맑은 고딕" w:hAnsi="맑은 고딕" w:hint="eastAsia"/>
-                <w:sz w:val="20"/>
-                <w:szCs w:val="20"/>
-              </w:rPr>
-              <w:t>AI 시스템 상태 검증 및 모델 환경 설정</w:t>
-            </w:r>
-          </w:p>
-        </w:tc>
-        <w:tc>
-          <w:tcPr>
-            <w:tcW w:w="1701" w:type="dxa"/>
-            <w:vMerge w:val="restart"/>
-            <w:vAlign w:val="center"/>
-          </w:tcPr>
-          <w:p>
-            <w:pPr>
-              <w:jc w:val="center"/>
-              <w:rPr>
-                <w:rFonts w:ascii="맑은 고딕" w:eastAsia="맑은 고딕" w:hAnsi="맑은 고딕"/>
-              </w:rPr>
-            </w:pPr>
-            <w:r>
-              <w:rPr>
-                <w:rFonts w:ascii="맑은 고딕" w:eastAsia="맑은 고딕" w:hAnsi="맑은 고딕" w:hint="eastAsia"/>
-              </w:rPr>
-              <w:t>SS-0</w:t>
-            </w:r>
-            <w:r>
-              <w:rPr>
-                <w:rFonts w:ascii="맑은 고딕" w:eastAsia="맑은 고딕" w:hAnsi="맑은 고딕" w:hint="eastAsia"/>
-              </w:rPr>
-              <w:t>5</w:t>
-            </w:r>
-          </w:p>
-        </w:tc>
-        <w:tc>
-          <w:tcPr>
-            <w:tcW w:w="1134" w:type="dxa"/>
-            <w:vMerge w:val="restart"/>
-            <w:vAlign w:val="center"/>
-          </w:tcPr>
-          <w:p>
-            <w:pPr>
-              <w:jc w:val="center"/>
-              <w:rPr>
-                <w:rFonts w:ascii="맑은 고딕" w:eastAsia="맑은 고딕" w:hAnsi="맑은 고딕"/>
-              </w:rPr>
-            </w:pPr>
-            <w:r>
-              <w:rPr>
-                <w:rFonts w:ascii="맑은 고딕" w:eastAsia="맑은 고딕" w:hAnsi="맑은 고딕" w:hint="eastAsia"/>
-              </w:rPr>
-              <w:t>S</w:t>
-            </w:r>
-            <w:r>
-              <w:rPr>
-                <w:rFonts w:ascii="맑은 고딕" w:eastAsia="맑은 고딕" w:hAnsi="맑은 고딕" w:hint="eastAsia"/>
-              </w:rPr>
-              <w:t>T-0</w:t>
-            </w:r>
-            <w:r>
-              <w:rPr>
-                <w:rFonts w:ascii="맑은 고딕" w:eastAsia="맑은 고딕" w:hAnsi="맑은 고딕" w:hint="eastAsia"/>
-              </w:rPr>
-              <w:t>5</w:t>
-            </w:r>
-          </w:p>
-        </w:tc>
-        <w:tc>
-          <w:tcPr>
-            <w:tcW w:w="941" w:type="dxa"/>
-            <w:vMerge w:val="restart"/>
-            <w:vAlign w:val="center"/>
-          </w:tcPr>
-          <w:p>
-            <w:pPr>
-              <w:jc w:val="center"/>
-              <w:rPr>
-                <w:rFonts w:ascii="맑은 고딕" w:eastAsia="맑은 고딕" w:hAnsi="맑은 고딕"/>
-              </w:rPr>
-            </w:pPr>
-            <w:r>
-              <w:rPr>
-                <w:rFonts w:ascii="맑은 고딕" w:eastAsia="맑은 고딕" w:hAnsi="맑은 고딕" w:hint="eastAsia"/>
-              </w:rPr>
-              <w:t>임효진</w:t>
-            </w:r>
-          </w:p>
-        </w:tc>
-      </w:tr>
-      <w:tr>
-        <w:tc>
-          <w:tcPr>
-            <w:tcW w:w="1803" w:type="dxa"/>
-            <w:vMerge/>
-          </w:tcPr>
-          <w:p>
-            <w:pPr>
-              <w:jc w:val="center"/>
-              <w:rPr>
-                <w:rFonts w:ascii="맑은 고딕" w:eastAsia="맑은 고딕" w:hAnsi="맑은 고딕"/>
-              </w:rPr>
-            </w:pPr>
-          </w:p>
-        </w:tc>
-        <w:tc>
-          <w:tcPr>
-            <w:tcW w:w="3437" w:type="dxa"/>
-            <w:vAlign w:val="center"/>
-          </w:tcPr>
-          <w:p>
-            <w:pPr>
-              <w:rPr>
-                <w:rFonts w:ascii="맑은 고딕" w:eastAsia="맑은 고딕" w:hAnsi="맑은 고딕" w:cs="맑은 고딕"/>
-                <w:color w:val="000000"/>
-                <w:sz w:val="20"/>
-                <w:szCs w:val="20"/>
-              </w:rPr>
-            </w:pPr>
-            <w:r>
-              <w:rPr>
-                <w:rFonts w:ascii="맑은 고딕" w:eastAsia="맑은 고딕" w:hAnsi="맑은 고딕" w:hint="eastAsia"/>
-                <w:sz w:val="20"/>
-                <w:szCs w:val="20"/>
-              </w:rPr>
-              <w:t>AI 질문</w:t>
-            </w:r>
-          </w:p>
-        </w:tc>
-        <w:tc>
-          <w:tcPr>
-            <w:tcW w:w="1701" w:type="dxa"/>
-            <w:vMerge/>
-          </w:tcPr>
-          <w:p>
-            <w:pPr>
-              <w:rPr>
-                <w:rFonts w:ascii="맑은 고딕" w:eastAsia="맑은 고딕" w:hAnsi="맑은 고딕"/>
-              </w:rPr>
-            </w:pPr>
-          </w:p>
-        </w:tc>
-        <w:tc>
-          <w:tcPr>
-            <w:tcW w:w="1134" w:type="dxa"/>
-            <w:vMerge/>
-          </w:tcPr>
-          <w:p>
-            <w:pPr>
-              <w:rPr>
-                <w:rFonts w:ascii="맑은 고딕" w:eastAsia="맑은 고딕" w:hAnsi="맑은 고딕"/>
-              </w:rPr>
-            </w:pPr>
-          </w:p>
-        </w:tc>
-        <w:tc>
-          <w:tcPr>
-            <w:tcW w:w="941" w:type="dxa"/>
-            <w:vMerge/>
-          </w:tcPr>
-          <w:p>
-            <w:pPr>
-              <w:rPr>
-                <w:rFonts w:ascii="맑은 고딕" w:eastAsia="맑은 고딕" w:hAnsi="맑은 고딕"/>
-              </w:rPr>
-            </w:pPr>
-          </w:p>
-        </w:tc>
-      </w:tr>
-      <w:tr>
-        <w:tc>
-          <w:tcPr>
-            <w:tcW w:w="1803" w:type="dxa"/>
-            <w:vMerge/>
-          </w:tcPr>
-          <w:p>
-            <w:pPr>
-              <w:jc w:val="center"/>
-              <w:rPr>
-                <w:rFonts w:ascii="맑은 고딕" w:eastAsia="맑은 고딕" w:hAnsi="맑은 고딕"/>
-              </w:rPr>
-            </w:pPr>
-          </w:p>
-        </w:tc>
-        <w:tc>
-          <w:tcPr>
-            <w:tcW w:w="3437" w:type="dxa"/>
-            <w:vAlign w:val="center"/>
-          </w:tcPr>
-          <w:p>
-            <w:pPr>
-              <w:rPr>
-                <w:rFonts w:ascii="맑은 고딕" w:eastAsia="맑은 고딕" w:hAnsi="맑은 고딕" w:cs="맑은 고딕"/>
-                <w:color w:val="000000"/>
-                <w:sz w:val="20"/>
-                <w:szCs w:val="20"/>
-              </w:rPr>
-            </w:pPr>
-            <w:r>
-              <w:rPr>
-                <w:rFonts w:ascii="맑은 고딕" w:eastAsia="맑은 고딕" w:hAnsi="맑은 고딕" w:hint="eastAsia"/>
-                <w:sz w:val="20"/>
-                <w:szCs w:val="20"/>
-              </w:rPr>
-              <w:t>AI 프롬프트 정보 대화방 공유</w:t>
-            </w:r>
-          </w:p>
-        </w:tc>
-        <w:tc>
-          <w:tcPr>
-            <w:tcW w:w="1701" w:type="dxa"/>
-            <w:vMerge/>
-          </w:tcPr>
-          <w:p>
-            <w:pPr>
-              <w:rPr>
-                <w:rFonts w:ascii="맑은 고딕" w:eastAsia="맑은 고딕" w:hAnsi="맑은 고딕"/>
-              </w:rPr>
-            </w:pPr>
-          </w:p>
-        </w:tc>
-        <w:tc>
-          <w:tcPr>
-            <w:tcW w:w="1134" w:type="dxa"/>
-            <w:vMerge/>
-          </w:tcPr>
-          <w:p>
-            <w:pPr>
-              <w:rPr>
-                <w:rFonts w:ascii="맑은 고딕" w:eastAsia="맑은 고딕" w:hAnsi="맑은 고딕"/>
-              </w:rPr>
-            </w:pPr>
-          </w:p>
-        </w:tc>
-        <w:tc>
-          <w:tcPr>
-            <w:tcW w:w="941" w:type="dxa"/>
-            <w:vMerge/>
-          </w:tcPr>
-          <w:p>
-            <w:pPr>
+          </w:tcPr>
+          <w:p>
+            <w:pPr>
+              <w:jc w:val="center"/>
               <w:rPr>
                 <w:rFonts w:ascii="맑은 고딕" w:eastAsia="맑은 고딕" w:hAnsi="맑은 고딕"/>
               </w:rPr>
@@ -21826,13 +20582,7 @@
         </w:tc>
       </w:tr>
     </w:tbl>
-    <w:p>
-      <w:pPr>
-        <w:rPr>
-          <w:rFonts w:ascii="맑은 고딕" w:eastAsia="맑은 고딕" w:hAnsi="맑은 고딕"/>
-        </w:rPr>
-      </w:pPr>
-    </w:p>
+    <w:p/>
     <w:p>
       <w:pPr>
         <w:pStyle w:val="3"/>
@@ -21842,7 +20592,6 @@
         <w:rPr>
           <w:rFonts w:hint="eastAsia"/>
         </w:rPr>
-        <w:lastRenderedPageBreak/>
         <w:t>5.5 인수 시험 계획</w:t>
       </w:r>
     </w:p>
@@ -21918,7 +20667,19 @@
         <w:rPr>
           <w:rFonts w:ascii="맑은 고딕" w:eastAsia="맑은 고딕" w:hAnsi="맑은 고딕" w:hint="eastAsia"/>
         </w:rPr>
-        <w:t>2) 테스트 케이스 예상 결과 작성한다.</w:t>
+        <w:t>2) 테스트 케이스 예상 결과</w:t>
+      </w:r>
+      <w:r>
+        <w:rPr>
+          <w:rFonts w:ascii="맑은 고딕" w:eastAsia="맑은 고딕" w:hAnsi="맑은 고딕" w:hint="eastAsia"/>
+        </w:rPr>
+        <w:t>를</w:t>
+      </w:r>
+      <w:r>
+        <w:rPr>
+          <w:rFonts w:ascii="맑은 고딕" w:eastAsia="맑은 고딕" w:hAnsi="맑은 고딕" w:hint="eastAsia"/>
+        </w:rPr>
+        <w:t xml:space="preserve"> 작성한다.</w:t>
       </w:r>
     </w:p>
     <w:p>
@@ -22016,6 +20777,7 @@
     </w:p>
     <w:p>
       <w:pPr>
+        <w:ind w:left="220" w:hangingChars="100" w:hanging="220"/>
         <w:rPr>
           <w:rFonts w:ascii="맑은 고딕" w:eastAsia="맑은 고딕" w:hAnsi="맑은 고딕"/>
         </w:rPr>
@@ -22050,13 +20812,6 @@
         </w:rPr>
         <w:t>트</w:t>
       </w:r>
-    </w:p>
-    <w:p>
-      <w:pPr>
-        <w:rPr>
-          <w:rFonts w:ascii="맑은 고딕" w:eastAsia="맑은 고딕" w:hAnsi="맑은 고딕"/>
-        </w:rPr>
-      </w:pPr>
     </w:p>
     <w:p>
       <w:pPr>
@@ -22220,9 +20975,11 @@
             </w:pPr>
             <w:r>
               <w:rPr>
-                <w:rFonts w:ascii="맑은 고딕" w:eastAsia="맑은 고딕" w:hAnsi="맑은 고딕" w:hint="eastAsia"/>
-              </w:rPr>
-              <w:t>Messaging Subsystem</w:t>
+                <w:rFonts w:asciiTheme="minorEastAsia" w:hAnsiTheme="minorEastAsia" w:cs="맑은 고딕"/>
+                <w:sz w:val="20"/>
+                <w:szCs w:val="20"/>
+              </w:rPr>
+              <w:t xml:space="preserve">Messaging Subsystem </w:t>
             </w:r>
           </w:p>
         </w:tc>
@@ -22321,7 +21078,6 @@
         <w:tc>
           <w:tcPr>
             <w:tcW w:w="1418" w:type="dxa"/>
-            <w:vMerge w:val="restart"/>
             <w:vAlign w:val="center"/>
           </w:tcPr>
           <w:p>
@@ -22341,7 +21097,19 @@
               <w:rPr>
                 <w:rFonts w:ascii="맑은 고딕" w:eastAsia="맑은 고딕" w:hAnsi="맑은 고딕" w:hint="eastAsia"/>
               </w:rPr>
-              <w:t>T-01</w:t>
+              <w:t>T-</w:t>
+            </w:r>
+            <w:r>
+              <w:rPr>
+                <w:rFonts w:ascii="맑은 고딕" w:eastAsia="맑은 고딕" w:hAnsi="맑은 고딕" w:hint="eastAsia"/>
+              </w:rPr>
+              <w:t>1</w:t>
+            </w:r>
+            <w:r>
+              <w:rPr>
+                <w:rFonts w:ascii="맑은 고딕" w:eastAsia="맑은 고딕" w:hAnsi="맑은 고딕" w:hint="eastAsia"/>
+              </w:rPr>
+              <w:t>01</w:t>
             </w:r>
           </w:p>
         </w:tc>
@@ -22448,14 +21216,45 @@
         <w:tc>
           <w:tcPr>
             <w:tcW w:w="1418" w:type="dxa"/>
-            <w:vMerge/>
-          </w:tcPr>
-          <w:p>
-            <w:pPr>
-              <w:rPr>
-                <w:rFonts w:ascii="맑은 고딕" w:eastAsia="맑은 고딕" w:hAnsi="맑은 고딕"/>
-              </w:rPr>
-            </w:pPr>
+            <w:vAlign w:val="center"/>
+          </w:tcPr>
+          <w:p>
+            <w:pPr>
+              <w:jc w:val="center"/>
+              <w:rPr>
+                <w:rFonts w:ascii="맑은 고딕" w:eastAsia="맑은 고딕" w:hAnsi="맑은 고딕"/>
+              </w:rPr>
+            </w:pPr>
+            <w:r>
+              <w:rPr>
+                <w:rFonts w:ascii="맑은 고딕" w:eastAsia="맑은 고딕" w:hAnsi="맑은 고딕" w:hint="eastAsia"/>
+              </w:rPr>
+              <w:t>A</w:t>
+            </w:r>
+            <w:r>
+              <w:rPr>
+                <w:rFonts w:ascii="맑은 고딕" w:eastAsia="맑은 고딕" w:hAnsi="맑은 고딕" w:hint="eastAsia"/>
+              </w:rPr>
+              <w:t>T-</w:t>
+            </w:r>
+            <w:r>
+              <w:rPr>
+                <w:rFonts w:ascii="맑은 고딕" w:eastAsia="맑은 고딕" w:hAnsi="맑은 고딕" w:hint="eastAsia"/>
+              </w:rPr>
+              <w:t>1</w:t>
+            </w:r>
+            <w:r>
+              <w:rPr>
+                <w:rFonts w:ascii="맑은 고딕" w:eastAsia="맑은 고딕" w:hAnsi="맑은 고딕" w:hint="eastAsia"/>
+              </w:rPr>
+              <w:t>0</w:t>
+            </w:r>
+            <w:r>
+              <w:rPr>
+                <w:rFonts w:ascii="맑은 고딕" w:eastAsia="맑은 고딕" w:hAnsi="맑은 고딕" w:hint="eastAsia"/>
+              </w:rPr>
+              <w:t>2</w:t>
+            </w:r>
           </w:p>
         </w:tc>
         <w:tc>
@@ -22560,14 +21359,45 @@
         <w:tc>
           <w:tcPr>
             <w:tcW w:w="1418" w:type="dxa"/>
-            <w:vMerge/>
-          </w:tcPr>
-          <w:p>
-            <w:pPr>
-              <w:rPr>
-                <w:rFonts w:ascii="맑은 고딕" w:eastAsia="맑은 고딕" w:hAnsi="맑은 고딕"/>
-              </w:rPr>
-            </w:pPr>
+            <w:vAlign w:val="center"/>
+          </w:tcPr>
+          <w:p>
+            <w:pPr>
+              <w:jc w:val="center"/>
+              <w:rPr>
+                <w:rFonts w:ascii="맑은 고딕" w:eastAsia="맑은 고딕" w:hAnsi="맑은 고딕"/>
+              </w:rPr>
+            </w:pPr>
+            <w:r>
+              <w:rPr>
+                <w:rFonts w:ascii="맑은 고딕" w:eastAsia="맑은 고딕" w:hAnsi="맑은 고딕" w:hint="eastAsia"/>
+              </w:rPr>
+              <w:t>A</w:t>
+            </w:r>
+            <w:r>
+              <w:rPr>
+                <w:rFonts w:ascii="맑은 고딕" w:eastAsia="맑은 고딕" w:hAnsi="맑은 고딕" w:hint="eastAsia"/>
+              </w:rPr>
+              <w:t>T-</w:t>
+            </w:r>
+            <w:r>
+              <w:rPr>
+                <w:rFonts w:ascii="맑은 고딕" w:eastAsia="맑은 고딕" w:hAnsi="맑은 고딕" w:hint="eastAsia"/>
+              </w:rPr>
+              <w:t>1</w:t>
+            </w:r>
+            <w:r>
+              <w:rPr>
+                <w:rFonts w:ascii="맑은 고딕" w:eastAsia="맑은 고딕" w:hAnsi="맑은 고딕" w:hint="eastAsia"/>
+              </w:rPr>
+              <w:t>0</w:t>
+            </w:r>
+            <w:r>
+              <w:rPr>
+                <w:rFonts w:ascii="맑은 고딕" w:eastAsia="맑은 고딕" w:hAnsi="맑은 고딕" w:hint="eastAsia"/>
+              </w:rPr>
+              <w:t>3</w:t>
+            </w:r>
           </w:p>
         </w:tc>
         <w:tc>
@@ -22654,14 +21484,45 @@
         <w:tc>
           <w:tcPr>
             <w:tcW w:w="1418" w:type="dxa"/>
-            <w:vMerge/>
-          </w:tcPr>
-          <w:p>
-            <w:pPr>
-              <w:rPr>
-                <w:rFonts w:ascii="맑은 고딕" w:eastAsia="맑은 고딕" w:hAnsi="맑은 고딕"/>
-              </w:rPr>
-            </w:pPr>
+            <w:vAlign w:val="center"/>
+          </w:tcPr>
+          <w:p>
+            <w:pPr>
+              <w:jc w:val="center"/>
+              <w:rPr>
+                <w:rFonts w:ascii="맑은 고딕" w:eastAsia="맑은 고딕" w:hAnsi="맑은 고딕"/>
+              </w:rPr>
+            </w:pPr>
+            <w:r>
+              <w:rPr>
+                <w:rFonts w:ascii="맑은 고딕" w:eastAsia="맑은 고딕" w:hAnsi="맑은 고딕" w:hint="eastAsia"/>
+              </w:rPr>
+              <w:t>A</w:t>
+            </w:r>
+            <w:r>
+              <w:rPr>
+                <w:rFonts w:ascii="맑은 고딕" w:eastAsia="맑은 고딕" w:hAnsi="맑은 고딕" w:hint="eastAsia"/>
+              </w:rPr>
+              <w:t>T-</w:t>
+            </w:r>
+            <w:r>
+              <w:rPr>
+                <w:rFonts w:ascii="맑은 고딕" w:eastAsia="맑은 고딕" w:hAnsi="맑은 고딕" w:hint="eastAsia"/>
+              </w:rPr>
+              <w:t>1</w:t>
+            </w:r>
+            <w:r>
+              <w:rPr>
+                <w:rFonts w:ascii="맑은 고딕" w:eastAsia="맑은 고딕" w:hAnsi="맑은 고딕" w:hint="eastAsia"/>
+              </w:rPr>
+              <w:t>0</w:t>
+            </w:r>
+            <w:r>
+              <w:rPr>
+                <w:rFonts w:ascii="맑은 고딕" w:eastAsia="맑은 고딕" w:hAnsi="맑은 고딕" w:hint="eastAsia"/>
+              </w:rPr>
+              <w:t>4</w:t>
+            </w:r>
           </w:p>
         </w:tc>
         <w:tc>
@@ -22772,14 +21633,45 @@
         <w:tc>
           <w:tcPr>
             <w:tcW w:w="1418" w:type="dxa"/>
-            <w:vMerge/>
-          </w:tcPr>
-          <w:p>
-            <w:pPr>
-              <w:rPr>
-                <w:rFonts w:ascii="맑은 고딕" w:eastAsia="맑은 고딕" w:hAnsi="맑은 고딕"/>
-              </w:rPr>
-            </w:pPr>
+            <w:vAlign w:val="center"/>
+          </w:tcPr>
+          <w:p>
+            <w:pPr>
+              <w:jc w:val="center"/>
+              <w:rPr>
+                <w:rFonts w:ascii="맑은 고딕" w:eastAsia="맑은 고딕" w:hAnsi="맑은 고딕"/>
+              </w:rPr>
+            </w:pPr>
+            <w:r>
+              <w:rPr>
+                <w:rFonts w:ascii="맑은 고딕" w:eastAsia="맑은 고딕" w:hAnsi="맑은 고딕" w:hint="eastAsia"/>
+              </w:rPr>
+              <w:t>A</w:t>
+            </w:r>
+            <w:r>
+              <w:rPr>
+                <w:rFonts w:ascii="맑은 고딕" w:eastAsia="맑은 고딕" w:hAnsi="맑은 고딕" w:hint="eastAsia"/>
+              </w:rPr>
+              <w:t>T-</w:t>
+            </w:r>
+            <w:r>
+              <w:rPr>
+                <w:rFonts w:ascii="맑은 고딕" w:eastAsia="맑은 고딕" w:hAnsi="맑은 고딕" w:hint="eastAsia"/>
+              </w:rPr>
+              <w:t>1</w:t>
+            </w:r>
+            <w:r>
+              <w:rPr>
+                <w:rFonts w:ascii="맑은 고딕" w:eastAsia="맑은 고딕" w:hAnsi="맑은 고딕" w:hint="eastAsia"/>
+              </w:rPr>
+              <w:t>0</w:t>
+            </w:r>
+            <w:r>
+              <w:rPr>
+                <w:rFonts w:ascii="맑은 고딕" w:eastAsia="맑은 고딕" w:hAnsi="맑은 고딕" w:hint="eastAsia"/>
+              </w:rPr>
+              <w:t>5</w:t>
+            </w:r>
           </w:p>
         </w:tc>
         <w:tc>
@@ -22813,10 +21705,10 @@
             <w:r>
               <w:rPr>
                 <w:rFonts w:asciiTheme="minorEastAsia" w:hAnsiTheme="minorEastAsia" w:cs="맑은 고딕"/>
-                <w:sz w:val="18"/>
-                <w:szCs w:val="18"/>
-              </w:rPr>
-              <w:t>User Authentication Subsystem</w:t>
+                <w:sz w:val="20"/>
+                <w:szCs w:val="20"/>
+              </w:rPr>
+              <w:t xml:space="preserve">User Authentication Subsystem </w:t>
             </w:r>
           </w:p>
         </w:tc>
@@ -22918,7 +21810,6 @@
         <w:tc>
           <w:tcPr>
             <w:tcW w:w="1418" w:type="dxa"/>
-            <w:vMerge w:val="restart"/>
             <w:vAlign w:val="center"/>
           </w:tcPr>
           <w:p>
@@ -22938,13 +21829,25 @@
               <w:rPr>
                 <w:rFonts w:ascii="맑은 고딕" w:eastAsia="맑은 고딕" w:hAnsi="맑은 고딕" w:hint="eastAsia"/>
               </w:rPr>
-              <w:t>T-0</w:t>
+              <w:t>T-</w:t>
             </w:r>
             <w:r>
               <w:rPr>
                 <w:rFonts w:ascii="맑은 고딕" w:eastAsia="맑은 고딕" w:hAnsi="맑은 고딕" w:hint="eastAsia"/>
               </w:rPr>
               <w:t>2</w:t>
+            </w:r>
+            <w:r>
+              <w:rPr>
+                <w:rFonts w:ascii="맑은 고딕" w:eastAsia="맑은 고딕" w:hAnsi="맑은 고딕" w:hint="eastAsia"/>
+              </w:rPr>
+              <w:t>0</w:t>
+            </w:r>
+            <w:r>
+              <w:rPr>
+                <w:rFonts w:ascii="맑은 고딕" w:eastAsia="맑은 고딕" w:hAnsi="맑은 고딕" w:hint="eastAsia"/>
+              </w:rPr>
+              <w:t>1</w:t>
             </w:r>
           </w:p>
         </w:tc>
@@ -23126,16 +22029,46 @@
         <w:tc>
           <w:tcPr>
             <w:tcW w:w="1418" w:type="dxa"/>
-            <w:vMerge/>
-            <w:vAlign w:val="center"/>
-          </w:tcPr>
-          <w:p>
-            <w:pPr>
-              <w:jc w:val="center"/>
-              <w:rPr>
-                <w:rFonts w:ascii="맑은 고딕" w:eastAsia="맑은 고딕" w:hAnsi="맑은 고딕"/>
-              </w:rPr>
-            </w:pPr>
+            <w:vMerge w:val="restart"/>
+            <w:vAlign w:val="center"/>
+          </w:tcPr>
+          <w:p>
+            <w:pPr>
+              <w:jc w:val="center"/>
+              <w:rPr>
+                <w:rFonts w:ascii="맑은 고딕" w:eastAsia="맑은 고딕" w:hAnsi="맑은 고딕"/>
+              </w:rPr>
+            </w:pPr>
+            <w:r>
+              <w:rPr>
+                <w:rFonts w:ascii="맑은 고딕" w:eastAsia="맑은 고딕" w:hAnsi="맑은 고딕" w:hint="eastAsia"/>
+              </w:rPr>
+              <w:t>A</w:t>
+            </w:r>
+            <w:r>
+              <w:rPr>
+                <w:rFonts w:ascii="맑은 고딕" w:eastAsia="맑은 고딕" w:hAnsi="맑은 고딕" w:hint="eastAsia"/>
+              </w:rPr>
+              <w:t>T-</w:t>
+            </w:r>
+            <w:r>
+              <w:rPr>
+                <w:rFonts w:ascii="맑은 고딕" w:eastAsia="맑은 고딕" w:hAnsi="맑은 고딕" w:hint="eastAsia"/>
+              </w:rPr>
+              <w:t>2</w:t>
+            </w:r>
+            <w:r>
+              <w:rPr>
+                <w:rFonts w:ascii="맑은 고딕" w:eastAsia="맑은 고딕" w:hAnsi="맑은 고딕" w:hint="eastAsia"/>
+              </w:rPr>
+              <w:t>0</w:t>
+            </w:r>
+            <w:r>
+              <w:rPr>
+                <w:rFonts w:ascii="맑은 고딕" w:eastAsia="맑은 고딕" w:hAnsi="맑은 고딕" w:hint="eastAsia"/>
+              </w:rPr>
+              <w:t>2</w:t>
+            </w:r>
           </w:p>
         </w:tc>
         <w:tc>
@@ -23427,16 +22360,45 @@
         <w:tc>
           <w:tcPr>
             <w:tcW w:w="1418" w:type="dxa"/>
-            <w:vMerge/>
-            <w:vAlign w:val="center"/>
-          </w:tcPr>
-          <w:p>
-            <w:pPr>
-              <w:jc w:val="center"/>
-              <w:rPr>
-                <w:rFonts w:ascii="맑은 고딕" w:eastAsia="맑은 고딕" w:hAnsi="맑은 고딕"/>
-              </w:rPr>
-            </w:pPr>
+            <w:vAlign w:val="center"/>
+          </w:tcPr>
+          <w:p>
+            <w:pPr>
+              <w:jc w:val="center"/>
+              <w:rPr>
+                <w:rFonts w:ascii="맑은 고딕" w:eastAsia="맑은 고딕" w:hAnsi="맑은 고딕"/>
+              </w:rPr>
+            </w:pPr>
+            <w:r>
+              <w:rPr>
+                <w:rFonts w:ascii="맑은 고딕" w:eastAsia="맑은 고딕" w:hAnsi="맑은 고딕" w:hint="eastAsia"/>
+              </w:rPr>
+              <w:t>A</w:t>
+            </w:r>
+            <w:r>
+              <w:rPr>
+                <w:rFonts w:ascii="맑은 고딕" w:eastAsia="맑은 고딕" w:hAnsi="맑은 고딕" w:hint="eastAsia"/>
+              </w:rPr>
+              <w:t>T-</w:t>
+            </w:r>
+            <w:r>
+              <w:rPr>
+                <w:rFonts w:ascii="맑은 고딕" w:eastAsia="맑은 고딕" w:hAnsi="맑은 고딕" w:hint="eastAsia"/>
+              </w:rPr>
+              <w:t>2</w:t>
+            </w:r>
+            <w:r>
+              <w:rPr>
+                <w:rFonts w:ascii="맑은 고딕" w:eastAsia="맑은 고딕" w:hAnsi="맑은 고딕" w:hint="eastAsia"/>
+              </w:rPr>
+              <w:t>0</w:t>
+            </w:r>
+            <w:r>
+              <w:rPr>
+                <w:rFonts w:ascii="맑은 고딕" w:eastAsia="맑은 고딕" w:hAnsi="맑은 고딕" w:hint="eastAsia"/>
+              </w:rPr>
+              <w:t>3</w:t>
+            </w:r>
           </w:p>
         </w:tc>
         <w:tc>
@@ -23471,8 +22433,8 @@
             <w:r>
               <w:rPr>
                 <w:rFonts w:asciiTheme="minorEastAsia" w:hAnsiTheme="minorEastAsia" w:cs="맑은 고딕"/>
-                <w:sz w:val="18"/>
-                <w:szCs w:val="18"/>
+                <w:sz w:val="20"/>
+                <w:szCs w:val="20"/>
               </w:rPr>
               <w:t>File Processing Subsystem</w:t>
             </w:r>
@@ -23604,13 +22566,25 @@
               <w:rPr>
                 <w:rFonts w:ascii="맑은 고딕" w:eastAsia="맑은 고딕" w:hAnsi="맑은 고딕" w:hint="eastAsia"/>
               </w:rPr>
-              <w:t>T-0</w:t>
+              <w:t>T-</w:t>
             </w:r>
             <w:r>
               <w:rPr>
                 <w:rFonts w:ascii="맑은 고딕" w:eastAsia="맑은 고딕" w:hAnsi="맑은 고딕" w:hint="eastAsia"/>
               </w:rPr>
               <w:t>3</w:t>
+            </w:r>
+            <w:r>
+              <w:rPr>
+                <w:rFonts w:ascii="맑은 고딕" w:eastAsia="맑은 고딕" w:hAnsi="맑은 고딕" w:hint="eastAsia"/>
+              </w:rPr>
+              <w:t>0</w:t>
+            </w:r>
+            <w:r>
+              <w:rPr>
+                <w:rFonts w:ascii="맑은 고딕" w:eastAsia="맑은 고딕" w:hAnsi="맑은 고딕" w:hint="eastAsia"/>
+              </w:rPr>
+              <w:t>1</w:t>
             </w:r>
           </w:p>
         </w:tc>
@@ -23654,12 +22628,11 @@
             </w:pPr>
             <w:r>
               <w:rPr>
-                <w:rFonts w:asciiTheme="minorEastAsia" w:hAnsiTheme="minorEastAsia" w:cs="맑은 고딕"/>
-                <w:sz w:val="18"/>
-                <w:szCs w:val="18"/>
-              </w:rPr>
-              <w:lastRenderedPageBreak/>
-              <w:t>Map API Subsystem</w:t>
+                <w:rFonts w:asciiTheme="minorEastAsia" w:hAnsiTheme="minorEastAsia" w:cs="맑은 고딕" w:hint="eastAsia"/>
+                <w:sz w:val="20"/>
+                <w:szCs w:val="20"/>
+              </w:rPr>
+              <w:t xml:space="preserve">Map API Subsystem </w:t>
             </w:r>
           </w:p>
         </w:tc>
@@ -23809,13 +22782,13 @@
               <w:rPr>
                 <w:rFonts w:ascii="맑은 고딕" w:eastAsia="맑은 고딕" w:hAnsi="맑은 고딕" w:hint="eastAsia"/>
               </w:rPr>
-              <w:t>T</w:t>
+              <w:t>T-</w:t>
             </w:r>
             <w:r>
               <w:rPr>
                 <w:rFonts w:ascii="맑은 고딕" w:eastAsia="맑은 고딕" w:hAnsi="맑은 고딕" w:hint="eastAsia"/>
               </w:rPr>
-              <w:t>-</w:t>
+              <w:t>4</w:t>
             </w:r>
             <w:r>
               <w:rPr>
@@ -23827,7 +22800,7 @@
               <w:rPr>
                 <w:rFonts w:ascii="맑은 고딕" w:eastAsia="맑은 고딕" w:hAnsi="맑은 고딕" w:hint="eastAsia"/>
               </w:rPr>
-              <w:t>4</w:t>
+              <w:t>1</w:t>
             </w:r>
           </w:p>
         </w:tc>
@@ -24019,11 +22992,19 @@
             </w:pPr>
             <w:r>
               <w:rPr>
-                <w:rFonts w:asciiTheme="minorEastAsia" w:hAnsiTheme="minorEastAsia" w:cs="맑은 고딕"/>
-                <w:sz w:val="18"/>
-                <w:szCs w:val="18"/>
-              </w:rPr>
-              <w:t>AI API Subsystem</w:t>
+                <w:rFonts w:asciiTheme="minorEastAsia" w:hAnsiTheme="minorEastAsia" w:cs="맑은 고딕" w:hint="eastAsia"/>
+                <w:sz w:val="20"/>
+                <w:szCs w:val="20"/>
+              </w:rPr>
+              <w:t xml:space="preserve">AI API </w:t>
+            </w:r>
+            <w:r>
+              <w:rPr>
+                <w:rFonts w:asciiTheme="minorEastAsia" w:hAnsiTheme="minorEastAsia" w:cs="맑은 고딕" w:hint="eastAsia"/>
+                <w:sz w:val="20"/>
+                <w:szCs w:val="20"/>
+              </w:rPr>
+              <w:t>Subsystem</w:t>
             </w:r>
           </w:p>
         </w:tc>
@@ -24107,13 +23088,25 @@
               <w:rPr>
                 <w:rFonts w:ascii="맑은 고딕" w:eastAsia="맑은 고딕" w:hAnsi="맑은 고딕" w:hint="eastAsia"/>
               </w:rPr>
-              <w:t>T-0</w:t>
+              <w:t>T-</w:t>
             </w:r>
             <w:r>
               <w:rPr>
                 <w:rFonts w:ascii="맑은 고딕" w:eastAsia="맑은 고딕" w:hAnsi="맑은 고딕" w:hint="eastAsia"/>
               </w:rPr>
               <w:t>5</w:t>
+            </w:r>
+            <w:r>
+              <w:rPr>
+                <w:rFonts w:ascii="맑은 고딕" w:eastAsia="맑은 고딕" w:hAnsi="맑은 고딕" w:hint="eastAsia"/>
+              </w:rPr>
+              <w:t>0</w:t>
+            </w:r>
+            <w:r>
+              <w:rPr>
+                <w:rFonts w:ascii="맑은 고딕" w:eastAsia="맑은 고딕" w:hAnsi="맑은 고딕" w:hint="eastAsia"/>
+              </w:rPr>
+              <w:t>1</w:t>
             </w:r>
           </w:p>
         </w:tc>
@@ -29118,28 +28111,28 @@
 </file>
 
 <file path=customXml/item1.xml><?xml version="1.0" encoding="utf-8"?>
-<b:Sources xmlns:b="http://schemas.openxmlformats.org/officeDocument/2006/bibliography" xmlns="http://schemas.openxmlformats.org/officeDocument/2006/bibliography" SelectedStyle="\APASixthEditionOfficeOnline.xsl" StyleName="APA" Version="6"/>
-</file>
-
-<file path=customXml/item2.xml><?xml version="1.0" encoding="utf-8"?>
 <go:gDocsCustomXmlDataStorage xmlns:go="http://customooxmlschemas.google.com/" xmlns:r="http://schemas.openxmlformats.org/officeDocument/2006/relationships" uri="GoogleDocsCustomDataVersion2">
   <go:docsCustomData xmlns:go="http://customooxmlschemas.google.com/" roundtripDataSignature="AMtx7mi5ciye1xli97NdXZAwf2F53qattw==">CgMxLjAyDWgua2tzc2g4bWZ0b3UyDmgubzNiMHZoaW4zcGk0Mg5oLnAwMmUyNWFuN216dzIOaC50ZGQ2NWJqZ2d2bG8yDmgucjkzZWhhbzJrNjRoMg5oLjFtZ3h0bG51emdsajINaC5jNGh1aGxzb3Y5NDIOaC4xemd6MW82am15Z2UyDmguN25reGl6MWR6MnowMg5oLjk4YTJqemFseHQ4bjIOaC4xMHh4aWU4Y2p6Mm8yDmguaGU4ZW5ja3Nzc3o2Mg5oLmQzbDVsbTd4YzBuYzIOaC53NXY3NHQycXllNW04AHIhMU1aYkdSZDNYR0dhM2xfNmFiNzczX25PTTVycDQ0Y3l3</go:docsCustomData>
 </go:gDocsCustomXmlDataStorage>
 </file>
 
-<file path=customXml/itemProps1.xml><?xml version="1.0" encoding="utf-8"?>
-<ds:datastoreItem xmlns:ds="http://schemas.openxmlformats.org/officeDocument/2006/customXml" ds:itemID="{66E5E9DB-BA97-4A35-9605-F7260FAAD0BE}">
-  <ds:schemaRefs>
-    <ds:schemaRef ds:uri="http://schemas.openxmlformats.org/officeDocument/2006/bibliography"/>
-  </ds:schemaRefs>
-</ds:datastoreItem>
+<file path=customXml/item2.xml><?xml version="1.0" encoding="utf-8"?>
+<b:Sources xmlns:b="http://schemas.openxmlformats.org/officeDocument/2006/bibliography" xmlns="http://schemas.openxmlformats.org/officeDocument/2006/bibliography" SelectedStyle="\APASixthEditionOfficeOnline.xsl" StyleName="APA" Version="6"/>
 </file>
 
-<file path=customXml/itemProps2.xml><?xml version="1.0" encoding="utf-8"?>
+<file path=customXml/itemProps1.xml><?xml version="1.0" encoding="utf-8"?>
 <ds:datastoreItem xmlns:ds="http://schemas.openxmlformats.org/officeDocument/2006/customXml" ds:itemID="{11111111-1234-1234-1234-123412341234}">
   <ds:schemaRefs>
     <ds:schemaRef ds:uri="http://customooxmlschemas.google.com/"/>
     <ds:schemaRef ds:uri="http://schemas.openxmlformats.org/officeDocument/2006/relationships"/>
   </ds:schemaRefs>
 </ds:datastoreItem>
+</file>
+
+<file path=customXml/itemProps2.xml><?xml version="1.0" encoding="utf-8"?>
+<ds:datastoreItem xmlns:ds="http://schemas.openxmlformats.org/officeDocument/2006/customXml" ds:itemID="{66E5E9DB-BA97-4A35-9605-F7260FAAD0BE}">
+  <ds:schemaRefs>
+    <ds:schemaRef ds:uri="http://schemas.openxmlformats.org/officeDocument/2006/bibliography"/>
+  </ds:schemaRefs>
+</ds:datastoreItem>
 </file>
--- a/Document/PLC/SW시험계획서(STP).docx
+++ b/Document/PLC/SW시험계획서(STP).docx
@@ -631,7 +631,16 @@
           <w:sz w:val="32"/>
           <w:szCs w:val="32"/>
         </w:rPr>
-        <w:t>05</w:t>
+        <w:t>0</w:t>
+      </w:r>
+      <w:r>
+        <w:rPr>
+          <w:rFonts w:ascii="맑은 고딕" w:eastAsia="맑은 고딕" w:hAnsi="맑은 고딕" w:cs="맑은 고딕" w:hint="eastAsia"/>
+          <w:color w:val="0000FF"/>
+          <w:sz w:val="32"/>
+          <w:szCs w:val="32"/>
+        </w:rPr>
+        <w:t>6</w:t>
       </w:r>
       <w:r>
         <w:rPr>
@@ -649,16 +658,7 @@
           <w:sz w:val="32"/>
           <w:szCs w:val="32"/>
         </w:rPr>
-        <w:t>2</w:t>
-      </w:r>
-      <w:r>
-        <w:rPr>
-          <w:rFonts w:ascii="맑은 고딕" w:eastAsia="맑은 고딕" w:hAnsi="맑은 고딕" w:cs="맑은 고딕" w:hint="eastAsia"/>
-          <w:color w:val="0000FF"/>
-          <w:sz w:val="32"/>
-          <w:szCs w:val="32"/>
-        </w:rPr>
-        <w:t>8</w:t>
+        <w:t>05</w:t>
       </w:r>
       <w:r>
         <w:rPr>
@@ -1437,8 +1437,8 @@
         <w:gridCol w:w="700"/>
         <w:gridCol w:w="1589"/>
         <w:gridCol w:w="1701"/>
-        <w:gridCol w:w="2409"/>
-        <w:gridCol w:w="2135"/>
+        <w:gridCol w:w="2693"/>
+        <w:gridCol w:w="1851"/>
       </w:tblGrid>
       <w:tr>
         <w:trPr>
@@ -1512,7 +1512,7 @@
         </w:tc>
         <w:tc>
           <w:tcPr>
-            <w:tcW w:w="2409" w:type="dxa"/>
+            <w:tcW w:w="2693" w:type="dxa"/>
           </w:tcPr>
           <w:p>
             <w:pPr>
@@ -1534,7 +1534,7 @@
         </w:tc>
         <w:tc>
           <w:tcPr>
-            <w:tcW w:w="2135" w:type="dxa"/>
+            <w:tcW w:w="1851" w:type="dxa"/>
           </w:tcPr>
           <w:p>
             <w:pPr>
@@ -1627,7 +1627,7 @@
         </w:tc>
         <w:tc>
           <w:tcPr>
-            <w:tcW w:w="2409" w:type="dxa"/>
+            <w:tcW w:w="2693" w:type="dxa"/>
           </w:tcPr>
           <w:p>
             <w:pPr>
@@ -1649,7 +1649,7 @@
         </w:tc>
         <w:tc>
           <w:tcPr>
-            <w:tcW w:w="2135" w:type="dxa"/>
+            <w:tcW w:w="1851" w:type="dxa"/>
           </w:tcPr>
           <w:p>
             <w:pPr>
@@ -1742,7 +1742,7 @@
         </w:tc>
         <w:tc>
           <w:tcPr>
-            <w:tcW w:w="2409" w:type="dxa"/>
+            <w:tcW w:w="2693" w:type="dxa"/>
           </w:tcPr>
           <w:p>
             <w:pPr>
@@ -1764,7 +1764,7 @@
         </w:tc>
         <w:tc>
           <w:tcPr>
-            <w:tcW w:w="2135" w:type="dxa"/>
+            <w:tcW w:w="1851" w:type="dxa"/>
           </w:tcPr>
           <w:p>
             <w:pPr>
@@ -1857,7 +1857,7 @@
         </w:tc>
         <w:tc>
           <w:tcPr>
-            <w:tcW w:w="2409" w:type="dxa"/>
+            <w:tcW w:w="2693" w:type="dxa"/>
           </w:tcPr>
           <w:p>
             <w:pPr>
@@ -1879,7 +1879,7 @@
         </w:tc>
         <w:tc>
           <w:tcPr>
-            <w:tcW w:w="2135" w:type="dxa"/>
+            <w:tcW w:w="1851" w:type="dxa"/>
           </w:tcPr>
           <w:p>
             <w:pPr>
@@ -1972,7 +1972,7 @@
         </w:tc>
         <w:tc>
           <w:tcPr>
-            <w:tcW w:w="2409" w:type="dxa"/>
+            <w:tcW w:w="2693" w:type="dxa"/>
           </w:tcPr>
           <w:p>
             <w:pPr>
@@ -1994,7 +1994,7 @@
         </w:tc>
         <w:tc>
           <w:tcPr>
-            <w:tcW w:w="2135" w:type="dxa"/>
+            <w:tcW w:w="1851" w:type="dxa"/>
           </w:tcPr>
           <w:p>
             <w:pPr>
@@ -2087,7 +2087,7 @@
         </w:tc>
         <w:tc>
           <w:tcPr>
-            <w:tcW w:w="2409" w:type="dxa"/>
+            <w:tcW w:w="2693" w:type="dxa"/>
           </w:tcPr>
           <w:p>
             <w:pPr>
@@ -2109,7 +2109,7 @@
         </w:tc>
         <w:tc>
           <w:tcPr>
-            <w:tcW w:w="2135" w:type="dxa"/>
+            <w:tcW w:w="1851" w:type="dxa"/>
           </w:tcPr>
           <w:p>
             <w:pPr>
@@ -2202,7 +2202,7 @@
         </w:tc>
         <w:tc>
           <w:tcPr>
-            <w:tcW w:w="2409" w:type="dxa"/>
+            <w:tcW w:w="2693" w:type="dxa"/>
           </w:tcPr>
           <w:p>
             <w:pPr>
@@ -2224,7 +2224,7 @@
         </w:tc>
         <w:tc>
           <w:tcPr>
-            <w:tcW w:w="2135" w:type="dxa"/>
+            <w:tcW w:w="1851" w:type="dxa"/>
           </w:tcPr>
           <w:p>
             <w:pPr>
@@ -2317,7 +2317,7 @@
         </w:tc>
         <w:tc>
           <w:tcPr>
-            <w:tcW w:w="2409" w:type="dxa"/>
+            <w:tcW w:w="2693" w:type="dxa"/>
           </w:tcPr>
           <w:p>
             <w:pPr>
@@ -2339,7 +2339,7 @@
         </w:tc>
         <w:tc>
           <w:tcPr>
-            <w:tcW w:w="2135" w:type="dxa"/>
+            <w:tcW w:w="1851" w:type="dxa"/>
           </w:tcPr>
           <w:p>
             <w:pPr>
@@ -2432,7 +2432,7 @@
         </w:tc>
         <w:tc>
           <w:tcPr>
-            <w:tcW w:w="2409" w:type="dxa"/>
+            <w:tcW w:w="2693" w:type="dxa"/>
           </w:tcPr>
           <w:p>
             <w:pPr>
@@ -2454,7 +2454,7 @@
         </w:tc>
         <w:tc>
           <w:tcPr>
-            <w:tcW w:w="2135" w:type="dxa"/>
+            <w:tcW w:w="1851" w:type="dxa"/>
           </w:tcPr>
           <w:p>
             <w:pPr>
@@ -2547,7 +2547,7 @@
         </w:tc>
         <w:tc>
           <w:tcPr>
-            <w:tcW w:w="2409" w:type="dxa"/>
+            <w:tcW w:w="2693" w:type="dxa"/>
           </w:tcPr>
           <w:p>
             <w:pPr>
@@ -2569,7 +2569,7 @@
         </w:tc>
         <w:tc>
           <w:tcPr>
-            <w:tcW w:w="2135" w:type="dxa"/>
+            <w:tcW w:w="1851" w:type="dxa"/>
           </w:tcPr>
           <w:p>
             <w:pPr>
@@ -2662,7 +2662,7 @@
         </w:tc>
         <w:tc>
           <w:tcPr>
-            <w:tcW w:w="2409" w:type="dxa"/>
+            <w:tcW w:w="2693" w:type="dxa"/>
           </w:tcPr>
           <w:p>
             <w:pPr>
@@ -2684,7 +2684,7 @@
         </w:tc>
         <w:tc>
           <w:tcPr>
-            <w:tcW w:w="2135" w:type="dxa"/>
+            <w:tcW w:w="1851" w:type="dxa"/>
           </w:tcPr>
           <w:p>
             <w:pPr>
@@ -2777,7 +2777,7 @@
         </w:tc>
         <w:tc>
           <w:tcPr>
-            <w:tcW w:w="2409" w:type="dxa"/>
+            <w:tcW w:w="2693" w:type="dxa"/>
           </w:tcPr>
           <w:p>
             <w:pPr>
@@ -2799,7 +2799,7 @@
         </w:tc>
         <w:tc>
           <w:tcPr>
-            <w:tcW w:w="2135" w:type="dxa"/>
+            <w:tcW w:w="1851" w:type="dxa"/>
           </w:tcPr>
           <w:p>
             <w:pPr>
@@ -2892,7 +2892,7 @@
         </w:tc>
         <w:tc>
           <w:tcPr>
-            <w:tcW w:w="2409" w:type="dxa"/>
+            <w:tcW w:w="2693" w:type="dxa"/>
           </w:tcPr>
           <w:p>
             <w:pPr>
@@ -2914,7 +2914,7 @@
         </w:tc>
         <w:tc>
           <w:tcPr>
-            <w:tcW w:w="2135" w:type="dxa"/>
+            <w:tcW w:w="1851" w:type="dxa"/>
           </w:tcPr>
           <w:p>
             <w:pPr>
@@ -3007,7 +3007,7 @@
         </w:tc>
         <w:tc>
           <w:tcPr>
-            <w:tcW w:w="2409" w:type="dxa"/>
+            <w:tcW w:w="2693" w:type="dxa"/>
           </w:tcPr>
           <w:p>
             <w:pPr>
@@ -3029,7 +3029,7 @@
         </w:tc>
         <w:tc>
           <w:tcPr>
-            <w:tcW w:w="2135" w:type="dxa"/>
+            <w:tcW w:w="1851" w:type="dxa"/>
           </w:tcPr>
           <w:p>
             <w:pPr>
@@ -3122,7 +3122,7 @@
         </w:tc>
         <w:tc>
           <w:tcPr>
-            <w:tcW w:w="2409" w:type="dxa"/>
+            <w:tcW w:w="2693" w:type="dxa"/>
           </w:tcPr>
           <w:p>
             <w:pPr>
@@ -3144,7 +3144,7 @@
         </w:tc>
         <w:tc>
           <w:tcPr>
-            <w:tcW w:w="2135" w:type="dxa"/>
+            <w:tcW w:w="1851" w:type="dxa"/>
           </w:tcPr>
           <w:p>
             <w:pPr>
@@ -3237,7 +3237,7 @@
         </w:tc>
         <w:tc>
           <w:tcPr>
-            <w:tcW w:w="2409" w:type="dxa"/>
+            <w:tcW w:w="2693" w:type="dxa"/>
           </w:tcPr>
           <w:p>
             <w:pPr>
@@ -3259,7 +3259,7 @@
         </w:tc>
         <w:tc>
           <w:tcPr>
-            <w:tcW w:w="2135" w:type="dxa"/>
+            <w:tcW w:w="1851" w:type="dxa"/>
           </w:tcPr>
           <w:p>
             <w:pPr>
@@ -3352,7 +3352,7 @@
         </w:tc>
         <w:tc>
           <w:tcPr>
-            <w:tcW w:w="2409" w:type="dxa"/>
+            <w:tcW w:w="2693" w:type="dxa"/>
           </w:tcPr>
           <w:p>
             <w:pPr>
@@ -3374,7 +3374,7 @@
         </w:tc>
         <w:tc>
           <w:tcPr>
-            <w:tcW w:w="2135" w:type="dxa"/>
+            <w:tcW w:w="1851" w:type="dxa"/>
           </w:tcPr>
           <w:p>
             <w:pPr>
@@ -3467,7 +3467,7 @@
         </w:tc>
         <w:tc>
           <w:tcPr>
-            <w:tcW w:w="2409" w:type="dxa"/>
+            <w:tcW w:w="2693" w:type="dxa"/>
           </w:tcPr>
           <w:p>
             <w:pPr>
@@ -3489,7 +3489,7 @@
         </w:tc>
         <w:tc>
           <w:tcPr>
-            <w:tcW w:w="2135" w:type="dxa"/>
+            <w:tcW w:w="1851" w:type="dxa"/>
           </w:tcPr>
           <w:p>
             <w:pPr>
@@ -3582,7 +3582,7 @@
         </w:tc>
         <w:tc>
           <w:tcPr>
-            <w:tcW w:w="2409" w:type="dxa"/>
+            <w:tcW w:w="2693" w:type="dxa"/>
           </w:tcPr>
           <w:p>
             <w:pPr>
@@ -3604,7 +3604,7 @@
         </w:tc>
         <w:tc>
           <w:tcPr>
-            <w:tcW w:w="2135" w:type="dxa"/>
+            <w:tcW w:w="1851" w:type="dxa"/>
           </w:tcPr>
           <w:p>
             <w:pPr>
@@ -3700,7 +3700,7 @@
         </w:tc>
         <w:tc>
           <w:tcPr>
-            <w:tcW w:w="2409" w:type="dxa"/>
+            <w:tcW w:w="2693" w:type="dxa"/>
           </w:tcPr>
           <w:p>
             <w:pPr>
@@ -3723,7 +3723,7 @@
         </w:tc>
         <w:tc>
           <w:tcPr>
-            <w:tcW w:w="2135" w:type="dxa"/>
+            <w:tcW w:w="1851" w:type="dxa"/>
           </w:tcPr>
           <w:p>
             <w:pPr>
@@ -3765,11 +3765,19 @@
               <w:spacing w:line="240" w:lineRule="auto"/>
               <w:jc w:val="center"/>
               <w:rPr>
-                <w:rFonts w:ascii="맑은 고딕" w:eastAsia="맑은 고딕" w:hAnsi="맑은 고딕" w:cs="맑은 고딕"/>
-                <w:sz w:val="20"/>
-                <w:szCs w:val="20"/>
-              </w:rPr>
-            </w:pPr>
+                <w:rFonts w:ascii="맑은 고딕" w:eastAsia="맑은 고딕" w:hAnsi="맑은 고딕" w:cs="맑은 고딕" w:hint="eastAsia"/>
+                <w:sz w:val="20"/>
+                <w:szCs w:val="20"/>
+              </w:rPr>
+            </w:pPr>
+            <w:r>
+              <w:rPr>
+                <w:rFonts w:ascii="맑은 고딕" w:eastAsia="맑은 고딕" w:hAnsi="맑은 고딕" w:cs="맑은 고딕" w:hint="eastAsia"/>
+                <w:sz w:val="20"/>
+                <w:szCs w:val="20"/>
+              </w:rPr>
+              <w:t>0,3</w:t>
+            </w:r>
           </w:p>
         </w:tc>
         <w:tc>
@@ -3793,6 +3801,54 @@
                 <w:szCs w:val="20"/>
               </w:rPr>
             </w:pPr>
+            <w:r>
+              <w:rPr>
+                <w:rFonts w:ascii="맑은 고딕" w:eastAsia="맑은 고딕" w:hAnsi="맑은 고딕" w:cs="맑은 고딕"/>
+                <w:sz w:val="20"/>
+                <w:szCs w:val="20"/>
+              </w:rPr>
+              <w:t>202</w:t>
+            </w:r>
+            <w:r>
+              <w:rPr>
+                <w:rFonts w:ascii="맑은 고딕" w:eastAsia="맑은 고딕" w:hAnsi="맑은 고딕" w:cs="맑은 고딕" w:hint="eastAsia"/>
+                <w:sz w:val="20"/>
+                <w:szCs w:val="20"/>
+              </w:rPr>
+              <w:t>6</w:t>
+            </w:r>
+            <w:r>
+              <w:rPr>
+                <w:rFonts w:ascii="맑은 고딕" w:eastAsia="맑은 고딕" w:hAnsi="맑은 고딕" w:cs="맑은 고딕"/>
+                <w:sz w:val="20"/>
+                <w:szCs w:val="20"/>
+              </w:rPr>
+              <w:t>.</w:t>
+            </w:r>
+            <w:r>
+              <w:rPr>
+                <w:rFonts w:ascii="맑은 고딕" w:eastAsia="맑은 고딕" w:hAnsi="맑은 고딕" w:cs="맑은 고딕" w:hint="eastAsia"/>
+                <w:sz w:val="20"/>
+                <w:szCs w:val="20"/>
+              </w:rPr>
+              <w:t>6</w:t>
+            </w:r>
+            <w:r>
+              <w:rPr>
+                <w:rFonts w:ascii="맑은 고딕" w:eastAsia="맑은 고딕" w:hAnsi="맑은 고딕" w:cs="맑은 고딕"/>
+                <w:sz w:val="20"/>
+                <w:szCs w:val="20"/>
+              </w:rPr>
+              <w:t>.</w:t>
+            </w:r>
+            <w:r>
+              <w:rPr>
+                <w:rFonts w:ascii="맑은 고딕" w:eastAsia="맑은 고딕" w:hAnsi="맑은 고딕" w:cs="맑은 고딕" w:hint="eastAsia"/>
+                <w:sz w:val="20"/>
+                <w:szCs w:val="20"/>
+              </w:rPr>
+              <w:t>5</w:t>
+            </w:r>
           </w:p>
         </w:tc>
         <w:tc>
@@ -3816,11 +3872,19 @@
                 <w:szCs w:val="20"/>
               </w:rPr>
             </w:pPr>
-          </w:p>
-        </w:tc>
-        <w:tc>
-          <w:tcPr>
-            <w:tcW w:w="2409" w:type="dxa"/>
+            <w:r>
+              <w:rPr>
+                <w:rFonts w:ascii="맑은 고딕" w:eastAsia="맑은 고딕" w:hAnsi="맑은 고딕" w:cs="맑은 고딕"/>
+                <w:sz w:val="20"/>
+                <w:szCs w:val="20"/>
+              </w:rPr>
+              <w:t>김민성 (서명)</w:t>
+            </w:r>
+          </w:p>
+        </w:tc>
+        <w:tc>
+          <w:tcPr>
+            <w:tcW w:w="2693" w:type="dxa"/>
           </w:tcPr>
           <w:p>
             <w:pPr>
@@ -3834,16 +3898,24 @@
               <w:spacing w:line="240" w:lineRule="auto"/>
               <w:jc w:val="center"/>
               <w:rPr>
-                <w:rFonts w:ascii="맑은 고딕" w:eastAsia="맑은 고딕" w:hAnsi="맑은 고딕" w:cs="맑은 고딕"/>
-                <w:sz w:val="20"/>
-                <w:szCs w:val="20"/>
-              </w:rPr>
-            </w:pPr>
-          </w:p>
-        </w:tc>
-        <w:tc>
-          <w:tcPr>
-            <w:tcW w:w="2135" w:type="dxa"/>
+                <w:rFonts w:ascii="맑은 고딕" w:eastAsia="맑은 고딕" w:hAnsi="맑은 고딕" w:cs="맑은 고딕" w:hint="eastAsia"/>
+                <w:sz w:val="20"/>
+                <w:szCs w:val="20"/>
+              </w:rPr>
+            </w:pPr>
+            <w:r>
+              <w:rPr>
+                <w:rFonts w:ascii="맑은 고딕" w:eastAsia="맑은 고딕" w:hAnsi="맑은 고딕" w:cs="맑은 고딕" w:hint="eastAsia"/>
+                <w:sz w:val="20"/>
+                <w:szCs w:val="20"/>
+              </w:rPr>
+              <w:t>중복으로 인한 TC10-4 삭제</w:t>
+            </w:r>
+          </w:p>
+        </w:tc>
+        <w:tc>
+          <w:tcPr>
+            <w:tcW w:w="1851" w:type="dxa"/>
           </w:tcPr>
           <w:p>
             <w:pPr>
@@ -4012,7 +4084,7 @@
         </w:tc>
         <w:tc>
           <w:tcPr>
-            <w:tcW w:w="2409" w:type="dxa"/>
+            <w:tcW w:w="2693" w:type="dxa"/>
           </w:tcPr>
           <w:p>
             <w:pPr>
@@ -4043,7 +4115,7 @@
         </w:tc>
         <w:tc>
           <w:tcPr>
-            <w:tcW w:w="2135" w:type="dxa"/>
+            <w:tcW w:w="1851" w:type="dxa"/>
           </w:tcPr>
           <w:p>
             <w:pPr>
@@ -4207,7 +4279,7 @@
         </w:tc>
         <w:tc>
           <w:tcPr>
-            <w:tcW w:w="2409" w:type="dxa"/>
+            <w:tcW w:w="2693" w:type="dxa"/>
           </w:tcPr>
           <w:p>
             <w:pPr>
@@ -4238,7 +4310,7 @@
         </w:tc>
         <w:tc>
           <w:tcPr>
-            <w:tcW w:w="2135" w:type="dxa"/>
+            <w:tcW w:w="1851" w:type="dxa"/>
           </w:tcPr>
           <w:p>
             <w:pPr>
@@ -4374,7 +4446,7 @@
         </w:tc>
         <w:tc>
           <w:tcPr>
-            <w:tcW w:w="2409" w:type="dxa"/>
+            <w:tcW w:w="2693" w:type="dxa"/>
             <w:shd w:val="clear" w:color="auto" w:fill="E6E6E6"/>
           </w:tcPr>
           <w:p>
@@ -4407,7 +4479,7 @@
         </w:tc>
         <w:tc>
           <w:tcPr>
-            <w:tcW w:w="2135" w:type="dxa"/>
+            <w:tcW w:w="1851" w:type="dxa"/>
             <w:shd w:val="clear" w:color="auto" w:fill="E6E6E6"/>
           </w:tcPr>
           <w:p>
@@ -9460,7 +9532,7 @@
             <w:pPr>
               <w:jc w:val="center"/>
               <w:rPr>
-                <w:rFonts w:ascii="맑은 고딕" w:eastAsia="맑은 고딕" w:hAnsi="맑은 고딕" w:hint="eastAsia"/>
+                <w:rFonts w:ascii="맑은 고딕" w:eastAsia="맑은 고딕" w:hAnsi="맑은 고딕"/>
               </w:rPr>
             </w:pPr>
             <w:r>
@@ -16970,111 +17042,6 @@
         <w:tc>
           <w:tcPr>
             <w:tcW w:w="1271" w:type="dxa"/>
-            <w:vMerge/>
-            <w:vAlign w:val="center"/>
-          </w:tcPr>
-          <w:p>
-            <w:pPr>
-              <w:jc w:val="center"/>
-              <w:rPr>
-                <w:rFonts w:ascii="맑은 고딕" w:eastAsia="맑은 고딕" w:hAnsi="맑은 고딕"/>
-              </w:rPr>
-            </w:pPr>
-          </w:p>
-        </w:tc>
-        <w:tc>
-          <w:tcPr>
-            <w:tcW w:w="1276" w:type="dxa"/>
-            <w:vMerge/>
-            <w:vAlign w:val="center"/>
-          </w:tcPr>
-          <w:p>
-            <w:pPr>
-              <w:jc w:val="center"/>
-              <w:rPr>
-                <w:rFonts w:ascii="맑은 고딕" w:eastAsia="맑은 고딕" w:hAnsi="맑은 고딕"/>
-                <w:sz w:val="20"/>
-                <w:szCs w:val="20"/>
-              </w:rPr>
-            </w:pPr>
-          </w:p>
-        </w:tc>
-        <w:tc>
-          <w:tcPr>
-            <w:tcW w:w="3685" w:type="dxa"/>
-            <w:vAlign w:val="center"/>
-          </w:tcPr>
-          <w:p>
-            <w:pPr>
-              <w:rPr>
-                <w:rFonts w:ascii="맑은 고딕" w:eastAsia="맑은 고딕" w:hAnsi="맑은 고딕"/>
-                <w:color w:val="1F1F1F"/>
-                <w:sz w:val="20"/>
-                <w:szCs w:val="20"/>
-              </w:rPr>
-            </w:pPr>
-            <w:r>
-              <w:rPr>
-                <w:rFonts w:ascii="맑은 고딕" w:eastAsia="맑은 고딕" w:hAnsi="맑은 고딕" w:cs="맑은 고딕" w:hint="eastAsia"/>
-                <w:sz w:val="20"/>
-                <w:szCs w:val="20"/>
-              </w:rPr>
-              <w:t>사용자 회원 탈퇴</w:t>
-            </w:r>
-          </w:p>
-        </w:tc>
-        <w:tc>
-          <w:tcPr>
-            <w:tcW w:w="1560" w:type="dxa"/>
-            <w:vAlign w:val="center"/>
-          </w:tcPr>
-          <w:p>
-            <w:pPr>
-              <w:rPr>
-                <w:rFonts w:ascii="맑은 고딕" w:eastAsia="맑은 고딕" w:hAnsi="맑은 고딕"/>
-                <w:color w:val="1F1F1F"/>
-                <w:sz w:val="20"/>
-                <w:szCs w:val="20"/>
-              </w:rPr>
-            </w:pPr>
-            <w:r>
-              <w:rPr>
-                <w:rFonts w:ascii="맑은 고딕" w:eastAsia="맑은 고딕" w:hAnsi="맑은 고딕" w:cs="맑은 고딕" w:hint="eastAsia"/>
-                <w:sz w:val="20"/>
-                <w:szCs w:val="20"/>
-              </w:rPr>
-              <w:t>TC10</w:t>
-            </w:r>
-            <w:r>
-              <w:rPr>
-                <w:rFonts w:ascii="맑은 고딕" w:eastAsia="맑은 고딕" w:hAnsi="맑은 고딕" w:cs="맑은 고딕" w:hint="eastAsia"/>
-                <w:sz w:val="20"/>
-                <w:szCs w:val="20"/>
-              </w:rPr>
-              <w:t>-4</w:t>
-            </w:r>
-          </w:p>
-        </w:tc>
-        <w:tc>
-          <w:tcPr>
-            <w:tcW w:w="1275" w:type="dxa"/>
-            <w:vMerge/>
-            <w:vAlign w:val="center"/>
-          </w:tcPr>
-          <w:p>
-            <w:pPr>
-              <w:jc w:val="center"/>
-              <w:rPr>
-                <w:rFonts w:ascii="맑은 고딕" w:eastAsia="맑은 고딕" w:hAnsi="맑은 고딕"/>
-              </w:rPr>
-            </w:pPr>
-          </w:p>
-        </w:tc>
-      </w:tr>
-      <w:tr>
-        <w:tc>
-          <w:tcPr>
-            <w:tcW w:w="1271" w:type="dxa"/>
             <w:vMerge w:val="restart"/>
             <w:vAlign w:val="center"/>
           </w:tcPr>
@@ -17742,6 +17709,14 @@
         </w:rPr>
         <w:t xml:space="preserve"> 각각의 클래스로부터  대푯값을 추출하여 시험 케이스를 생성하고 시험 데이터의 범주를 식별하는 기법</w:t>
       </w:r>
+    </w:p>
+    <w:p>
+      <w:pPr>
+        <w:ind w:left="220" w:hangingChars="100" w:hanging="220"/>
+        <w:rPr>
+          <w:rFonts w:ascii="맑은 고딕" w:eastAsia="맑은 고딕" w:hAnsi="맑은 고딕"/>
+        </w:rPr>
+      </w:pPr>
     </w:p>
     <w:p>
       <w:pPr>
@@ -19681,15 +19656,7 @@
                 <w:sz w:val="20"/>
                 <w:szCs w:val="20"/>
               </w:rPr>
-              <w:t xml:space="preserve">AI API </w:t>
-            </w:r>
-            <w:r>
-              <w:rPr>
-                <w:rFonts w:asciiTheme="minorEastAsia" w:hAnsiTheme="minorEastAsia" w:cs="맑은 고딕" w:hint="eastAsia"/>
-                <w:sz w:val="20"/>
-                <w:szCs w:val="20"/>
-              </w:rPr>
-              <w:t>Subsystem</w:t>
+              <w:t>AI API Subsystem</w:t>
             </w:r>
           </w:p>
         </w:tc>
@@ -22996,15 +22963,7 @@
                 <w:sz w:val="20"/>
                 <w:szCs w:val="20"/>
               </w:rPr>
-              <w:t xml:space="preserve">AI API </w:t>
-            </w:r>
-            <w:r>
-              <w:rPr>
-                <w:rFonts w:asciiTheme="minorEastAsia" w:hAnsiTheme="minorEastAsia" w:cs="맑은 고딕" w:hint="eastAsia"/>
-                <w:sz w:val="20"/>
-                <w:szCs w:val="20"/>
-              </w:rPr>
-              <w:t>Subsystem</w:t>
+              <w:t>AI API Subsystem</w:t>
             </w:r>
           </w:p>
         </w:tc>

--- a/Document/PLC/SW시험계획서(STP).docx
+++ b/Document/PLC/SW시험계획서(STP).docx
@@ -3765,7 +3765,7 @@
               <w:spacing w:line="240" w:lineRule="auto"/>
               <w:jc w:val="center"/>
               <w:rPr>
-                <w:rFonts w:ascii="맑은 고딕" w:eastAsia="맑은 고딕" w:hAnsi="맑은 고딕" w:cs="맑은 고딕" w:hint="eastAsia"/>
+                <w:rFonts w:ascii="맑은 고딕" w:eastAsia="맑은 고딕" w:hAnsi="맑은 고딕" w:cs="맑은 고딕"/>
                 <w:sz w:val="20"/>
                 <w:szCs w:val="20"/>
               </w:rPr>
@@ -3898,7 +3898,7 @@
               <w:spacing w:line="240" w:lineRule="auto"/>
               <w:jc w:val="center"/>
               <w:rPr>
-                <w:rFonts w:ascii="맑은 고딕" w:eastAsia="맑은 고딕" w:hAnsi="맑은 고딕" w:cs="맑은 고딕" w:hint="eastAsia"/>
+                <w:rFonts w:ascii="맑은 고딕" w:eastAsia="맑은 고딕" w:hAnsi="맑은 고딕" w:cs="맑은 고딕"/>
                 <w:sz w:val="20"/>
                 <w:szCs w:val="20"/>
               </w:rPr>
@@ -7839,23 +7839,7 @@
                 <w:sz w:val="20"/>
                 <w:szCs w:val="20"/>
               </w:rPr>
-              <w:t>목록</w:t>
-            </w:r>
-            <w:r>
-              <w:rPr>
-                <w:rFonts w:hint="eastAsia"/>
-                <w:sz w:val="20"/>
-                <w:szCs w:val="20"/>
-              </w:rPr>
-              <w:t xml:space="preserve"> </w:t>
-            </w:r>
-            <w:r>
-              <w:rPr>
-                <w:rFonts w:hint="eastAsia"/>
-                <w:sz w:val="20"/>
-                <w:szCs w:val="20"/>
-              </w:rPr>
-              <w:t>동기화</w:t>
+              <w:t>조회</w:t>
             </w:r>
           </w:p>
         </w:tc>
@@ -8044,6 +8028,60 @@
                 <w:sz w:val="20"/>
                 <w:szCs w:val="20"/>
               </w:rPr>
+              <w:t>사용자</w:t>
+            </w:r>
+            <w:r>
+              <w:rPr>
+                <w:rFonts w:hint="eastAsia"/>
+                <w:sz w:val="20"/>
+                <w:szCs w:val="20"/>
+              </w:rPr>
+              <w:t xml:space="preserve"> </w:t>
+            </w:r>
+            <w:r>
+              <w:rPr>
+                <w:rFonts w:hint="eastAsia"/>
+                <w:sz w:val="20"/>
+                <w:szCs w:val="20"/>
+              </w:rPr>
+              <w:t>목록</w:t>
+            </w:r>
+            <w:r>
+              <w:rPr>
+                <w:rFonts w:hint="eastAsia"/>
+                <w:sz w:val="20"/>
+                <w:szCs w:val="20"/>
+              </w:rPr>
+              <w:t xml:space="preserve"> </w:t>
+            </w:r>
+            <w:r>
+              <w:rPr>
+                <w:rFonts w:hint="eastAsia"/>
+                <w:sz w:val="20"/>
+                <w:szCs w:val="20"/>
+              </w:rPr>
+              <w:t>검색</w:t>
+            </w:r>
+          </w:p>
+        </w:tc>
+        <w:tc>
+          <w:tcPr>
+            <w:tcW w:w="3006" w:type="dxa"/>
+            <w:vAlign w:val="center"/>
+          </w:tcPr>
+          <w:p>
+            <w:pPr>
+              <w:rPr>
+                <w:sz w:val="20"/>
+                <w:szCs w:val="20"/>
+              </w:rPr>
+            </w:pPr>
+            <w:r>
+              <w:rPr>
+                <w:rFonts w:hint="eastAsia"/>
+                <w:sz w:val="20"/>
+                <w:szCs w:val="20"/>
+              </w:rPr>
               <w:t>관리자</w:t>
             </w:r>
             <w:r>
@@ -8052,6 +8090,14 @@
                 <w:sz w:val="20"/>
                 <w:szCs w:val="20"/>
               </w:rPr>
+              <w:t>가</w:t>
+            </w:r>
+            <w:r>
+              <w:rPr>
+                <w:rFonts w:hint="eastAsia"/>
+                <w:sz w:val="20"/>
+                <w:szCs w:val="20"/>
+              </w:rPr>
               <w:t xml:space="preserve"> </w:t>
             </w:r>
             <w:r>
@@ -8060,7 +8106,7 @@
                 <w:sz w:val="20"/>
                 <w:szCs w:val="20"/>
               </w:rPr>
-              <w:t>화면</w:t>
+              <w:t>특정</w:t>
             </w:r>
             <w:r>
               <w:rPr>
@@ -8092,7 +8138,7 @@
                 <w:sz w:val="20"/>
                 <w:szCs w:val="20"/>
               </w:rPr>
-              <w:t>목록</w:t>
+              <w:t>혹은</w:t>
             </w:r>
             <w:r>
               <w:rPr>
@@ -8108,7 +8154,7 @@
                 <w:sz w:val="20"/>
                 <w:szCs w:val="20"/>
               </w:rPr>
-              <w:t>조회</w:t>
+              <w:t>사용자</w:t>
             </w:r>
             <w:r>
               <w:rPr>
@@ -8124,7 +8170,7 @@
                 <w:sz w:val="20"/>
                 <w:szCs w:val="20"/>
               </w:rPr>
-              <w:t>및</w:t>
+              <w:t>목록을</w:t>
             </w:r>
             <w:r>
               <w:rPr>
@@ -8142,155 +8188,13 @@
               </w:rPr>
               <w:t>검색</w:t>
             </w:r>
-          </w:p>
-        </w:tc>
-        <w:tc>
-          <w:tcPr>
-            <w:tcW w:w="3006" w:type="dxa"/>
-            <w:vAlign w:val="center"/>
-          </w:tcPr>
-          <w:p>
-            <w:pPr>
-              <w:rPr>
-                <w:sz w:val="20"/>
-                <w:szCs w:val="20"/>
-              </w:rPr>
-            </w:pPr>
-            <w:r>
-              <w:rPr>
-                <w:rFonts w:hint="eastAsia"/>
-                <w:sz w:val="20"/>
-                <w:szCs w:val="20"/>
-              </w:rPr>
-              <w:t>관리자</w:t>
-            </w:r>
-            <w:r>
-              <w:rPr>
-                <w:rFonts w:hint="eastAsia"/>
-                <w:sz w:val="20"/>
-                <w:szCs w:val="20"/>
-              </w:rPr>
-              <w:t xml:space="preserve"> </w:t>
-            </w:r>
-            <w:r>
-              <w:rPr>
-                <w:rFonts w:hint="eastAsia"/>
-                <w:sz w:val="20"/>
-                <w:szCs w:val="20"/>
-              </w:rPr>
-              <w:t>화면에</w:t>
-            </w:r>
-            <w:r>
-              <w:rPr>
-                <w:rFonts w:hint="eastAsia"/>
-                <w:sz w:val="20"/>
-                <w:szCs w:val="20"/>
-              </w:rPr>
-              <w:t xml:space="preserve"> </w:t>
-            </w:r>
-            <w:r>
-              <w:rPr>
-                <w:rFonts w:hint="eastAsia"/>
-                <w:sz w:val="20"/>
-                <w:szCs w:val="20"/>
-              </w:rPr>
-              <w:t>검색한</w:t>
-            </w:r>
-            <w:r>
-              <w:rPr>
-                <w:rFonts w:hint="eastAsia"/>
-                <w:sz w:val="20"/>
-                <w:szCs w:val="20"/>
-              </w:rPr>
-              <w:t xml:space="preserve"> </w:t>
-            </w:r>
-            <w:r>
-              <w:rPr>
-                <w:rFonts w:hint="eastAsia"/>
-                <w:sz w:val="20"/>
-                <w:szCs w:val="20"/>
-              </w:rPr>
-              <w:t>특정</w:t>
-            </w:r>
-            <w:r>
-              <w:rPr>
-                <w:rFonts w:hint="eastAsia"/>
-                <w:sz w:val="20"/>
-                <w:szCs w:val="20"/>
-              </w:rPr>
-              <w:t xml:space="preserve"> </w:t>
-            </w:r>
-            <w:r>
-              <w:rPr>
-                <w:rFonts w:hint="eastAsia"/>
-                <w:sz w:val="20"/>
-                <w:szCs w:val="20"/>
-              </w:rPr>
-              <w:t>사용자</w:t>
-            </w:r>
-            <w:r>
-              <w:rPr>
-                <w:rFonts w:hint="eastAsia"/>
-                <w:sz w:val="20"/>
-                <w:szCs w:val="20"/>
-              </w:rPr>
-              <w:t xml:space="preserve"> </w:t>
-            </w:r>
-            <w:r>
-              <w:rPr>
-                <w:rFonts w:hint="eastAsia"/>
-                <w:sz w:val="20"/>
-                <w:szCs w:val="20"/>
-              </w:rPr>
-              <w:t>혹은</w:t>
-            </w:r>
-            <w:r>
-              <w:rPr>
-                <w:rFonts w:hint="eastAsia"/>
-                <w:sz w:val="20"/>
-                <w:szCs w:val="20"/>
-              </w:rPr>
-              <w:t xml:space="preserve"> </w:t>
-            </w:r>
-            <w:r>
-              <w:rPr>
-                <w:rFonts w:hint="eastAsia"/>
-                <w:sz w:val="20"/>
-                <w:szCs w:val="20"/>
-              </w:rPr>
-              <w:t>사용자</w:t>
-            </w:r>
-            <w:r>
-              <w:rPr>
-                <w:rFonts w:hint="eastAsia"/>
-                <w:sz w:val="20"/>
-                <w:szCs w:val="20"/>
-              </w:rPr>
-              <w:t xml:space="preserve"> </w:t>
-            </w:r>
-            <w:r>
-              <w:rPr>
-                <w:rFonts w:hint="eastAsia"/>
-                <w:sz w:val="20"/>
-                <w:szCs w:val="20"/>
-              </w:rPr>
-              <w:t>목록을</w:t>
-            </w:r>
-            <w:r>
-              <w:rPr>
-                <w:rFonts w:hint="eastAsia"/>
-                <w:sz w:val="20"/>
-                <w:szCs w:val="20"/>
-              </w:rPr>
-              <w:t xml:space="preserve"> </w:t>
-            </w:r>
-            <w:r>
-              <w:rPr>
-                <w:rFonts w:hint="eastAsia"/>
-                <w:sz w:val="20"/>
-                <w:szCs w:val="20"/>
-              </w:rPr>
-              <w:t>표시하는</w:t>
+            <w:r>
+              <w:rPr>
+                <w:rFonts w:hint="eastAsia"/>
+                <w:sz w:val="20"/>
+                <w:szCs w:val="20"/>
+              </w:rPr>
+              <w:t>하는</w:t>
             </w:r>
             <w:r>
               <w:rPr>
@@ -16766,11 +16670,43 @@
             </w:pPr>
             <w:r>
               <w:rPr>
-                <w:rFonts w:ascii="맑은 고딕" w:eastAsia="맑은 고딕" w:hAnsi="맑은 고딕" w:cs="맑은 고딕" w:hint="eastAsia"/>
-                <w:sz w:val="20"/>
-                <w:szCs w:val="20"/>
-              </w:rPr>
-              <w:t>사용자 검색어 공백 값 입력</w:t>
+                <w:rFonts w:hint="eastAsia"/>
+                <w:sz w:val="20"/>
+                <w:szCs w:val="20"/>
+              </w:rPr>
+              <w:t>사용자</w:t>
+            </w:r>
+            <w:r>
+              <w:rPr>
+                <w:rFonts w:hint="eastAsia"/>
+                <w:sz w:val="20"/>
+                <w:szCs w:val="20"/>
+              </w:rPr>
+              <w:t xml:space="preserve"> </w:t>
+            </w:r>
+            <w:r>
+              <w:rPr>
+                <w:rFonts w:hint="eastAsia"/>
+                <w:sz w:val="20"/>
+                <w:szCs w:val="20"/>
+              </w:rPr>
+              <w:t>목록</w:t>
+            </w:r>
+            <w:r>
+              <w:rPr>
+                <w:rFonts w:hint="eastAsia"/>
+                <w:sz w:val="20"/>
+                <w:szCs w:val="20"/>
+              </w:rPr>
+              <w:t xml:space="preserve"> </w:t>
+            </w:r>
+            <w:r>
+              <w:rPr>
+                <w:rFonts w:hint="eastAsia"/>
+                <w:sz w:val="20"/>
+                <w:szCs w:val="20"/>
+              </w:rPr>
+              <w:t>동기화</w:t>
             </w:r>
           </w:p>
         </w:tc>
@@ -17762,8 +17698,8 @@
       </w:tblPr>
       <w:tblGrid>
         <w:gridCol w:w="1696"/>
-        <w:gridCol w:w="3544"/>
-        <w:gridCol w:w="1843"/>
+        <w:gridCol w:w="3686"/>
+        <w:gridCol w:w="1701"/>
         <w:gridCol w:w="992"/>
         <w:gridCol w:w="941"/>
       </w:tblGrid>
@@ -17796,7 +17732,7 @@
         </w:tc>
         <w:tc>
           <w:tcPr>
-            <w:tcW w:w="3544" w:type="dxa"/>
+            <w:tcW w:w="3686" w:type="dxa"/>
             <w:shd w:val="clear" w:color="auto" w:fill="C1E4F5" w:themeFill="accent1" w:themeFillTint="33"/>
             <w:vAlign w:val="center"/>
           </w:tcPr>
@@ -17819,7 +17755,7 @@
         </w:tc>
         <w:tc>
           <w:tcPr>
-            <w:tcW w:w="1843" w:type="dxa"/>
+            <w:tcW w:w="1701" w:type="dxa"/>
             <w:shd w:val="clear" w:color="auto" w:fill="C1E4F5" w:themeFill="accent1" w:themeFillTint="33"/>
             <w:vAlign w:val="center"/>
           </w:tcPr>
@@ -17925,7 +17861,7 @@
         </w:tc>
         <w:tc>
           <w:tcPr>
-            <w:tcW w:w="3544" w:type="dxa"/>
+            <w:tcW w:w="3686" w:type="dxa"/>
             <w:vAlign w:val="center"/>
           </w:tcPr>
           <w:p>
@@ -17994,7 +17930,7 @@
         </w:tc>
         <w:tc>
           <w:tcPr>
-            <w:tcW w:w="1843" w:type="dxa"/>
+            <w:tcW w:w="1701" w:type="dxa"/>
             <w:vMerge w:val="restart"/>
             <w:vAlign w:val="center"/>
           </w:tcPr>
@@ -18081,7 +18017,7 @@
         </w:tc>
         <w:tc>
           <w:tcPr>
-            <w:tcW w:w="3544" w:type="dxa"/>
+            <w:tcW w:w="3686" w:type="dxa"/>
             <w:vAlign w:val="center"/>
           </w:tcPr>
           <w:p>
@@ -18118,7 +18054,7 @@
         </w:tc>
         <w:tc>
           <w:tcPr>
-            <w:tcW w:w="1843" w:type="dxa"/>
+            <w:tcW w:w="1701" w:type="dxa"/>
             <w:vMerge/>
           </w:tcPr>
           <w:p>
@@ -18178,7 +18114,7 @@
         </w:tc>
         <w:tc>
           <w:tcPr>
-            <w:tcW w:w="3544" w:type="dxa"/>
+            <w:tcW w:w="3686" w:type="dxa"/>
             <w:vAlign w:val="center"/>
           </w:tcPr>
           <w:p>
@@ -18215,7 +18151,7 @@
         </w:tc>
         <w:tc>
           <w:tcPr>
-            <w:tcW w:w="1843" w:type="dxa"/>
+            <w:tcW w:w="1701" w:type="dxa"/>
             <w:vMerge/>
           </w:tcPr>
           <w:p>
@@ -18275,7 +18211,7 @@
         </w:tc>
         <w:tc>
           <w:tcPr>
-            <w:tcW w:w="3544" w:type="dxa"/>
+            <w:tcW w:w="3686" w:type="dxa"/>
             <w:vAlign w:val="center"/>
           </w:tcPr>
           <w:p>
@@ -18312,7 +18248,7 @@
         </w:tc>
         <w:tc>
           <w:tcPr>
-            <w:tcW w:w="1843" w:type="dxa"/>
+            <w:tcW w:w="1701" w:type="dxa"/>
             <w:vMerge/>
           </w:tcPr>
           <w:p>
@@ -18372,7 +18308,7 @@
         </w:tc>
         <w:tc>
           <w:tcPr>
-            <w:tcW w:w="3544" w:type="dxa"/>
+            <w:tcW w:w="3686" w:type="dxa"/>
             <w:vAlign w:val="center"/>
           </w:tcPr>
           <w:p>
@@ -18425,7 +18361,7 @@
         </w:tc>
         <w:tc>
           <w:tcPr>
-            <w:tcW w:w="1843" w:type="dxa"/>
+            <w:tcW w:w="1701" w:type="dxa"/>
             <w:vMerge/>
           </w:tcPr>
           <w:p>
@@ -18494,7 +18430,7 @@
         </w:tc>
         <w:tc>
           <w:tcPr>
-            <w:tcW w:w="3544" w:type="dxa"/>
+            <w:tcW w:w="3686" w:type="dxa"/>
             <w:vAlign w:val="center"/>
           </w:tcPr>
           <w:p>
@@ -18566,7 +18502,7 @@
         </w:tc>
         <w:tc>
           <w:tcPr>
-            <w:tcW w:w="1843" w:type="dxa"/>
+            <w:tcW w:w="1701" w:type="dxa"/>
             <w:vMerge w:val="restart"/>
             <w:vAlign w:val="center"/>
           </w:tcPr>
@@ -18663,7 +18599,7 @@
         </w:tc>
         <w:tc>
           <w:tcPr>
-            <w:tcW w:w="3544" w:type="dxa"/>
+            <w:tcW w:w="3686" w:type="dxa"/>
             <w:vAlign w:val="center"/>
           </w:tcPr>
           <w:p>
@@ -18767,7 +18703,7 @@
         </w:tc>
         <w:tc>
           <w:tcPr>
-            <w:tcW w:w="1843" w:type="dxa"/>
+            <w:tcW w:w="1701" w:type="dxa"/>
             <w:vMerge/>
             <w:vAlign w:val="center"/>
           </w:tcPr>
@@ -18834,7 +18770,7 @@
         </w:tc>
         <w:tc>
           <w:tcPr>
-            <w:tcW w:w="3544" w:type="dxa"/>
+            <w:tcW w:w="3686" w:type="dxa"/>
             <w:vAlign w:val="center"/>
           </w:tcPr>
           <w:p>
@@ -18954,7 +18890,7 @@
         </w:tc>
         <w:tc>
           <w:tcPr>
-            <w:tcW w:w="1843" w:type="dxa"/>
+            <w:tcW w:w="1701" w:type="dxa"/>
             <w:vMerge/>
             <w:vAlign w:val="center"/>
           </w:tcPr>
@@ -19021,7 +18957,7 @@
         </w:tc>
         <w:tc>
           <w:tcPr>
-            <w:tcW w:w="3544" w:type="dxa"/>
+            <w:tcW w:w="3686" w:type="dxa"/>
             <w:vAlign w:val="center"/>
           </w:tcPr>
           <w:p>
@@ -19061,7 +18997,7 @@
         </w:tc>
         <w:tc>
           <w:tcPr>
-            <w:tcW w:w="1843" w:type="dxa"/>
+            <w:tcW w:w="1701" w:type="dxa"/>
             <w:vMerge/>
             <w:vAlign w:val="center"/>
           </w:tcPr>
@@ -19135,7 +19071,7 @@
         </w:tc>
         <w:tc>
           <w:tcPr>
-            <w:tcW w:w="3544" w:type="dxa"/>
+            <w:tcW w:w="3686" w:type="dxa"/>
             <w:vAlign w:val="center"/>
           </w:tcPr>
           <w:p>
@@ -19207,7 +19143,7 @@
         </w:tc>
         <w:tc>
           <w:tcPr>
-            <w:tcW w:w="1843" w:type="dxa"/>
+            <w:tcW w:w="1701" w:type="dxa"/>
             <w:vAlign w:val="center"/>
           </w:tcPr>
           <w:p>
@@ -19312,7 +19248,7 @@
         </w:tc>
         <w:tc>
           <w:tcPr>
-            <w:tcW w:w="3544" w:type="dxa"/>
+            <w:tcW w:w="3686" w:type="dxa"/>
             <w:vAlign w:val="center"/>
           </w:tcPr>
           <w:p>
@@ -19400,7 +19336,7 @@
         </w:tc>
         <w:tc>
           <w:tcPr>
-            <w:tcW w:w="1843" w:type="dxa"/>
+            <w:tcW w:w="1701" w:type="dxa"/>
             <w:vMerge w:val="restart"/>
             <w:vAlign w:val="center"/>
           </w:tcPr>
@@ -19499,7 +19435,7 @@
         </w:tc>
         <w:tc>
           <w:tcPr>
-            <w:tcW w:w="3544" w:type="dxa"/>
+            <w:tcW w:w="3686" w:type="dxa"/>
             <w:vAlign w:val="center"/>
           </w:tcPr>
           <w:p>
@@ -19587,7 +19523,7 @@
         </w:tc>
         <w:tc>
           <w:tcPr>
-            <w:tcW w:w="1843" w:type="dxa"/>
+            <w:tcW w:w="1701" w:type="dxa"/>
             <w:vMerge/>
             <w:vAlign w:val="center"/>
           </w:tcPr>
@@ -19662,7 +19598,7 @@
         </w:tc>
         <w:tc>
           <w:tcPr>
-            <w:tcW w:w="3544" w:type="dxa"/>
+            <w:tcW w:w="3686" w:type="dxa"/>
             <w:vAlign w:val="center"/>
           </w:tcPr>
           <w:p>
@@ -19686,7 +19622,7 @@
         </w:tc>
         <w:tc>
           <w:tcPr>
-            <w:tcW w:w="1843" w:type="dxa"/>
+            <w:tcW w:w="1701" w:type="dxa"/>
             <w:vMerge w:val="restart"/>
             <w:vAlign w:val="center"/>
           </w:tcPr>
@@ -19780,7 +19716,7 @@
         </w:tc>
         <w:tc>
           <w:tcPr>
-            <w:tcW w:w="3544" w:type="dxa"/>
+            <w:tcW w:w="3686" w:type="dxa"/>
             <w:vAlign w:val="center"/>
           </w:tcPr>
           <w:p>
@@ -19804,7 +19740,7 @@
         </w:tc>
         <w:tc>
           <w:tcPr>
-            <w:tcW w:w="1843" w:type="dxa"/>
+            <w:tcW w:w="1701" w:type="dxa"/>
             <w:vMerge/>
           </w:tcPr>
           <w:p>
@@ -19862,7 +19798,7 @@
         </w:tc>
         <w:tc>
           <w:tcPr>
-            <w:tcW w:w="3544" w:type="dxa"/>
+            <w:tcW w:w="3686" w:type="dxa"/>
             <w:vAlign w:val="center"/>
           </w:tcPr>
           <w:p>
@@ -19886,7 +19822,7 @@
         </w:tc>
         <w:tc>
           <w:tcPr>
-            <w:tcW w:w="1843" w:type="dxa"/>
+            <w:tcW w:w="1701" w:type="dxa"/>
             <w:vMerge/>
           </w:tcPr>
           <w:p>
@@ -21940,23 +21876,7 @@
                 <w:sz w:val="20"/>
                 <w:szCs w:val="20"/>
               </w:rPr>
-              <w:t>목록</w:t>
-            </w:r>
-            <w:r>
-              <w:rPr>
-                <w:rFonts w:hint="eastAsia"/>
-                <w:sz w:val="20"/>
-                <w:szCs w:val="20"/>
-              </w:rPr>
-              <w:t xml:space="preserve"> </w:t>
-            </w:r>
-            <w:r>
-              <w:rPr>
-                <w:rFonts w:hint="eastAsia"/>
-                <w:sz w:val="20"/>
-                <w:szCs w:val="20"/>
-              </w:rPr>
-              <w:t>동기화</w:t>
+              <w:t>조회</w:t>
             </w:r>
           </w:p>
         </w:tc>
@@ -22090,7 +22010,7 @@
                 <w:sz w:val="20"/>
                 <w:szCs w:val="20"/>
               </w:rPr>
-              <w:t>관리자</w:t>
+              <w:t>사용자</w:t>
             </w:r>
             <w:r>
               <w:rPr>
@@ -22106,71 +22026,7 @@
                 <w:sz w:val="20"/>
                 <w:szCs w:val="20"/>
               </w:rPr>
-              <w:t>화면</w:t>
-            </w:r>
-            <w:r>
-              <w:rPr>
-                <w:rFonts w:hint="eastAsia"/>
-                <w:sz w:val="20"/>
-                <w:szCs w:val="20"/>
-              </w:rPr>
-              <w:t xml:space="preserve"> </w:t>
-            </w:r>
-            <w:r>
-              <w:rPr>
-                <w:rFonts w:hint="eastAsia"/>
-                <w:sz w:val="20"/>
-                <w:szCs w:val="20"/>
-              </w:rPr>
-              <w:t>사용자</w:t>
-            </w:r>
-            <w:r>
-              <w:rPr>
-                <w:rFonts w:hint="eastAsia"/>
-                <w:sz w:val="20"/>
-                <w:szCs w:val="20"/>
-              </w:rPr>
-              <w:t xml:space="preserve"> </w:t>
-            </w:r>
-            <w:r>
-              <w:rPr>
-                <w:rFonts w:hint="eastAsia"/>
-                <w:sz w:val="20"/>
-                <w:szCs w:val="20"/>
-              </w:rPr>
               <w:t>목록</w:t>
-            </w:r>
-            <w:r>
-              <w:rPr>
-                <w:rFonts w:hint="eastAsia"/>
-                <w:sz w:val="20"/>
-                <w:szCs w:val="20"/>
-              </w:rPr>
-              <w:t xml:space="preserve"> </w:t>
-            </w:r>
-            <w:r>
-              <w:rPr>
-                <w:rFonts w:hint="eastAsia"/>
-                <w:sz w:val="20"/>
-                <w:szCs w:val="20"/>
-              </w:rPr>
-              <w:t>조회</w:t>
-            </w:r>
-            <w:r>
-              <w:rPr>
-                <w:rFonts w:hint="eastAsia"/>
-                <w:sz w:val="20"/>
-                <w:szCs w:val="20"/>
-              </w:rPr>
-              <w:t xml:space="preserve"> </w:t>
-            </w:r>
-            <w:r>
-              <w:rPr>
-                <w:rFonts w:hint="eastAsia"/>
-                <w:sz w:val="20"/>
-                <w:szCs w:val="20"/>
-              </w:rPr>
-              <w:t>및</w:t>
             </w:r>
             <w:r>
               <w:rPr>
@@ -22619,75 +22475,11 @@
             </w:pPr>
             <w:r>
               <w:rPr>
-                <w:rFonts w:hint="eastAsia"/>
-                <w:sz w:val="20"/>
-                <w:szCs w:val="20"/>
-              </w:rPr>
-              <w:t>지도</w:t>
-            </w:r>
-            <w:r>
-              <w:rPr>
-                <w:rFonts w:hint="eastAsia"/>
-                <w:sz w:val="20"/>
-                <w:szCs w:val="20"/>
-              </w:rPr>
-              <w:t xml:space="preserve"> </w:t>
-            </w:r>
-            <w:r>
-              <w:rPr>
-                <w:rFonts w:hint="eastAsia"/>
-                <w:sz w:val="20"/>
-                <w:szCs w:val="20"/>
-              </w:rPr>
-              <w:t>검색</w:t>
-            </w:r>
-            <w:r>
-              <w:rPr>
-                <w:rFonts w:hint="eastAsia"/>
-                <w:sz w:val="20"/>
-                <w:szCs w:val="20"/>
-              </w:rPr>
-              <w:t xml:space="preserve"> </w:t>
-            </w:r>
-            <w:r>
-              <w:rPr>
-                <w:rFonts w:hint="eastAsia"/>
-                <w:sz w:val="20"/>
-                <w:szCs w:val="20"/>
-              </w:rPr>
-              <w:t>및</w:t>
-            </w:r>
-            <w:r>
-              <w:rPr>
-                <w:rFonts w:hint="eastAsia"/>
-                <w:sz w:val="20"/>
-                <w:szCs w:val="20"/>
-              </w:rPr>
-              <w:t xml:space="preserve"> </w:t>
-            </w:r>
-            <w:r>
-              <w:rPr>
-                <w:rFonts w:hint="eastAsia"/>
-                <w:sz w:val="20"/>
-                <w:szCs w:val="20"/>
-              </w:rPr>
-              <w:t>리스트</w:t>
-            </w:r>
-            <w:r>
-              <w:rPr>
-                <w:rFonts w:hint="eastAsia"/>
-                <w:sz w:val="20"/>
-                <w:szCs w:val="20"/>
-              </w:rPr>
-              <w:t xml:space="preserve"> </w:t>
-            </w:r>
-            <w:r>
-              <w:rPr>
-                <w:rFonts w:hint="eastAsia"/>
-                <w:sz w:val="20"/>
-                <w:szCs w:val="20"/>
-              </w:rPr>
-              <w:t>동기화</w:t>
+                <w:rFonts w:ascii="맑은 고딕" w:eastAsia="맑은 고딕" w:hAnsi="맑은 고딕" w:hint="eastAsia"/>
+                <w:sz w:val="20"/>
+                <w:szCs w:val="20"/>
+              </w:rPr>
+              <w:t>지도 키워드 검색</w:t>
             </w:r>
           </w:p>
         </w:tc>
@@ -22727,7 +22519,6 @@
         <w:tc>
           <w:tcPr>
             <w:tcW w:w="1418" w:type="dxa"/>
-            <w:vMerge w:val="restart"/>
             <w:vAlign w:val="center"/>
           </w:tcPr>
           <w:p>
@@ -22743,31 +22534,7 @@
               <w:rPr>
                 <w:rFonts w:ascii="맑은 고딕" w:eastAsia="맑은 고딕" w:hAnsi="맑은 고딕" w:hint="eastAsia"/>
               </w:rPr>
-              <w:t>A</w:t>
-            </w:r>
-            <w:r>
-              <w:rPr>
-                <w:rFonts w:ascii="맑은 고딕" w:eastAsia="맑은 고딕" w:hAnsi="맑은 고딕" w:hint="eastAsia"/>
-              </w:rPr>
-              <w:t>T-</w:t>
-            </w:r>
-            <w:r>
-              <w:rPr>
-                <w:rFonts w:ascii="맑은 고딕" w:eastAsia="맑은 고딕" w:hAnsi="맑은 고딕" w:hint="eastAsia"/>
-              </w:rPr>
-              <w:t>4</w:t>
-            </w:r>
-            <w:r>
-              <w:rPr>
-                <w:rFonts w:ascii="맑은 고딕" w:eastAsia="맑은 고딕" w:hAnsi="맑은 고딕" w:hint="eastAsia"/>
-              </w:rPr>
-              <w:t>0</w:t>
-            </w:r>
-            <w:r>
-              <w:rPr>
-                <w:rFonts w:ascii="맑은 고딕" w:eastAsia="맑은 고딕" w:hAnsi="맑은 고딕" w:hint="eastAsia"/>
-              </w:rPr>
-              <w:t>1</w:t>
+              <w:t>AT-401</w:t>
             </w:r>
           </w:p>
         </w:tc>
@@ -22825,75 +22592,11 @@
             </w:pPr>
             <w:r>
               <w:rPr>
-                <w:rFonts w:hint="eastAsia"/>
-                <w:sz w:val="20"/>
-                <w:szCs w:val="20"/>
-              </w:rPr>
-              <w:t>장소</w:t>
-            </w:r>
-            <w:r>
-              <w:rPr>
-                <w:rFonts w:hint="eastAsia"/>
-                <w:sz w:val="20"/>
-                <w:szCs w:val="20"/>
-              </w:rPr>
-              <w:t xml:space="preserve"> </w:t>
-            </w:r>
-            <w:r>
-              <w:rPr>
-                <w:rFonts w:hint="eastAsia"/>
-                <w:sz w:val="20"/>
-                <w:szCs w:val="20"/>
-              </w:rPr>
-              <w:t>선택</w:t>
-            </w:r>
-            <w:r>
-              <w:rPr>
-                <w:rFonts w:hint="eastAsia"/>
-                <w:sz w:val="20"/>
-                <w:szCs w:val="20"/>
-              </w:rPr>
-              <w:t xml:space="preserve"> </w:t>
-            </w:r>
-            <w:r>
-              <w:rPr>
-                <w:rFonts w:hint="eastAsia"/>
-                <w:sz w:val="20"/>
-                <w:szCs w:val="20"/>
-              </w:rPr>
-              <w:t>및</w:t>
-            </w:r>
-            <w:r>
-              <w:rPr>
-                <w:rFonts w:hint="eastAsia"/>
-                <w:sz w:val="20"/>
-                <w:szCs w:val="20"/>
-              </w:rPr>
-              <w:t xml:space="preserve"> </w:t>
-            </w:r>
-            <w:r>
-              <w:rPr>
-                <w:rFonts w:hint="eastAsia"/>
-                <w:sz w:val="20"/>
-                <w:szCs w:val="20"/>
-              </w:rPr>
-              <w:t>대화방</w:t>
-            </w:r>
-            <w:r>
-              <w:rPr>
-                <w:rFonts w:hint="eastAsia"/>
-                <w:sz w:val="20"/>
-                <w:szCs w:val="20"/>
-              </w:rPr>
-              <w:t xml:space="preserve"> </w:t>
-            </w:r>
-            <w:r>
-              <w:rPr>
-                <w:rFonts w:hint="eastAsia"/>
-                <w:sz w:val="20"/>
-                <w:szCs w:val="20"/>
-              </w:rPr>
-              <w:t>공유</w:t>
+                <w:rFonts w:ascii="맑은 고딕" w:eastAsia="맑은 고딕" w:hAnsi="맑은 고딕" w:hint="eastAsia"/>
+                <w:sz w:val="20"/>
+                <w:szCs w:val="20"/>
+              </w:rPr>
+              <w:t>지도 검색 정보 표시</w:t>
             </w:r>
           </w:p>
         </w:tc>
@@ -22915,6 +22618,32 @@
         <w:tc>
           <w:tcPr>
             <w:tcW w:w="1418" w:type="dxa"/>
+            <w:vAlign w:val="center"/>
+          </w:tcPr>
+          <w:p>
+            <w:pPr>
+              <w:jc w:val="center"/>
+              <w:rPr>
+                <w:rFonts w:ascii="맑은 고딕" w:eastAsia="맑은 고딕" w:hAnsi="맑은 고딕"/>
+              </w:rPr>
+            </w:pPr>
+            <w:r>
+              <w:rPr>
+                <w:rFonts w:ascii="맑은 고딕" w:eastAsia="맑은 고딕" w:hAnsi="맑은 고딕" w:hint="eastAsia"/>
+              </w:rPr>
+              <w:t>AT-40</w:t>
+            </w:r>
+            <w:r>
+              <w:rPr>
+                <w:rFonts w:ascii="맑은 고딕" w:eastAsia="맑은 고딕" w:hAnsi="맑은 고딕" w:hint="eastAsia"/>
+              </w:rPr>
+              <w:t>2</w:t>
+            </w:r>
+          </w:p>
+        </w:tc>
+        <w:tc>
+          <w:tcPr>
+            <w:tcW w:w="1366" w:type="dxa"/>
             <w:vMerge/>
             <w:vAlign w:val="center"/>
           </w:tcPr>
@@ -22925,6 +22654,87 @@
                 <w:rFonts w:ascii="맑은 고딕" w:eastAsia="맑은 고딕" w:hAnsi="맑은 고딕"/>
               </w:rPr>
             </w:pPr>
+          </w:p>
+        </w:tc>
+      </w:tr>
+      <w:tr>
+        <w:tc>
+          <w:tcPr>
+            <w:tcW w:w="1803" w:type="dxa"/>
+            <w:vMerge/>
+            <w:vAlign w:val="center"/>
+          </w:tcPr>
+          <w:p>
+            <w:pPr>
+              <w:jc w:val="center"/>
+              <w:rPr>
+                <w:rFonts w:ascii="맑은 고딕" w:eastAsia="맑은 고딕" w:hAnsi="맑은 고딕"/>
+              </w:rPr>
+            </w:pPr>
+          </w:p>
+        </w:tc>
+        <w:tc>
+          <w:tcPr>
+            <w:tcW w:w="2587" w:type="dxa"/>
+            <w:vAlign w:val="center"/>
+          </w:tcPr>
+          <w:p>
+            <w:pPr>
+              <w:rPr>
+                <w:rFonts w:hint="eastAsia"/>
+                <w:sz w:val="20"/>
+                <w:szCs w:val="20"/>
+              </w:rPr>
+            </w:pPr>
+            <w:r>
+              <w:rPr>
+                <w:rFonts w:ascii="맑은 고딕" w:eastAsia="맑은 고딕" w:hAnsi="맑은 고딕" w:hint="eastAsia"/>
+                <w:sz w:val="20"/>
+                <w:szCs w:val="20"/>
+              </w:rPr>
+              <w:t>지도 검색 정보 대화방 공유</w:t>
+            </w:r>
+          </w:p>
+        </w:tc>
+        <w:tc>
+          <w:tcPr>
+            <w:tcW w:w="1842" w:type="dxa"/>
+            <w:vMerge/>
+            <w:vAlign w:val="center"/>
+          </w:tcPr>
+          <w:p>
+            <w:pPr>
+              <w:jc w:val="center"/>
+              <w:rPr>
+                <w:rFonts w:ascii="맑은 고딕" w:eastAsia="맑은 고딕" w:hAnsi="맑은 고딕"/>
+              </w:rPr>
+            </w:pPr>
+          </w:p>
+        </w:tc>
+        <w:tc>
+          <w:tcPr>
+            <w:tcW w:w="1418" w:type="dxa"/>
+            <w:vAlign w:val="center"/>
+          </w:tcPr>
+          <w:p>
+            <w:pPr>
+              <w:jc w:val="center"/>
+              <w:rPr>
+                <w:rFonts w:ascii="맑은 고딕" w:eastAsia="맑은 고딕" w:hAnsi="맑은 고딕"/>
+              </w:rPr>
+            </w:pPr>
+            <w:r>
+              <w:rPr>
+                <w:rFonts w:ascii="맑은 고딕" w:eastAsia="맑은 고딕" w:hAnsi="맑은 고딕" w:hint="eastAsia"/>
+              </w:rPr>
+              <w:t>AT-40</w:t>
+            </w:r>
+            <w:r>
+              <w:rPr>
+                <w:rFonts w:ascii="맑은 고딕" w:eastAsia="맑은 고딕" w:hAnsi="맑은 고딕" w:hint="eastAsia"/>
+              </w:rPr>
+              <w:t>3</w:t>
+            </w:r>
           </w:p>
         </w:tc>
         <w:tc>
@@ -28070,28 +27880,28 @@
 </file>
 
 <file path=customXml/item1.xml><?xml version="1.0" encoding="utf-8"?>
+<b:Sources xmlns:b="http://schemas.openxmlformats.org/officeDocument/2006/bibliography" xmlns="http://schemas.openxmlformats.org/officeDocument/2006/bibliography" SelectedStyle="\APASixthEditionOfficeOnline.xsl" StyleName="APA" Version="6"/>
+</file>
+
+<file path=customXml/item2.xml><?xml version="1.0" encoding="utf-8"?>
 <go:gDocsCustomXmlDataStorage xmlns:go="http://customooxmlschemas.google.com/" xmlns:r="http://schemas.openxmlformats.org/officeDocument/2006/relationships" uri="GoogleDocsCustomDataVersion2">
   <go:docsCustomData xmlns:go="http://customooxmlschemas.google.com/" roundtripDataSignature="AMtx7mi5ciye1xli97NdXZAwf2F53qattw==">CgMxLjAyDWgua2tzc2g4bWZ0b3UyDmgubzNiMHZoaW4zcGk0Mg5oLnAwMmUyNWFuN216dzIOaC50ZGQ2NWJqZ2d2bG8yDmgucjkzZWhhbzJrNjRoMg5oLjFtZ3h0bG51emdsajINaC5jNGh1aGxzb3Y5NDIOaC4xemd6MW82am15Z2UyDmguN25reGl6MWR6MnowMg5oLjk4YTJqemFseHQ4bjIOaC4xMHh4aWU4Y2p6Mm8yDmguaGU4ZW5ja3Nzc3o2Mg5oLmQzbDVsbTd4YzBuYzIOaC53NXY3NHQycXllNW04AHIhMU1aYkdSZDNYR0dhM2xfNmFiNzczX25PTTVycDQ0Y3l3</go:docsCustomData>
 </go:gDocsCustomXmlDataStorage>
 </file>
 
-<file path=customXml/item2.xml><?xml version="1.0" encoding="utf-8"?>
-<b:Sources xmlns:b="http://schemas.openxmlformats.org/officeDocument/2006/bibliography" xmlns="http://schemas.openxmlformats.org/officeDocument/2006/bibliography" SelectedStyle="\APASixthEditionOfficeOnline.xsl" StyleName="APA" Version="6"/>
+<file path=customXml/itemProps1.xml><?xml version="1.0" encoding="utf-8"?>
+<ds:datastoreItem xmlns:ds="http://schemas.openxmlformats.org/officeDocument/2006/customXml" ds:itemID="{66E5E9DB-BA97-4A35-9605-F7260FAAD0BE}">
+  <ds:schemaRefs>
+    <ds:schemaRef ds:uri="http://schemas.openxmlformats.org/officeDocument/2006/bibliography"/>
+  </ds:schemaRefs>
+</ds:datastoreItem>
 </file>
 
-<file path=customXml/itemProps1.xml><?xml version="1.0" encoding="utf-8"?>
+<file path=customXml/itemProps2.xml><?xml version="1.0" encoding="utf-8"?>
 <ds:datastoreItem xmlns:ds="http://schemas.openxmlformats.org/officeDocument/2006/customXml" ds:itemID="{11111111-1234-1234-1234-123412341234}">
   <ds:schemaRefs>
     <ds:schemaRef ds:uri="http://customooxmlschemas.google.com/"/>
     <ds:schemaRef ds:uri="http://schemas.openxmlformats.org/officeDocument/2006/relationships"/>
   </ds:schemaRefs>
 </ds:datastoreItem>
-</file>
-
-<file path=customXml/itemProps2.xml><?xml version="1.0" encoding="utf-8"?>
-<ds:datastoreItem xmlns:ds="http://schemas.openxmlformats.org/officeDocument/2006/customXml" ds:itemID="{66E5E9DB-BA97-4A35-9605-F7260FAAD0BE}">
-  <ds:schemaRefs>
-    <ds:schemaRef ds:uri="http://schemas.openxmlformats.org/officeDocument/2006/bibliography"/>
-  </ds:schemaRefs>
-</ds:datastoreItem>
 </file>
--- a/Document/PLC/SW시험계획서(STP).docx
+++ b/Document/PLC/SW시험계획서(STP).docx
@@ -3831,6 +3831,14 @@
                 <w:sz w:val="20"/>
                 <w:szCs w:val="20"/>
               </w:rPr>
+              <w:t>0</w:t>
+            </w:r>
+            <w:r>
+              <w:rPr>
+                <w:rFonts w:ascii="맑은 고딕" w:eastAsia="맑은 고딕" w:hAnsi="맑은 고딕" w:cs="맑은 고딕" w:hint="eastAsia"/>
+                <w:sz w:val="20"/>
+                <w:szCs w:val="20"/>
+              </w:rPr>
               <w:t>6</w:t>
             </w:r>
             <w:r>
@@ -3840,6 +3848,14 @@
                 <w:szCs w:val="20"/>
               </w:rPr>
               <w:t>.</w:t>
+            </w:r>
+            <w:r>
+              <w:rPr>
+                <w:rFonts w:ascii="맑은 고딕" w:eastAsia="맑은 고딕" w:hAnsi="맑은 고딕" w:cs="맑은 고딕" w:hint="eastAsia"/>
+                <w:sz w:val="20"/>
+                <w:szCs w:val="20"/>
+              </w:rPr>
+              <w:t>0</w:t>
             </w:r>
             <w:r>
               <w:rPr>
@@ -4024,6 +4040,14 @@
                 <w:szCs w:val="20"/>
               </w:rPr>
               <w:t>.</w:t>
+            </w:r>
+            <w:r>
+              <w:rPr>
+                <w:rFonts w:ascii="맑은 고딕" w:eastAsia="맑은 고딕" w:hAnsi="맑은 고딕" w:cs="맑은 고딕" w:hint="eastAsia"/>
+                <w:sz w:val="20"/>
+                <w:szCs w:val="20"/>
+              </w:rPr>
+              <w:t>0</w:t>
             </w:r>
             <w:r>
               <w:rPr>
@@ -4218,6 +4242,14 @@
                 <w:szCs w:val="20"/>
               </w:rPr>
               <w:t>.</w:t>
+            </w:r>
+            <w:r>
+              <w:rPr>
+                <w:rFonts w:ascii="맑은 고딕" w:eastAsia="맑은 고딕" w:hAnsi="맑은 고딕" w:cs="맑은 고딕" w:hint="eastAsia"/>
+                <w:sz w:val="20"/>
+                <w:szCs w:val="20"/>
+              </w:rPr>
+              <w:t>0</w:t>
             </w:r>
             <w:r>
               <w:rPr>
@@ -22681,7 +22713,6 @@
           <w:p>
             <w:pPr>
               <w:rPr>
-                <w:rFonts w:hint="eastAsia"/>
                 <w:sz w:val="20"/>
                 <w:szCs w:val="20"/>
               </w:rPr>
@@ -27880,28 +27911,28 @@
 </file>
 
 <file path=customXml/item1.xml><?xml version="1.0" encoding="utf-8"?>
-<b:Sources xmlns:b="http://schemas.openxmlformats.org/officeDocument/2006/bibliography" xmlns="http://schemas.openxmlformats.org/officeDocument/2006/bibliography" SelectedStyle="\APASixthEditionOfficeOnline.xsl" StyleName="APA" Version="6"/>
-</file>
-
-<file path=customXml/item2.xml><?xml version="1.0" encoding="utf-8"?>
 <go:gDocsCustomXmlDataStorage xmlns:go="http://customooxmlschemas.google.com/" xmlns:r="http://schemas.openxmlformats.org/officeDocument/2006/relationships" uri="GoogleDocsCustomDataVersion2">
   <go:docsCustomData xmlns:go="http://customooxmlschemas.google.com/" roundtripDataSignature="AMtx7mi5ciye1xli97NdXZAwf2F53qattw==">CgMxLjAyDWgua2tzc2g4bWZ0b3UyDmgubzNiMHZoaW4zcGk0Mg5oLnAwMmUyNWFuN216dzIOaC50ZGQ2NWJqZ2d2bG8yDmgucjkzZWhhbzJrNjRoMg5oLjFtZ3h0bG51emdsajINaC5jNGh1aGxzb3Y5NDIOaC4xemd6MW82am15Z2UyDmguN25reGl6MWR6MnowMg5oLjk4YTJqemFseHQ4bjIOaC4xMHh4aWU4Y2p6Mm8yDmguaGU4ZW5ja3Nzc3o2Mg5oLmQzbDVsbTd4YzBuYzIOaC53NXY3NHQycXllNW04AHIhMU1aYkdSZDNYR0dhM2xfNmFiNzczX25PTTVycDQ0Y3l3</go:docsCustomData>
 </go:gDocsCustomXmlDataStorage>
 </file>
 
-<file path=customXml/itemProps1.xml><?xml version="1.0" encoding="utf-8"?>
-<ds:datastoreItem xmlns:ds="http://schemas.openxmlformats.org/officeDocument/2006/customXml" ds:itemID="{66E5E9DB-BA97-4A35-9605-F7260FAAD0BE}">
-  <ds:schemaRefs>
-    <ds:schemaRef ds:uri="http://schemas.openxmlformats.org/officeDocument/2006/bibliography"/>
-  </ds:schemaRefs>
-</ds:datastoreItem>
+<file path=customXml/item2.xml><?xml version="1.0" encoding="utf-8"?>
+<b:Sources xmlns:b="http://schemas.openxmlformats.org/officeDocument/2006/bibliography" xmlns="http://schemas.openxmlformats.org/officeDocument/2006/bibliography" SelectedStyle="\APASixthEditionOfficeOnline.xsl" StyleName="APA" Version="6"/>
 </file>
 
-<file path=customXml/itemProps2.xml><?xml version="1.0" encoding="utf-8"?>
+<file path=customXml/itemProps1.xml><?xml version="1.0" encoding="utf-8"?>
 <ds:datastoreItem xmlns:ds="http://schemas.openxmlformats.org/officeDocument/2006/customXml" ds:itemID="{11111111-1234-1234-1234-123412341234}">
   <ds:schemaRefs>
     <ds:schemaRef ds:uri="http://customooxmlschemas.google.com/"/>
     <ds:schemaRef ds:uri="http://schemas.openxmlformats.org/officeDocument/2006/relationships"/>
   </ds:schemaRefs>
 </ds:datastoreItem>
+</file>
+
+<file path=customXml/itemProps2.xml><?xml version="1.0" encoding="utf-8"?>
+<ds:datastoreItem xmlns:ds="http://schemas.openxmlformats.org/officeDocument/2006/customXml" ds:itemID="{66E5E9DB-BA97-4A35-9605-F7260FAAD0BE}">
+  <ds:schemaRefs>
+    <ds:schemaRef ds:uri="http://schemas.openxmlformats.org/officeDocument/2006/bibliography"/>
+  </ds:schemaRefs>
+</ds:datastoreItem>
 </file>